--- a/Specifications/SiteSafeSpecs.docx
+++ b/Specifications/SiteSafeSpecs.docx
@@ -14,7 +14,7 @@
           <w:noProof/>
         </w:rPr>
         <w:drawing>
-          <wp:anchor distT="0" distB="0" distL="114300" distR="114300" simplePos="0" relativeHeight="251767808" behindDoc="0" locked="0" layoutInCell="1" allowOverlap="1" wp14:anchorId="4DB59452" wp14:editId="1C8F61FE">
+          <wp:anchor distT="0" distB="0" distL="114300" distR="114300" simplePos="0" relativeHeight="251767808" behindDoc="0" locked="0" layoutInCell="1" allowOverlap="1" wp14:anchorId="4DB59452" wp14:editId="259E8333">
             <wp:simplePos x="0" y="0"/>
             <wp:positionH relativeFrom="column">
               <wp:posOffset>-95250</wp:posOffset>
@@ -140,6 +140,128 @@
           <w:szCs w:val="24"/>
         </w:rPr>
       </w:pPr>
+      <w:r>
+        <w:rPr>
+          <w:b/>
+          <w:bCs/>
+          <w:noProof/>
+        </w:rPr>
+        <mc:AlternateContent>
+          <mc:Choice Requires="wps">
+            <w:drawing>
+              <wp:anchor distT="45720" distB="45720" distL="114300" distR="114300" simplePos="0" relativeHeight="251773952" behindDoc="0" locked="0" layoutInCell="1" allowOverlap="1" wp14:anchorId="4A97A7E7" wp14:editId="335485B7">
+                <wp:simplePos x="0" y="0"/>
+                <wp:positionH relativeFrom="column">
+                  <wp:posOffset>4225290</wp:posOffset>
+                </wp:positionH>
+                <wp:positionV relativeFrom="paragraph">
+                  <wp:posOffset>154132</wp:posOffset>
+                </wp:positionV>
+                <wp:extent cx="546735" cy="255905"/>
+                <wp:effectExtent l="0" t="0" r="0" b="0"/>
+                <wp:wrapNone/>
+                <wp:docPr id="2057889336" name="Text Box 2"/>
+                <wp:cNvGraphicFramePr>
+                  <a:graphicFrameLocks xmlns:a="http://schemas.openxmlformats.org/drawingml/2006/main"/>
+                </wp:cNvGraphicFramePr>
+                <a:graphic xmlns:a="http://schemas.openxmlformats.org/drawingml/2006/main">
+                  <a:graphicData uri="http://schemas.microsoft.com/office/word/2010/wordprocessingShape">
+                    <wps:wsp>
+                      <wps:cNvSpPr txBox="1">
+                        <a:spLocks noChangeArrowheads="1"/>
+                      </wps:cNvSpPr>
+                      <wps:spPr bwMode="auto">
+                        <a:xfrm>
+                          <a:off x="0" y="0"/>
+                          <a:ext cx="546735" cy="255905"/>
+                        </a:xfrm>
+                        <a:prstGeom prst="rect">
+                          <a:avLst/>
+                        </a:prstGeom>
+                        <a:noFill/>
+                        <a:ln>
+                          <a:noFill/>
+                        </a:ln>
+                      </wps:spPr>
+                      <wps:style>
+                        <a:lnRef idx="0">
+                          <a:scrgbClr r="0" g="0" b="0"/>
+                        </a:lnRef>
+                        <a:fillRef idx="0">
+                          <a:scrgbClr r="0" g="0" b="0"/>
+                        </a:fillRef>
+                        <a:effectRef idx="0">
+                          <a:scrgbClr r="0" g="0" b="0"/>
+                        </a:effectRef>
+                        <a:fontRef idx="minor">
+                          <a:schemeClr val="dk1"/>
+                        </a:fontRef>
+                      </wps:style>
+                      <wps:txbx>
+                        <w:txbxContent>
+                          <w:p>
+                            <w:pPr>
+                              <w:rPr>
+                                <w:sz w:val="18"/>
+                                <w:szCs w:val="18"/>
+                              </w:rPr>
+                            </w:pPr>
+                            <w:r>
+                              <w:rPr>
+                                <w:sz w:val="18"/>
+                                <w:szCs w:val="18"/>
+                              </w:rPr>
+                              <w:t>Fig 1.</w:t>
+                            </w:r>
+                          </w:p>
+                        </w:txbxContent>
+                      </wps:txbx>
+                      <wps:bodyPr rot="0" vert="horz" wrap="square" lIns="91440" tIns="45720" rIns="91440" bIns="45720" anchor="t" anchorCtr="0">
+                        <a:noAutofit/>
+                      </wps:bodyPr>
+                    </wps:wsp>
+                  </a:graphicData>
+                </a:graphic>
+                <wp14:sizeRelH relativeFrom="margin">
+                  <wp14:pctWidth>0</wp14:pctWidth>
+                </wp14:sizeRelH>
+                <wp14:sizeRelV relativeFrom="margin">
+                  <wp14:pctHeight>0</wp14:pctHeight>
+                </wp14:sizeRelV>
+              </wp:anchor>
+            </w:drawing>
+          </mc:Choice>
+          <mc:Fallback>
+            <w:pict>
+              <v:shapetype w14:anchorId="4A97A7E7" id="_x0000_t202" coordsize="21600,21600" o:spt="202" path="m,l,21600r21600,l21600,xe">
+                <v:stroke joinstyle="miter"/>
+                <v:path gradientshapeok="t" o:connecttype="rect"/>
+              </v:shapetype>
+              <v:shape id="Text Box 2" o:spid="_x0000_s1026" type="#_x0000_t202" style="position:absolute;margin-left:332.7pt;margin-top:12.15pt;width:43.05pt;height:20.15pt;z-index:251773952;visibility:visible;mso-wrap-style:square;mso-width-percent:0;mso-height-percent:0;mso-wrap-distance-left:9pt;mso-wrap-distance-top:3.6pt;mso-wrap-distance-right:9pt;mso-wrap-distance-bottom:3.6pt;mso-position-horizontal:absolute;mso-position-horizontal-relative:text;mso-position-vertical:absolute;mso-position-vertical-relative:text;mso-width-percent:0;mso-height-percent:0;mso-width-relative:margin;mso-height-relative:margin;v-text-anchor:top" o:gfxdata="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" filled="f" stroked="f">
+                <v:textbox>
+                  <w:txbxContent>
+                    <w:p>
+                      <w:pPr>
+                        <w:rPr>
+                          <w:sz w:val="18"/>
+                          <w:szCs w:val="18"/>
+                        </w:rPr>
+                      </w:pPr>
+                      <w:r>
+                        <w:rPr>
+                          <w:sz w:val="18"/>
+                          <w:szCs w:val="18"/>
+                        </w:rPr>
+                        <w:t>Fig 1.</w:t>
+                      </w:r>
+                    </w:p>
+                  </w:txbxContent>
+                </v:textbox>
+              </v:shape>
+            </w:pict>
+          </mc:Fallback>
+        </mc:AlternateContent>
+      </w:r>
     </w:p>
     <w:p>
       <w:pPr>
@@ -417,7 +539,7 @@
           <w:szCs w:val="32"/>
         </w:rPr>
         <w:drawing>
-          <wp:anchor distT="0" distB="0" distL="114300" distR="114300" simplePos="0" relativeHeight="251540480" behindDoc="0" locked="0" layoutInCell="1" allowOverlap="1" wp14:anchorId="1AE65912" wp14:editId="601DAA32">
+          <wp:anchor distT="0" distB="0" distL="114300" distR="114300" simplePos="0" relativeHeight="251540480" behindDoc="0" locked="0" layoutInCell="1" allowOverlap="1" wp14:anchorId="1AE65912" wp14:editId="5D62F696">
             <wp:simplePos x="0" y="0"/>
             <wp:positionH relativeFrom="column">
               <wp:posOffset>60960</wp:posOffset>
@@ -585,6 +707,152 @@
       <w:pPr>
         <w:pStyle w:val="Subtitle"/>
       </w:pPr>
+      <w:r>
+        <w:rPr>
+          <w:b/>
+          <w:bCs/>
+          <w:noProof/>
+        </w:rPr>
+        <mc:AlternateContent>
+          <mc:Choice Requires="wps">
+            <w:drawing>
+              <wp:anchor distT="45720" distB="45720" distL="114300" distR="114300" simplePos="0" relativeHeight="251776000" behindDoc="0" locked="0" layoutInCell="1" allowOverlap="1" wp14:anchorId="7FF5806D" wp14:editId="35C7AA1A">
+                <wp:simplePos x="0" y="0"/>
+                <wp:positionH relativeFrom="column">
+                  <wp:posOffset>4225636</wp:posOffset>
+                </wp:positionH>
+                <wp:positionV relativeFrom="paragraph">
+                  <wp:posOffset>10795</wp:posOffset>
+                </wp:positionV>
+                <wp:extent cx="546735" cy="255905"/>
+                <wp:effectExtent l="0" t="0" r="0" b="0"/>
+                <wp:wrapNone/>
+                <wp:docPr id="803704528" name="Text Box 2"/>
+                <wp:cNvGraphicFramePr>
+                  <a:graphicFrameLocks xmlns:a="http://schemas.openxmlformats.org/drawingml/2006/main"/>
+                </wp:cNvGraphicFramePr>
+                <a:graphic xmlns:a="http://schemas.openxmlformats.org/drawingml/2006/main">
+                  <a:graphicData uri="http://schemas.microsoft.com/office/word/2010/wordprocessingShape">
+                    <wps:wsp>
+                      <wps:cNvSpPr txBox="1">
+                        <a:spLocks noChangeArrowheads="1"/>
+                      </wps:cNvSpPr>
+                      <wps:spPr bwMode="auto">
+                        <a:xfrm>
+                          <a:off x="0" y="0"/>
+                          <a:ext cx="546735" cy="255905"/>
+                        </a:xfrm>
+                        <a:prstGeom prst="rect">
+                          <a:avLst/>
+                        </a:prstGeom>
+                        <a:noFill/>
+                        <a:ln>
+                          <a:noFill/>
+                        </a:ln>
+                      </wps:spPr>
+                      <wps:style>
+                        <a:lnRef idx="0">
+                          <a:scrgbClr r="0" g="0" b="0"/>
+                        </a:lnRef>
+                        <a:fillRef idx="0">
+                          <a:scrgbClr r="0" g="0" b="0"/>
+                        </a:fillRef>
+                        <a:effectRef idx="0">
+                          <a:scrgbClr r="0" g="0" b="0"/>
+                        </a:effectRef>
+                        <a:fontRef idx="minor">
+                          <a:schemeClr val="dk1"/>
+                        </a:fontRef>
+                      </wps:style>
+                      <wps:txbx>
+                        <w:txbxContent>
+                          <w:p>
+                            <w:pPr>
+                              <w:rPr>
+                                <w:sz w:val="18"/>
+                                <w:szCs w:val="18"/>
+                              </w:rPr>
+                            </w:pPr>
+                            <w:r>
+                              <w:rPr>
+                                <w:sz w:val="18"/>
+                                <w:szCs w:val="18"/>
+                              </w:rPr>
+                              <w:t xml:space="preserve">Fig </w:t>
+                            </w:r>
+                            <w:r>
+                              <w:rPr>
+                                <w:sz w:val="18"/>
+                                <w:szCs w:val="18"/>
+                              </w:rPr>
+                              <w:t>2</w:t>
+                            </w:r>
+                            <w:r>
+                              <w:rPr>
+                                <w:sz w:val="18"/>
+                                <w:szCs w:val="18"/>
+                              </w:rPr>
+                              <w:t>.</w:t>
+                            </w:r>
+                          </w:p>
+                        </w:txbxContent>
+                      </wps:txbx>
+                      <wps:bodyPr rot="0" vert="horz" wrap="square" lIns="91440" tIns="45720" rIns="91440" bIns="45720" anchor="t" anchorCtr="0">
+                        <a:noAutofit/>
+                      </wps:bodyPr>
+                    </wps:wsp>
+                  </a:graphicData>
+                </a:graphic>
+                <wp14:sizeRelH relativeFrom="margin">
+                  <wp14:pctWidth>0</wp14:pctWidth>
+                </wp14:sizeRelH>
+                <wp14:sizeRelV relativeFrom="margin">
+                  <wp14:pctHeight>0</wp14:pctHeight>
+                </wp14:sizeRelV>
+              </wp:anchor>
+            </w:drawing>
+          </mc:Choice>
+          <mc:Fallback>
+            <w:pict>
+              <v:shape w14:anchorId="7FF5806D" id="_x0000_s1027" type="#_x0000_t202" style="position:absolute;left:0;text-align:left;margin-left:332.75pt;margin-top:.85pt;width:43.05pt;height:20.15pt;z-index:251776000;visibility:visible;mso-wrap-style:square;mso-width-percent:0;mso-height-percent:0;mso-wrap-distance-left:9pt;mso-wrap-distance-top:3.6pt;mso-wrap-distance-right:9pt;mso-wrap-distance-bottom:3.6pt;mso-position-horizontal:absolute;mso-position-horizontal-relative:text;mso-position-vertical:absolute;mso-position-vertical-relative:text;mso-width-percent:0;mso-height-percent:0;mso-width-relative:margin;mso-height-relative:margin;v-text-anchor:top" o:gfxdata="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" filled="f" stroked="f">
+                <v:textbox>
+                  <w:txbxContent>
+                    <w:p>
+                      <w:pPr>
+                        <w:rPr>
+                          <w:sz w:val="18"/>
+                          <w:szCs w:val="18"/>
+                        </w:rPr>
+                      </w:pPr>
+                      <w:r>
+                        <w:rPr>
+                          <w:sz w:val="18"/>
+                          <w:szCs w:val="18"/>
+                        </w:rPr>
+                        <w:t xml:space="preserve">Fig </w:t>
+                      </w:r>
+                      <w:r>
+                        <w:rPr>
+                          <w:sz w:val="18"/>
+                          <w:szCs w:val="18"/>
+                        </w:rPr>
+                        <w:t>2</w:t>
+                      </w:r>
+                      <w:r>
+                        <w:rPr>
+                          <w:sz w:val="18"/>
+                          <w:szCs w:val="18"/>
+                        </w:rPr>
+                        <w:t>.</w:t>
+                      </w:r>
+                    </w:p>
+                  </w:txbxContent>
+                </v:textbox>
+              </v:shape>
+            </w:pict>
+          </mc:Fallback>
+        </mc:AlternateContent>
+      </w:r>
     </w:p>
     <w:p>
       <w:pPr>
@@ -809,7 +1077,7 @@
           <w:noProof/>
         </w:rPr>
         <w:drawing>
-          <wp:anchor distT="0" distB="0" distL="114300" distR="114300" simplePos="0" relativeHeight="251768832" behindDoc="0" locked="0" layoutInCell="1" allowOverlap="1" wp14:anchorId="00DE9A12" wp14:editId="007B93B0">
+          <wp:anchor distT="0" distB="0" distL="114300" distR="114300" simplePos="0" relativeHeight="251768832" behindDoc="0" locked="0" layoutInCell="1" allowOverlap="1" wp14:anchorId="00DE9A12" wp14:editId="1FFB8EE6">
             <wp:simplePos x="0" y="0"/>
             <wp:positionH relativeFrom="column">
               <wp:posOffset>1059815</wp:posOffset>
@@ -929,6 +1197,152 @@
           <w:bCs/>
         </w:rPr>
       </w:pPr>
+      <w:r>
+        <w:rPr>
+          <w:b/>
+          <w:bCs/>
+          <w:noProof/>
+        </w:rPr>
+        <mc:AlternateContent>
+          <mc:Choice Requires="wps">
+            <w:drawing>
+              <wp:anchor distT="45720" distB="45720" distL="114300" distR="114300" simplePos="0" relativeHeight="251778048" behindDoc="0" locked="0" layoutInCell="1" allowOverlap="1" wp14:anchorId="63D16E22" wp14:editId="1B16446C">
+                <wp:simplePos x="0" y="0"/>
+                <wp:positionH relativeFrom="column">
+                  <wp:posOffset>2237105</wp:posOffset>
+                </wp:positionH>
+                <wp:positionV relativeFrom="paragraph">
+                  <wp:posOffset>145992</wp:posOffset>
+                </wp:positionV>
+                <wp:extent cx="546735" cy="255905"/>
+                <wp:effectExtent l="0" t="0" r="0" b="0"/>
+                <wp:wrapNone/>
+                <wp:docPr id="1847718525" name="Text Box 2"/>
+                <wp:cNvGraphicFramePr>
+                  <a:graphicFrameLocks xmlns:a="http://schemas.openxmlformats.org/drawingml/2006/main"/>
+                </wp:cNvGraphicFramePr>
+                <a:graphic xmlns:a="http://schemas.openxmlformats.org/drawingml/2006/main">
+                  <a:graphicData uri="http://schemas.microsoft.com/office/word/2010/wordprocessingShape">
+                    <wps:wsp>
+                      <wps:cNvSpPr txBox="1">
+                        <a:spLocks noChangeArrowheads="1"/>
+                      </wps:cNvSpPr>
+                      <wps:spPr bwMode="auto">
+                        <a:xfrm>
+                          <a:off x="0" y="0"/>
+                          <a:ext cx="546735" cy="255905"/>
+                        </a:xfrm>
+                        <a:prstGeom prst="rect">
+                          <a:avLst/>
+                        </a:prstGeom>
+                        <a:noFill/>
+                        <a:ln>
+                          <a:noFill/>
+                        </a:ln>
+                      </wps:spPr>
+                      <wps:style>
+                        <a:lnRef idx="0">
+                          <a:scrgbClr r="0" g="0" b="0"/>
+                        </a:lnRef>
+                        <a:fillRef idx="0">
+                          <a:scrgbClr r="0" g="0" b="0"/>
+                        </a:fillRef>
+                        <a:effectRef idx="0">
+                          <a:scrgbClr r="0" g="0" b="0"/>
+                        </a:effectRef>
+                        <a:fontRef idx="minor">
+                          <a:schemeClr val="dk1"/>
+                        </a:fontRef>
+                      </wps:style>
+                      <wps:txbx>
+                        <w:txbxContent>
+                          <w:p>
+                            <w:pPr>
+                              <w:rPr>
+                                <w:sz w:val="18"/>
+                                <w:szCs w:val="18"/>
+                              </w:rPr>
+                            </w:pPr>
+                            <w:r>
+                              <w:rPr>
+                                <w:sz w:val="18"/>
+                                <w:szCs w:val="18"/>
+                              </w:rPr>
+                              <w:t xml:space="preserve">Fig </w:t>
+                            </w:r>
+                            <w:r>
+                              <w:rPr>
+                                <w:sz w:val="18"/>
+                                <w:szCs w:val="18"/>
+                              </w:rPr>
+                              <w:t>3</w:t>
+                            </w:r>
+                            <w:r>
+                              <w:rPr>
+                                <w:sz w:val="18"/>
+                                <w:szCs w:val="18"/>
+                              </w:rPr>
+                              <w:t>.</w:t>
+                            </w:r>
+                          </w:p>
+                        </w:txbxContent>
+                      </wps:txbx>
+                      <wps:bodyPr rot="0" vert="horz" wrap="square" lIns="91440" tIns="45720" rIns="91440" bIns="45720" anchor="t" anchorCtr="0">
+                        <a:noAutofit/>
+                      </wps:bodyPr>
+                    </wps:wsp>
+                  </a:graphicData>
+                </a:graphic>
+                <wp14:sizeRelH relativeFrom="margin">
+                  <wp14:pctWidth>0</wp14:pctWidth>
+                </wp14:sizeRelH>
+                <wp14:sizeRelV relativeFrom="margin">
+                  <wp14:pctHeight>0</wp14:pctHeight>
+                </wp14:sizeRelV>
+              </wp:anchor>
+            </w:drawing>
+          </mc:Choice>
+          <mc:Fallback>
+            <w:pict>
+              <v:shape w14:anchorId="63D16E22" id="_x0000_s1028" type="#_x0000_t202" style="position:absolute;left:0;text-align:left;margin-left:176.15pt;margin-top:11.5pt;width:43.05pt;height:20.15pt;z-index:251778048;visibility:visible;mso-wrap-style:square;mso-width-percent:0;mso-height-percent:0;mso-wrap-distance-left:9pt;mso-wrap-distance-top:3.6pt;mso-wrap-distance-right:9pt;mso-wrap-distance-bottom:3.6pt;mso-position-horizontal:absolute;mso-position-horizontal-relative:text;mso-position-vertical:absolute;mso-position-vertical-relative:text;mso-width-percent:0;mso-height-percent:0;mso-width-relative:margin;mso-height-relative:margin;v-text-anchor:top" o:gfxdata="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" filled="f" stroked="f">
+                <v:textbox>
+                  <w:txbxContent>
+                    <w:p>
+                      <w:pPr>
+                        <w:rPr>
+                          <w:sz w:val="18"/>
+                          <w:szCs w:val="18"/>
+                        </w:rPr>
+                      </w:pPr>
+                      <w:r>
+                        <w:rPr>
+                          <w:sz w:val="18"/>
+                          <w:szCs w:val="18"/>
+                        </w:rPr>
+                        <w:t xml:space="preserve">Fig </w:t>
+                      </w:r>
+                      <w:r>
+                        <w:rPr>
+                          <w:sz w:val="18"/>
+                          <w:szCs w:val="18"/>
+                        </w:rPr>
+                        <w:t>3</w:t>
+                      </w:r>
+                      <w:r>
+                        <w:rPr>
+                          <w:sz w:val="18"/>
+                          <w:szCs w:val="18"/>
+                        </w:rPr>
+                        <w:t>.</w:t>
+                      </w:r>
+                    </w:p>
+                  </w:txbxContent>
+                </v:textbox>
+              </v:shape>
+            </w:pict>
+          </mc:Fallback>
+        </mc:AlternateContent>
+      </w:r>
     </w:p>
     <w:p>
       <w:pPr>
@@ -1184,7 +1598,56 @@
         <w:t xml:space="preserve"> </w:t>
       </w:r>
       <w:r>
-        <w:t>uses the two-stage approach which makes the latency slower.</w:t>
+        <w:t xml:space="preserve">uses the two-stage approach which makes the latency </w:t>
+      </w:r>
+      <w:r>
+        <w:t xml:space="preserve">higher as seen in </w:t>
+      </w:r>
+      <w:r>
+        <w:t xml:space="preserve">the figure below. The Figure below shows </w:t>
+      </w:r>
+      <w:r>
+        <w:t xml:space="preserve">COCO AP (%) which is </w:t>
+      </w:r>
+      <w:r>
+        <w:t xml:space="preserve">a standard object detection </w:t>
+      </w:r>
+      <w:r>
+        <w:t xml:space="preserve">testing </w:t>
+      </w:r>
+      <w:r>
+        <w:t>tool</w:t>
+      </w:r>
+      <w:r>
+        <w:t xml:space="preserve"> showing the load and</w:t>
+      </w:r>
+      <w:r>
+        <w:t xml:space="preserve"> on the y axis and shows the Latency (</w:t>
+      </w:r>
+      <w:proofErr w:type="spellStart"/>
+      <w:r>
+        <w:t>ms</w:t>
+      </w:r>
+      <w:proofErr w:type="spellEnd"/>
+      <w:r>
+        <w:t xml:space="preserve">) </w:t>
+      </w:r>
+      <w:r>
+        <w:t xml:space="preserve">of the </w:t>
+      </w:r>
+      <w:proofErr w:type="spellStart"/>
+      <w:r>
+        <w:t>ojects</w:t>
+      </w:r>
+      <w:proofErr w:type="spellEnd"/>
+      <w:r>
+        <w:t xml:space="preserve"> detection </w:t>
+      </w:r>
+      <w:r>
+        <w:t xml:space="preserve">on the x axis. This figure gives a </w:t>
+      </w:r>
+      <w:r>
+        <w:t>statistical reason why YOLOv10 was chosen.</w:t>
       </w:r>
     </w:p>
     <w:p>
@@ -1199,16 +1662,16 @@
           <w:noProof/>
         </w:rPr>
         <w:drawing>
-          <wp:anchor distT="0" distB="0" distL="114300" distR="114300" simplePos="0" relativeHeight="251769856" behindDoc="0" locked="0" layoutInCell="1" allowOverlap="1" wp14:anchorId="1E8544D8" wp14:editId="07948686">
+          <wp:anchor distT="0" distB="0" distL="114300" distR="114300" simplePos="0" relativeHeight="251769856" behindDoc="0" locked="0" layoutInCell="1" allowOverlap="1" wp14:anchorId="1E8544D8" wp14:editId="37590173">
             <wp:simplePos x="0" y="0"/>
             <wp:positionH relativeFrom="column">
               <wp:posOffset>0</wp:posOffset>
             </wp:positionH>
             <wp:positionV relativeFrom="paragraph">
-              <wp:posOffset>72909</wp:posOffset>
+              <wp:posOffset>75450</wp:posOffset>
             </wp:positionV>
-            <wp:extent cx="5728970" cy="2105660"/>
-            <wp:effectExtent l="0" t="0" r="5080" b="8890"/>
+            <wp:extent cx="2874818" cy="2105660"/>
+            <wp:effectExtent l="0" t="0" r="1905" b="8890"/>
             <wp:wrapNone/>
             <wp:docPr id="1294955130" name="Picture 2"/>
             <wp:cNvGraphicFramePr>
@@ -1223,7 +1686,7 @@
                       <a:picLocks noChangeAspect="1" noChangeArrowheads="1"/>
                     </pic:cNvPicPr>
                   </pic:nvPicPr>
-                  <pic:blipFill>
+                  <pic:blipFill rotWithShape="1">
                     <a:blip r:embed="rId15">
                       <a:extLst>
                         <a:ext uri="{28A0092B-C50C-407E-A947-70E740481C1C}">
@@ -1231,15 +1694,13 @@
                         </a:ext>
                       </a:extLst>
                     </a:blip>
-                    <a:srcRect/>
-                    <a:stretch>
-                      <a:fillRect/>
-                    </a:stretch>
+                    <a:srcRect r="49820"/>
+                    <a:stretch/>
                   </pic:blipFill>
                   <pic:spPr bwMode="auto">
                     <a:xfrm>
                       <a:off x="0" y="0"/>
-                      <a:ext cx="5728970" cy="2105660"/>
+                      <a:ext cx="2874818" cy="2105660"/>
                     </a:xfrm>
                     <a:prstGeom prst="rect">
                       <a:avLst/>
@@ -1248,6 +1709,11 @@
                     <a:ln>
                       <a:noFill/>
                     </a:ln>
+                    <a:extLst>
+                      <a:ext uri="{53640926-AAD7-44D8-BBD7-CCE9431645EC}">
+                        <a14:shadowObscured xmlns:a14="http://schemas.microsoft.com/office/drawing/2010/main"/>
+                      </a:ext>
+                    </a:extLst>
                   </pic:spPr>
                 </pic:pic>
               </a:graphicData>
@@ -1315,6 +1781,152 @@
           <w:bCs/>
         </w:rPr>
       </w:pPr>
+      <w:r>
+        <w:rPr>
+          <w:b/>
+          <w:bCs/>
+          <w:noProof/>
+        </w:rPr>
+        <mc:AlternateContent>
+          <mc:Choice Requires="wps">
+            <w:drawing>
+              <wp:anchor distT="45720" distB="45720" distL="114300" distR="114300" simplePos="0" relativeHeight="251780096" behindDoc="0" locked="0" layoutInCell="1" allowOverlap="1" wp14:anchorId="0B82E579" wp14:editId="4D0008B6">
+                <wp:simplePos x="0" y="0"/>
+                <wp:positionH relativeFrom="column">
+                  <wp:posOffset>2880937</wp:posOffset>
+                </wp:positionH>
+                <wp:positionV relativeFrom="paragraph">
+                  <wp:posOffset>295275</wp:posOffset>
+                </wp:positionV>
+                <wp:extent cx="546735" cy="255905"/>
+                <wp:effectExtent l="0" t="0" r="0" b="0"/>
+                <wp:wrapNone/>
+                <wp:docPr id="1057976935" name="Text Box 2"/>
+                <wp:cNvGraphicFramePr>
+                  <a:graphicFrameLocks xmlns:a="http://schemas.openxmlformats.org/drawingml/2006/main"/>
+                </wp:cNvGraphicFramePr>
+                <a:graphic xmlns:a="http://schemas.openxmlformats.org/drawingml/2006/main">
+                  <a:graphicData uri="http://schemas.microsoft.com/office/word/2010/wordprocessingShape">
+                    <wps:wsp>
+                      <wps:cNvSpPr txBox="1">
+                        <a:spLocks noChangeArrowheads="1"/>
+                      </wps:cNvSpPr>
+                      <wps:spPr bwMode="auto">
+                        <a:xfrm>
+                          <a:off x="0" y="0"/>
+                          <a:ext cx="546735" cy="255905"/>
+                        </a:xfrm>
+                        <a:prstGeom prst="rect">
+                          <a:avLst/>
+                        </a:prstGeom>
+                        <a:noFill/>
+                        <a:ln>
+                          <a:noFill/>
+                        </a:ln>
+                      </wps:spPr>
+                      <wps:style>
+                        <a:lnRef idx="0">
+                          <a:scrgbClr r="0" g="0" b="0"/>
+                        </a:lnRef>
+                        <a:fillRef idx="0">
+                          <a:scrgbClr r="0" g="0" b="0"/>
+                        </a:fillRef>
+                        <a:effectRef idx="0">
+                          <a:scrgbClr r="0" g="0" b="0"/>
+                        </a:effectRef>
+                        <a:fontRef idx="minor">
+                          <a:schemeClr val="dk1"/>
+                        </a:fontRef>
+                      </wps:style>
+                      <wps:txbx>
+                        <w:txbxContent>
+                          <w:p>
+                            <w:pPr>
+                              <w:rPr>
+                                <w:sz w:val="18"/>
+                                <w:szCs w:val="18"/>
+                              </w:rPr>
+                            </w:pPr>
+                            <w:r>
+                              <w:rPr>
+                                <w:sz w:val="18"/>
+                                <w:szCs w:val="18"/>
+                              </w:rPr>
+                              <w:t xml:space="preserve">Fig </w:t>
+                            </w:r>
+                            <w:r>
+                              <w:rPr>
+                                <w:sz w:val="18"/>
+                                <w:szCs w:val="18"/>
+                              </w:rPr>
+                              <w:t>4</w:t>
+                            </w:r>
+                            <w:r>
+                              <w:rPr>
+                                <w:sz w:val="18"/>
+                                <w:szCs w:val="18"/>
+                              </w:rPr>
+                              <w:t>.</w:t>
+                            </w:r>
+                          </w:p>
+                        </w:txbxContent>
+                      </wps:txbx>
+                      <wps:bodyPr rot="0" vert="horz" wrap="square" lIns="91440" tIns="45720" rIns="91440" bIns="45720" anchor="t" anchorCtr="0">
+                        <a:noAutofit/>
+                      </wps:bodyPr>
+                    </wps:wsp>
+                  </a:graphicData>
+                </a:graphic>
+                <wp14:sizeRelH relativeFrom="margin">
+                  <wp14:pctWidth>0</wp14:pctWidth>
+                </wp14:sizeRelH>
+                <wp14:sizeRelV relativeFrom="margin">
+                  <wp14:pctHeight>0</wp14:pctHeight>
+                </wp14:sizeRelV>
+              </wp:anchor>
+            </w:drawing>
+          </mc:Choice>
+          <mc:Fallback>
+            <w:pict>
+              <v:shape w14:anchorId="0B82E579" id="_x0000_s1029" type="#_x0000_t202" style="position:absolute;margin-left:226.85pt;margin-top:23.25pt;width:43.05pt;height:20.15pt;z-index:251780096;visibility:visible;mso-wrap-style:square;mso-width-percent:0;mso-height-percent:0;mso-wrap-distance-left:9pt;mso-wrap-distance-top:3.6pt;mso-wrap-distance-right:9pt;mso-wrap-distance-bottom:3.6pt;mso-position-horizontal:absolute;mso-position-horizontal-relative:text;mso-position-vertical:absolute;mso-position-vertical-relative:text;mso-width-percent:0;mso-height-percent:0;mso-width-relative:margin;mso-height-relative:margin;v-text-anchor:top" o:gfxdata="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" filled="f" stroked="f">
+                <v:textbox>
+                  <w:txbxContent>
+                    <w:p>
+                      <w:pPr>
+                        <w:rPr>
+                          <w:sz w:val="18"/>
+                          <w:szCs w:val="18"/>
+                        </w:rPr>
+                      </w:pPr>
+                      <w:r>
+                        <w:rPr>
+                          <w:sz w:val="18"/>
+                          <w:szCs w:val="18"/>
+                        </w:rPr>
+                        <w:t xml:space="preserve">Fig </w:t>
+                      </w:r>
+                      <w:r>
+                        <w:rPr>
+                          <w:sz w:val="18"/>
+                          <w:szCs w:val="18"/>
+                        </w:rPr>
+                        <w:t>4</w:t>
+                      </w:r>
+                      <w:r>
+                        <w:rPr>
+                          <w:sz w:val="18"/>
+                          <w:szCs w:val="18"/>
+                        </w:rPr>
+                        <w:t>.</w:t>
+                      </w:r>
+                    </w:p>
+                  </w:txbxContent>
+                </v:textbox>
+              </v:shape>
+            </w:pict>
+          </mc:Fallback>
+        </mc:AlternateContent>
+      </w:r>
     </w:p>
     <w:p>
       <w:pPr>
@@ -1340,57 +1952,217 @@
           <w:ilvl w:val="0"/>
           <w:numId w:val="17"/>
         </w:numPr>
-      </w:pPr>
-      <w:r>
-        <w:t>JavaScript</w:t>
-      </w:r>
-    </w:p>
-    <w:p/>
-    <w:p/>
-    <w:p/>
-    <w:p>
-      <w:pPr>
-        <w:pStyle w:val="ListParagraph"/>
-      </w:pPr>
-      <w:r>
         <w:rPr>
           <w:b/>
           <w:bCs/>
         </w:rPr>
-        <w:t>Description:</w:t>
-      </w:r>
-      <w:r>
-        <w:t xml:space="preserve"> Python is a programming language that is being used because it has great support for machine learning and AI both of which are going to be implemented in the project. Has great integration with other technologies that will be mentioned. Easy language to understand and develop with. Has great real-time data handling which will be crucial in my project.</w:t>
-      </w:r>
-    </w:p>
-    <w:p>
-      <w:pPr>
-        <w:pStyle w:val="ListParagraph"/>
-      </w:pPr>
-    </w:p>
-    <w:p>
-      <w:pPr>
-        <w:pStyle w:val="ListParagraph"/>
-      </w:pPr>
+      </w:pPr>
+      <w:proofErr w:type="spellStart"/>
       <w:r>
         <w:rPr>
           <w:b/>
           <w:bCs/>
         </w:rPr>
-        <w:t>Alternative:</w:t>
-      </w:r>
-      <w:r>
+        <w:t>DarkNet</w:t>
+      </w:r>
+      <w:proofErr w:type="spellEnd"/>
+    </w:p>
+    <w:p>
+      <w:pPr>
+        <w:pStyle w:val="ListParagraph"/>
         <w:rPr>
           <w:b/>
           <w:bCs/>
         </w:rPr>
+      </w:pPr>
+    </w:p>
+    <w:p>
+      <w:pPr>
+        <w:pStyle w:val="ListParagraph"/>
+      </w:pPr>
+      <w:r>
+        <w:rPr>
+          <w:b/>
+          <w:bCs/>
+        </w:rPr>
+        <w:t>Description:</w:t>
+      </w:r>
+      <w:r>
         <w:t xml:space="preserve"> </w:t>
       </w:r>
       <w:r>
-        <w:t>R was a programming language that is also commonly used in machine learning projects. The main reason for not using this language over python was because it didn’t have as much integration with other technologies like OpenCV and You Only Look Once.</w:t>
-      </w:r>
-    </w:p>
-    <w:p/>
+        <w:t>Darknet is for real-time object detection tasks. It's known for its use with the YOLO (You Only Look Once) family of models, which are highly efficient for detecting and classifying objects in images or video streams. Darknet is lightweight, fast, and supports both CPU and GPU computations, making it ideal for real-time applications like monitoring construction sites in your project.</w:t>
+      </w:r>
+      <w:r>
+        <w:t xml:space="preserve"> One big advantage of </w:t>
+      </w:r>
+      <w:proofErr w:type="spellStart"/>
+      <w:r>
+        <w:t>DarkNet</w:t>
+      </w:r>
+      <w:proofErr w:type="spellEnd"/>
+      <w:r>
+        <w:t xml:space="preserve"> is that </w:t>
+      </w:r>
+      <w:proofErr w:type="gramStart"/>
+      <w:r>
+        <w:t>its</w:t>
+      </w:r>
+      <w:proofErr w:type="gramEnd"/>
+      <w:r>
+        <w:t xml:space="preserve"> optimised to work with YOLO.</w:t>
+      </w:r>
+    </w:p>
+    <w:p>
+      <w:pPr>
+        <w:pStyle w:val="ListParagraph"/>
+      </w:pPr>
+    </w:p>
+    <w:p>
+      <w:pPr>
+        <w:pStyle w:val="ListParagraph"/>
+      </w:pPr>
+      <w:r>
+        <w:rPr>
+          <w:b/>
+          <w:bCs/>
+        </w:rPr>
+        <w:t>Alternative:</w:t>
+      </w:r>
+      <w:r>
+        <w:rPr>
+          <w:b/>
+          <w:bCs/>
+        </w:rPr>
+        <w:t xml:space="preserve"> </w:t>
+      </w:r>
+      <w:r>
+        <w:t>TensorFlow</w:t>
+      </w:r>
+      <w:r>
+        <w:t xml:space="preserve"> was </w:t>
+      </w:r>
+      <w:r>
+        <w:t>another great framework that could have been used. TensorFlow is</w:t>
+      </w:r>
+      <w:r>
+        <w:t xml:space="preserve"> </w:t>
+      </w:r>
+      <w:r>
+        <w:t>developed by Google</w:t>
+      </w:r>
+      <w:r>
+        <w:t xml:space="preserve"> and</w:t>
+      </w:r>
+      <w:r>
+        <w:t xml:space="preserve"> supports a variety of deep </w:t>
+      </w:r>
+      <w:r>
+        <w:lastRenderedPageBreak/>
+        <w:t>learning tasks, including object detection, and has a rich ecosystem of tools for building and deploying machine learning models.</w:t>
+      </w:r>
+      <w:r>
+        <w:t xml:space="preserve"> </w:t>
+      </w:r>
+      <w:proofErr w:type="spellStart"/>
+      <w:r>
+        <w:t>DarkNet</w:t>
+      </w:r>
+      <w:proofErr w:type="spellEnd"/>
+      <w:r>
+        <w:t xml:space="preserve"> has some main </w:t>
+      </w:r>
+      <w:r>
+        <w:t>advantages over TensorFlow</w:t>
+      </w:r>
+      <w:r>
+        <w:t xml:space="preserve"> when used with YOLO. Darknet</w:t>
+      </w:r>
+      <w:r>
+        <w:t xml:space="preserve"> and YOLO are optimised together for real-time detection.</w:t>
+      </w:r>
+      <w:r>
+        <w:t xml:space="preserve"> </w:t>
+      </w:r>
+      <w:proofErr w:type="spellStart"/>
+      <w:r>
+        <w:t>DarkNet</w:t>
+      </w:r>
+      <w:proofErr w:type="spellEnd"/>
+      <w:r>
+        <w:t xml:space="preserve"> and YOLO are going to be easy to </w:t>
+      </w:r>
+      <w:r>
+        <w:t>integrate.</w:t>
+      </w:r>
+    </w:p>
+    <w:p>
+      <w:pPr>
+        <w:pStyle w:val="ListParagraph"/>
+      </w:pPr>
+      <w:r>
+        <w:rPr>
+          <w:b/>
+          <w:bCs/>
+          <w:noProof/>
+        </w:rPr>
+        <w:drawing>
+          <wp:anchor distT="0" distB="0" distL="114300" distR="114300" simplePos="0" relativeHeight="251781120" behindDoc="0" locked="0" layoutInCell="1" allowOverlap="1" wp14:anchorId="5488E95B" wp14:editId="6328B206">
+            <wp:simplePos x="0" y="0"/>
+            <wp:positionH relativeFrom="column">
+              <wp:posOffset>1210310</wp:posOffset>
+            </wp:positionH>
+            <wp:positionV relativeFrom="paragraph">
+              <wp:posOffset>135832</wp:posOffset>
+            </wp:positionV>
+            <wp:extent cx="1191260" cy="1468120"/>
+            <wp:effectExtent l="0" t="0" r="8890" b="0"/>
+            <wp:wrapNone/>
+            <wp:docPr id="1276984963" name="Picture 1" descr="A logo with a red blue and green circle&#10;&#10;Description automatically generated"/>
+            <wp:cNvGraphicFramePr>
+              <a:graphicFrameLocks xmlns:a="http://schemas.openxmlformats.org/drawingml/2006/main" noChangeAspect="1"/>
+            </wp:cNvGraphicFramePr>
+            <a:graphic xmlns:a="http://schemas.openxmlformats.org/drawingml/2006/main">
+              <a:graphicData uri="http://schemas.openxmlformats.org/drawingml/2006/picture">
+                <pic:pic xmlns:pic="http://schemas.openxmlformats.org/drawingml/2006/picture">
+                  <pic:nvPicPr>
+                    <pic:cNvPr id="1276984963" name="Picture 1" descr="A logo with a red blue and green circle&#10;&#10;Description automatically generated"/>
+                    <pic:cNvPicPr/>
+                  </pic:nvPicPr>
+                  <pic:blipFill>
+                    <a:blip r:embed="rId16">
+                      <a:extLst>
+                        <a:ext uri="{28A0092B-C50C-407E-A947-70E740481C1C}">
+                          <a14:useLocalDpi xmlns:a14="http://schemas.microsoft.com/office/drawing/2010/main" val="0"/>
+                        </a:ext>
+                      </a:extLst>
+                    </a:blip>
+                    <a:stretch>
+                      <a:fillRect/>
+                    </a:stretch>
+                  </pic:blipFill>
+                  <pic:spPr>
+                    <a:xfrm>
+                      <a:off x="0" y="0"/>
+                      <a:ext cx="1191260" cy="1468120"/>
+                    </a:xfrm>
+                    <a:prstGeom prst="rect">
+                      <a:avLst/>
+                    </a:prstGeom>
+                  </pic:spPr>
+                </pic:pic>
+              </a:graphicData>
+            </a:graphic>
+            <wp14:sizeRelH relativeFrom="page">
+              <wp14:pctWidth>0</wp14:pctWidth>
+            </wp14:sizeRelH>
+            <wp14:sizeRelV relativeFrom="page">
+              <wp14:pctHeight>0</wp14:pctHeight>
+            </wp14:sizeRelV>
+          </wp:anchor>
+        </w:drawing>
+      </w:r>
+    </w:p>
     <w:p>
       <w:pPr>
         <w:pStyle w:val="ListParagraph"/>
@@ -1398,10 +2170,352 @@
           <w:ilvl w:val="0"/>
           <w:numId w:val="17"/>
         </w:numPr>
-      </w:pPr>
-      <w:r>
-        <w:t>HTML &amp; CSS</w:t>
-      </w:r>
+        <w:rPr>
+          <w:b/>
+          <w:bCs/>
+        </w:rPr>
+      </w:pPr>
+      <w:r>
+        <w:rPr>
+          <w:b/>
+          <w:bCs/>
+        </w:rPr>
+        <w:t>Ope</w:t>
+      </w:r>
+      <w:r>
+        <w:rPr>
+          <w:b/>
+          <w:bCs/>
+        </w:rPr>
+        <w:t>n</w:t>
+      </w:r>
+      <w:r>
+        <w:rPr>
+          <w:b/>
+          <w:bCs/>
+        </w:rPr>
+        <w:t>CV</w:t>
+      </w:r>
+    </w:p>
+    <w:p>
+      <w:pPr>
+        <w:pStyle w:val="ListParagraph"/>
+        <w:rPr>
+          <w:b/>
+          <w:bCs/>
+        </w:rPr>
+      </w:pPr>
+    </w:p>
+    <w:p>
+      <w:pPr>
+        <w:rPr>
+          <w:b/>
+          <w:bCs/>
+        </w:rPr>
+      </w:pPr>
+    </w:p>
+    <w:p>
+      <w:pPr>
+        <w:rPr>
+          <w:b/>
+          <w:bCs/>
+        </w:rPr>
+      </w:pPr>
+    </w:p>
+    <w:p>
+      <w:pPr>
+        <w:rPr>
+          <w:b/>
+          <w:bCs/>
+        </w:rPr>
+      </w:pPr>
+      <w:r>
+        <w:rPr>
+          <w:b/>
+          <w:bCs/>
+          <w:noProof/>
+        </w:rPr>
+        <mc:AlternateContent>
+          <mc:Choice Requires="wps">
+            <w:drawing>
+              <wp:anchor distT="45720" distB="45720" distL="114300" distR="114300" simplePos="0" relativeHeight="251783168" behindDoc="0" locked="0" layoutInCell="1" allowOverlap="1" wp14:anchorId="758D3D55" wp14:editId="6B810D5A">
+                <wp:simplePos x="0" y="0"/>
+                <wp:positionH relativeFrom="column">
+                  <wp:posOffset>2486198</wp:posOffset>
+                </wp:positionH>
+                <wp:positionV relativeFrom="paragraph">
+                  <wp:posOffset>96520</wp:posOffset>
+                </wp:positionV>
+                <wp:extent cx="546735" cy="255905"/>
+                <wp:effectExtent l="0" t="0" r="0" b="0"/>
+                <wp:wrapNone/>
+                <wp:docPr id="2073615917" name="Text Box 2"/>
+                <wp:cNvGraphicFramePr>
+                  <a:graphicFrameLocks xmlns:a="http://schemas.openxmlformats.org/drawingml/2006/main"/>
+                </wp:cNvGraphicFramePr>
+                <a:graphic xmlns:a="http://schemas.openxmlformats.org/drawingml/2006/main">
+                  <a:graphicData uri="http://schemas.microsoft.com/office/word/2010/wordprocessingShape">
+                    <wps:wsp>
+                      <wps:cNvSpPr txBox="1">
+                        <a:spLocks noChangeArrowheads="1"/>
+                      </wps:cNvSpPr>
+                      <wps:spPr bwMode="auto">
+                        <a:xfrm>
+                          <a:off x="0" y="0"/>
+                          <a:ext cx="546735" cy="255905"/>
+                        </a:xfrm>
+                        <a:prstGeom prst="rect">
+                          <a:avLst/>
+                        </a:prstGeom>
+                        <a:noFill/>
+                        <a:ln>
+                          <a:noFill/>
+                        </a:ln>
+                      </wps:spPr>
+                      <wps:style>
+                        <a:lnRef idx="0">
+                          <a:scrgbClr r="0" g="0" b="0"/>
+                        </a:lnRef>
+                        <a:fillRef idx="0">
+                          <a:scrgbClr r="0" g="0" b="0"/>
+                        </a:fillRef>
+                        <a:effectRef idx="0">
+                          <a:scrgbClr r="0" g="0" b="0"/>
+                        </a:effectRef>
+                        <a:fontRef idx="minor">
+                          <a:schemeClr val="dk1"/>
+                        </a:fontRef>
+                      </wps:style>
+                      <wps:txbx>
+                        <w:txbxContent>
+                          <w:p>
+                            <w:pPr>
+                              <w:rPr>
+                                <w:sz w:val="18"/>
+                                <w:szCs w:val="18"/>
+                              </w:rPr>
+                            </w:pPr>
+                            <w:r>
+                              <w:rPr>
+                                <w:sz w:val="18"/>
+                                <w:szCs w:val="18"/>
+                              </w:rPr>
+                              <w:t xml:space="preserve">Fig </w:t>
+                            </w:r>
+                            <w:r>
+                              <w:rPr>
+                                <w:sz w:val="18"/>
+                                <w:szCs w:val="18"/>
+                              </w:rPr>
+                              <w:t>5</w:t>
+                            </w:r>
+                          </w:p>
+                          <w:p>
+                            <w:pPr>
+                              <w:rPr>
+                                <w:sz w:val="18"/>
+                                <w:szCs w:val="18"/>
+                              </w:rPr>
+                            </w:pPr>
+                            <w:r>
+                              <w:rPr>
+                                <w:sz w:val="18"/>
+                                <w:szCs w:val="18"/>
+                              </w:rPr>
+                              <w:t>.</w:t>
+                            </w:r>
+                          </w:p>
+                        </w:txbxContent>
+                      </wps:txbx>
+                      <wps:bodyPr rot="0" vert="horz" wrap="square" lIns="91440" tIns="45720" rIns="91440" bIns="45720" anchor="t" anchorCtr="0">
+                        <a:noAutofit/>
+                      </wps:bodyPr>
+                    </wps:wsp>
+                  </a:graphicData>
+                </a:graphic>
+                <wp14:sizeRelH relativeFrom="margin">
+                  <wp14:pctWidth>0</wp14:pctWidth>
+                </wp14:sizeRelH>
+                <wp14:sizeRelV relativeFrom="margin">
+                  <wp14:pctHeight>0</wp14:pctHeight>
+                </wp14:sizeRelV>
+              </wp:anchor>
+            </w:drawing>
+          </mc:Choice>
+          <mc:Fallback>
+            <w:pict>
+              <v:shape w14:anchorId="758D3D55" id="_x0000_s1030" type="#_x0000_t202" style="position:absolute;margin-left:195.75pt;margin-top:7.6pt;width:43.05pt;height:20.15pt;z-index:251783168;visibility:visible;mso-wrap-style:square;mso-width-percent:0;mso-height-percent:0;mso-wrap-distance-left:9pt;mso-wrap-distance-top:3.6pt;mso-wrap-distance-right:9pt;mso-wrap-distance-bottom:3.6pt;mso-position-horizontal:absolute;mso-position-horizontal-relative:text;mso-position-vertical:absolute;mso-position-vertical-relative:text;mso-width-percent:0;mso-height-percent:0;mso-width-relative:margin;mso-height-relative:margin;v-text-anchor:top" o:gfxdata="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" filled="f" stroked="f">
+                <v:textbox>
+                  <w:txbxContent>
+                    <w:p>
+                      <w:pPr>
+                        <w:rPr>
+                          <w:sz w:val="18"/>
+                          <w:szCs w:val="18"/>
+                        </w:rPr>
+                      </w:pPr>
+                      <w:r>
+                        <w:rPr>
+                          <w:sz w:val="18"/>
+                          <w:szCs w:val="18"/>
+                        </w:rPr>
+                        <w:t xml:space="preserve">Fig </w:t>
+                      </w:r>
+                      <w:r>
+                        <w:rPr>
+                          <w:sz w:val="18"/>
+                          <w:szCs w:val="18"/>
+                        </w:rPr>
+                        <w:t>5</w:t>
+                      </w:r>
+                    </w:p>
+                    <w:p>
+                      <w:pPr>
+                        <w:rPr>
+                          <w:sz w:val="18"/>
+                          <w:szCs w:val="18"/>
+                        </w:rPr>
+                      </w:pPr>
+                      <w:r>
+                        <w:rPr>
+                          <w:sz w:val="18"/>
+                          <w:szCs w:val="18"/>
+                        </w:rPr>
+                        <w:t>.</w:t>
+                      </w:r>
+                    </w:p>
+                  </w:txbxContent>
+                </v:textbox>
+              </v:shape>
+            </w:pict>
+          </mc:Fallback>
+        </mc:AlternateContent>
+      </w:r>
+    </w:p>
+    <w:p>
+      <w:pPr>
+        <w:pStyle w:val="ListParagraph"/>
+        <w:rPr>
+          <w:b/>
+          <w:bCs/>
+        </w:rPr>
+      </w:pPr>
+    </w:p>
+    <w:p>
+      <w:pPr>
+        <w:pStyle w:val="ListParagraph"/>
+        <w:rPr>
+          <w:lang w:val="en-GB"/>
+        </w:rPr>
+      </w:pPr>
+      <w:r>
+        <w:rPr>
+          <w:b/>
+          <w:bCs/>
+        </w:rPr>
+        <w:t>Description:</w:t>
+      </w:r>
+      <w:r>
+        <w:t xml:space="preserve"> </w:t>
+      </w:r>
+      <w:r>
+        <w:t>OpenCV (Open Computer Vision Library) is a powerful, open-source library designed for real-time computer vision tasks, such as image processing and video capture. It provides tools for working with images, videos, and machine learning</w:t>
+      </w:r>
+      <w:r>
+        <w:t xml:space="preserve"> which is perfect for this project.</w:t>
+      </w:r>
+      <w:r>
+        <w:t xml:space="preserve"> It can be easily integrated with </w:t>
+      </w:r>
+      <w:r>
+        <w:rPr>
+          <w:lang w:val="en-GB"/>
+        </w:rPr>
+        <w:t>YOLO</w:t>
+      </w:r>
+      <w:r>
+        <w:rPr>
+          <w:lang w:val="en-GB"/>
+        </w:rPr>
+        <w:t xml:space="preserve"> and OpenCV. YOLO</w:t>
+      </w:r>
+      <w:r>
+        <w:rPr>
+          <w:lang w:val="en-GB"/>
+        </w:rPr>
+        <w:t xml:space="preserve"> detects objects, OpenCV can be used to draw bounding boxes, labels, and other visual markers on the images or videos to highlight detected objects (like helmets and high-vis jackets).</w:t>
+      </w:r>
+      <w:r>
+        <w:rPr>
+          <w:lang w:val="en-GB"/>
+        </w:rPr>
+        <w:t xml:space="preserve"> </w:t>
+      </w:r>
+      <w:r>
+        <w:rPr>
+          <w:lang w:val="en-GB"/>
+        </w:rPr>
+        <w:t xml:space="preserve">Together, they create a complete pipeline for real-time video processing and detection, ideal for </w:t>
+      </w:r>
+      <w:r>
+        <w:rPr>
+          <w:lang w:val="en-GB"/>
+        </w:rPr>
+        <w:t>the</w:t>
+      </w:r>
+      <w:r>
+        <w:rPr>
+          <w:lang w:val="en-GB"/>
+        </w:rPr>
+        <w:t xml:space="preserve"> construction site monitoring project.</w:t>
+      </w:r>
+    </w:p>
+    <w:p>
+      <w:pPr>
+        <w:pStyle w:val="ListParagraph"/>
+      </w:pPr>
+    </w:p>
+    <w:p>
+      <w:pPr>
+        <w:pStyle w:val="ListParagraph"/>
+      </w:pPr>
+      <w:r>
+        <w:rPr>
+          <w:b/>
+          <w:bCs/>
+        </w:rPr>
+        <w:t>Alternative:</w:t>
+      </w:r>
+      <w:r>
+        <w:rPr>
+          <w:b/>
+          <w:bCs/>
+        </w:rPr>
+        <w:t xml:space="preserve"> </w:t>
+      </w:r>
+      <w:r>
+        <w:t xml:space="preserve">This section had a clear winner. There were other alternative but none that had as many </w:t>
+      </w:r>
+      <w:r>
+        <w:t xml:space="preserve">benefits that OpenCV provided. </w:t>
+      </w:r>
+      <w:r>
+        <w:t xml:space="preserve">Pillow was an alternative looked </w:t>
+      </w:r>
+      <w:r>
+        <w:t>at,</w:t>
+      </w:r>
+      <w:r>
+        <w:t xml:space="preserve"> but it lacked the community support that OpenCV </w:t>
+      </w:r>
+      <w:r>
+        <w:t>has.</w:t>
+      </w:r>
+    </w:p>
+    <w:p>
+      <w:pPr>
+        <w:pStyle w:val="ListParagraph"/>
+      </w:pPr>
     </w:p>
     <w:p>
       <w:pPr>
@@ -1410,11 +2524,149 @@
           <w:ilvl w:val="0"/>
           <w:numId w:val="17"/>
         </w:numPr>
-      </w:pPr>
-      <w:r>
-        <w:t>GitHub</w:t>
-      </w:r>
-    </w:p>
+        <w:rPr>
+          <w:b/>
+          <w:bCs/>
+        </w:rPr>
+      </w:pPr>
+      <w:r>
+        <w:rPr>
+          <w:b/>
+          <w:bCs/>
+        </w:rPr>
+        <w:t>Flask</w:t>
+      </w:r>
+    </w:p>
+    <w:p>
+      <w:pPr>
+        <w:pStyle w:val="ListParagraph"/>
+        <w:rPr>
+          <w:b/>
+          <w:bCs/>
+        </w:rPr>
+      </w:pPr>
+    </w:p>
+    <w:p>
+      <w:pPr>
+        <w:pStyle w:val="ListParagraph"/>
+        <w:rPr>
+          <w:lang w:val="en-GB"/>
+        </w:rPr>
+      </w:pPr>
+      <w:r>
+        <w:rPr>
+          <w:b/>
+          <w:bCs/>
+        </w:rPr>
+        <w:t>Description:</w:t>
+      </w:r>
+      <w:r>
+        <w:t xml:space="preserve"> </w:t>
+      </w:r>
+      <w:r>
+        <w:t>Flask is a lightweight and flexible web framework for Python that helps developers create web applications and APIs. It is simple to use and doesn't come with many built-in features, making it easy to scale by adding extensions as needed.</w:t>
+      </w:r>
+      <w:r>
+        <w:t xml:space="preserve"> This would be perfect for </w:t>
+      </w:r>
+      <w:r>
+        <w:t xml:space="preserve">the </w:t>
+      </w:r>
+      <w:r>
+        <w:t>backend</w:t>
+      </w:r>
+      <w:r>
+        <w:t xml:space="preserve">. This backend may process the </w:t>
+      </w:r>
+      <w:r>
+        <w:t xml:space="preserve">data to implement the object detection. It will be used to transfer the data to the frontend </w:t>
+      </w:r>
+      <w:r>
+        <w:t>of the react website.</w:t>
+      </w:r>
+    </w:p>
+    <w:p>
+      <w:pPr>
+        <w:pStyle w:val="ListParagraph"/>
+      </w:pPr>
+    </w:p>
+    <w:p>
+      <w:pPr>
+        <w:pStyle w:val="ListParagraph"/>
+      </w:pPr>
+      <w:r>
+        <w:rPr>
+          <w:b/>
+          <w:bCs/>
+        </w:rPr>
+        <w:t>Alternative:</w:t>
+      </w:r>
+      <w:r>
+        <w:rPr>
+          <w:b/>
+          <w:bCs/>
+        </w:rPr>
+        <w:t xml:space="preserve"> </w:t>
+      </w:r>
+      <w:proofErr w:type="spellStart"/>
+      <w:r>
+        <w:t>FastAPI</w:t>
+      </w:r>
+      <w:proofErr w:type="spellEnd"/>
+      <w:r>
+        <w:t xml:space="preserve"> is also a backend framework that has high speed that would have been a good choice for my live monitoring project. </w:t>
+      </w:r>
+      <w:r>
+        <w:t xml:space="preserve">The speed and efficiency of this backend did not however overtake </w:t>
+      </w:r>
+      <w:proofErr w:type="gramStart"/>
+      <w:r>
+        <w:t>all of</w:t>
+      </w:r>
+      <w:proofErr w:type="gramEnd"/>
+      <w:r>
+        <w:t xml:space="preserve"> the other advantages that Flask provides. </w:t>
+      </w:r>
+      <w:proofErr w:type="spellStart"/>
+      <w:r>
+        <w:t>FastAPI</w:t>
+      </w:r>
+      <w:proofErr w:type="spellEnd"/>
+      <w:r>
+        <w:t xml:space="preserve"> doesn’t have as big of a community support as flash. </w:t>
+      </w:r>
+      <w:r>
+        <w:t>Flask is very minimalistic and straight forward making it easy to use which is a massive advantage for any technology.</w:t>
+      </w:r>
+    </w:p>
+    <w:p>
+      <w:pPr>
+        <w:pStyle w:val="ListParagraph"/>
+        <w:rPr>
+          <w:b/>
+          <w:bCs/>
+        </w:rPr>
+      </w:pPr>
+    </w:p>
+    <w:p>
+      <w:pPr>
+        <w:pStyle w:val="ListParagraph"/>
+        <w:rPr>
+          <w:b/>
+          <w:bCs/>
+        </w:rPr>
+      </w:pPr>
+    </w:p>
+    <w:p/>
+    <w:p/>
+    <w:p/>
+    <w:p/>
+    <w:p/>
+    <w:p/>
+    <w:p/>
+    <w:p/>
+    <w:p/>
+    <w:p/>
     <w:p/>
     <w:p>
       <w:pPr>
@@ -1462,7 +2714,7 @@
     </w:p>
     <w:p/>
     <w:sectPr>
-      <w:footerReference w:type="default" r:id="rId16"/>
+      <w:footerReference w:type="default" r:id="rId17"/>
       <w:pgSz w:w="11906" w:h="16838"/>
       <w:pgMar w:top="1440" w:right="1440" w:bottom="1440" w:left="1440" w:header="708" w:footer="708" w:gutter="0"/>
       <w:pgNumType w:start="0"/>
@@ -5119,6 +6371,14 @@
 </file>
 
 <file path=customXml/item1.xml><?xml version="1.0" encoding="utf-8"?>
+<p:properties xmlns:p="http://schemas.microsoft.com/office/2006/metadata/properties" xmlns:xsi="http://www.w3.org/2001/XMLSchema-instance" xmlns:pc="http://schemas.microsoft.com/office/infopath/2007/PartnerControls">
+  <documentManagement>
+    <_activity xmlns="d71ff2ac-62c7-44d6-abd7-1383af8796a8" xsi:nil="true"/>
+  </documentManagement>
+</p:properties>
+</file>
+
+<file path=customXml/item2.xml><?xml version="1.0" encoding="utf-8"?>
 <?mso-contentType ?>
 <FormTemplates xmlns="http://schemas.microsoft.com/sharepoint/v3/contenttype/forms">
   <Display>DocumentLibraryForm</Display>
@@ -5127,19 +6387,7 @@
 </FormTemplates>
 </file>
 
-<file path=customXml/item2.xml><?xml version="1.0" encoding="utf-8"?>
-<p:properties xmlns:p="http://schemas.microsoft.com/office/2006/metadata/properties" xmlns:xsi="http://www.w3.org/2001/XMLSchema-instance" xmlns:pc="http://schemas.microsoft.com/office/infopath/2007/PartnerControls">
-  <documentManagement>
-    <_activity xmlns="d71ff2ac-62c7-44d6-abd7-1383af8796a8" xsi:nil="true"/>
-  </documentManagement>
-</p:properties>
-</file>
-
 <file path=customXml/item3.xml><?xml version="1.0" encoding="utf-8"?>
-<b:Sources xmlns:b="http://schemas.openxmlformats.org/officeDocument/2006/bibliography" xmlns="http://schemas.openxmlformats.org/officeDocument/2006/bibliography" SelectedStyle="\APASixthEditionOfficeOnline.xsl" StyleName="APA" Version="6"/>
-</file>
-
-<file path=customXml/item4.xml><?xml version="1.0" encoding="utf-8"?>
 <ct:contentTypeSchema xmlns:ct="http://schemas.microsoft.com/office/2006/metadata/contentType" xmlns:ma="http://schemas.microsoft.com/office/2006/metadata/properties/metaAttributes" ct:_="" ma:_="" ma:contentTypeName="Document" ma:contentTypeID="0x0101009908F051F1A7FA40B6E0D78DFA896E6F" ma:contentTypeVersion="15" ma:contentTypeDescription="Create a new document." ma:contentTypeScope="" ma:versionID="16bd8ccdb24192f5a23e1f50082beb91">
   <xsd:schema xmlns:xsd="http://www.w3.org/2001/XMLSchema" xmlns:xs="http://www.w3.org/2001/XMLSchema" xmlns:p="http://schemas.microsoft.com/office/2006/metadata/properties" xmlns:ns3="d71ff2ac-62c7-44d6-abd7-1383af8796a8" xmlns:ns4="19621f95-9056-4b81-ab21-41233ae0d36d" targetNamespace="http://schemas.microsoft.com/office/2006/metadata/properties" ma:root="true" ma:fieldsID="4a6057a7fc35ca9381604f182b6a209d" ns3:_="" ns4:_="">
     <xsd:import namespace="d71ff2ac-62c7-44d6-abd7-1383af8796a8"/>
@@ -5372,15 +6620,11 @@
 </ct:contentTypeSchema>
 </file>
 
-<file path=customXml/itemProps1.xml><?xml version="1.0" encoding="utf-8"?>
-<ds:datastoreItem xmlns:ds="http://schemas.openxmlformats.org/officeDocument/2006/customXml" ds:itemID="{DBC131DF-4F18-448B-B46F-936BB86E1BD6}">
-  <ds:schemaRefs>
-    <ds:schemaRef ds:uri="http://schemas.microsoft.com/sharepoint/v3/contenttype/forms"/>
-  </ds:schemaRefs>
-</ds:datastoreItem>
+<file path=customXml/item4.xml><?xml version="1.0" encoding="utf-8"?>
+<b:Sources xmlns:b="http://schemas.openxmlformats.org/officeDocument/2006/bibliography" xmlns="http://schemas.openxmlformats.org/officeDocument/2006/bibliography" SelectedStyle="\APASixthEditionOfficeOnline.xsl" StyleName="APA" Version="6"/>
 </file>
 
-<file path=customXml/itemProps2.xml><?xml version="1.0" encoding="utf-8"?>
+<file path=customXml/itemProps1.xml><?xml version="1.0" encoding="utf-8"?>
 <ds:datastoreItem xmlns:ds="http://schemas.openxmlformats.org/officeDocument/2006/customXml" ds:itemID="{3F2AE3CF-AF0A-42C7-BC75-AAA91D189F19}">
   <ds:schemaRefs>
     <ds:schemaRef ds:uri="http://schemas.microsoft.com/office/2006/metadata/properties"/>
@@ -5390,15 +6634,15 @@
 </ds:datastoreItem>
 </file>
 
-<file path=customXml/itemProps3.xml><?xml version="1.0" encoding="utf-8"?>
-<ds:datastoreItem xmlns:ds="http://schemas.openxmlformats.org/officeDocument/2006/customXml" ds:itemID="{500AA85C-6BEF-45D1-AD66-44E6B9A5378D}">
+<file path=customXml/itemProps2.xml><?xml version="1.0" encoding="utf-8"?>
+<ds:datastoreItem xmlns:ds="http://schemas.openxmlformats.org/officeDocument/2006/customXml" ds:itemID="{DBC131DF-4F18-448B-B46F-936BB86E1BD6}">
   <ds:schemaRefs>
-    <ds:schemaRef ds:uri="http://schemas.openxmlformats.org/officeDocument/2006/bibliography"/>
+    <ds:schemaRef ds:uri="http://schemas.microsoft.com/sharepoint/v3/contenttype/forms"/>
   </ds:schemaRefs>
 </ds:datastoreItem>
 </file>
 
-<file path=customXml/itemProps4.xml><?xml version="1.0" encoding="utf-8"?>
+<file path=customXml/itemProps3.xml><?xml version="1.0" encoding="utf-8"?>
 <ds:datastoreItem xmlns:ds="http://schemas.openxmlformats.org/officeDocument/2006/customXml" ds:itemID="{9E4FD10E-ECE4-47FC-B486-A980A4B50C09}">
   <ds:schemaRefs>
     <ds:schemaRef ds:uri="http://schemas.microsoft.com/office/2006/metadata/contentType"/>
@@ -5415,4 +6659,12 @@
     <ds:schemaRef ds:uri="http://schemas.microsoft.com/internal/obd"/>
   </ds:schemaRefs>
 </ds:datastoreItem>
+</file>
+
+<file path=customXml/itemProps4.xml><?xml version="1.0" encoding="utf-8"?>
+<ds:datastoreItem xmlns:ds="http://schemas.openxmlformats.org/officeDocument/2006/customXml" ds:itemID="{500AA85C-6BEF-45D1-AD66-44E6B9A5378D}">
+  <ds:schemaRefs>
+    <ds:schemaRef ds:uri="http://schemas.openxmlformats.org/officeDocument/2006/bibliography"/>
+  </ds:schemaRefs>
+</ds:datastoreItem>
 </file>
--- a/Specifications/SiteSafeSpecs.docx
+++ b/Specifications/SiteSafeSpecs.docx
@@ -14,15 +14,15 @@
           <w:noProof/>
         </w:rPr>
         <w:drawing>
-          <wp:anchor distT="0" distB="0" distL="114300" distR="114300" simplePos="0" relativeHeight="251767808" behindDoc="0" locked="0" layoutInCell="1" allowOverlap="1" wp14:anchorId="4DB59452" wp14:editId="259E8333">
+          <wp:anchor distT="0" distB="0" distL="114300" distR="114300" simplePos="0" relativeHeight="251767808" behindDoc="0" locked="0" layoutInCell="1" allowOverlap="1" wp14:anchorId="4DB59452" wp14:editId="203C2261">
             <wp:simplePos x="0" y="0"/>
             <wp:positionH relativeFrom="column">
               <wp:posOffset>-95250</wp:posOffset>
             </wp:positionH>
             <wp:positionV relativeFrom="paragraph">
-              <wp:posOffset>-11430</wp:posOffset>
+              <wp:posOffset>186690</wp:posOffset>
             </wp:positionV>
-            <wp:extent cx="5724525" cy="3209925"/>
+            <wp:extent cx="5724525" cy="2428875"/>
             <wp:effectExtent l="0" t="0" r="0" b="0"/>
             <wp:wrapNone/>
             <wp:docPr id="2037807730" name="Picture 2"/>
@@ -38,7 +38,7 @@
                       <a:picLocks noChangeAspect="1" noChangeArrowheads="1"/>
                     </pic:cNvPicPr>
                   </pic:nvPicPr>
-                  <pic:blipFill>
+                  <pic:blipFill rotWithShape="1">
                     <a:blip r:embed="rId11">
                       <a:extLst>
                         <a:ext uri="{28A0092B-C50C-407E-A947-70E740481C1C}">
@@ -46,15 +46,13 @@
                         </a:ext>
                       </a:extLst>
                     </a:blip>
-                    <a:srcRect/>
-                    <a:stretch>
-                      <a:fillRect/>
-                    </a:stretch>
+                    <a:srcRect t="12067" b="12265"/>
+                    <a:stretch/>
                   </pic:blipFill>
                   <pic:spPr bwMode="auto">
                     <a:xfrm>
                       <a:off x="0" y="0"/>
-                      <a:ext cx="5724525" cy="3209925"/>
+                      <a:ext cx="5724525" cy="2428875"/>
                     </a:xfrm>
                     <a:prstGeom prst="rect">
                       <a:avLst/>
@@ -63,6 +61,11 @@
                     <a:ln>
                       <a:noFill/>
                     </a:ln>
+                    <a:extLst>
+                      <a:ext uri="{53640926-AAD7-44D8-BBD7-CCE9431645EC}">
+                        <a14:shadowObscured xmlns:a14="http://schemas.microsoft.com/office/drawing/2010/main"/>
+                      </a:ext>
+                    </a:extLst>
                   </pic:spPr>
                 </pic:pic>
               </a:graphicData>
@@ -76,22 +79,6 @@
           </wp:anchor>
         </w:drawing>
       </w:r>
-    </w:p>
-    <w:p>
-      <w:pPr>
-        <w:pStyle w:val="ReportGuidelines"/>
-        <w:rPr>
-          <w:szCs w:val="24"/>
-        </w:rPr>
-      </w:pPr>
-    </w:p>
-    <w:p>
-      <w:pPr>
-        <w:pStyle w:val="ReportGuidelines"/>
-        <w:rPr>
-          <w:szCs w:val="24"/>
-        </w:rPr>
-      </w:pPr>
     </w:p>
     <w:p>
       <w:pPr>
@@ -211,7 +198,21 @@
                                 <w:sz w:val="18"/>
                                 <w:szCs w:val="18"/>
                               </w:rPr>
-                              <w:t>Fig 1.</w:t>
+                              <w:t>Fig</w:t>
+                            </w:r>
+                            <w:r>
+                              <w:rPr>
+                                <w:sz w:val="18"/>
+                                <w:szCs w:val="18"/>
+                              </w:rPr>
+                              <w:t>.</w:t>
+                            </w:r>
+                            <w:r>
+                              <w:rPr>
+                                <w:sz w:val="18"/>
+                                <w:szCs w:val="18"/>
+                              </w:rPr>
+                              <w:t xml:space="preserve"> 1</w:t>
                             </w:r>
                           </w:p>
                         </w:txbxContent>
@@ -237,7 +238,7 @@
                 <v:stroke joinstyle="miter"/>
                 <v:path gradientshapeok="t" o:connecttype="rect"/>
               </v:shapetype>
-              <v:shape id="Text Box 2" o:spid="_x0000_s1026" type="#_x0000_t202" style="position:absolute;margin-left:332.7pt;margin-top:12.15pt;width:43.05pt;height:20.15pt;z-index:251773952;visibility:visible;mso-wrap-style:square;mso-width-percent:0;mso-height-percent:0;mso-wrap-distance-left:9pt;mso-wrap-distance-top:3.6pt;mso-wrap-distance-right:9pt;mso-wrap-distance-bottom:3.6pt;mso-position-horizontal:absolute;mso-position-horizontal-relative:text;mso-position-vertical:absolute;mso-position-vertical-relative:text;mso-width-percent:0;mso-height-percent:0;mso-width-relative:margin;mso-height-relative:margin;v-text-anchor:top" o:gfxdata="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" filled="f" stroked="f">
+              <v:shape id="Text Box 2" o:spid="_x0000_s1026" type="#_x0000_t202" style="position:absolute;margin-left:332.7pt;margin-top:12.15pt;width:43.05pt;height:20.15pt;z-index:251773952;visibility:visible;mso-wrap-style:square;mso-width-percent:0;mso-height-percent:0;mso-wrap-distance-left:9pt;mso-wrap-distance-top:3.6pt;mso-wrap-distance-right:9pt;mso-wrap-distance-bottom:3.6pt;mso-position-horizontal:absolute;mso-position-horizontal-relative:text;mso-position-vertical:absolute;mso-position-vertical-relative:text;mso-width-percent:0;mso-height-percent:0;mso-width-relative:margin;mso-height-relative:margin;v-text-anchor:top" o:gfxdata="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" filled="f" stroked="f">
                 <v:textbox>
                   <w:txbxContent>
                     <w:p>
@@ -252,7 +253,21 @@
                           <w:sz w:val="18"/>
                           <w:szCs w:val="18"/>
                         </w:rPr>
-                        <w:t>Fig 1.</w:t>
+                        <w:t>Fig</w:t>
+                      </w:r>
+                      <w:r>
+                        <w:rPr>
+                          <w:sz w:val="18"/>
+                          <w:szCs w:val="18"/>
+                        </w:rPr>
+                        <w:t>.</w:t>
+                      </w:r>
+                      <w:r>
+                        <w:rPr>
+                          <w:sz w:val="18"/>
+                          <w:szCs w:val="18"/>
+                        </w:rPr>
+                        <w:t xml:space="preserve"> 1</w:t>
                       </w:r>
                     </w:p>
                   </w:txbxContent>
@@ -539,7 +554,7 @@
           <w:szCs w:val="32"/>
         </w:rPr>
         <w:drawing>
-          <wp:anchor distT="0" distB="0" distL="114300" distR="114300" simplePos="0" relativeHeight="251540480" behindDoc="0" locked="0" layoutInCell="1" allowOverlap="1" wp14:anchorId="1AE65912" wp14:editId="5D62F696">
+          <wp:anchor distT="0" distB="0" distL="114300" distR="114300" simplePos="0" relativeHeight="251540480" behindDoc="0" locked="0" layoutInCell="1" allowOverlap="1" wp14:anchorId="1AE65912" wp14:editId="599E4339">
             <wp:simplePos x="0" y="0"/>
             <wp:positionH relativeFrom="column">
               <wp:posOffset>60960</wp:posOffset>
@@ -716,13 +731,13 @@
         <mc:AlternateContent>
           <mc:Choice Requires="wps">
             <w:drawing>
-              <wp:anchor distT="45720" distB="45720" distL="114300" distR="114300" simplePos="0" relativeHeight="251776000" behindDoc="0" locked="0" layoutInCell="1" allowOverlap="1" wp14:anchorId="7FF5806D" wp14:editId="35C7AA1A">
+              <wp:anchor distT="45720" distB="45720" distL="114300" distR="114300" simplePos="0" relativeHeight="251776000" behindDoc="0" locked="0" layoutInCell="1" allowOverlap="1" wp14:anchorId="7FF5806D" wp14:editId="0FA1E264">
                 <wp:simplePos x="0" y="0"/>
                 <wp:positionH relativeFrom="column">
-                  <wp:posOffset>4225636</wp:posOffset>
+                  <wp:posOffset>4225290</wp:posOffset>
                 </wp:positionH>
                 <wp:positionV relativeFrom="paragraph">
-                  <wp:posOffset>10795</wp:posOffset>
+                  <wp:posOffset>20320</wp:posOffset>
                 </wp:positionV>
                 <wp:extent cx="546735" cy="255905"/>
                 <wp:effectExtent l="0" t="0" r="0" b="0"/>
@@ -778,7 +793,21 @@
                                 <w:sz w:val="18"/>
                                 <w:szCs w:val="18"/>
                               </w:rPr>
-                              <w:t xml:space="preserve">Fig </w:t>
+                              <w:t>Fig</w:t>
+                            </w:r>
+                            <w:r>
+                              <w:rPr>
+                                <w:sz w:val="18"/>
+                                <w:szCs w:val="18"/>
+                              </w:rPr>
+                              <w:t>.</w:t>
+                            </w:r>
+                            <w:r>
+                              <w:rPr>
+                                <w:sz w:val="18"/>
+                                <w:szCs w:val="18"/>
+                              </w:rPr>
+                              <w:t xml:space="preserve"> </w:t>
                             </w:r>
                             <w:r>
                               <w:rPr>
@@ -786,13 +815,6 @@
                                 <w:szCs w:val="18"/>
                               </w:rPr>
                               <w:t>2</w:t>
-                            </w:r>
-                            <w:r>
-                              <w:rPr>
-                                <w:sz w:val="18"/>
-                                <w:szCs w:val="18"/>
-                              </w:rPr>
-                              <w:t>.</w:t>
                             </w:r>
                           </w:p>
                         </w:txbxContent>
@@ -814,7 +836,7 @@
           </mc:Choice>
           <mc:Fallback>
             <w:pict>
-              <v:shape w14:anchorId="7FF5806D" id="_x0000_s1027" type="#_x0000_t202" style="position:absolute;left:0;text-align:left;margin-left:332.75pt;margin-top:.85pt;width:43.05pt;height:20.15pt;z-index:251776000;visibility:visible;mso-wrap-style:square;mso-width-percent:0;mso-height-percent:0;mso-wrap-distance-left:9pt;mso-wrap-distance-top:3.6pt;mso-wrap-distance-right:9pt;mso-wrap-distance-bottom:3.6pt;mso-position-horizontal:absolute;mso-position-horizontal-relative:text;mso-position-vertical:absolute;mso-position-vertical-relative:text;mso-width-percent:0;mso-height-percent:0;mso-width-relative:margin;mso-height-relative:margin;v-text-anchor:top" o:gfxdata="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" filled="f" stroked="f">
+              <v:shape w14:anchorId="7FF5806D" id="_x0000_s1027" type="#_x0000_t202" style="position:absolute;left:0;text-align:left;margin-left:332.7pt;margin-top:1.6pt;width:43.05pt;height:20.15pt;z-index:251776000;visibility:visible;mso-wrap-style:square;mso-width-percent:0;mso-height-percent:0;mso-wrap-distance-left:9pt;mso-wrap-distance-top:3.6pt;mso-wrap-distance-right:9pt;mso-wrap-distance-bottom:3.6pt;mso-position-horizontal:absolute;mso-position-horizontal-relative:text;mso-position-vertical:absolute;mso-position-vertical-relative:text;mso-width-percent:0;mso-height-percent:0;mso-width-relative:margin;mso-height-relative:margin;v-text-anchor:top" o:gfxdata="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" filled="f" stroked="f">
                 <v:textbox>
                   <w:txbxContent>
                     <w:p>
@@ -829,7 +851,21 @@
                           <w:sz w:val="18"/>
                           <w:szCs w:val="18"/>
                         </w:rPr>
-                        <w:t xml:space="preserve">Fig </w:t>
+                        <w:t>Fig</w:t>
+                      </w:r>
+                      <w:r>
+                        <w:rPr>
+                          <w:sz w:val="18"/>
+                          <w:szCs w:val="18"/>
+                        </w:rPr>
+                        <w:t>.</w:t>
+                      </w:r>
+                      <w:r>
+                        <w:rPr>
+                          <w:sz w:val="18"/>
+                          <w:szCs w:val="18"/>
+                        </w:rPr>
+                        <w:t xml:space="preserve"> </w:t>
                       </w:r>
                       <w:r>
                         <w:rPr>
@@ -838,13 +874,6 @@
                         </w:rPr>
                         <w:t>2</w:t>
                       </w:r>
-                      <w:r>
-                        <w:rPr>
-                          <w:sz w:val="18"/>
-                          <w:szCs w:val="18"/>
-                        </w:rPr>
-                        <w:t>.</w:t>
-                      </w:r>
                     </w:p>
                   </w:txbxContent>
                 </v:textbox>
@@ -853,6 +882,11 @@
           </mc:Fallback>
         </mc:AlternateContent>
       </w:r>
+    </w:p>
+    <w:p>
+      <w:pPr>
+        <w:pStyle w:val="Subtitle"/>
+      </w:pPr>
     </w:p>
     <w:p>
       <w:pPr>
@@ -1268,7 +1302,21 @@
                                 <w:sz w:val="18"/>
                                 <w:szCs w:val="18"/>
                               </w:rPr>
-                              <w:t xml:space="preserve">Fig </w:t>
+                              <w:t>Fig</w:t>
+                            </w:r>
+                            <w:r>
+                              <w:rPr>
+                                <w:sz w:val="18"/>
+                                <w:szCs w:val="18"/>
+                              </w:rPr>
+                              <w:t>.</w:t>
+                            </w:r>
+                            <w:r>
+                              <w:rPr>
+                                <w:sz w:val="18"/>
+                                <w:szCs w:val="18"/>
+                              </w:rPr>
+                              <w:t xml:space="preserve"> </w:t>
                             </w:r>
                             <w:r>
                               <w:rPr>
@@ -1276,13 +1324,6 @@
                                 <w:szCs w:val="18"/>
                               </w:rPr>
                               <w:t>3</w:t>
-                            </w:r>
-                            <w:r>
-                              <w:rPr>
-                                <w:sz w:val="18"/>
-                                <w:szCs w:val="18"/>
-                              </w:rPr>
-                              <w:t>.</w:t>
                             </w:r>
                           </w:p>
                         </w:txbxContent>
@@ -1304,7 +1345,7 @@
           </mc:Choice>
           <mc:Fallback>
             <w:pict>
-              <v:shape w14:anchorId="63D16E22" id="_x0000_s1028" type="#_x0000_t202" style="position:absolute;left:0;text-align:left;margin-left:176.15pt;margin-top:11.5pt;width:43.05pt;height:20.15pt;z-index:251778048;visibility:visible;mso-wrap-style:square;mso-width-percent:0;mso-height-percent:0;mso-wrap-distance-left:9pt;mso-wrap-distance-top:3.6pt;mso-wrap-distance-right:9pt;mso-wrap-distance-bottom:3.6pt;mso-position-horizontal:absolute;mso-position-horizontal-relative:text;mso-position-vertical:absolute;mso-position-vertical-relative:text;mso-width-percent:0;mso-height-percent:0;mso-width-relative:margin;mso-height-relative:margin;v-text-anchor:top" o:gfxdata="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" filled="f" stroked="f">
+              <v:shape w14:anchorId="63D16E22" id="_x0000_s1028" type="#_x0000_t202" style="position:absolute;left:0;text-align:left;margin-left:176.15pt;margin-top:11.5pt;width:43.05pt;height:20.15pt;z-index:251778048;visibility:visible;mso-wrap-style:square;mso-width-percent:0;mso-height-percent:0;mso-wrap-distance-left:9pt;mso-wrap-distance-top:3.6pt;mso-wrap-distance-right:9pt;mso-wrap-distance-bottom:3.6pt;mso-position-horizontal:absolute;mso-position-horizontal-relative:text;mso-position-vertical:absolute;mso-position-vertical-relative:text;mso-width-percent:0;mso-height-percent:0;mso-width-relative:margin;mso-height-relative:margin;v-text-anchor:top" o:gfxdata="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" filled="f" stroked="f">
                 <v:textbox>
                   <w:txbxContent>
                     <w:p>
@@ -1319,7 +1360,21 @@
                           <w:sz w:val="18"/>
                           <w:szCs w:val="18"/>
                         </w:rPr>
-                        <w:t xml:space="preserve">Fig </w:t>
+                        <w:t>Fig</w:t>
+                      </w:r>
+                      <w:r>
+                        <w:rPr>
+                          <w:sz w:val="18"/>
+                          <w:szCs w:val="18"/>
+                        </w:rPr>
+                        <w:t>.</w:t>
+                      </w:r>
+                      <w:r>
+                        <w:rPr>
+                          <w:sz w:val="18"/>
+                          <w:szCs w:val="18"/>
+                        </w:rPr>
+                        <w:t xml:space="preserve"> </w:t>
                       </w:r>
                       <w:r>
                         <w:rPr>
@@ -1328,13 +1383,6 @@
                         </w:rPr>
                         <w:t>3</w:t>
                       </w:r>
-                      <w:r>
-                        <w:rPr>
-                          <w:sz w:val="18"/>
-                          <w:szCs w:val="18"/>
-                        </w:rPr>
-                        <w:t>.</w:t>
-                      </w:r>
                     </w:p>
                   </w:txbxContent>
                 </v:textbox>
@@ -1416,7 +1464,13 @@
         <w:t xml:space="preserve"> </w:t>
       </w:r>
       <w:r>
-        <w:t xml:space="preserve">R was a programming language that is </w:t>
+        <w:t xml:space="preserve">R </w:t>
+      </w:r>
+      <w:r>
+        <w:t>is</w:t>
+      </w:r>
+      <w:r>
+        <w:t xml:space="preserve"> a programming language that is </w:t>
       </w:r>
       <w:r>
         <w:t>also commonly used in machine learning projects. The</w:t>
@@ -1852,7 +1906,21 @@
                                 <w:sz w:val="18"/>
                                 <w:szCs w:val="18"/>
                               </w:rPr>
-                              <w:t xml:space="preserve">Fig </w:t>
+                              <w:t>Fig</w:t>
+                            </w:r>
+                            <w:r>
+                              <w:rPr>
+                                <w:sz w:val="18"/>
+                                <w:szCs w:val="18"/>
+                              </w:rPr>
+                              <w:t>.</w:t>
+                            </w:r>
+                            <w:r>
+                              <w:rPr>
+                                <w:sz w:val="18"/>
+                                <w:szCs w:val="18"/>
+                              </w:rPr>
+                              <w:t xml:space="preserve"> </w:t>
                             </w:r>
                             <w:r>
                               <w:rPr>
@@ -1860,13 +1928,6 @@
                                 <w:szCs w:val="18"/>
                               </w:rPr>
                               <w:t>4</w:t>
-                            </w:r>
-                            <w:r>
-                              <w:rPr>
-                                <w:sz w:val="18"/>
-                                <w:szCs w:val="18"/>
-                              </w:rPr>
-                              <w:t>.</w:t>
                             </w:r>
                           </w:p>
                         </w:txbxContent>
@@ -1888,7 +1949,7 @@
           </mc:Choice>
           <mc:Fallback>
             <w:pict>
-              <v:shape w14:anchorId="0B82E579" id="_x0000_s1029" type="#_x0000_t202" style="position:absolute;margin-left:226.85pt;margin-top:23.25pt;width:43.05pt;height:20.15pt;z-index:251780096;visibility:visible;mso-wrap-style:square;mso-width-percent:0;mso-height-percent:0;mso-wrap-distance-left:9pt;mso-wrap-distance-top:3.6pt;mso-wrap-distance-right:9pt;mso-wrap-distance-bottom:3.6pt;mso-position-horizontal:absolute;mso-position-horizontal-relative:text;mso-position-vertical:absolute;mso-position-vertical-relative:text;mso-width-percent:0;mso-height-percent:0;mso-width-relative:margin;mso-height-relative:margin;v-text-anchor:top" o:gfxdata="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" filled="f" stroked="f">
+              <v:shape w14:anchorId="0B82E579" id="_x0000_s1029" type="#_x0000_t202" style="position:absolute;margin-left:226.85pt;margin-top:23.25pt;width:43.05pt;height:20.15pt;z-index:251780096;visibility:visible;mso-wrap-style:square;mso-width-percent:0;mso-height-percent:0;mso-wrap-distance-left:9pt;mso-wrap-distance-top:3.6pt;mso-wrap-distance-right:9pt;mso-wrap-distance-bottom:3.6pt;mso-position-horizontal:absolute;mso-position-horizontal-relative:text;mso-position-vertical:absolute;mso-position-vertical-relative:text;mso-width-percent:0;mso-height-percent:0;mso-width-relative:margin;mso-height-relative:margin;v-text-anchor:top" o:gfxdata="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" filled="f" stroked="f">
                 <v:textbox>
                   <w:txbxContent>
                     <w:p>
@@ -1903,7 +1964,21 @@
                           <w:sz w:val="18"/>
                           <w:szCs w:val="18"/>
                         </w:rPr>
-                        <w:t xml:space="preserve">Fig </w:t>
+                        <w:t>Fig</w:t>
+                      </w:r>
+                      <w:r>
+                        <w:rPr>
+                          <w:sz w:val="18"/>
+                          <w:szCs w:val="18"/>
+                        </w:rPr>
+                        <w:t>.</w:t>
+                      </w:r>
+                      <w:r>
+                        <w:rPr>
+                          <w:sz w:val="18"/>
+                          <w:szCs w:val="18"/>
+                        </w:rPr>
+                        <w:t xml:space="preserve"> </w:t>
                       </w:r>
                       <w:r>
                         <w:rPr>
@@ -1911,13 +1986,6 @@
                           <w:szCs w:val="18"/>
                         </w:rPr>
                         <w:t>4</w:t>
-                      </w:r>
-                      <w:r>
-                        <w:rPr>
-                          <w:sz w:val="18"/>
-                          <w:szCs w:val="18"/>
-                        </w:rPr>
-                        <w:t>.</w:t>
                       </w:r>
                     </w:p>
                   </w:txbxContent>
@@ -2238,7 +2306,7 @@
         <mc:AlternateContent>
           <mc:Choice Requires="wps">
             <w:drawing>
-              <wp:anchor distT="45720" distB="45720" distL="114300" distR="114300" simplePos="0" relativeHeight="251783168" behindDoc="0" locked="0" layoutInCell="1" allowOverlap="1" wp14:anchorId="758D3D55" wp14:editId="6B810D5A">
+              <wp:anchor distT="45720" distB="45720" distL="114300" distR="114300" simplePos="0" relativeHeight="251783168" behindDoc="0" locked="0" layoutInCell="1" allowOverlap="1" wp14:anchorId="758D3D55" wp14:editId="77E05614">
                 <wp:simplePos x="0" y="0"/>
                 <wp:positionH relativeFrom="column">
                   <wp:posOffset>2486198</wp:posOffset>
@@ -2300,7 +2368,21 @@
                                 <w:sz w:val="18"/>
                                 <w:szCs w:val="18"/>
                               </w:rPr>
-                              <w:t xml:space="preserve">Fig </w:t>
+                              <w:t>Fig</w:t>
+                            </w:r>
+                            <w:r>
+                              <w:rPr>
+                                <w:sz w:val="18"/>
+                                <w:szCs w:val="18"/>
+                              </w:rPr>
+                              <w:t>.</w:t>
+                            </w:r>
+                            <w:r>
+                              <w:rPr>
+                                <w:sz w:val="18"/>
+                                <w:szCs w:val="18"/>
+                              </w:rPr>
+                              <w:t xml:space="preserve"> </w:t>
                             </w:r>
                             <w:r>
                               <w:rPr>
@@ -2359,7 +2441,21 @@
                           <w:sz w:val="18"/>
                           <w:szCs w:val="18"/>
                         </w:rPr>
-                        <w:t xml:space="preserve">Fig </w:t>
+                        <w:t>Fig</w:t>
+                      </w:r>
+                      <w:r>
+                        <w:rPr>
+                          <w:sz w:val="18"/>
+                          <w:szCs w:val="18"/>
+                        </w:rPr>
+                        <w:t>.</w:t>
+                      </w:r>
+                      <w:r>
+                        <w:rPr>
+                          <w:sz w:val="18"/>
+                          <w:szCs w:val="18"/>
+                        </w:rPr>
+                        <w:t xml:space="preserve"> </w:t>
                       </w:r>
                       <w:r>
                         <w:rPr>
@@ -2533,6 +2629,68 @@
         <w:rPr>
           <w:b/>
           <w:bCs/>
+          <w:noProof/>
+        </w:rPr>
+        <w:drawing>
+          <wp:anchor distT="0" distB="0" distL="114300" distR="114300" simplePos="0" relativeHeight="251784192" behindDoc="0" locked="0" layoutInCell="1" allowOverlap="1" wp14:anchorId="58B16C10" wp14:editId="3E883F68">
+            <wp:simplePos x="0" y="0"/>
+            <wp:positionH relativeFrom="column">
+              <wp:posOffset>984250</wp:posOffset>
+            </wp:positionH>
+            <wp:positionV relativeFrom="paragraph">
+              <wp:posOffset>22860</wp:posOffset>
+            </wp:positionV>
+            <wp:extent cx="4168503" cy="1625600"/>
+            <wp:effectExtent l="0" t="0" r="3810" b="0"/>
+            <wp:wrapNone/>
+            <wp:docPr id="393961854" name="Picture 7" descr="A black text and a black object&#10;&#10;Description automatically generated with medium confidence"/>
+            <wp:cNvGraphicFramePr>
+              <a:graphicFrameLocks xmlns:a="http://schemas.openxmlformats.org/drawingml/2006/main" noChangeAspect="1"/>
+            </wp:cNvGraphicFramePr>
+            <a:graphic xmlns:a="http://schemas.openxmlformats.org/drawingml/2006/main">
+              <a:graphicData uri="http://schemas.openxmlformats.org/drawingml/2006/picture">
+                <pic:pic xmlns:pic="http://schemas.openxmlformats.org/drawingml/2006/picture">
+                  <pic:nvPicPr>
+                    <pic:cNvPr id="393961854" name="Picture 7" descr="A black text and a black object&#10;&#10;Description automatically generated with medium confidence"/>
+                    <pic:cNvPicPr/>
+                  </pic:nvPicPr>
+                  <pic:blipFill>
+                    <a:blip r:embed="rId17">
+                      <a:extLst>
+                        <a:ext uri="{28A0092B-C50C-407E-A947-70E740481C1C}">
+                          <a14:useLocalDpi xmlns:a14="http://schemas.microsoft.com/office/drawing/2010/main" val="0"/>
+                        </a:ext>
+                      </a:extLst>
+                    </a:blip>
+                    <a:stretch>
+                      <a:fillRect/>
+                    </a:stretch>
+                  </pic:blipFill>
+                  <pic:spPr>
+                    <a:xfrm>
+                      <a:off x="0" y="0"/>
+                      <a:ext cx="4172354" cy="1627102"/>
+                    </a:xfrm>
+                    <a:prstGeom prst="rect">
+                      <a:avLst/>
+                    </a:prstGeom>
+                  </pic:spPr>
+                </pic:pic>
+              </a:graphicData>
+            </a:graphic>
+            <wp14:sizeRelH relativeFrom="page">
+              <wp14:pctWidth>0</wp14:pctWidth>
+            </wp14:sizeRelH>
+            <wp14:sizeRelV relativeFrom="page">
+              <wp14:pctHeight>0</wp14:pctHeight>
+            </wp14:sizeRelV>
+          </wp:anchor>
+        </w:drawing>
+      </w:r>
+      <w:r>
+        <w:rPr>
+          <w:b/>
+          <w:bCs/>
         </w:rPr>
         <w:t>Flask</w:t>
       </w:r>
@@ -2550,6 +2708,268 @@
       <w:pPr>
         <w:pStyle w:val="ListParagraph"/>
         <w:rPr>
+          <w:b/>
+          <w:bCs/>
+        </w:rPr>
+      </w:pPr>
+    </w:p>
+    <w:p>
+      <w:pPr>
+        <w:pStyle w:val="ListParagraph"/>
+        <w:rPr>
+          <w:b/>
+          <w:bCs/>
+        </w:rPr>
+      </w:pPr>
+    </w:p>
+    <w:p>
+      <w:pPr>
+        <w:pStyle w:val="ListParagraph"/>
+        <w:rPr>
+          <w:b/>
+          <w:bCs/>
+        </w:rPr>
+      </w:pPr>
+    </w:p>
+    <w:p>
+      <w:pPr>
+        <w:pStyle w:val="ListParagraph"/>
+        <w:rPr>
+          <w:b/>
+          <w:bCs/>
+        </w:rPr>
+      </w:pPr>
+    </w:p>
+    <w:p>
+      <w:pPr>
+        <w:pStyle w:val="ListParagraph"/>
+        <w:rPr>
+          <w:b/>
+          <w:bCs/>
+        </w:rPr>
+      </w:pPr>
+    </w:p>
+    <w:p>
+      <w:pPr>
+        <w:pStyle w:val="ListParagraph"/>
+        <w:rPr>
+          <w:b/>
+          <w:bCs/>
+        </w:rPr>
+      </w:pPr>
+      <w:r>
+        <w:rPr>
+          <w:b/>
+          <w:bCs/>
+          <w:noProof/>
+        </w:rPr>
+        <mc:AlternateContent>
+          <mc:Choice Requires="wps">
+            <w:drawing>
+              <wp:anchor distT="45720" distB="45720" distL="114300" distR="114300" simplePos="0" relativeHeight="251786240" behindDoc="0" locked="0" layoutInCell="1" allowOverlap="1" wp14:anchorId="02CD32C7" wp14:editId="25970EB2">
+                <wp:simplePos x="0" y="0"/>
+                <wp:positionH relativeFrom="column">
+                  <wp:posOffset>5092700</wp:posOffset>
+                </wp:positionH>
+                <wp:positionV relativeFrom="paragraph">
+                  <wp:posOffset>69215</wp:posOffset>
+                </wp:positionV>
+                <wp:extent cx="546735" cy="255905"/>
+                <wp:effectExtent l="0" t="0" r="0" b="0"/>
+                <wp:wrapNone/>
+                <wp:docPr id="809663911" name="Text Box 2"/>
+                <wp:cNvGraphicFramePr>
+                  <a:graphicFrameLocks xmlns:a="http://schemas.openxmlformats.org/drawingml/2006/main"/>
+                </wp:cNvGraphicFramePr>
+                <a:graphic xmlns:a="http://schemas.openxmlformats.org/drawingml/2006/main">
+                  <a:graphicData uri="http://schemas.microsoft.com/office/word/2010/wordprocessingShape">
+                    <wps:wsp>
+                      <wps:cNvSpPr txBox="1">
+                        <a:spLocks noChangeArrowheads="1"/>
+                      </wps:cNvSpPr>
+                      <wps:spPr bwMode="auto">
+                        <a:xfrm>
+                          <a:off x="0" y="0"/>
+                          <a:ext cx="546735" cy="255905"/>
+                        </a:xfrm>
+                        <a:prstGeom prst="rect">
+                          <a:avLst/>
+                        </a:prstGeom>
+                        <a:noFill/>
+                        <a:ln>
+                          <a:noFill/>
+                        </a:ln>
+                      </wps:spPr>
+                      <wps:style>
+                        <a:lnRef idx="0">
+                          <a:scrgbClr r="0" g="0" b="0"/>
+                        </a:lnRef>
+                        <a:fillRef idx="0">
+                          <a:scrgbClr r="0" g="0" b="0"/>
+                        </a:fillRef>
+                        <a:effectRef idx="0">
+                          <a:scrgbClr r="0" g="0" b="0"/>
+                        </a:effectRef>
+                        <a:fontRef idx="minor">
+                          <a:schemeClr val="dk1"/>
+                        </a:fontRef>
+                      </wps:style>
+                      <wps:txbx>
+                        <w:txbxContent>
+                          <w:p>
+                            <w:pPr>
+                              <w:rPr>
+                                <w:sz w:val="18"/>
+                                <w:szCs w:val="18"/>
+                              </w:rPr>
+                            </w:pPr>
+                            <w:r>
+                              <w:rPr>
+                                <w:sz w:val="18"/>
+                                <w:szCs w:val="18"/>
+                              </w:rPr>
+                              <w:t>Fig</w:t>
+                            </w:r>
+                            <w:r>
+                              <w:rPr>
+                                <w:sz w:val="18"/>
+                                <w:szCs w:val="18"/>
+                              </w:rPr>
+                              <w:t>.</w:t>
+                            </w:r>
+                            <w:r>
+                              <w:rPr>
+                                <w:sz w:val="18"/>
+                                <w:szCs w:val="18"/>
+                              </w:rPr>
+                              <w:t xml:space="preserve"> </w:t>
+                            </w:r>
+                            <w:r>
+                              <w:rPr>
+                                <w:sz w:val="18"/>
+                                <w:szCs w:val="18"/>
+                              </w:rPr>
+                              <w:t>6</w:t>
+                            </w:r>
+                          </w:p>
+                          <w:p>
+                            <w:pPr>
+                              <w:rPr>
+                                <w:sz w:val="18"/>
+                                <w:szCs w:val="18"/>
+                              </w:rPr>
+                            </w:pPr>
+                            <w:r>
+                              <w:rPr>
+                                <w:sz w:val="18"/>
+                                <w:szCs w:val="18"/>
+                              </w:rPr>
+                              <w:t>.</w:t>
+                            </w:r>
+                          </w:p>
+                        </w:txbxContent>
+                      </wps:txbx>
+                      <wps:bodyPr rot="0" vert="horz" wrap="square" lIns="91440" tIns="45720" rIns="91440" bIns="45720" anchor="t" anchorCtr="0">
+                        <a:noAutofit/>
+                      </wps:bodyPr>
+                    </wps:wsp>
+                  </a:graphicData>
+                </a:graphic>
+                <wp14:sizeRelH relativeFrom="margin">
+                  <wp14:pctWidth>0</wp14:pctWidth>
+                </wp14:sizeRelH>
+                <wp14:sizeRelV relativeFrom="margin">
+                  <wp14:pctHeight>0</wp14:pctHeight>
+                </wp14:sizeRelV>
+              </wp:anchor>
+            </w:drawing>
+          </mc:Choice>
+          <mc:Fallback>
+            <w:pict>
+              <v:shape w14:anchorId="02CD32C7" id="_x0000_s1031" type="#_x0000_t202" style="position:absolute;left:0;text-align:left;margin-left:401pt;margin-top:5.45pt;width:43.05pt;height:20.15pt;z-index:251786240;visibility:visible;mso-wrap-style:square;mso-width-percent:0;mso-height-percent:0;mso-wrap-distance-left:9pt;mso-wrap-distance-top:3.6pt;mso-wrap-distance-right:9pt;mso-wrap-distance-bottom:3.6pt;mso-position-horizontal:absolute;mso-position-horizontal-relative:text;mso-position-vertical:absolute;mso-position-vertical-relative:text;mso-width-percent:0;mso-height-percent:0;mso-width-relative:margin;mso-height-relative:margin;v-text-anchor:top" o:gfxdata="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" filled="f" stroked="f">
+                <v:textbox>
+                  <w:txbxContent>
+                    <w:p>
+                      <w:pPr>
+                        <w:rPr>
+                          <w:sz w:val="18"/>
+                          <w:szCs w:val="18"/>
+                        </w:rPr>
+                      </w:pPr>
+                      <w:r>
+                        <w:rPr>
+                          <w:sz w:val="18"/>
+                          <w:szCs w:val="18"/>
+                        </w:rPr>
+                        <w:t>Fig</w:t>
+                      </w:r>
+                      <w:r>
+                        <w:rPr>
+                          <w:sz w:val="18"/>
+                          <w:szCs w:val="18"/>
+                        </w:rPr>
+                        <w:t>.</w:t>
+                      </w:r>
+                      <w:r>
+                        <w:rPr>
+                          <w:sz w:val="18"/>
+                          <w:szCs w:val="18"/>
+                        </w:rPr>
+                        <w:t xml:space="preserve"> </w:t>
+                      </w:r>
+                      <w:r>
+                        <w:rPr>
+                          <w:sz w:val="18"/>
+                          <w:szCs w:val="18"/>
+                        </w:rPr>
+                        <w:t>6</w:t>
+                      </w:r>
+                    </w:p>
+                    <w:p>
+                      <w:pPr>
+                        <w:rPr>
+                          <w:sz w:val="18"/>
+                          <w:szCs w:val="18"/>
+                        </w:rPr>
+                      </w:pPr>
+                      <w:r>
+                        <w:rPr>
+                          <w:sz w:val="18"/>
+                          <w:szCs w:val="18"/>
+                        </w:rPr>
+                        <w:t>.</w:t>
+                      </w:r>
+                    </w:p>
+                  </w:txbxContent>
+                </v:textbox>
+              </v:shape>
+            </w:pict>
+          </mc:Fallback>
+        </mc:AlternateContent>
+      </w:r>
+    </w:p>
+    <w:p>
+      <w:pPr>
+        <w:pStyle w:val="ListParagraph"/>
+        <w:rPr>
+          <w:b/>
+          <w:bCs/>
+        </w:rPr>
+      </w:pPr>
+    </w:p>
+    <w:p>
+      <w:pPr>
+        <w:pStyle w:val="ListParagraph"/>
+        <w:rPr>
+          <w:b/>
+          <w:bCs/>
+        </w:rPr>
+      </w:pPr>
+    </w:p>
+    <w:p>
+      <w:pPr>
+        <w:pStyle w:val="ListParagraph"/>
+        <w:rPr>
           <w:lang w:val="en-GB"/>
         </w:rPr>
       </w:pPr>
@@ -2599,6 +3019,7 @@
           <w:b/>
           <w:bCs/>
         </w:rPr>
+        <w:lastRenderedPageBreak/>
         <w:t>Alternative:</w:t>
       </w:r>
       <w:r>
@@ -2639,6 +3060,1270 @@
         <w:t>Flask is very minimalistic and straight forward making it easy to use which is a massive advantage for any technology.</w:t>
       </w:r>
     </w:p>
+    <w:p>
+      <w:pPr>
+        <w:pStyle w:val="ListParagraph"/>
+      </w:pPr>
+    </w:p>
+    <w:p>
+      <w:pPr>
+        <w:pStyle w:val="ListParagraph"/>
+        <w:numPr>
+          <w:ilvl w:val="0"/>
+          <w:numId w:val="17"/>
+        </w:numPr>
+        <w:rPr>
+          <w:b/>
+          <w:bCs/>
+        </w:rPr>
+      </w:pPr>
+      <w:r>
+        <w:rPr>
+          <w:b/>
+          <w:bCs/>
+        </w:rPr>
+        <w:t>React</w:t>
+      </w:r>
+      <w:r>
+        <w:rPr>
+          <w:b/>
+          <w:bCs/>
+          <w:noProof/>
+        </w:rPr>
+        <w:drawing>
+          <wp:anchor distT="0" distB="0" distL="114300" distR="114300" simplePos="0" relativeHeight="251787264" behindDoc="0" locked="0" layoutInCell="1" allowOverlap="1" wp14:anchorId="01CF85EF" wp14:editId="264380FD">
+            <wp:simplePos x="0" y="0"/>
+            <wp:positionH relativeFrom="column">
+              <wp:posOffset>869950</wp:posOffset>
+            </wp:positionH>
+            <wp:positionV relativeFrom="paragraph">
+              <wp:posOffset>-3175</wp:posOffset>
+            </wp:positionV>
+            <wp:extent cx="2238375" cy="2038350"/>
+            <wp:effectExtent l="0" t="0" r="9525" b="0"/>
+            <wp:wrapNone/>
+            <wp:docPr id="1910706162" name="Picture 8" descr="A blue symbol with a circle in center&#10;&#10;Description automatically generated"/>
+            <wp:cNvGraphicFramePr>
+              <a:graphicFrameLocks xmlns:a="http://schemas.openxmlformats.org/drawingml/2006/main" noChangeAspect="1"/>
+            </wp:cNvGraphicFramePr>
+            <a:graphic xmlns:a="http://schemas.openxmlformats.org/drawingml/2006/main">
+              <a:graphicData uri="http://schemas.openxmlformats.org/drawingml/2006/picture">
+                <pic:pic xmlns:pic="http://schemas.openxmlformats.org/drawingml/2006/picture">
+                  <pic:nvPicPr>
+                    <pic:cNvPr id="1910706162" name="Picture 8" descr="A blue symbol with a circle in center&#10;&#10;Description automatically generated"/>
+                    <pic:cNvPicPr/>
+                  </pic:nvPicPr>
+                  <pic:blipFill>
+                    <a:blip r:embed="rId18">
+                      <a:extLst>
+                        <a:ext uri="{28A0092B-C50C-407E-A947-70E740481C1C}">
+                          <a14:useLocalDpi xmlns:a14="http://schemas.microsoft.com/office/drawing/2010/main" val="0"/>
+                        </a:ext>
+                      </a:extLst>
+                    </a:blip>
+                    <a:stretch>
+                      <a:fillRect/>
+                    </a:stretch>
+                  </pic:blipFill>
+                  <pic:spPr>
+                    <a:xfrm>
+                      <a:off x="0" y="0"/>
+                      <a:ext cx="2238375" cy="2038350"/>
+                    </a:xfrm>
+                    <a:prstGeom prst="rect">
+                      <a:avLst/>
+                    </a:prstGeom>
+                  </pic:spPr>
+                </pic:pic>
+              </a:graphicData>
+            </a:graphic>
+            <wp14:sizeRelH relativeFrom="page">
+              <wp14:pctWidth>0</wp14:pctWidth>
+            </wp14:sizeRelH>
+            <wp14:sizeRelV relativeFrom="page">
+              <wp14:pctHeight>0</wp14:pctHeight>
+            </wp14:sizeRelV>
+          </wp:anchor>
+        </w:drawing>
+      </w:r>
+    </w:p>
+    <w:p>
+      <w:pPr>
+        <w:rPr>
+          <w:b/>
+          <w:bCs/>
+        </w:rPr>
+      </w:pPr>
+    </w:p>
+    <w:p>
+      <w:pPr>
+        <w:rPr>
+          <w:b/>
+          <w:bCs/>
+        </w:rPr>
+      </w:pPr>
+    </w:p>
+    <w:p>
+      <w:pPr>
+        <w:rPr>
+          <w:b/>
+          <w:bCs/>
+        </w:rPr>
+      </w:pPr>
+    </w:p>
+    <w:p>
+      <w:pPr>
+        <w:rPr>
+          <w:b/>
+          <w:bCs/>
+        </w:rPr>
+      </w:pPr>
+    </w:p>
+    <w:p>
+      <w:pPr>
+        <w:rPr>
+          <w:b/>
+          <w:bCs/>
+        </w:rPr>
+      </w:pPr>
+      <w:r>
+        <w:rPr>
+          <w:b/>
+          <w:bCs/>
+          <w:noProof/>
+        </w:rPr>
+        <mc:AlternateContent>
+          <mc:Choice Requires="wps">
+            <w:drawing>
+              <wp:anchor distT="45720" distB="45720" distL="114300" distR="114300" simplePos="0" relativeHeight="251790336" behindDoc="0" locked="0" layoutInCell="1" allowOverlap="1" wp14:anchorId="6226B4D0" wp14:editId="5AB6294F">
+                <wp:simplePos x="0" y="0"/>
+                <wp:positionH relativeFrom="column">
+                  <wp:posOffset>2857500</wp:posOffset>
+                </wp:positionH>
+                <wp:positionV relativeFrom="paragraph">
+                  <wp:posOffset>267335</wp:posOffset>
+                </wp:positionV>
+                <wp:extent cx="546735" cy="255905"/>
+                <wp:effectExtent l="0" t="0" r="0" b="0"/>
+                <wp:wrapNone/>
+                <wp:docPr id="1361095582" name="Text Box 2"/>
+                <wp:cNvGraphicFramePr>
+                  <a:graphicFrameLocks xmlns:a="http://schemas.openxmlformats.org/drawingml/2006/main"/>
+                </wp:cNvGraphicFramePr>
+                <a:graphic xmlns:a="http://schemas.openxmlformats.org/drawingml/2006/main">
+                  <a:graphicData uri="http://schemas.microsoft.com/office/word/2010/wordprocessingShape">
+                    <wps:wsp>
+                      <wps:cNvSpPr txBox="1">
+                        <a:spLocks noChangeArrowheads="1"/>
+                      </wps:cNvSpPr>
+                      <wps:spPr bwMode="auto">
+                        <a:xfrm>
+                          <a:off x="0" y="0"/>
+                          <a:ext cx="546735" cy="255905"/>
+                        </a:xfrm>
+                        <a:prstGeom prst="rect">
+                          <a:avLst/>
+                        </a:prstGeom>
+                        <a:noFill/>
+                        <a:ln>
+                          <a:noFill/>
+                        </a:ln>
+                      </wps:spPr>
+                      <wps:style>
+                        <a:lnRef idx="0">
+                          <a:scrgbClr r="0" g="0" b="0"/>
+                        </a:lnRef>
+                        <a:fillRef idx="0">
+                          <a:scrgbClr r="0" g="0" b="0"/>
+                        </a:fillRef>
+                        <a:effectRef idx="0">
+                          <a:scrgbClr r="0" g="0" b="0"/>
+                        </a:effectRef>
+                        <a:fontRef idx="minor">
+                          <a:schemeClr val="dk1"/>
+                        </a:fontRef>
+                      </wps:style>
+                      <wps:txbx>
+                        <w:txbxContent>
+                          <w:p>
+                            <w:pPr>
+                              <w:rPr>
+                                <w:sz w:val="18"/>
+                                <w:szCs w:val="18"/>
+                              </w:rPr>
+                            </w:pPr>
+                            <w:r>
+                              <w:rPr>
+                                <w:sz w:val="18"/>
+                                <w:szCs w:val="18"/>
+                              </w:rPr>
+                              <w:t>Fig</w:t>
+                            </w:r>
+                            <w:r>
+                              <w:rPr>
+                                <w:sz w:val="18"/>
+                                <w:szCs w:val="18"/>
+                              </w:rPr>
+                              <w:t>.</w:t>
+                            </w:r>
+                            <w:r>
+                              <w:rPr>
+                                <w:sz w:val="18"/>
+                                <w:szCs w:val="18"/>
+                              </w:rPr>
+                              <w:t xml:space="preserve"> </w:t>
+                            </w:r>
+                            <w:r>
+                              <w:rPr>
+                                <w:sz w:val="18"/>
+                                <w:szCs w:val="18"/>
+                              </w:rPr>
+                              <w:t>7</w:t>
+                            </w:r>
+                          </w:p>
+                          <w:p>
+                            <w:pPr>
+                              <w:rPr>
+                                <w:sz w:val="18"/>
+                                <w:szCs w:val="18"/>
+                              </w:rPr>
+                            </w:pPr>
+                            <w:r>
+                              <w:rPr>
+                                <w:sz w:val="18"/>
+                                <w:szCs w:val="18"/>
+                              </w:rPr>
+                              <w:t>.</w:t>
+                            </w:r>
+                          </w:p>
+                        </w:txbxContent>
+                      </wps:txbx>
+                      <wps:bodyPr rot="0" vert="horz" wrap="square" lIns="91440" tIns="45720" rIns="91440" bIns="45720" anchor="t" anchorCtr="0">
+                        <a:noAutofit/>
+                      </wps:bodyPr>
+                    </wps:wsp>
+                  </a:graphicData>
+                </a:graphic>
+                <wp14:sizeRelH relativeFrom="margin">
+                  <wp14:pctWidth>0</wp14:pctWidth>
+                </wp14:sizeRelH>
+                <wp14:sizeRelV relativeFrom="margin">
+                  <wp14:pctHeight>0</wp14:pctHeight>
+                </wp14:sizeRelV>
+              </wp:anchor>
+            </w:drawing>
+          </mc:Choice>
+          <mc:Fallback>
+            <w:pict>
+              <v:shape w14:anchorId="6226B4D0" id="_x0000_s1032" type="#_x0000_t202" style="position:absolute;margin-left:225pt;margin-top:21.05pt;width:43.05pt;height:20.15pt;z-index:251790336;visibility:visible;mso-wrap-style:square;mso-width-percent:0;mso-height-percent:0;mso-wrap-distance-left:9pt;mso-wrap-distance-top:3.6pt;mso-wrap-distance-right:9pt;mso-wrap-distance-bottom:3.6pt;mso-position-horizontal:absolute;mso-position-horizontal-relative:text;mso-position-vertical:absolute;mso-position-vertical-relative:text;mso-width-percent:0;mso-height-percent:0;mso-width-relative:margin;mso-height-relative:margin;v-text-anchor:top" o:gfxdata="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" filled="f" stroked="f">
+                <v:textbox>
+                  <w:txbxContent>
+                    <w:p>
+                      <w:pPr>
+                        <w:rPr>
+                          <w:sz w:val="18"/>
+                          <w:szCs w:val="18"/>
+                        </w:rPr>
+                      </w:pPr>
+                      <w:r>
+                        <w:rPr>
+                          <w:sz w:val="18"/>
+                          <w:szCs w:val="18"/>
+                        </w:rPr>
+                        <w:t>Fig</w:t>
+                      </w:r>
+                      <w:r>
+                        <w:rPr>
+                          <w:sz w:val="18"/>
+                          <w:szCs w:val="18"/>
+                        </w:rPr>
+                        <w:t>.</w:t>
+                      </w:r>
+                      <w:r>
+                        <w:rPr>
+                          <w:sz w:val="18"/>
+                          <w:szCs w:val="18"/>
+                        </w:rPr>
+                        <w:t xml:space="preserve"> </w:t>
+                      </w:r>
+                      <w:r>
+                        <w:rPr>
+                          <w:sz w:val="18"/>
+                          <w:szCs w:val="18"/>
+                        </w:rPr>
+                        <w:t>7</w:t>
+                      </w:r>
+                    </w:p>
+                    <w:p>
+                      <w:pPr>
+                        <w:rPr>
+                          <w:sz w:val="18"/>
+                          <w:szCs w:val="18"/>
+                        </w:rPr>
+                      </w:pPr>
+                      <w:r>
+                        <w:rPr>
+                          <w:sz w:val="18"/>
+                          <w:szCs w:val="18"/>
+                        </w:rPr>
+                        <w:t>.</w:t>
+                      </w:r>
+                    </w:p>
+                  </w:txbxContent>
+                </v:textbox>
+              </v:shape>
+            </w:pict>
+          </mc:Fallback>
+        </mc:AlternateContent>
+      </w:r>
+    </w:p>
+    <w:p>
+      <w:pPr>
+        <w:rPr>
+          <w:b/>
+          <w:bCs/>
+        </w:rPr>
+      </w:pPr>
+    </w:p>
+    <w:p>
+      <w:pPr>
+        <w:pStyle w:val="ListParagraph"/>
+        <w:rPr>
+          <w:b/>
+          <w:bCs/>
+        </w:rPr>
+      </w:pPr>
+    </w:p>
+    <w:p>
+      <w:pPr>
+        <w:pStyle w:val="ListParagraph"/>
+        <w:rPr>
+          <w:lang w:val="en-GB"/>
+        </w:rPr>
+      </w:pPr>
+      <w:r>
+        <w:rPr>
+          <w:b/>
+          <w:bCs/>
+        </w:rPr>
+        <w:t>Description:</w:t>
+      </w:r>
+      <w:r>
+        <w:t xml:space="preserve"> </w:t>
+      </w:r>
+      <w:r>
+        <w:t>React is a popular JavaScript library for building user interfaces, particularly for single-page applications</w:t>
+      </w:r>
+      <w:r>
+        <w:t xml:space="preserve">. </w:t>
+      </w:r>
+      <w:r>
+        <w:t xml:space="preserve">It allows developers to create reusable UI components, manage application state effectively, and create dynamic, interactive web applications. </w:t>
+      </w:r>
+      <w:r>
+        <w:t>This should be perfect for this project making the website interactive and responsive.</w:t>
+      </w:r>
+    </w:p>
+    <w:p>
+      <w:pPr>
+        <w:pStyle w:val="ListParagraph"/>
+      </w:pPr>
+    </w:p>
+    <w:p>
+      <w:pPr>
+        <w:pStyle w:val="ListParagraph"/>
+      </w:pPr>
+      <w:r>
+        <w:rPr>
+          <w:b/>
+          <w:bCs/>
+        </w:rPr>
+        <w:t>Alternative:</w:t>
+      </w:r>
+      <w:r>
+        <w:rPr>
+          <w:b/>
+          <w:bCs/>
+        </w:rPr>
+        <w:t xml:space="preserve"> </w:t>
+      </w:r>
+      <w:r>
+        <w:t xml:space="preserve">Just using JavaScript without react was a consideration to make the </w:t>
+      </w:r>
+      <w:r>
+        <w:t>frontend as simple as possible. But after considering all the benefits of using React. The decision was clear that react would make the website much better.</w:t>
+      </w:r>
+    </w:p>
+    <w:p>
+      <w:pPr>
+        <w:pStyle w:val="ListParagraph"/>
+      </w:pPr>
+      <w:r>
+        <w:rPr>
+          <w:b/>
+          <w:bCs/>
+          <w:noProof/>
+        </w:rPr>
+        <w:drawing>
+          <wp:anchor distT="0" distB="0" distL="114300" distR="114300" simplePos="0" relativeHeight="251791360" behindDoc="0" locked="0" layoutInCell="1" allowOverlap="1" wp14:anchorId="6D253A5E" wp14:editId="1C4482B4">
+            <wp:simplePos x="0" y="0"/>
+            <wp:positionH relativeFrom="column">
+              <wp:posOffset>3404235</wp:posOffset>
+            </wp:positionH>
+            <wp:positionV relativeFrom="paragraph">
+              <wp:posOffset>142240</wp:posOffset>
+            </wp:positionV>
+            <wp:extent cx="1651000" cy="1651000"/>
+            <wp:effectExtent l="0" t="0" r="6350" b="6350"/>
+            <wp:wrapNone/>
+            <wp:docPr id="553403091" name="Picture 10" descr="A blue and black envelope with a black paper inside&#10;&#10;Description automatically generated"/>
+            <wp:cNvGraphicFramePr>
+              <a:graphicFrameLocks xmlns:a="http://schemas.openxmlformats.org/drawingml/2006/main" noChangeAspect="1"/>
+            </wp:cNvGraphicFramePr>
+            <a:graphic xmlns:a="http://schemas.openxmlformats.org/drawingml/2006/main">
+              <a:graphicData uri="http://schemas.openxmlformats.org/drawingml/2006/picture">
+                <pic:pic xmlns:pic="http://schemas.openxmlformats.org/drawingml/2006/picture">
+                  <pic:nvPicPr>
+                    <pic:cNvPr id="553403091" name="Picture 10" descr="A blue and black envelope with a black paper inside&#10;&#10;Description automatically generated"/>
+                    <pic:cNvPicPr/>
+                  </pic:nvPicPr>
+                  <pic:blipFill>
+                    <a:blip r:embed="rId19" cstate="print">
+                      <a:extLst>
+                        <a:ext uri="{28A0092B-C50C-407E-A947-70E740481C1C}">
+                          <a14:useLocalDpi xmlns:a14="http://schemas.microsoft.com/office/drawing/2010/main" val="0"/>
+                        </a:ext>
+                      </a:extLst>
+                    </a:blip>
+                    <a:stretch>
+                      <a:fillRect/>
+                    </a:stretch>
+                  </pic:blipFill>
+                  <pic:spPr>
+                    <a:xfrm>
+                      <a:off x="0" y="0"/>
+                      <a:ext cx="1651000" cy="1651000"/>
+                    </a:xfrm>
+                    <a:prstGeom prst="rect">
+                      <a:avLst/>
+                    </a:prstGeom>
+                  </pic:spPr>
+                </pic:pic>
+              </a:graphicData>
+            </a:graphic>
+            <wp14:sizeRelH relativeFrom="page">
+              <wp14:pctWidth>0</wp14:pctWidth>
+            </wp14:sizeRelH>
+            <wp14:sizeRelV relativeFrom="page">
+              <wp14:pctHeight>0</wp14:pctHeight>
+            </wp14:sizeRelV>
+          </wp:anchor>
+        </w:drawing>
+      </w:r>
+    </w:p>
+    <w:p>
+      <w:pPr>
+        <w:pStyle w:val="ListParagraph"/>
+        <w:numPr>
+          <w:ilvl w:val="0"/>
+          <w:numId w:val="17"/>
+        </w:numPr>
+        <w:rPr>
+          <w:b/>
+          <w:bCs/>
+        </w:rPr>
+      </w:pPr>
+      <w:r>
+        <w:rPr>
+          <w:b/>
+          <w:bCs/>
+        </w:rPr>
+        <w:t>Simple Mail Transfer Protocol</w:t>
+      </w:r>
+      <w:r>
+        <w:rPr>
+          <w:b/>
+          <w:bCs/>
+        </w:rPr>
+        <w:t xml:space="preserve"> (SMTP)</w:t>
+      </w:r>
+    </w:p>
+    <w:p>
+      <w:pPr>
+        <w:rPr>
+          <w:b/>
+          <w:bCs/>
+        </w:rPr>
+      </w:pPr>
+    </w:p>
+    <w:p>
+      <w:pPr>
+        <w:pStyle w:val="ListParagraph"/>
+        <w:rPr>
+          <w:b/>
+          <w:bCs/>
+        </w:rPr>
+      </w:pPr>
+    </w:p>
+    <w:p>
+      <w:pPr>
+        <w:pStyle w:val="ListParagraph"/>
+        <w:rPr>
+          <w:b/>
+          <w:bCs/>
+        </w:rPr>
+      </w:pPr>
+    </w:p>
+    <w:p>
+      <w:pPr>
+        <w:pStyle w:val="ListParagraph"/>
+        <w:rPr>
+          <w:b/>
+          <w:bCs/>
+        </w:rPr>
+      </w:pPr>
+    </w:p>
+    <w:p>
+      <w:pPr>
+        <w:pStyle w:val="ListParagraph"/>
+        <w:rPr>
+          <w:b/>
+          <w:bCs/>
+        </w:rPr>
+      </w:pPr>
+      <w:r>
+        <w:rPr>
+          <w:b/>
+          <w:bCs/>
+          <w:noProof/>
+        </w:rPr>
+        <mc:AlternateContent>
+          <mc:Choice Requires="wps">
+            <w:drawing>
+              <wp:anchor distT="45720" distB="45720" distL="114300" distR="114300" simplePos="0" relativeHeight="251793408" behindDoc="0" locked="0" layoutInCell="1" allowOverlap="1" wp14:anchorId="0E7732E7" wp14:editId="641EA635">
+                <wp:simplePos x="0" y="0"/>
+                <wp:positionH relativeFrom="column">
+                  <wp:posOffset>5054600</wp:posOffset>
+                </wp:positionH>
+                <wp:positionV relativeFrom="paragraph">
+                  <wp:posOffset>176530</wp:posOffset>
+                </wp:positionV>
+                <wp:extent cx="546735" cy="255905"/>
+                <wp:effectExtent l="0" t="0" r="0" b="0"/>
+                <wp:wrapNone/>
+                <wp:docPr id="1521946744" name="Text Box 2"/>
+                <wp:cNvGraphicFramePr>
+                  <a:graphicFrameLocks xmlns:a="http://schemas.openxmlformats.org/drawingml/2006/main"/>
+                </wp:cNvGraphicFramePr>
+                <a:graphic xmlns:a="http://schemas.openxmlformats.org/drawingml/2006/main">
+                  <a:graphicData uri="http://schemas.microsoft.com/office/word/2010/wordprocessingShape">
+                    <wps:wsp>
+                      <wps:cNvSpPr txBox="1">
+                        <a:spLocks noChangeArrowheads="1"/>
+                      </wps:cNvSpPr>
+                      <wps:spPr bwMode="auto">
+                        <a:xfrm>
+                          <a:off x="0" y="0"/>
+                          <a:ext cx="546735" cy="255905"/>
+                        </a:xfrm>
+                        <a:prstGeom prst="rect">
+                          <a:avLst/>
+                        </a:prstGeom>
+                        <a:noFill/>
+                        <a:ln>
+                          <a:noFill/>
+                        </a:ln>
+                      </wps:spPr>
+                      <wps:style>
+                        <a:lnRef idx="0">
+                          <a:scrgbClr r="0" g="0" b="0"/>
+                        </a:lnRef>
+                        <a:fillRef idx="0">
+                          <a:scrgbClr r="0" g="0" b="0"/>
+                        </a:fillRef>
+                        <a:effectRef idx="0">
+                          <a:scrgbClr r="0" g="0" b="0"/>
+                        </a:effectRef>
+                        <a:fontRef idx="minor">
+                          <a:schemeClr val="dk1"/>
+                        </a:fontRef>
+                      </wps:style>
+                      <wps:txbx>
+                        <w:txbxContent>
+                          <w:p>
+                            <w:pPr>
+                              <w:rPr>
+                                <w:sz w:val="18"/>
+                                <w:szCs w:val="18"/>
+                              </w:rPr>
+                            </w:pPr>
+                            <w:r>
+                              <w:rPr>
+                                <w:sz w:val="18"/>
+                                <w:szCs w:val="18"/>
+                              </w:rPr>
+                              <w:t>Fig</w:t>
+                            </w:r>
+                            <w:r>
+                              <w:rPr>
+                                <w:sz w:val="18"/>
+                                <w:szCs w:val="18"/>
+                              </w:rPr>
+                              <w:t>.</w:t>
+                            </w:r>
+                            <w:r>
+                              <w:rPr>
+                                <w:sz w:val="18"/>
+                                <w:szCs w:val="18"/>
+                              </w:rPr>
+                              <w:t xml:space="preserve"> </w:t>
+                            </w:r>
+                            <w:r>
+                              <w:rPr>
+                                <w:sz w:val="18"/>
+                                <w:szCs w:val="18"/>
+                              </w:rPr>
+                              <w:t>8</w:t>
+                            </w:r>
+                          </w:p>
+                          <w:p>
+                            <w:pPr>
+                              <w:rPr>
+                                <w:sz w:val="18"/>
+                                <w:szCs w:val="18"/>
+                              </w:rPr>
+                            </w:pPr>
+                            <w:r>
+                              <w:rPr>
+                                <w:sz w:val="18"/>
+                                <w:szCs w:val="18"/>
+                              </w:rPr>
+                              <w:t>.</w:t>
+                            </w:r>
+                          </w:p>
+                        </w:txbxContent>
+                      </wps:txbx>
+                      <wps:bodyPr rot="0" vert="horz" wrap="square" lIns="91440" tIns="45720" rIns="91440" bIns="45720" anchor="t" anchorCtr="0">
+                        <a:noAutofit/>
+                      </wps:bodyPr>
+                    </wps:wsp>
+                  </a:graphicData>
+                </a:graphic>
+                <wp14:sizeRelH relativeFrom="margin">
+                  <wp14:pctWidth>0</wp14:pctWidth>
+                </wp14:sizeRelH>
+                <wp14:sizeRelV relativeFrom="margin">
+                  <wp14:pctHeight>0</wp14:pctHeight>
+                </wp14:sizeRelV>
+              </wp:anchor>
+            </w:drawing>
+          </mc:Choice>
+          <mc:Fallback>
+            <w:pict>
+              <v:shape w14:anchorId="0E7732E7" id="_x0000_s1033" type="#_x0000_t202" style="position:absolute;left:0;text-align:left;margin-left:398pt;margin-top:13.9pt;width:43.05pt;height:20.15pt;z-index:251793408;visibility:visible;mso-wrap-style:square;mso-width-percent:0;mso-height-percent:0;mso-wrap-distance-left:9pt;mso-wrap-distance-top:3.6pt;mso-wrap-distance-right:9pt;mso-wrap-distance-bottom:3.6pt;mso-position-horizontal:absolute;mso-position-horizontal-relative:text;mso-position-vertical:absolute;mso-position-vertical-relative:text;mso-width-percent:0;mso-height-percent:0;mso-width-relative:margin;mso-height-relative:margin;v-text-anchor:top" o:gfxdata="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" filled="f" stroked="f">
+                <v:textbox>
+                  <w:txbxContent>
+                    <w:p>
+                      <w:pPr>
+                        <w:rPr>
+                          <w:sz w:val="18"/>
+                          <w:szCs w:val="18"/>
+                        </w:rPr>
+                      </w:pPr>
+                      <w:r>
+                        <w:rPr>
+                          <w:sz w:val="18"/>
+                          <w:szCs w:val="18"/>
+                        </w:rPr>
+                        <w:t>Fig</w:t>
+                      </w:r>
+                      <w:r>
+                        <w:rPr>
+                          <w:sz w:val="18"/>
+                          <w:szCs w:val="18"/>
+                        </w:rPr>
+                        <w:t>.</w:t>
+                      </w:r>
+                      <w:r>
+                        <w:rPr>
+                          <w:sz w:val="18"/>
+                          <w:szCs w:val="18"/>
+                        </w:rPr>
+                        <w:t xml:space="preserve"> </w:t>
+                      </w:r>
+                      <w:r>
+                        <w:rPr>
+                          <w:sz w:val="18"/>
+                          <w:szCs w:val="18"/>
+                        </w:rPr>
+                        <w:t>8</w:t>
+                      </w:r>
+                    </w:p>
+                    <w:p>
+                      <w:pPr>
+                        <w:rPr>
+                          <w:sz w:val="18"/>
+                          <w:szCs w:val="18"/>
+                        </w:rPr>
+                      </w:pPr>
+                      <w:r>
+                        <w:rPr>
+                          <w:sz w:val="18"/>
+                          <w:szCs w:val="18"/>
+                        </w:rPr>
+                        <w:t>.</w:t>
+                      </w:r>
+                    </w:p>
+                  </w:txbxContent>
+                </v:textbox>
+              </v:shape>
+            </w:pict>
+          </mc:Fallback>
+        </mc:AlternateContent>
+      </w:r>
+    </w:p>
+    <w:p>
+      <w:pPr>
+        <w:pStyle w:val="ListParagraph"/>
+        <w:rPr>
+          <w:b/>
+          <w:bCs/>
+        </w:rPr>
+      </w:pPr>
+    </w:p>
+    <w:p>
+      <w:pPr>
+        <w:pStyle w:val="ListParagraph"/>
+        <w:rPr>
+          <w:b/>
+          <w:bCs/>
+        </w:rPr>
+      </w:pPr>
+    </w:p>
+    <w:p>
+      <w:pPr>
+        <w:pStyle w:val="ListParagraph"/>
+        <w:rPr>
+          <w:lang w:val="en-GB"/>
+        </w:rPr>
+      </w:pPr>
+      <w:r>
+        <w:rPr>
+          <w:b/>
+          <w:bCs/>
+        </w:rPr>
+        <w:t>Description:</w:t>
+      </w:r>
+      <w:r>
+        <w:t xml:space="preserve"> </w:t>
+      </w:r>
+      <w:r>
+        <w:t>SMTP (Simple Mail Transfer Protocol) is a protocol used to send and receive emails over the Internet. It allows email clients to send messages to servers, which then deliver them to the recipient's server. SMTP is essential for sending emails and often works alongside other protocols for managing incoming messages.</w:t>
+      </w:r>
+    </w:p>
+    <w:p>
+      <w:pPr>
+        <w:pStyle w:val="ListParagraph"/>
+      </w:pPr>
+    </w:p>
+    <w:p>
+      <w:pPr>
+        <w:pStyle w:val="ListParagraph"/>
+      </w:pPr>
+      <w:r>
+        <w:rPr>
+          <w:b/>
+          <w:bCs/>
+        </w:rPr>
+        <w:lastRenderedPageBreak/>
+        <w:t>Alternative:</w:t>
+      </w:r>
+      <w:r>
+        <w:rPr>
+          <w:b/>
+          <w:bCs/>
+        </w:rPr>
+        <w:t xml:space="preserve"> </w:t>
+      </w:r>
+      <w:r>
+        <w:t>IMAP (Internet Message Access Protocol): Used for retrieving and managing incoming emails, allowing multiple devices to access the same mailbox</w:t>
+      </w:r>
+      <w:r>
+        <w:t xml:space="preserve"> was the alternative considered. </w:t>
+      </w:r>
+      <w:r>
+        <w:t>Unlike</w:t>
+      </w:r>
+      <w:r>
+        <w:t xml:space="preserve"> the other technologies where I was a clear advantage </w:t>
+      </w:r>
+      <w:r>
+        <w:t xml:space="preserve">of one over another. In this case they seemed to be similar achieving the same. One small advantage and why </w:t>
+      </w:r>
+      <w:r>
+        <w:t>SMTP was chosen was that it is slightly more used and has bigger community support for it.</w:t>
+      </w:r>
+    </w:p>
+    <w:p>
+      <w:pPr>
+        <w:pStyle w:val="ListParagraph"/>
+      </w:pPr>
+    </w:p>
+    <w:p>
+      <w:pPr>
+        <w:pStyle w:val="ListParagraph"/>
+      </w:pPr>
+    </w:p>
+    <w:p>
+      <w:pPr>
+        <w:pStyle w:val="ListParagraph"/>
+        <w:numPr>
+          <w:ilvl w:val="0"/>
+          <w:numId w:val="17"/>
+        </w:numPr>
+        <w:rPr>
+          <w:b/>
+          <w:bCs/>
+        </w:rPr>
+      </w:pPr>
+      <w:r>
+        <w:rPr>
+          <w:b/>
+          <w:bCs/>
+          <w:noProof/>
+        </w:rPr>
+        <w:drawing>
+          <wp:anchor distT="0" distB="0" distL="114300" distR="114300" simplePos="0" relativeHeight="251788288" behindDoc="0" locked="0" layoutInCell="1" allowOverlap="1" wp14:anchorId="7C317ABC" wp14:editId="10457EB6">
+            <wp:simplePos x="0" y="0"/>
+            <wp:positionH relativeFrom="column">
+              <wp:posOffset>1168400</wp:posOffset>
+            </wp:positionH>
+            <wp:positionV relativeFrom="paragraph">
+              <wp:posOffset>0</wp:posOffset>
+            </wp:positionV>
+            <wp:extent cx="4324350" cy="2432050"/>
+            <wp:effectExtent l="0" t="0" r="0" b="6350"/>
+            <wp:wrapNone/>
+            <wp:docPr id="1157323021" name="Picture 9" descr="A comparison of a blue background with a blue square with a blue square with a blue square with a white text&#10;&#10;Description automatically generated with medium confidence"/>
+            <wp:cNvGraphicFramePr>
+              <a:graphicFrameLocks xmlns:a="http://schemas.openxmlformats.org/drawingml/2006/main" noChangeAspect="1"/>
+            </wp:cNvGraphicFramePr>
+            <a:graphic xmlns:a="http://schemas.openxmlformats.org/drawingml/2006/main">
+              <a:graphicData uri="http://schemas.openxmlformats.org/drawingml/2006/picture">
+                <pic:pic xmlns:pic="http://schemas.openxmlformats.org/drawingml/2006/picture">
+                  <pic:nvPicPr>
+                    <pic:cNvPr id="1157323021" name="Picture 9" descr="A comparison of a blue background with a blue square with a blue square with a blue square with a white text&#10;&#10;Description automatically generated with medium confidence"/>
+                    <pic:cNvPicPr/>
+                  </pic:nvPicPr>
+                  <pic:blipFill>
+                    <a:blip r:embed="rId20" cstate="print">
+                      <a:extLst>
+                        <a:ext uri="{28A0092B-C50C-407E-A947-70E740481C1C}">
+                          <a14:useLocalDpi xmlns:a14="http://schemas.microsoft.com/office/drawing/2010/main" val="0"/>
+                        </a:ext>
+                      </a:extLst>
+                    </a:blip>
+                    <a:stretch>
+                      <a:fillRect/>
+                    </a:stretch>
+                  </pic:blipFill>
+                  <pic:spPr>
+                    <a:xfrm>
+                      <a:off x="0" y="0"/>
+                      <a:ext cx="4324350" cy="2432050"/>
+                    </a:xfrm>
+                    <a:prstGeom prst="rect">
+                      <a:avLst/>
+                    </a:prstGeom>
+                  </pic:spPr>
+                </pic:pic>
+              </a:graphicData>
+            </a:graphic>
+            <wp14:sizeRelH relativeFrom="page">
+              <wp14:pctWidth>0</wp14:pctWidth>
+            </wp14:sizeRelH>
+            <wp14:sizeRelV relativeFrom="page">
+              <wp14:pctHeight>0</wp14:pctHeight>
+            </wp14:sizeRelV>
+          </wp:anchor>
+        </w:drawing>
+      </w:r>
+      <w:r>
+        <w:rPr>
+          <w:b/>
+          <w:bCs/>
+        </w:rPr>
+        <w:t>MySQL</w:t>
+      </w:r>
+    </w:p>
+    <w:p>
+      <w:pPr>
+        <w:pStyle w:val="ListParagraph"/>
+        <w:rPr>
+          <w:b/>
+          <w:bCs/>
+        </w:rPr>
+      </w:pPr>
+    </w:p>
+    <w:p>
+      <w:pPr>
+        <w:pStyle w:val="ListParagraph"/>
+        <w:rPr>
+          <w:b/>
+          <w:bCs/>
+        </w:rPr>
+      </w:pPr>
+    </w:p>
+    <w:p>
+      <w:pPr>
+        <w:pStyle w:val="ListParagraph"/>
+        <w:rPr>
+          <w:b/>
+          <w:bCs/>
+        </w:rPr>
+      </w:pPr>
+    </w:p>
+    <w:p>
+      <w:pPr>
+        <w:pStyle w:val="ListParagraph"/>
+        <w:rPr>
+          <w:b/>
+          <w:bCs/>
+        </w:rPr>
+      </w:pPr>
+    </w:p>
+    <w:p>
+      <w:pPr>
+        <w:pStyle w:val="ListParagraph"/>
+        <w:rPr>
+          <w:b/>
+          <w:bCs/>
+        </w:rPr>
+      </w:pPr>
+    </w:p>
+    <w:p>
+      <w:pPr>
+        <w:pStyle w:val="ListParagraph"/>
+        <w:rPr>
+          <w:b/>
+          <w:bCs/>
+        </w:rPr>
+      </w:pPr>
+    </w:p>
+    <w:p>
+      <w:pPr>
+        <w:pStyle w:val="ListParagraph"/>
+        <w:rPr>
+          <w:b/>
+          <w:bCs/>
+        </w:rPr>
+      </w:pPr>
+    </w:p>
+    <w:p>
+      <w:pPr>
+        <w:pStyle w:val="ListParagraph"/>
+        <w:rPr>
+          <w:b/>
+          <w:bCs/>
+        </w:rPr>
+      </w:pPr>
+    </w:p>
+    <w:p>
+      <w:pPr>
+        <w:pStyle w:val="ListParagraph"/>
+        <w:rPr>
+          <w:b/>
+          <w:bCs/>
+        </w:rPr>
+      </w:pPr>
+    </w:p>
+    <w:p>
+      <w:pPr>
+        <w:pStyle w:val="ListParagraph"/>
+        <w:rPr>
+          <w:b/>
+          <w:bCs/>
+        </w:rPr>
+      </w:pPr>
+    </w:p>
+    <w:p>
+      <w:pPr>
+        <w:pStyle w:val="ListParagraph"/>
+        <w:rPr>
+          <w:b/>
+          <w:bCs/>
+        </w:rPr>
+      </w:pPr>
+      <w:r>
+        <w:rPr>
+          <w:b/>
+          <w:bCs/>
+          <w:noProof/>
+        </w:rPr>
+        <mc:AlternateContent>
+          <mc:Choice Requires="wps">
+            <w:drawing>
+              <wp:anchor distT="45720" distB="45720" distL="114300" distR="114300" simplePos="0" relativeHeight="251795456" behindDoc="0" locked="0" layoutInCell="1" allowOverlap="1" wp14:anchorId="2DD3AE90" wp14:editId="6456AB9E">
+                <wp:simplePos x="0" y="0"/>
+                <wp:positionH relativeFrom="column">
+                  <wp:posOffset>5492750</wp:posOffset>
+                </wp:positionH>
+                <wp:positionV relativeFrom="paragraph">
+                  <wp:posOffset>98425</wp:posOffset>
+                </wp:positionV>
+                <wp:extent cx="546735" cy="255905"/>
+                <wp:effectExtent l="0" t="0" r="0" b="0"/>
+                <wp:wrapNone/>
+                <wp:docPr id="1790181232" name="Text Box 2"/>
+                <wp:cNvGraphicFramePr>
+                  <a:graphicFrameLocks xmlns:a="http://schemas.openxmlformats.org/drawingml/2006/main"/>
+                </wp:cNvGraphicFramePr>
+                <a:graphic xmlns:a="http://schemas.openxmlformats.org/drawingml/2006/main">
+                  <a:graphicData uri="http://schemas.microsoft.com/office/word/2010/wordprocessingShape">
+                    <wps:wsp>
+                      <wps:cNvSpPr txBox="1">
+                        <a:spLocks noChangeArrowheads="1"/>
+                      </wps:cNvSpPr>
+                      <wps:spPr bwMode="auto">
+                        <a:xfrm>
+                          <a:off x="0" y="0"/>
+                          <a:ext cx="546735" cy="255905"/>
+                        </a:xfrm>
+                        <a:prstGeom prst="rect">
+                          <a:avLst/>
+                        </a:prstGeom>
+                        <a:noFill/>
+                        <a:ln>
+                          <a:noFill/>
+                        </a:ln>
+                      </wps:spPr>
+                      <wps:style>
+                        <a:lnRef idx="0">
+                          <a:scrgbClr r="0" g="0" b="0"/>
+                        </a:lnRef>
+                        <a:fillRef idx="0">
+                          <a:scrgbClr r="0" g="0" b="0"/>
+                        </a:fillRef>
+                        <a:effectRef idx="0">
+                          <a:scrgbClr r="0" g="0" b="0"/>
+                        </a:effectRef>
+                        <a:fontRef idx="minor">
+                          <a:schemeClr val="dk1"/>
+                        </a:fontRef>
+                      </wps:style>
+                      <wps:txbx>
+                        <w:txbxContent>
+                          <w:p>
+                            <w:pPr>
+                              <w:rPr>
+                                <w:sz w:val="18"/>
+                                <w:szCs w:val="18"/>
+                              </w:rPr>
+                            </w:pPr>
+                            <w:r>
+                              <w:rPr>
+                                <w:sz w:val="18"/>
+                                <w:szCs w:val="18"/>
+                              </w:rPr>
+                              <w:t>Fig</w:t>
+                            </w:r>
+                            <w:r>
+                              <w:rPr>
+                                <w:sz w:val="18"/>
+                                <w:szCs w:val="18"/>
+                              </w:rPr>
+                              <w:t>.</w:t>
+                            </w:r>
+                            <w:r>
+                              <w:rPr>
+                                <w:sz w:val="18"/>
+                                <w:szCs w:val="18"/>
+                              </w:rPr>
+                              <w:t xml:space="preserve"> </w:t>
+                            </w:r>
+                            <w:r>
+                              <w:rPr>
+                                <w:sz w:val="18"/>
+                                <w:szCs w:val="18"/>
+                              </w:rPr>
+                              <w:t>9</w:t>
+                            </w:r>
+                          </w:p>
+                          <w:p>
+                            <w:pPr>
+                              <w:rPr>
+                                <w:sz w:val="18"/>
+                                <w:szCs w:val="18"/>
+                              </w:rPr>
+                            </w:pPr>
+                            <w:r>
+                              <w:rPr>
+                                <w:sz w:val="18"/>
+                                <w:szCs w:val="18"/>
+                              </w:rPr>
+                              <w:t>.</w:t>
+                            </w:r>
+                          </w:p>
+                        </w:txbxContent>
+                      </wps:txbx>
+                      <wps:bodyPr rot="0" vert="horz" wrap="square" lIns="91440" tIns="45720" rIns="91440" bIns="45720" anchor="t" anchorCtr="0">
+                        <a:noAutofit/>
+                      </wps:bodyPr>
+                    </wps:wsp>
+                  </a:graphicData>
+                </a:graphic>
+                <wp14:sizeRelH relativeFrom="margin">
+                  <wp14:pctWidth>0</wp14:pctWidth>
+                </wp14:sizeRelH>
+                <wp14:sizeRelV relativeFrom="margin">
+                  <wp14:pctHeight>0</wp14:pctHeight>
+                </wp14:sizeRelV>
+              </wp:anchor>
+            </w:drawing>
+          </mc:Choice>
+          <mc:Fallback>
+            <w:pict>
+              <v:shape w14:anchorId="2DD3AE90" id="_x0000_s1034" type="#_x0000_t202" style="position:absolute;left:0;text-align:left;margin-left:432.5pt;margin-top:7.75pt;width:43.05pt;height:20.15pt;z-index:251795456;visibility:visible;mso-wrap-style:square;mso-width-percent:0;mso-height-percent:0;mso-wrap-distance-left:9pt;mso-wrap-distance-top:3.6pt;mso-wrap-distance-right:9pt;mso-wrap-distance-bottom:3.6pt;mso-position-horizontal:absolute;mso-position-horizontal-relative:text;mso-position-vertical:absolute;mso-position-vertical-relative:text;mso-width-percent:0;mso-height-percent:0;mso-width-relative:margin;mso-height-relative:margin;v-text-anchor:top" o:gfxdata="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" filled="f" stroked="f">
+                <v:textbox>
+                  <w:txbxContent>
+                    <w:p>
+                      <w:pPr>
+                        <w:rPr>
+                          <w:sz w:val="18"/>
+                          <w:szCs w:val="18"/>
+                        </w:rPr>
+                      </w:pPr>
+                      <w:r>
+                        <w:rPr>
+                          <w:sz w:val="18"/>
+                          <w:szCs w:val="18"/>
+                        </w:rPr>
+                        <w:t>Fig</w:t>
+                      </w:r>
+                      <w:r>
+                        <w:rPr>
+                          <w:sz w:val="18"/>
+                          <w:szCs w:val="18"/>
+                        </w:rPr>
+                        <w:t>.</w:t>
+                      </w:r>
+                      <w:r>
+                        <w:rPr>
+                          <w:sz w:val="18"/>
+                          <w:szCs w:val="18"/>
+                        </w:rPr>
+                        <w:t xml:space="preserve"> </w:t>
+                      </w:r>
+                      <w:r>
+                        <w:rPr>
+                          <w:sz w:val="18"/>
+                          <w:szCs w:val="18"/>
+                        </w:rPr>
+                        <w:t>9</w:t>
+                      </w:r>
+                    </w:p>
+                    <w:p>
+                      <w:pPr>
+                        <w:rPr>
+                          <w:sz w:val="18"/>
+                          <w:szCs w:val="18"/>
+                        </w:rPr>
+                      </w:pPr>
+                      <w:r>
+                        <w:rPr>
+                          <w:sz w:val="18"/>
+                          <w:szCs w:val="18"/>
+                        </w:rPr>
+                        <w:t>.</w:t>
+                      </w:r>
+                    </w:p>
+                  </w:txbxContent>
+                </v:textbox>
+              </v:shape>
+            </w:pict>
+          </mc:Fallback>
+        </mc:AlternateContent>
+      </w:r>
+    </w:p>
+    <w:p>
+      <w:pPr>
+        <w:pStyle w:val="ListParagraph"/>
+        <w:rPr>
+          <w:b/>
+          <w:bCs/>
+        </w:rPr>
+      </w:pPr>
+    </w:p>
+    <w:p>
+      <w:pPr>
+        <w:pStyle w:val="ListParagraph"/>
+        <w:rPr>
+          <w:b/>
+          <w:bCs/>
+        </w:rPr>
+      </w:pPr>
+    </w:p>
+    <w:p>
+      <w:pPr>
+        <w:pStyle w:val="ListParagraph"/>
+        <w:rPr>
+          <w:lang w:val="en-GB"/>
+        </w:rPr>
+      </w:pPr>
+      <w:r>
+        <w:rPr>
+          <w:b/>
+          <w:bCs/>
+        </w:rPr>
+        <w:t>Description:</w:t>
+      </w:r>
+      <w:r>
+        <w:t xml:space="preserve"> </w:t>
+      </w:r>
+      <w:r>
+        <w:t xml:space="preserve">MySQL is an open-source relational database widely used for web applications. It is known for its reliability, scalability, and ease of use, supporting complex queries and large datasets. MySQL </w:t>
+      </w:r>
+      <w:r>
+        <w:t>works well with Flask</w:t>
+      </w:r>
+      <w:r>
+        <w:t>, making it a popular choice for dynamic websites and applications.</w:t>
+      </w:r>
+    </w:p>
+    <w:p>
+      <w:pPr>
+        <w:pStyle w:val="ListParagraph"/>
+      </w:pPr>
+    </w:p>
+    <w:p>
+      <w:pPr>
+        <w:pStyle w:val="ListParagraph"/>
+      </w:pPr>
+      <w:r>
+        <w:rPr>
+          <w:b/>
+          <w:bCs/>
+        </w:rPr>
+        <w:t>Alternative:</w:t>
+      </w:r>
+      <w:r>
+        <w:rPr>
+          <w:b/>
+          <w:bCs/>
+        </w:rPr>
+        <w:t xml:space="preserve"> </w:t>
+      </w:r>
+      <w:r>
+        <w:t>MongoDB was considered as an alternative. As a NoSQL database, MongoDB offers flexibility with its unstructured data model, which could have been beneficial. However, after reviewing my requirements, I concluded that MySQL's structured approach would better support my data needs, making it easier to store and retrieve information.</w:t>
+      </w:r>
+    </w:p>
+    <w:p>
+      <w:pPr>
+        <w:pStyle w:val="ListParagraph"/>
+      </w:pPr>
+    </w:p>
+    <w:p/>
+    <w:p/>
     <w:p>
       <w:pPr>
         <w:pStyle w:val="ListParagraph"/>
@@ -2714,7 +4399,7 @@
     </w:p>
     <w:p/>
     <w:sectPr>
-      <w:footerReference w:type="default" r:id="rId17"/>
+      <w:footerReference w:type="default" r:id="rId21"/>
       <w:pgSz w:w="11906" w:h="16838"/>
       <w:pgMar w:top="1440" w:right="1440" w:bottom="1440" w:left="1440" w:header="708" w:footer="708" w:gutter="0"/>
       <w:pgNumType w:start="0"/>
@@ -6371,14 +8056,6 @@
 </file>
 
 <file path=customXml/item1.xml><?xml version="1.0" encoding="utf-8"?>
-<p:properties xmlns:p="http://schemas.microsoft.com/office/2006/metadata/properties" xmlns:xsi="http://www.w3.org/2001/XMLSchema-instance" xmlns:pc="http://schemas.microsoft.com/office/infopath/2007/PartnerControls">
-  <documentManagement>
-    <_activity xmlns="d71ff2ac-62c7-44d6-abd7-1383af8796a8" xsi:nil="true"/>
-  </documentManagement>
-</p:properties>
-</file>
-
-<file path=customXml/item2.xml><?xml version="1.0" encoding="utf-8"?>
 <?mso-contentType ?>
 <FormTemplates xmlns="http://schemas.microsoft.com/sharepoint/v3/contenttype/forms">
   <Display>DocumentLibraryForm</Display>
@@ -6387,7 +8064,19 @@
 </FormTemplates>
 </file>
 
+<file path=customXml/item2.xml><?xml version="1.0" encoding="utf-8"?>
+<p:properties xmlns:p="http://schemas.microsoft.com/office/2006/metadata/properties" xmlns:xsi="http://www.w3.org/2001/XMLSchema-instance" xmlns:pc="http://schemas.microsoft.com/office/infopath/2007/PartnerControls">
+  <documentManagement>
+    <_activity xmlns="d71ff2ac-62c7-44d6-abd7-1383af8796a8" xsi:nil="true"/>
+  </documentManagement>
+</p:properties>
+</file>
+
 <file path=customXml/item3.xml><?xml version="1.0" encoding="utf-8"?>
+<b:Sources xmlns:b="http://schemas.openxmlformats.org/officeDocument/2006/bibliography" xmlns="http://schemas.openxmlformats.org/officeDocument/2006/bibliography" SelectedStyle="\APASixthEditionOfficeOnline.xsl" StyleName="APA" Version="6"/>
+</file>
+
+<file path=customXml/item4.xml><?xml version="1.0" encoding="utf-8"?>
 <ct:contentTypeSchema xmlns:ct="http://schemas.microsoft.com/office/2006/metadata/contentType" xmlns:ma="http://schemas.microsoft.com/office/2006/metadata/properties/metaAttributes" ct:_="" ma:_="" ma:contentTypeName="Document" ma:contentTypeID="0x0101009908F051F1A7FA40B6E0D78DFA896E6F" ma:contentTypeVersion="15" ma:contentTypeDescription="Create a new document." ma:contentTypeScope="" ma:versionID="16bd8ccdb24192f5a23e1f50082beb91">
   <xsd:schema xmlns:xsd="http://www.w3.org/2001/XMLSchema" xmlns:xs="http://www.w3.org/2001/XMLSchema" xmlns:p="http://schemas.microsoft.com/office/2006/metadata/properties" xmlns:ns3="d71ff2ac-62c7-44d6-abd7-1383af8796a8" xmlns:ns4="19621f95-9056-4b81-ab21-41233ae0d36d" targetNamespace="http://schemas.microsoft.com/office/2006/metadata/properties" ma:root="true" ma:fieldsID="4a6057a7fc35ca9381604f182b6a209d" ns3:_="" ns4:_="">
     <xsd:import namespace="d71ff2ac-62c7-44d6-abd7-1383af8796a8"/>
@@ -6620,11 +8309,15 @@
 </ct:contentTypeSchema>
 </file>
 
-<file path=customXml/item4.xml><?xml version="1.0" encoding="utf-8"?>
-<b:Sources xmlns:b="http://schemas.openxmlformats.org/officeDocument/2006/bibliography" xmlns="http://schemas.openxmlformats.org/officeDocument/2006/bibliography" SelectedStyle="\APASixthEditionOfficeOnline.xsl" StyleName="APA" Version="6"/>
+<file path=customXml/itemProps1.xml><?xml version="1.0" encoding="utf-8"?>
+<ds:datastoreItem xmlns:ds="http://schemas.openxmlformats.org/officeDocument/2006/customXml" ds:itemID="{DBC131DF-4F18-448B-B46F-936BB86E1BD6}">
+  <ds:schemaRefs>
+    <ds:schemaRef ds:uri="http://schemas.microsoft.com/sharepoint/v3/contenttype/forms"/>
+  </ds:schemaRefs>
+</ds:datastoreItem>
 </file>
 
-<file path=customXml/itemProps1.xml><?xml version="1.0" encoding="utf-8"?>
+<file path=customXml/itemProps2.xml><?xml version="1.0" encoding="utf-8"?>
 <ds:datastoreItem xmlns:ds="http://schemas.openxmlformats.org/officeDocument/2006/customXml" ds:itemID="{3F2AE3CF-AF0A-42C7-BC75-AAA91D189F19}">
   <ds:schemaRefs>
     <ds:schemaRef ds:uri="http://schemas.microsoft.com/office/2006/metadata/properties"/>
@@ -6634,15 +8327,15 @@
 </ds:datastoreItem>
 </file>
 
-<file path=customXml/itemProps2.xml><?xml version="1.0" encoding="utf-8"?>
-<ds:datastoreItem xmlns:ds="http://schemas.openxmlformats.org/officeDocument/2006/customXml" ds:itemID="{DBC131DF-4F18-448B-B46F-936BB86E1BD6}">
+<file path=customXml/itemProps3.xml><?xml version="1.0" encoding="utf-8"?>
+<ds:datastoreItem xmlns:ds="http://schemas.openxmlformats.org/officeDocument/2006/customXml" ds:itemID="{500AA85C-6BEF-45D1-AD66-44E6B9A5378D}">
   <ds:schemaRefs>
-    <ds:schemaRef ds:uri="http://schemas.microsoft.com/sharepoint/v3/contenttype/forms"/>
+    <ds:schemaRef ds:uri="http://schemas.openxmlformats.org/officeDocument/2006/bibliography"/>
   </ds:schemaRefs>
 </ds:datastoreItem>
 </file>
 
-<file path=customXml/itemProps3.xml><?xml version="1.0" encoding="utf-8"?>
+<file path=customXml/itemProps4.xml><?xml version="1.0" encoding="utf-8"?>
 <ds:datastoreItem xmlns:ds="http://schemas.openxmlformats.org/officeDocument/2006/customXml" ds:itemID="{9E4FD10E-ECE4-47FC-B486-A980A4B50C09}">
   <ds:schemaRefs>
     <ds:schemaRef ds:uri="http://schemas.microsoft.com/office/2006/metadata/contentType"/>
@@ -6659,12 +8352,4 @@
     <ds:schemaRef ds:uri="http://schemas.microsoft.com/internal/obd"/>
   </ds:schemaRefs>
 </ds:datastoreItem>
-</file>
-
-<file path=customXml/itemProps4.xml><?xml version="1.0" encoding="utf-8"?>
-<ds:datastoreItem xmlns:ds="http://schemas.openxmlformats.org/officeDocument/2006/customXml" ds:itemID="{500AA85C-6BEF-45D1-AD66-44E6B9A5378D}">
-  <ds:schemaRefs>
-    <ds:schemaRef ds:uri="http://schemas.openxmlformats.org/officeDocument/2006/bibliography"/>
-  </ds:schemaRefs>
-</ds:datastoreItem>
 </file>
--- a/Specifications/SiteSafeSpecs.docx
+++ b/Specifications/SiteSafeSpecs.docx
@@ -554,7 +554,7 @@
           <w:szCs w:val="32"/>
         </w:rPr>
         <w:drawing>
-          <wp:anchor distT="0" distB="0" distL="114300" distR="114300" simplePos="0" relativeHeight="251540480" behindDoc="0" locked="0" layoutInCell="1" allowOverlap="1" wp14:anchorId="1AE65912" wp14:editId="599E4339">
+          <wp:anchor distT="0" distB="0" distL="114300" distR="114300" simplePos="0" relativeHeight="251540480" behindDoc="0" locked="0" layoutInCell="1" allowOverlap="1" wp14:anchorId="1AE65912" wp14:editId="1E8FCF43">
             <wp:simplePos x="0" y="0"/>
             <wp:positionH relativeFrom="column">
               <wp:posOffset>60960</wp:posOffset>
@@ -2072,14 +2072,17 @@
       <w:r>
         <w:t xml:space="preserve"> is that </w:t>
       </w:r>
-      <w:proofErr w:type="gramStart"/>
-      <w:r>
-        <w:t>its</w:t>
-      </w:r>
-      <w:proofErr w:type="gramEnd"/>
+      <w:r>
+        <w:t>it’s</w:t>
+      </w:r>
       <w:r>
         <w:t xml:space="preserve"> optimised to work with YOLO.</w:t>
       </w:r>
+    </w:p>
+    <w:p>
+      <w:pPr>
+        <w:pStyle w:val="ListParagraph"/>
+      </w:pPr>
     </w:p>
     <w:p>
       <w:pPr>
@@ -2095,6 +2098,7 @@
           <w:b/>
           <w:bCs/>
         </w:rPr>
+        <w:lastRenderedPageBreak/>
         <w:t>Alternative:</w:t>
       </w:r>
       <w:r>
@@ -2123,11 +2127,7 @@
         <w:t xml:space="preserve"> and</w:t>
       </w:r>
       <w:r>
-        <w:t xml:space="preserve"> supports a variety of deep </w:t>
-      </w:r>
-      <w:r>
-        <w:lastRenderedPageBreak/>
-        <w:t>learning tasks, including object detection, and has a rich ecosystem of tools for building and deploying machine learning models.</w:t>
+        <w:t xml:space="preserve"> supports a variety of deep learning tasks, including object detection, and has a rich ecosystem of tools for building and deploying machine learning models.</w:t>
       </w:r>
       <w:r>
         <w:t xml:space="preserve"> </w:t>
@@ -3019,7 +3019,6 @@
           <w:b/>
           <w:bCs/>
         </w:rPr>
-        <w:lastRenderedPageBreak/>
         <w:t>Alternative:</w:t>
       </w:r>
       <w:r>
@@ -3893,7 +3892,7 @@
           <w:noProof/>
         </w:rPr>
         <w:drawing>
-          <wp:anchor distT="0" distB="0" distL="114300" distR="114300" simplePos="0" relativeHeight="251788288" behindDoc="0" locked="0" layoutInCell="1" allowOverlap="1" wp14:anchorId="7C317ABC" wp14:editId="10457EB6">
+          <wp:anchor distT="0" distB="0" distL="114300" distR="114300" simplePos="0" relativeHeight="251788288" behindDoc="0" locked="0" layoutInCell="1" allowOverlap="1" wp14:anchorId="7C317ABC" wp14:editId="58FDE039">
             <wp:simplePos x="0" y="0"/>
             <wp:positionH relativeFrom="column">
               <wp:posOffset>1168400</wp:posOffset>
@@ -4267,6 +4266,15 @@
       <w:pPr>
         <w:pStyle w:val="ListParagraph"/>
         <w:rPr>
+          <w:b/>
+          <w:bCs/>
+        </w:rPr>
+      </w:pPr>
+    </w:p>
+    <w:p>
+      <w:pPr>
+        <w:pStyle w:val="ListParagraph"/>
+        <w:rPr>
           <w:lang w:val="en-GB"/>
         </w:rPr>
       </w:pPr>
@@ -4346,7 +4354,1364 @@
     <w:p/>
     <w:p/>
     <w:p/>
+    <w:p>
+      <w:pPr>
+        <w:pStyle w:val="Subtitle"/>
+        <w:rPr>
+          <w:color w:val="0070C0"/>
+        </w:rPr>
+      </w:pPr>
+      <w:r>
+        <w:rPr>
+          <w:color w:val="0070C0"/>
+        </w:rPr>
+        <w:lastRenderedPageBreak/>
+        <w:t>Description</w:t>
+      </w:r>
+    </w:p>
+    <w:p>
+      <w:pPr>
+        <w:pStyle w:val="Heading2"/>
+        <w:rPr>
+          <w:i/>
+          <w:iCs w:val="0"/>
+        </w:rPr>
+      </w:pPr>
+      <w:r>
+        <w:rPr>
+          <w:i/>
+          <w:iCs w:val="0"/>
+        </w:rPr>
+        <w:t xml:space="preserve">Problem </w:t>
+      </w:r>
+      <w:r>
+        <w:rPr>
+          <w:i/>
+          <w:iCs w:val="0"/>
+        </w:rPr>
+        <w:t>Statement</w:t>
+      </w:r>
+    </w:p>
     <w:p/>
+    <w:p>
+      <w:pPr>
+        <w:rPr>
+          <w:lang w:val="en-GB"/>
+        </w:rPr>
+      </w:pPr>
+      <w:r>
+        <w:rPr>
+          <w:lang w:val="en-GB"/>
+        </w:rPr>
+        <w:t xml:space="preserve">In the construction industry, ensuring the safety of workers is of paramount importance. However, non-compliance with safety regulations, such as wearing helmets and high-visibility jackets, poses significant risks to workers health and safety. Traditional methods of monitoring compliance are often </w:t>
+      </w:r>
+      <w:r>
+        <w:rPr>
+          <w:lang w:val="en-GB"/>
+        </w:rPr>
+        <w:t>labour-intensive</w:t>
+      </w:r>
+      <w:r>
+        <w:rPr>
+          <w:lang w:val="en-GB"/>
+        </w:rPr>
+        <w:t>, prone to human error, and can lead to delays in addressing safety issues.</w:t>
+      </w:r>
+    </w:p>
+    <w:p>
+      <w:pPr>
+        <w:rPr>
+          <w:lang w:val="en-GB"/>
+        </w:rPr>
+      </w:pPr>
+      <w:r>
+        <w:rPr>
+          <w:lang w:val="en-GB"/>
+        </w:rPr>
+        <w:t>To address these challenges, this project aims to develop an AI-driven monitoring system that utili</w:t>
+      </w:r>
+      <w:r>
+        <w:rPr>
+          <w:lang w:val="en-GB"/>
+        </w:rPr>
+        <w:t>s</w:t>
+      </w:r>
+      <w:r>
+        <w:rPr>
+          <w:lang w:val="en-GB"/>
+        </w:rPr>
+        <w:t xml:space="preserve">es computer vision and machine learning to automatically detect whether construction workers are wearing the required safety gear in real-time. The system will </w:t>
+      </w:r>
+      <w:r>
+        <w:rPr>
+          <w:lang w:val="en-GB"/>
+        </w:rPr>
+        <w:t>analyse</w:t>
+      </w:r>
+      <w:r>
+        <w:rPr>
+          <w:lang w:val="en-GB"/>
+        </w:rPr>
+        <w:t xml:space="preserve"> live video feeds from surveillance cameras installed on-site and provide immediate alerts to site managers when safety violations occur. Additionally, it will log incidents for future reference and compliance reporting.</w:t>
+      </w:r>
+    </w:p>
+    <w:p>
+      <w:pPr>
+        <w:rPr>
+          <w:lang w:val="en-GB"/>
+        </w:rPr>
+      </w:pPr>
+      <w:r>
+        <w:rPr>
+          <w:lang w:val="en-GB"/>
+        </w:rPr>
+        <w:t>By implementing this solution, the project seeks to improve safety compliance, reduce the likelihood of accidents, and enhance overall workplace safety in the construction industry.</w:t>
+      </w:r>
+    </w:p>
+    <w:p>
+      <w:pPr>
+        <w:rPr>
+          <w:lang w:val="en-GB"/>
+        </w:rPr>
+      </w:pPr>
+    </w:p>
+    <w:p>
+      <w:pPr>
+        <w:pStyle w:val="Heading2"/>
+        <w:rPr>
+          <w:lang w:val="en-GB"/>
+        </w:rPr>
+      </w:pPr>
+      <w:r>
+        <w:rPr>
+          <w:lang w:val="en-GB"/>
+        </w:rPr>
+        <w:t>Background</w:t>
+      </w:r>
+    </w:p>
+    <w:p>
+      <w:pPr>
+        <w:rPr>
+          <w:lang w:val="en-GB"/>
+        </w:rPr>
+      </w:pPr>
+    </w:p>
+    <w:p>
+      <w:pPr>
+        <w:rPr>
+          <w:lang w:val="en-GB"/>
+        </w:rPr>
+      </w:pPr>
+      <w:r>
+        <w:rPr>
+          <w:lang w:val="en-GB"/>
+        </w:rPr>
+        <w:t xml:space="preserve">My motivation for developing the AI construction site monitoring project </w:t>
+      </w:r>
+      <w:r>
+        <w:rPr>
+          <w:lang w:val="en-GB"/>
+        </w:rPr>
+        <w:t>rises</w:t>
+      </w:r>
+      <w:r>
+        <w:rPr>
+          <w:lang w:val="en-GB"/>
+        </w:rPr>
+        <w:t xml:space="preserve"> from my internship experience with </w:t>
+      </w:r>
+      <w:proofErr w:type="spellStart"/>
+      <w:r>
+        <w:rPr>
+          <w:lang w:val="en-GB"/>
+        </w:rPr>
+        <w:t>Netwatch</w:t>
+      </w:r>
+      <w:proofErr w:type="spellEnd"/>
+      <w:r>
+        <w:rPr>
+          <w:lang w:val="en-GB"/>
+        </w:rPr>
+        <w:t xml:space="preserve">, a leading monitoring security company. During my time there, I witnessed firsthand the critical role that real-time surveillance plays in enhancing safety and security across various industries. This experience </w:t>
+      </w:r>
+      <w:r>
+        <w:rPr>
+          <w:lang w:val="en-GB"/>
+        </w:rPr>
+        <w:t>built</w:t>
+      </w:r>
+      <w:r>
+        <w:rPr>
+          <w:lang w:val="en-GB"/>
+        </w:rPr>
+        <w:t xml:space="preserve"> my passion for applying advanced technologies to solve real-world problems, particularly in the </w:t>
+      </w:r>
+      <w:r>
+        <w:rPr>
+          <w:lang w:val="en-GB"/>
+        </w:rPr>
+        <w:t>live-monitoring</w:t>
+      </w:r>
+      <w:r>
+        <w:rPr>
+          <w:lang w:val="en-GB"/>
+        </w:rPr>
+        <w:t xml:space="preserve"> sector.</w:t>
+      </w:r>
+    </w:p>
+    <w:p>
+      <w:pPr>
+        <w:rPr>
+          <w:lang w:val="en-GB"/>
+        </w:rPr>
+      </w:pPr>
+      <w:r>
+        <w:rPr>
+          <w:lang w:val="en-GB"/>
+        </w:rPr>
+        <w:t>In discussions with safety personnel and site managers, I learned about the persistent challenges they face in ensuring compliance with safety regulations. Many expressed that implementing an automated monitoring system to track worker safety gear would be a game-changer for their operations. Their enthusiasm and support for the idea reinforced my belief that this project could significantly improve workplace safety and efficiency.</w:t>
+      </w:r>
+    </w:p>
+    <w:p>
+      <w:pPr>
+        <w:rPr>
+          <w:lang w:val="en-GB"/>
+        </w:rPr>
+      </w:pPr>
+      <w:r>
+        <w:rPr>
+          <w:lang w:val="en-GB"/>
+        </w:rPr>
+        <w:t>I am driven to leverage my skills in AI and machine learning to create a solution that not only addresses these challenges but also fosters a culture of safety within construction environments. By integrating intelligent monitoring capabilities, I aim to contribute to safer work practices and ultimately protect the well-being of construction workers.</w:t>
+      </w:r>
+    </w:p>
+    <w:p>
+      <w:pPr>
+        <w:rPr>
+          <w:lang w:val="en-GB"/>
+        </w:rPr>
+      </w:pPr>
+    </w:p>
+    <w:p/>
+    <w:p/>
+    <w:p>
+      <w:pPr>
+        <w:pStyle w:val="Heading2"/>
+      </w:pPr>
+      <w:r>
+        <w:t>Functional Requirements</w:t>
+      </w:r>
+    </w:p>
+    <w:p/>
+    <w:p>
+      <w:pPr>
+        <w:pStyle w:val="ListParagraph"/>
+        <w:numPr>
+          <w:ilvl w:val="0"/>
+          <w:numId w:val="26"/>
+        </w:numPr>
+        <w:rPr>
+          <w:lang w:val="en-GB"/>
+        </w:rPr>
+      </w:pPr>
+      <w:r>
+        <w:rPr>
+          <w:b/>
+          <w:bCs/>
+          <w:lang w:val="en-GB"/>
+        </w:rPr>
+        <w:t>Live Video Feed Processing</w:t>
+      </w:r>
+    </w:p>
+    <w:p>
+      <w:pPr>
+        <w:pStyle w:val="ListParagraph"/>
+        <w:numPr>
+          <w:ilvl w:val="0"/>
+          <w:numId w:val="27"/>
+        </w:numPr>
+        <w:rPr>
+          <w:lang w:val="en-GB"/>
+        </w:rPr>
+      </w:pPr>
+      <w:r>
+        <w:rPr>
+          <w:lang w:val="en-GB"/>
+        </w:rPr>
+        <w:t xml:space="preserve">The system shall be capable of processing live video feeds from </w:t>
+      </w:r>
+      <w:r>
+        <w:rPr>
+          <w:lang w:val="en-GB"/>
+        </w:rPr>
+        <w:t xml:space="preserve">a </w:t>
+      </w:r>
+      <w:r>
+        <w:rPr>
+          <w:lang w:val="en-GB"/>
+        </w:rPr>
+        <w:t xml:space="preserve">camera </w:t>
+      </w:r>
+      <w:r>
+        <w:rPr>
+          <w:lang w:val="en-GB"/>
+        </w:rPr>
+        <w:t xml:space="preserve">connected to the </w:t>
+      </w:r>
+      <w:r>
+        <w:rPr>
+          <w:lang w:val="en-GB"/>
+        </w:rPr>
+        <w:t>user’s</w:t>
+      </w:r>
+      <w:r>
+        <w:rPr>
+          <w:lang w:val="en-GB"/>
+        </w:rPr>
+        <w:t xml:space="preserve"> device</w:t>
+      </w:r>
+      <w:r>
+        <w:rPr>
+          <w:lang w:val="en-GB"/>
+        </w:rPr>
+        <w:t>.</w:t>
+      </w:r>
+    </w:p>
+    <w:p>
+      <w:pPr>
+        <w:pStyle w:val="ListParagraph"/>
+        <w:numPr>
+          <w:ilvl w:val="0"/>
+          <w:numId w:val="27"/>
+        </w:numPr>
+        <w:rPr>
+          <w:lang w:val="en-GB"/>
+        </w:rPr>
+      </w:pPr>
+      <w:r>
+        <w:rPr>
+          <w:lang w:val="en-GB"/>
+        </w:rPr>
+        <w:t>The system shall support various video formats and resolutions.</w:t>
+      </w:r>
+    </w:p>
+    <w:p>
+      <w:pPr>
+        <w:pStyle w:val="ListParagraph"/>
+        <w:ind w:left="1080"/>
+        <w:rPr>
+          <w:lang w:val="en-GB"/>
+        </w:rPr>
+      </w:pPr>
+    </w:p>
+    <w:p>
+      <w:pPr>
+        <w:pStyle w:val="ListParagraph"/>
+        <w:numPr>
+          <w:ilvl w:val="0"/>
+          <w:numId w:val="26"/>
+        </w:numPr>
+        <w:rPr>
+          <w:lang w:val="en-GB"/>
+        </w:rPr>
+      </w:pPr>
+      <w:r>
+        <w:rPr>
+          <w:b/>
+          <w:bCs/>
+          <w:lang w:val="en-GB"/>
+        </w:rPr>
+        <w:t>Safety Gear Detection</w:t>
+      </w:r>
+    </w:p>
+    <w:p>
+      <w:pPr>
+        <w:pStyle w:val="ListParagraph"/>
+        <w:numPr>
+          <w:ilvl w:val="0"/>
+          <w:numId w:val="28"/>
+        </w:numPr>
+        <w:rPr>
+          <w:lang w:val="en-GB"/>
+        </w:rPr>
+      </w:pPr>
+      <w:r>
+        <w:rPr>
+          <w:lang w:val="en-GB"/>
+        </w:rPr>
+        <w:t>The system shall detect whether construction workers are wearing helmets and high-visibility jackets in real time.</w:t>
+      </w:r>
+    </w:p>
+    <w:p>
+      <w:pPr>
+        <w:pStyle w:val="ListParagraph"/>
+        <w:numPr>
+          <w:ilvl w:val="0"/>
+          <w:numId w:val="28"/>
+        </w:numPr>
+        <w:rPr>
+          <w:lang w:val="en-GB"/>
+        </w:rPr>
+      </w:pPr>
+      <w:r>
+        <w:rPr>
+          <w:lang w:val="en-GB"/>
+        </w:rPr>
+        <w:t xml:space="preserve">The system shall utilize </w:t>
+      </w:r>
+      <w:r>
+        <w:rPr>
+          <w:lang w:val="en-GB"/>
+        </w:rPr>
+        <w:t>the</w:t>
+      </w:r>
+      <w:r>
+        <w:rPr>
+          <w:lang w:val="en-GB"/>
+        </w:rPr>
+        <w:t xml:space="preserve"> machine learning model YOLO for object detection.</w:t>
+      </w:r>
+    </w:p>
+    <w:p>
+      <w:pPr>
+        <w:pStyle w:val="ListParagraph"/>
+        <w:ind w:left="1080"/>
+        <w:rPr>
+          <w:lang w:val="en-GB"/>
+        </w:rPr>
+      </w:pPr>
+    </w:p>
+    <w:p>
+      <w:pPr>
+        <w:pStyle w:val="ListParagraph"/>
+        <w:numPr>
+          <w:ilvl w:val="0"/>
+          <w:numId w:val="26"/>
+        </w:numPr>
+        <w:rPr>
+          <w:lang w:val="en-GB"/>
+        </w:rPr>
+      </w:pPr>
+      <w:r>
+        <w:rPr>
+          <w:b/>
+          <w:bCs/>
+          <w:lang w:val="en-GB"/>
+        </w:rPr>
+        <w:t>Alert Generation</w:t>
+      </w:r>
+    </w:p>
+    <w:p>
+      <w:pPr>
+        <w:pStyle w:val="ListParagraph"/>
+        <w:numPr>
+          <w:ilvl w:val="0"/>
+          <w:numId w:val="29"/>
+        </w:numPr>
+        <w:rPr>
+          <w:lang w:val="en-GB"/>
+        </w:rPr>
+      </w:pPr>
+      <w:r>
+        <w:rPr>
+          <w:lang w:val="en-GB"/>
+        </w:rPr>
+        <w:t xml:space="preserve">The system </w:t>
+      </w:r>
+      <w:r>
+        <w:rPr>
+          <w:lang w:val="en-GB"/>
+        </w:rPr>
+        <w:t>will</w:t>
+      </w:r>
+      <w:r>
+        <w:rPr>
+          <w:lang w:val="en-GB"/>
+        </w:rPr>
+        <w:t xml:space="preserve"> automatically generate alerts when a worker is not wearing the required safety gear</w:t>
+      </w:r>
+      <w:r>
+        <w:rPr>
+          <w:lang w:val="en-GB"/>
+        </w:rPr>
+        <w:t xml:space="preserve"> for longer than 30 seconds</w:t>
+      </w:r>
+      <w:r>
+        <w:rPr>
+          <w:lang w:val="en-GB"/>
+        </w:rPr>
+        <w:t>.</w:t>
+      </w:r>
+    </w:p>
+    <w:p>
+      <w:pPr>
+        <w:pStyle w:val="ListParagraph"/>
+        <w:numPr>
+          <w:ilvl w:val="0"/>
+          <w:numId w:val="29"/>
+        </w:numPr>
+        <w:rPr>
+          <w:lang w:val="en-GB"/>
+        </w:rPr>
+      </w:pPr>
+      <w:r>
+        <w:rPr>
+          <w:lang w:val="en-GB"/>
+        </w:rPr>
+        <w:t>The alerts shall be sent to the site manager</w:t>
+      </w:r>
+      <w:r>
+        <w:rPr>
+          <w:lang w:val="en-GB"/>
+        </w:rPr>
+        <w:t>/safety officer</w:t>
+      </w:r>
+      <w:r>
+        <w:rPr>
+          <w:lang w:val="en-GB"/>
+        </w:rPr>
+        <w:t xml:space="preserve"> via a notification system (email, SMS).</w:t>
+      </w:r>
+    </w:p>
+    <w:p>
+      <w:pPr>
+        <w:pStyle w:val="ListParagraph"/>
+        <w:numPr>
+          <w:ilvl w:val="0"/>
+          <w:numId w:val="29"/>
+        </w:numPr>
+        <w:rPr>
+          <w:lang w:val="en-GB"/>
+        </w:rPr>
+      </w:pPr>
+      <w:r>
+        <w:rPr>
+          <w:lang w:val="en-GB"/>
+        </w:rPr>
+        <w:t xml:space="preserve">There shall be a delay </w:t>
+      </w:r>
+      <w:r>
+        <w:rPr>
+          <w:lang w:val="en-GB"/>
+        </w:rPr>
+        <w:t xml:space="preserve">of notifications for the same </w:t>
+      </w:r>
+      <w:r>
+        <w:rPr>
+          <w:lang w:val="en-GB"/>
+        </w:rPr>
+        <w:t>person</w:t>
+      </w:r>
+      <w:r>
+        <w:rPr>
+          <w:lang w:val="en-GB"/>
+        </w:rPr>
+        <w:t xml:space="preserve"> of 1 hour.</w:t>
+      </w:r>
+    </w:p>
+    <w:p>
+      <w:pPr>
+        <w:pStyle w:val="ListParagraph"/>
+        <w:ind w:left="1080"/>
+        <w:rPr>
+          <w:lang w:val="en-GB"/>
+        </w:rPr>
+      </w:pPr>
+    </w:p>
+    <w:p>
+      <w:pPr>
+        <w:pStyle w:val="ListParagraph"/>
+        <w:numPr>
+          <w:ilvl w:val="0"/>
+          <w:numId w:val="26"/>
+        </w:numPr>
+        <w:rPr>
+          <w:lang w:val="en-GB"/>
+        </w:rPr>
+      </w:pPr>
+      <w:r>
+        <w:rPr>
+          <w:b/>
+          <w:bCs/>
+          <w:lang w:val="en-GB"/>
+        </w:rPr>
+        <w:t>Incident Logging</w:t>
+      </w:r>
+    </w:p>
+    <w:p>
+      <w:pPr>
+        <w:pStyle w:val="ListParagraph"/>
+        <w:numPr>
+          <w:ilvl w:val="0"/>
+          <w:numId w:val="30"/>
+        </w:numPr>
+        <w:rPr>
+          <w:lang w:val="en-GB"/>
+        </w:rPr>
+      </w:pPr>
+      <w:r>
+        <w:rPr>
+          <w:lang w:val="en-GB"/>
+        </w:rPr>
+        <w:t>The system shall log all detected incidents of non-compliance, including timestamps</w:t>
+      </w:r>
+      <w:r>
+        <w:rPr>
+          <w:lang w:val="en-GB"/>
+        </w:rPr>
+        <w:t xml:space="preserve">, </w:t>
+      </w:r>
+      <w:r>
+        <w:rPr>
+          <w:lang w:val="en-GB"/>
+        </w:rPr>
+        <w:t>snapshot</w:t>
+      </w:r>
+      <w:r>
+        <w:rPr>
+          <w:lang w:val="en-GB"/>
+        </w:rPr>
+        <w:t xml:space="preserve"> image</w:t>
+      </w:r>
+      <w:r>
+        <w:rPr>
+          <w:lang w:val="en-GB"/>
+        </w:rPr>
+        <w:t xml:space="preserve"> and camera location.</w:t>
+      </w:r>
+    </w:p>
+    <w:p>
+      <w:pPr>
+        <w:pStyle w:val="ListParagraph"/>
+        <w:numPr>
+          <w:ilvl w:val="0"/>
+          <w:numId w:val="30"/>
+        </w:numPr>
+        <w:rPr>
+          <w:lang w:val="en-GB"/>
+        </w:rPr>
+      </w:pPr>
+      <w:r>
+        <w:rPr>
+          <w:lang w:val="en-GB"/>
+        </w:rPr>
+        <w:t>The logs shall be stored in a</w:t>
+      </w:r>
+      <w:r>
+        <w:rPr>
+          <w:lang w:val="en-GB"/>
+        </w:rPr>
+        <w:t xml:space="preserve"> SQL</w:t>
+      </w:r>
+      <w:r>
+        <w:rPr>
+          <w:lang w:val="en-GB"/>
+        </w:rPr>
+        <w:t xml:space="preserve"> database for future reference and reporting.</w:t>
+      </w:r>
+    </w:p>
+    <w:p>
+      <w:pPr>
+        <w:pStyle w:val="ListParagraph"/>
+        <w:ind w:left="1080"/>
+        <w:rPr>
+          <w:lang w:val="en-GB"/>
+        </w:rPr>
+      </w:pPr>
+    </w:p>
+    <w:p>
+      <w:pPr>
+        <w:pStyle w:val="ListParagraph"/>
+        <w:numPr>
+          <w:ilvl w:val="0"/>
+          <w:numId w:val="26"/>
+        </w:numPr>
+        <w:rPr>
+          <w:lang w:val="en-GB"/>
+        </w:rPr>
+      </w:pPr>
+      <w:r>
+        <w:rPr>
+          <w:b/>
+          <w:bCs/>
+          <w:lang w:val="en-GB"/>
+        </w:rPr>
+        <w:t>User Interface</w:t>
+      </w:r>
+    </w:p>
+    <w:p>
+      <w:pPr>
+        <w:pStyle w:val="ListParagraph"/>
+        <w:numPr>
+          <w:ilvl w:val="0"/>
+          <w:numId w:val="31"/>
+        </w:numPr>
+        <w:rPr>
+          <w:lang w:val="en-GB"/>
+        </w:rPr>
+      </w:pPr>
+      <w:r>
+        <w:rPr>
+          <w:lang w:val="en-GB"/>
+        </w:rPr>
+        <w:t>The system shall provide a web-based user interface</w:t>
+      </w:r>
+      <w:r>
+        <w:rPr>
+          <w:lang w:val="en-GB"/>
+        </w:rPr>
+        <w:t xml:space="preserve"> in React</w:t>
+      </w:r>
+      <w:r>
+        <w:rPr>
+          <w:lang w:val="en-GB"/>
+        </w:rPr>
+        <w:t xml:space="preserve"> for </w:t>
+      </w:r>
+      <w:r>
+        <w:rPr>
+          <w:lang w:val="en-GB"/>
+        </w:rPr>
+        <w:t>demonstrating the product</w:t>
+      </w:r>
+      <w:r>
+        <w:rPr>
+          <w:lang w:val="en-GB"/>
+        </w:rPr>
+        <w:t>.</w:t>
+      </w:r>
+    </w:p>
+    <w:p>
+      <w:pPr>
+        <w:pStyle w:val="ListParagraph"/>
+        <w:numPr>
+          <w:ilvl w:val="0"/>
+          <w:numId w:val="31"/>
+        </w:numPr>
+        <w:rPr>
+          <w:lang w:val="en-GB"/>
+        </w:rPr>
+      </w:pPr>
+      <w:r>
+        <w:rPr>
+          <w:lang w:val="en-GB"/>
+        </w:rPr>
+        <w:t>The interface shall allow users to view historical logs and reports of compliance incidents.</w:t>
+      </w:r>
+    </w:p>
+    <w:p>
+      <w:pPr>
+        <w:pStyle w:val="ListParagraph"/>
+        <w:ind w:left="1080"/>
+        <w:rPr>
+          <w:lang w:val="en-GB"/>
+        </w:rPr>
+      </w:pPr>
+    </w:p>
+    <w:p>
+      <w:pPr>
+        <w:pStyle w:val="ListParagraph"/>
+        <w:numPr>
+          <w:ilvl w:val="0"/>
+          <w:numId w:val="26"/>
+        </w:numPr>
+        <w:rPr>
+          <w:lang w:val="en-GB"/>
+        </w:rPr>
+      </w:pPr>
+      <w:r>
+        <w:rPr>
+          <w:b/>
+          <w:bCs/>
+          <w:lang w:val="en-GB"/>
+        </w:rPr>
+        <w:t>Reporting</w:t>
+      </w:r>
+    </w:p>
+    <w:p>
+      <w:pPr>
+        <w:pStyle w:val="ListParagraph"/>
+        <w:numPr>
+          <w:ilvl w:val="0"/>
+          <w:numId w:val="32"/>
+        </w:numPr>
+        <w:rPr>
+          <w:lang w:val="en-GB"/>
+        </w:rPr>
+      </w:pPr>
+      <w:r>
+        <w:rPr>
+          <w:lang w:val="en-GB"/>
+        </w:rPr>
+        <w:t xml:space="preserve">The </w:t>
+      </w:r>
+      <w:r>
+        <w:rPr>
+          <w:lang w:val="en-GB"/>
+        </w:rPr>
+        <w:t>inciden</w:t>
+      </w:r>
+      <w:r>
+        <w:rPr>
+          <w:lang w:val="en-GB"/>
+        </w:rPr>
+        <w:t>t logging</w:t>
+      </w:r>
+      <w:r>
+        <w:rPr>
+          <w:lang w:val="en-GB"/>
+        </w:rPr>
+        <w:t xml:space="preserve"> shall be exportable in common format</w:t>
+      </w:r>
+      <w:r>
+        <w:rPr>
+          <w:lang w:val="en-GB"/>
+        </w:rPr>
+        <w:t xml:space="preserve"> like</w:t>
+      </w:r>
+      <w:r>
+        <w:rPr>
+          <w:lang w:val="en-GB"/>
+        </w:rPr>
+        <w:t xml:space="preserve"> CSV.</w:t>
+      </w:r>
+    </w:p>
+    <w:p>
+      <w:pPr>
+        <w:pStyle w:val="ListParagraph"/>
+        <w:ind w:left="1080"/>
+        <w:rPr>
+          <w:lang w:val="en-GB"/>
+        </w:rPr>
+      </w:pPr>
+    </w:p>
+    <w:p>
+      <w:pPr>
+        <w:pStyle w:val="ListParagraph"/>
+        <w:ind w:left="1080"/>
+        <w:rPr>
+          <w:lang w:val="en-GB"/>
+        </w:rPr>
+      </w:pPr>
+    </w:p>
+    <w:p>
+      <w:pPr>
+        <w:pStyle w:val="ListParagraph"/>
+        <w:numPr>
+          <w:ilvl w:val="0"/>
+          <w:numId w:val="26"/>
+        </w:numPr>
+        <w:rPr>
+          <w:lang w:val="en-GB"/>
+        </w:rPr>
+      </w:pPr>
+      <w:r>
+        <w:rPr>
+          <w:b/>
+          <w:bCs/>
+          <w:lang w:val="en-GB"/>
+        </w:rPr>
+        <w:t>Integration with Existing Systems</w:t>
+      </w:r>
+    </w:p>
+    <w:p>
+      <w:pPr>
+        <w:pStyle w:val="ListParagraph"/>
+        <w:numPr>
+          <w:ilvl w:val="0"/>
+          <w:numId w:val="34"/>
+        </w:numPr>
+        <w:rPr>
+          <w:lang w:val="en-GB"/>
+        </w:rPr>
+      </w:pPr>
+      <w:r>
+        <w:rPr>
+          <w:lang w:val="en-GB"/>
+        </w:rPr>
+        <w:t>The system shall have the capability to integrate with existing construction management systems for data sharing and reporting.</w:t>
+      </w:r>
+    </w:p>
+    <w:p>
+      <w:pPr>
+        <w:pStyle w:val="ListParagraph"/>
+        <w:numPr>
+          <w:ilvl w:val="0"/>
+          <w:numId w:val="34"/>
+        </w:numPr>
+        <w:rPr>
+          <w:lang w:val="en-GB"/>
+        </w:rPr>
+      </w:pPr>
+      <w:r>
+        <w:rPr>
+          <w:lang w:val="en-GB"/>
+        </w:rPr>
+        <w:t>The system shall be scalable to accommodate additional cameras and sensors as needed.</w:t>
+      </w:r>
+    </w:p>
+    <w:p>
+      <w:pPr>
+        <w:pStyle w:val="Heading2"/>
+      </w:pPr>
+      <w:r>
+        <w:lastRenderedPageBreak/>
+        <w:t>Non-Functional Requirements</w:t>
+      </w:r>
+    </w:p>
+    <w:p/>
+    <w:p>
+      <w:pPr>
+        <w:pStyle w:val="ListParagraph"/>
+        <w:numPr>
+          <w:ilvl w:val="0"/>
+          <w:numId w:val="44"/>
+        </w:numPr>
+        <w:rPr>
+          <w:lang w:val="en-GB"/>
+        </w:rPr>
+      </w:pPr>
+      <w:r>
+        <w:rPr>
+          <w:b/>
+          <w:bCs/>
+          <w:lang w:val="en-GB"/>
+        </w:rPr>
+        <w:t>Performance</w:t>
+      </w:r>
+    </w:p>
+    <w:p>
+      <w:pPr>
+        <w:pStyle w:val="ListParagraph"/>
+        <w:numPr>
+          <w:ilvl w:val="0"/>
+          <w:numId w:val="45"/>
+        </w:numPr>
+        <w:rPr>
+          <w:lang w:val="en-GB"/>
+        </w:rPr>
+      </w:pPr>
+      <w:r>
+        <w:rPr>
+          <w:lang w:val="en-GB"/>
+        </w:rPr>
+        <w:t xml:space="preserve">The system shall process live video feeds and detect safety gear with a latency of no more than </w:t>
+      </w:r>
+      <w:r>
+        <w:rPr>
+          <w:lang w:val="en-GB"/>
+        </w:rPr>
+        <w:t>2</w:t>
+      </w:r>
+      <w:r>
+        <w:rPr>
+          <w:lang w:val="en-GB"/>
+        </w:rPr>
+        <w:t xml:space="preserve"> seconds.</w:t>
+      </w:r>
+    </w:p>
+    <w:p>
+      <w:pPr>
+        <w:pStyle w:val="ListParagraph"/>
+        <w:numPr>
+          <w:ilvl w:val="0"/>
+          <w:numId w:val="45"/>
+        </w:numPr>
+        <w:rPr>
+          <w:lang w:val="en-GB"/>
+        </w:rPr>
+      </w:pPr>
+      <w:r>
+        <w:rPr>
+          <w:lang w:val="en-GB"/>
+        </w:rPr>
+        <w:t xml:space="preserve">The system shall support </w:t>
+      </w:r>
+      <w:r>
+        <w:rPr>
+          <w:lang w:val="en-GB"/>
+        </w:rPr>
+        <w:t>different types of camera brands</w:t>
+      </w:r>
+      <w:r>
+        <w:rPr>
+          <w:lang w:val="en-GB"/>
+        </w:rPr>
+        <w:t>.</w:t>
+      </w:r>
+    </w:p>
+    <w:p>
+      <w:pPr>
+        <w:pStyle w:val="ListParagraph"/>
+        <w:ind w:left="1080"/>
+        <w:rPr>
+          <w:lang w:val="en-GB"/>
+        </w:rPr>
+      </w:pPr>
+    </w:p>
+    <w:p>
+      <w:pPr>
+        <w:pStyle w:val="ListParagraph"/>
+        <w:numPr>
+          <w:ilvl w:val="0"/>
+          <w:numId w:val="44"/>
+        </w:numPr>
+        <w:rPr>
+          <w:lang w:val="en-GB"/>
+        </w:rPr>
+      </w:pPr>
+      <w:r>
+        <w:rPr>
+          <w:b/>
+          <w:bCs/>
+          <w:lang w:val="en-GB"/>
+        </w:rPr>
+        <w:t>Scalability</w:t>
+      </w:r>
+    </w:p>
+    <w:p>
+      <w:pPr>
+        <w:pStyle w:val="ListParagraph"/>
+        <w:numPr>
+          <w:ilvl w:val="0"/>
+          <w:numId w:val="45"/>
+        </w:numPr>
+        <w:rPr>
+          <w:lang w:val="en-GB"/>
+        </w:rPr>
+      </w:pPr>
+      <w:r>
+        <w:rPr>
+          <w:lang w:val="en-GB"/>
+        </w:rPr>
+        <w:t>The system shall be able to scale to support an increase in the number of cameras and users without requiring major architectural changes.</w:t>
+      </w:r>
+    </w:p>
+    <w:p>
+      <w:pPr>
+        <w:pStyle w:val="ListParagraph"/>
+        <w:numPr>
+          <w:ilvl w:val="0"/>
+          <w:numId w:val="45"/>
+        </w:numPr>
+        <w:rPr>
+          <w:lang w:val="en-GB"/>
+        </w:rPr>
+      </w:pPr>
+      <w:r>
+        <w:rPr>
+          <w:lang w:val="en-GB"/>
+        </w:rPr>
+        <w:t>The system shall accommodate a growing database size with a minimum of 1,000 logged incidents without performance impact.</w:t>
+      </w:r>
+    </w:p>
+    <w:p>
+      <w:pPr>
+        <w:pStyle w:val="ListParagraph"/>
+        <w:ind w:left="1080"/>
+        <w:rPr>
+          <w:lang w:val="en-GB"/>
+        </w:rPr>
+      </w:pPr>
+    </w:p>
+    <w:p>
+      <w:pPr>
+        <w:pStyle w:val="ListParagraph"/>
+        <w:numPr>
+          <w:ilvl w:val="0"/>
+          <w:numId w:val="44"/>
+        </w:numPr>
+        <w:rPr>
+          <w:lang w:val="en-GB"/>
+        </w:rPr>
+      </w:pPr>
+      <w:r>
+        <w:rPr>
+          <w:b/>
+          <w:bCs/>
+          <w:lang w:val="en-GB"/>
+        </w:rPr>
+        <w:t>Availability</w:t>
+      </w:r>
+    </w:p>
+    <w:p>
+      <w:pPr>
+        <w:pStyle w:val="ListParagraph"/>
+        <w:numPr>
+          <w:ilvl w:val="0"/>
+          <w:numId w:val="45"/>
+        </w:numPr>
+        <w:rPr>
+          <w:lang w:val="en-GB"/>
+        </w:rPr>
+      </w:pPr>
+      <w:r>
+        <w:rPr>
+          <w:lang w:val="en-GB"/>
+        </w:rPr>
+        <w:t>The system shall ensure an uptime of 99.9%, with minimal downtime for maintenance and updates.</w:t>
+      </w:r>
+    </w:p>
+    <w:p>
+      <w:pPr>
+        <w:pStyle w:val="ListParagraph"/>
+        <w:ind w:left="1080"/>
+        <w:rPr>
+          <w:lang w:val="en-GB"/>
+        </w:rPr>
+      </w:pPr>
+    </w:p>
+    <w:p>
+      <w:pPr>
+        <w:pStyle w:val="ListParagraph"/>
+        <w:numPr>
+          <w:ilvl w:val="0"/>
+          <w:numId w:val="44"/>
+        </w:numPr>
+        <w:rPr>
+          <w:lang w:val="en-GB"/>
+        </w:rPr>
+      </w:pPr>
+      <w:r>
+        <w:rPr>
+          <w:b/>
+          <w:bCs/>
+          <w:lang w:val="en-GB"/>
+        </w:rPr>
+        <w:t>Security</w:t>
+      </w:r>
+    </w:p>
+    <w:p>
+      <w:pPr>
+        <w:pStyle w:val="ListParagraph"/>
+        <w:numPr>
+          <w:ilvl w:val="0"/>
+          <w:numId w:val="45"/>
+        </w:numPr>
+        <w:rPr>
+          <w:lang w:val="en-GB"/>
+        </w:rPr>
+      </w:pPr>
+      <w:r>
+        <w:rPr>
+          <w:lang w:val="en-GB"/>
+        </w:rPr>
+        <w:t>The system shall implement secure user authentication and authorization mechanisms to prevent unauthorized access.</w:t>
+      </w:r>
+    </w:p>
+    <w:p>
+      <w:pPr>
+        <w:pStyle w:val="ListParagraph"/>
+        <w:numPr>
+          <w:ilvl w:val="0"/>
+          <w:numId w:val="45"/>
+        </w:numPr>
+        <w:rPr>
+          <w:lang w:val="en-GB"/>
+        </w:rPr>
+      </w:pPr>
+      <w:r>
+        <w:rPr>
+          <w:lang w:val="en-GB"/>
+        </w:rPr>
+        <w:t>All data transmissions between the cameras, servers, and user interface shall be encrypted using industry-standard protocols (HTTPS, SSL/TLS).</w:t>
+      </w:r>
+    </w:p>
+    <w:p>
+      <w:pPr>
+        <w:pStyle w:val="ListParagraph"/>
+        <w:ind w:left="1080"/>
+        <w:rPr>
+          <w:lang w:val="en-GB"/>
+        </w:rPr>
+      </w:pPr>
+    </w:p>
+    <w:p>
+      <w:pPr>
+        <w:pStyle w:val="ListParagraph"/>
+        <w:numPr>
+          <w:ilvl w:val="0"/>
+          <w:numId w:val="44"/>
+        </w:numPr>
+        <w:rPr>
+          <w:lang w:val="en-GB"/>
+        </w:rPr>
+      </w:pPr>
+      <w:r>
+        <w:rPr>
+          <w:b/>
+          <w:bCs/>
+          <w:lang w:val="en-GB"/>
+        </w:rPr>
+        <w:t>Usability</w:t>
+      </w:r>
+    </w:p>
+    <w:p>
+      <w:pPr>
+        <w:pStyle w:val="ListParagraph"/>
+        <w:numPr>
+          <w:ilvl w:val="0"/>
+          <w:numId w:val="45"/>
+        </w:numPr>
+        <w:rPr>
+          <w:lang w:val="en-GB"/>
+        </w:rPr>
+      </w:pPr>
+      <w:r>
+        <w:rPr>
+          <w:lang w:val="en-GB"/>
+        </w:rPr>
+        <w:t>The user interface shall be intuitive and user-friendly, allowing site managers to easily navigate and monitor safety compliance.</w:t>
+      </w:r>
+    </w:p>
+    <w:p>
+      <w:pPr>
+        <w:pStyle w:val="ListParagraph"/>
+        <w:numPr>
+          <w:ilvl w:val="0"/>
+          <w:numId w:val="45"/>
+        </w:numPr>
+        <w:rPr>
+          <w:lang w:val="en-GB"/>
+        </w:rPr>
+      </w:pPr>
+      <w:r>
+        <w:rPr>
+          <w:lang w:val="en-GB"/>
+        </w:rPr>
+        <w:t>The system shall provide clear and informative alerts that are easy to understand and act upon.</w:t>
+      </w:r>
+    </w:p>
+    <w:p>
+      <w:pPr>
+        <w:pStyle w:val="ListParagraph"/>
+        <w:ind w:left="1080"/>
+        <w:rPr>
+          <w:lang w:val="en-GB"/>
+        </w:rPr>
+      </w:pPr>
+    </w:p>
+    <w:p>
+      <w:pPr>
+        <w:pStyle w:val="ListParagraph"/>
+        <w:numPr>
+          <w:ilvl w:val="0"/>
+          <w:numId w:val="44"/>
+        </w:numPr>
+        <w:rPr>
+          <w:lang w:val="en-GB"/>
+        </w:rPr>
+      </w:pPr>
+      <w:r>
+        <w:rPr>
+          <w:b/>
+          <w:bCs/>
+          <w:lang w:val="en-GB"/>
+        </w:rPr>
+        <w:t>Compatibility</w:t>
+      </w:r>
+    </w:p>
+    <w:p>
+      <w:pPr>
+        <w:pStyle w:val="ListParagraph"/>
+        <w:numPr>
+          <w:ilvl w:val="0"/>
+          <w:numId w:val="45"/>
+        </w:numPr>
+        <w:rPr>
+          <w:lang w:val="en-GB"/>
+        </w:rPr>
+      </w:pPr>
+      <w:r>
+        <w:rPr>
+          <w:lang w:val="en-GB"/>
+        </w:rPr>
+        <w:t>The system shall be compatible with standard web browsers (Chrome, Firefox, Safari).</w:t>
+      </w:r>
+    </w:p>
+    <w:p>
+      <w:pPr>
+        <w:pStyle w:val="ListParagraph"/>
+        <w:numPr>
+          <w:ilvl w:val="0"/>
+          <w:numId w:val="45"/>
+        </w:numPr>
+        <w:rPr>
+          <w:lang w:val="en-GB"/>
+        </w:rPr>
+      </w:pPr>
+      <w:r>
+        <w:rPr>
+          <w:lang w:val="en-GB"/>
+        </w:rPr>
+        <w:t>The system shall support integration with existing construction management software through standard APIs.</w:t>
+      </w:r>
+    </w:p>
+    <w:p>
+      <w:pPr>
+        <w:pStyle w:val="ListParagraph"/>
+        <w:ind w:left="1080"/>
+        <w:rPr>
+          <w:lang w:val="en-GB"/>
+        </w:rPr>
+      </w:pPr>
+    </w:p>
+    <w:p>
+      <w:pPr>
+        <w:pStyle w:val="ListParagraph"/>
+        <w:numPr>
+          <w:ilvl w:val="0"/>
+          <w:numId w:val="44"/>
+        </w:numPr>
+        <w:rPr>
+          <w:lang w:val="en-GB"/>
+        </w:rPr>
+      </w:pPr>
+      <w:r>
+        <w:rPr>
+          <w:b/>
+          <w:bCs/>
+          <w:lang w:val="en-GB"/>
+        </w:rPr>
+        <w:t>Reliability</w:t>
+      </w:r>
+    </w:p>
+    <w:p>
+      <w:pPr>
+        <w:pStyle w:val="ListParagraph"/>
+        <w:numPr>
+          <w:ilvl w:val="0"/>
+          <w:numId w:val="45"/>
+        </w:numPr>
+        <w:rPr>
+          <w:lang w:val="en-GB"/>
+        </w:rPr>
+      </w:pPr>
+      <w:r>
+        <w:rPr>
+          <w:lang w:val="en-GB"/>
+        </w:rPr>
+        <w:t>The system shall recover from failures automatically and continue to operate without loss of data or functionality.</w:t>
+      </w:r>
+    </w:p>
+    <w:p>
+      <w:pPr>
+        <w:pStyle w:val="ListParagraph"/>
+        <w:numPr>
+          <w:ilvl w:val="0"/>
+          <w:numId w:val="45"/>
+        </w:numPr>
+        <w:rPr>
+          <w:lang w:val="en-GB"/>
+        </w:rPr>
+      </w:pPr>
+      <w:r>
+        <w:rPr>
+          <w:lang w:val="en-GB"/>
+        </w:rPr>
+        <w:t>The system shall have mechanisms to back up data regularly to prevent loss in case of system failure.</w:t>
+      </w:r>
+    </w:p>
     <w:p/>
     <w:p/>
     <w:p/>
@@ -4577,6 +5942,828 @@
 <file path=word/numbering.xml><?xml version="1.0" encoding="utf-8"?>
 <w:numbering xmlns:wpc="http://schemas.microsoft.com/office/word/2010/wordprocessingCanvas" xmlns:cx="http://schemas.microsoft.com/office/drawing/2014/chartex" xmlns:cx1="http://schemas.microsoft.com/office/drawing/2015/9/8/chartex" xmlns:cx2="http://schemas.microsoft.com/office/drawing/2015/10/21/chartex" xmlns:cx3="http://schemas.microsoft.com/office/drawing/2016/5/9/chartex" xmlns:cx4="http://schemas.microsoft.com/office/drawing/2016/5/10/chartex" xmlns:cx5="http://schemas.microsoft.com/office/drawing/2016/5/11/chartex" xmlns:cx6="http://schemas.microsoft.com/office/drawing/2016/5/12/chartex" xmlns:cx7="http://schemas.microsoft.com/office/drawing/2016/5/13/chartex" xmlns:cx8="http://schemas.microsoft.com/office/drawing/2016/5/14/chartex" xmlns:mc="http://schemas.openxmlformats.org/markup-compatibility/2006" xmlns:aink="http://schemas.microsoft.com/office/drawing/2016/ink" xmlns:am3d="http://schemas.microsoft.com/office/drawing/2017/model3d" xmlns:o="urn:schemas-microsoft-com:office:office" xmlns:oel="http://schemas.microsoft.com/office/2019/extlst" xmlns:r="http://schemas.openxmlformats.org/officeDocument/2006/relationships" xmlns:m="http://schemas.openxmlformats.org/officeDocument/2006/math" xmlns:v="urn:schemas-microsoft-com:vml" xmlns:wp14="http://schemas.microsoft.com/office/word/2010/wordprocessingDrawing" xmlns:wp="http://schemas.openxmlformats.org/drawingml/2006/wordprocessingDrawing" xmlns:w10="urn:schemas-microsoft-com:office:word" xmlns:w="http://schemas.openxmlformats.org/wordprocessingml/2006/main" xmlns:w14="http://schemas.microsoft.com/office/word/2010/wordml" xmlns:w15="http://schemas.microsoft.com/office/word/2012/wordml" xmlns:w16cex="http://schemas.microsoft.com/office/word/2018/wordml/cex" xmlns:w16cid="http://schemas.microsoft.com/office/word/2016/wordml/cid" xmlns:w16="http://schemas.microsoft.com/office/word/2018/wordml" xmlns:w16du="http://schemas.microsoft.com/office/word/2023/wordml/word16du" xmlns:w16sdtdh="http://schemas.microsoft.com/office/word/2020/wordml/sdtdatahash" xmlns:w16se="http://schemas.microsoft.com/office/word/2015/wordml/symex" xmlns:wpg="http://schemas.microsoft.com/office/word/2010/wordprocessingGroup" xmlns:wpi="http://schemas.microsoft.com/office/word/2010/wordprocessingInk" xmlns:wne="http://schemas.microsoft.com/office/word/2006/wordml" xmlns:wps="http://schemas.microsoft.com/office/word/2010/wordprocessingShape" mc:Ignorable="w14 w15 w16se w16cid w16 w16cex w16sdtdh w16du wp14">
   <w:abstractNum w:abstractNumId="0" w15:restartNumberingAfterBreak="0">
+    <w:nsid w:val="06337545"/>
+    <w:multiLevelType w:val="multilevel"/>
+    <w:tmpl w:val="74486236"/>
+    <w:lvl w:ilvl="0">
+      <w:start w:val="1"/>
+      <w:numFmt w:val="bullet"/>
+      <w:lvlText w:val=""/>
+      <w:lvlJc w:val="left"/>
+      <w:pPr>
+        <w:tabs>
+          <w:tab w:val="num" w:pos="720"/>
+        </w:tabs>
+        <w:ind w:left="720" w:hanging="360"/>
+      </w:pPr>
+      <w:rPr>
+        <w:rFonts w:ascii="Symbol" w:hAnsi="Symbol" w:hint="default"/>
+        <w:sz w:val="20"/>
+      </w:rPr>
+    </w:lvl>
+    <w:lvl w:ilvl="1" w:tentative="1">
+      <w:start w:val="1"/>
+      <w:numFmt w:val="bullet"/>
+      <w:lvlText w:val="o"/>
+      <w:lvlJc w:val="left"/>
+      <w:pPr>
+        <w:tabs>
+          <w:tab w:val="num" w:pos="1440"/>
+        </w:tabs>
+        <w:ind w:left="1440" w:hanging="360"/>
+      </w:pPr>
+      <w:rPr>
+        <w:rFonts w:ascii="Courier New" w:hAnsi="Courier New" w:hint="default"/>
+        <w:sz w:val="20"/>
+      </w:rPr>
+    </w:lvl>
+    <w:lvl w:ilvl="2" w:tentative="1">
+      <w:start w:val="1"/>
+      <w:numFmt w:val="bullet"/>
+      <w:lvlText w:val=""/>
+      <w:lvlJc w:val="left"/>
+      <w:pPr>
+        <w:tabs>
+          <w:tab w:val="num" w:pos="2160"/>
+        </w:tabs>
+        <w:ind w:left="2160" w:hanging="360"/>
+      </w:pPr>
+      <w:rPr>
+        <w:rFonts w:ascii="Wingdings" w:hAnsi="Wingdings" w:hint="default"/>
+        <w:sz w:val="20"/>
+      </w:rPr>
+    </w:lvl>
+    <w:lvl w:ilvl="3" w:tentative="1">
+      <w:start w:val="1"/>
+      <w:numFmt w:val="bullet"/>
+      <w:lvlText w:val=""/>
+      <w:lvlJc w:val="left"/>
+      <w:pPr>
+        <w:tabs>
+          <w:tab w:val="num" w:pos="2880"/>
+        </w:tabs>
+        <w:ind w:left="2880" w:hanging="360"/>
+      </w:pPr>
+      <w:rPr>
+        <w:rFonts w:ascii="Wingdings" w:hAnsi="Wingdings" w:hint="default"/>
+        <w:sz w:val="20"/>
+      </w:rPr>
+    </w:lvl>
+    <w:lvl w:ilvl="4" w:tentative="1">
+      <w:start w:val="1"/>
+      <w:numFmt w:val="bullet"/>
+      <w:lvlText w:val=""/>
+      <w:lvlJc w:val="left"/>
+      <w:pPr>
+        <w:tabs>
+          <w:tab w:val="num" w:pos="3600"/>
+        </w:tabs>
+        <w:ind w:left="3600" w:hanging="360"/>
+      </w:pPr>
+      <w:rPr>
+        <w:rFonts w:ascii="Wingdings" w:hAnsi="Wingdings" w:hint="default"/>
+        <w:sz w:val="20"/>
+      </w:rPr>
+    </w:lvl>
+    <w:lvl w:ilvl="5" w:tentative="1">
+      <w:start w:val="1"/>
+      <w:numFmt w:val="bullet"/>
+      <w:lvlText w:val=""/>
+      <w:lvlJc w:val="left"/>
+      <w:pPr>
+        <w:tabs>
+          <w:tab w:val="num" w:pos="4320"/>
+        </w:tabs>
+        <w:ind w:left="4320" w:hanging="360"/>
+      </w:pPr>
+      <w:rPr>
+        <w:rFonts w:ascii="Wingdings" w:hAnsi="Wingdings" w:hint="default"/>
+        <w:sz w:val="20"/>
+      </w:rPr>
+    </w:lvl>
+    <w:lvl w:ilvl="6" w:tentative="1">
+      <w:start w:val="1"/>
+      <w:numFmt w:val="bullet"/>
+      <w:lvlText w:val=""/>
+      <w:lvlJc w:val="left"/>
+      <w:pPr>
+        <w:tabs>
+          <w:tab w:val="num" w:pos="5040"/>
+        </w:tabs>
+        <w:ind w:left="5040" w:hanging="360"/>
+      </w:pPr>
+      <w:rPr>
+        <w:rFonts w:ascii="Wingdings" w:hAnsi="Wingdings" w:hint="default"/>
+        <w:sz w:val="20"/>
+      </w:rPr>
+    </w:lvl>
+    <w:lvl w:ilvl="7" w:tentative="1">
+      <w:start w:val="1"/>
+      <w:numFmt w:val="bullet"/>
+      <w:lvlText w:val=""/>
+      <w:lvlJc w:val="left"/>
+      <w:pPr>
+        <w:tabs>
+          <w:tab w:val="num" w:pos="5760"/>
+        </w:tabs>
+        <w:ind w:left="5760" w:hanging="360"/>
+      </w:pPr>
+      <w:rPr>
+        <w:rFonts w:ascii="Wingdings" w:hAnsi="Wingdings" w:hint="default"/>
+        <w:sz w:val="20"/>
+      </w:rPr>
+    </w:lvl>
+    <w:lvl w:ilvl="8" w:tentative="1">
+      <w:start w:val="1"/>
+      <w:numFmt w:val="bullet"/>
+      <w:lvlText w:val=""/>
+      <w:lvlJc w:val="left"/>
+      <w:pPr>
+        <w:tabs>
+          <w:tab w:val="num" w:pos="6480"/>
+        </w:tabs>
+        <w:ind w:left="6480" w:hanging="360"/>
+      </w:pPr>
+      <w:rPr>
+        <w:rFonts w:ascii="Wingdings" w:hAnsi="Wingdings" w:hint="default"/>
+        <w:sz w:val="20"/>
+      </w:rPr>
+    </w:lvl>
+  </w:abstractNum>
+  <w:abstractNum w:abstractNumId="1" w15:restartNumberingAfterBreak="0">
+    <w:nsid w:val="0AC66F47"/>
+    <w:multiLevelType w:val="hybridMultilevel"/>
+    <w:tmpl w:val="9DC07320"/>
+    <w:lvl w:ilvl="0" w:tplc="08090001">
+      <w:start w:val="1"/>
+      <w:numFmt w:val="bullet"/>
+      <w:lvlText w:val=""/>
+      <w:lvlJc w:val="left"/>
+      <w:pPr>
+        <w:ind w:left="1080" w:hanging="360"/>
+      </w:pPr>
+      <w:rPr>
+        <w:rFonts w:ascii="Symbol" w:hAnsi="Symbol" w:hint="default"/>
+      </w:rPr>
+    </w:lvl>
+    <w:lvl w:ilvl="1" w:tplc="08090003" w:tentative="1">
+      <w:start w:val="1"/>
+      <w:numFmt w:val="bullet"/>
+      <w:lvlText w:val="o"/>
+      <w:lvlJc w:val="left"/>
+      <w:pPr>
+        <w:ind w:left="1800" w:hanging="360"/>
+      </w:pPr>
+      <w:rPr>
+        <w:rFonts w:ascii="Courier New" w:hAnsi="Courier New" w:cs="Courier New" w:hint="default"/>
+      </w:rPr>
+    </w:lvl>
+    <w:lvl w:ilvl="2" w:tplc="08090005" w:tentative="1">
+      <w:start w:val="1"/>
+      <w:numFmt w:val="bullet"/>
+      <w:lvlText w:val=""/>
+      <w:lvlJc w:val="left"/>
+      <w:pPr>
+        <w:ind w:left="2520" w:hanging="360"/>
+      </w:pPr>
+      <w:rPr>
+        <w:rFonts w:ascii="Wingdings" w:hAnsi="Wingdings" w:hint="default"/>
+      </w:rPr>
+    </w:lvl>
+    <w:lvl w:ilvl="3" w:tplc="08090001" w:tentative="1">
+      <w:start w:val="1"/>
+      <w:numFmt w:val="bullet"/>
+      <w:lvlText w:val=""/>
+      <w:lvlJc w:val="left"/>
+      <w:pPr>
+        <w:ind w:left="3240" w:hanging="360"/>
+      </w:pPr>
+      <w:rPr>
+        <w:rFonts w:ascii="Symbol" w:hAnsi="Symbol" w:hint="default"/>
+      </w:rPr>
+    </w:lvl>
+    <w:lvl w:ilvl="4" w:tplc="08090003" w:tentative="1">
+      <w:start w:val="1"/>
+      <w:numFmt w:val="bullet"/>
+      <w:lvlText w:val="o"/>
+      <w:lvlJc w:val="left"/>
+      <w:pPr>
+        <w:ind w:left="3960" w:hanging="360"/>
+      </w:pPr>
+      <w:rPr>
+        <w:rFonts w:ascii="Courier New" w:hAnsi="Courier New" w:cs="Courier New" w:hint="default"/>
+      </w:rPr>
+    </w:lvl>
+    <w:lvl w:ilvl="5" w:tplc="08090005" w:tentative="1">
+      <w:start w:val="1"/>
+      <w:numFmt w:val="bullet"/>
+      <w:lvlText w:val=""/>
+      <w:lvlJc w:val="left"/>
+      <w:pPr>
+        <w:ind w:left="4680" w:hanging="360"/>
+      </w:pPr>
+      <w:rPr>
+        <w:rFonts w:ascii="Wingdings" w:hAnsi="Wingdings" w:hint="default"/>
+      </w:rPr>
+    </w:lvl>
+    <w:lvl w:ilvl="6" w:tplc="08090001" w:tentative="1">
+      <w:start w:val="1"/>
+      <w:numFmt w:val="bullet"/>
+      <w:lvlText w:val=""/>
+      <w:lvlJc w:val="left"/>
+      <w:pPr>
+        <w:ind w:left="5400" w:hanging="360"/>
+      </w:pPr>
+      <w:rPr>
+        <w:rFonts w:ascii="Symbol" w:hAnsi="Symbol" w:hint="default"/>
+      </w:rPr>
+    </w:lvl>
+    <w:lvl w:ilvl="7" w:tplc="08090003" w:tentative="1">
+      <w:start w:val="1"/>
+      <w:numFmt w:val="bullet"/>
+      <w:lvlText w:val="o"/>
+      <w:lvlJc w:val="left"/>
+      <w:pPr>
+        <w:ind w:left="6120" w:hanging="360"/>
+      </w:pPr>
+      <w:rPr>
+        <w:rFonts w:ascii="Courier New" w:hAnsi="Courier New" w:cs="Courier New" w:hint="default"/>
+      </w:rPr>
+    </w:lvl>
+    <w:lvl w:ilvl="8" w:tplc="08090005" w:tentative="1">
+      <w:start w:val="1"/>
+      <w:numFmt w:val="bullet"/>
+      <w:lvlText w:val=""/>
+      <w:lvlJc w:val="left"/>
+      <w:pPr>
+        <w:ind w:left="6840" w:hanging="360"/>
+      </w:pPr>
+      <w:rPr>
+        <w:rFonts w:ascii="Wingdings" w:hAnsi="Wingdings" w:hint="default"/>
+      </w:rPr>
+    </w:lvl>
+  </w:abstractNum>
+  <w:abstractNum w:abstractNumId="2" w15:restartNumberingAfterBreak="0">
+    <w:nsid w:val="0E601BCF"/>
+    <w:multiLevelType w:val="multilevel"/>
+    <w:tmpl w:val="04AEC2B6"/>
+    <w:lvl w:ilvl="0">
+      <w:start w:val="1"/>
+      <w:numFmt w:val="bullet"/>
+      <w:lvlText w:val=""/>
+      <w:lvlJc w:val="left"/>
+      <w:pPr>
+        <w:tabs>
+          <w:tab w:val="num" w:pos="720"/>
+        </w:tabs>
+        <w:ind w:left="720" w:hanging="360"/>
+      </w:pPr>
+      <w:rPr>
+        <w:rFonts w:ascii="Symbol" w:hAnsi="Symbol" w:hint="default"/>
+        <w:sz w:val="20"/>
+      </w:rPr>
+    </w:lvl>
+    <w:lvl w:ilvl="1" w:tentative="1">
+      <w:start w:val="1"/>
+      <w:numFmt w:val="bullet"/>
+      <w:lvlText w:val="o"/>
+      <w:lvlJc w:val="left"/>
+      <w:pPr>
+        <w:tabs>
+          <w:tab w:val="num" w:pos="1440"/>
+        </w:tabs>
+        <w:ind w:left="1440" w:hanging="360"/>
+      </w:pPr>
+      <w:rPr>
+        <w:rFonts w:ascii="Courier New" w:hAnsi="Courier New" w:hint="default"/>
+        <w:sz w:val="20"/>
+      </w:rPr>
+    </w:lvl>
+    <w:lvl w:ilvl="2" w:tentative="1">
+      <w:start w:val="1"/>
+      <w:numFmt w:val="bullet"/>
+      <w:lvlText w:val=""/>
+      <w:lvlJc w:val="left"/>
+      <w:pPr>
+        <w:tabs>
+          <w:tab w:val="num" w:pos="2160"/>
+        </w:tabs>
+        <w:ind w:left="2160" w:hanging="360"/>
+      </w:pPr>
+      <w:rPr>
+        <w:rFonts w:ascii="Wingdings" w:hAnsi="Wingdings" w:hint="default"/>
+        <w:sz w:val="20"/>
+      </w:rPr>
+    </w:lvl>
+    <w:lvl w:ilvl="3" w:tentative="1">
+      <w:start w:val="1"/>
+      <w:numFmt w:val="bullet"/>
+      <w:lvlText w:val=""/>
+      <w:lvlJc w:val="left"/>
+      <w:pPr>
+        <w:tabs>
+          <w:tab w:val="num" w:pos="2880"/>
+        </w:tabs>
+        <w:ind w:left="2880" w:hanging="360"/>
+      </w:pPr>
+      <w:rPr>
+        <w:rFonts w:ascii="Wingdings" w:hAnsi="Wingdings" w:hint="default"/>
+        <w:sz w:val="20"/>
+      </w:rPr>
+    </w:lvl>
+    <w:lvl w:ilvl="4" w:tentative="1">
+      <w:start w:val="1"/>
+      <w:numFmt w:val="bullet"/>
+      <w:lvlText w:val=""/>
+      <w:lvlJc w:val="left"/>
+      <w:pPr>
+        <w:tabs>
+          <w:tab w:val="num" w:pos="3600"/>
+        </w:tabs>
+        <w:ind w:left="3600" w:hanging="360"/>
+      </w:pPr>
+      <w:rPr>
+        <w:rFonts w:ascii="Wingdings" w:hAnsi="Wingdings" w:hint="default"/>
+        <w:sz w:val="20"/>
+      </w:rPr>
+    </w:lvl>
+    <w:lvl w:ilvl="5" w:tentative="1">
+      <w:start w:val="1"/>
+      <w:numFmt w:val="bullet"/>
+      <w:lvlText w:val=""/>
+      <w:lvlJc w:val="left"/>
+      <w:pPr>
+        <w:tabs>
+          <w:tab w:val="num" w:pos="4320"/>
+        </w:tabs>
+        <w:ind w:left="4320" w:hanging="360"/>
+      </w:pPr>
+      <w:rPr>
+        <w:rFonts w:ascii="Wingdings" w:hAnsi="Wingdings" w:hint="default"/>
+        <w:sz w:val="20"/>
+      </w:rPr>
+    </w:lvl>
+    <w:lvl w:ilvl="6" w:tentative="1">
+      <w:start w:val="1"/>
+      <w:numFmt w:val="bullet"/>
+      <w:lvlText w:val=""/>
+      <w:lvlJc w:val="left"/>
+      <w:pPr>
+        <w:tabs>
+          <w:tab w:val="num" w:pos="5040"/>
+        </w:tabs>
+        <w:ind w:left="5040" w:hanging="360"/>
+      </w:pPr>
+      <w:rPr>
+        <w:rFonts w:ascii="Wingdings" w:hAnsi="Wingdings" w:hint="default"/>
+        <w:sz w:val="20"/>
+      </w:rPr>
+    </w:lvl>
+    <w:lvl w:ilvl="7" w:tentative="1">
+      <w:start w:val="1"/>
+      <w:numFmt w:val="bullet"/>
+      <w:lvlText w:val=""/>
+      <w:lvlJc w:val="left"/>
+      <w:pPr>
+        <w:tabs>
+          <w:tab w:val="num" w:pos="5760"/>
+        </w:tabs>
+        <w:ind w:left="5760" w:hanging="360"/>
+      </w:pPr>
+      <w:rPr>
+        <w:rFonts w:ascii="Wingdings" w:hAnsi="Wingdings" w:hint="default"/>
+        <w:sz w:val="20"/>
+      </w:rPr>
+    </w:lvl>
+    <w:lvl w:ilvl="8" w:tentative="1">
+      <w:start w:val="1"/>
+      <w:numFmt w:val="bullet"/>
+      <w:lvlText w:val=""/>
+      <w:lvlJc w:val="left"/>
+      <w:pPr>
+        <w:tabs>
+          <w:tab w:val="num" w:pos="6480"/>
+        </w:tabs>
+        <w:ind w:left="6480" w:hanging="360"/>
+      </w:pPr>
+      <w:rPr>
+        <w:rFonts w:ascii="Wingdings" w:hAnsi="Wingdings" w:hint="default"/>
+        <w:sz w:val="20"/>
+      </w:rPr>
+    </w:lvl>
+  </w:abstractNum>
+  <w:abstractNum w:abstractNumId="3" w15:restartNumberingAfterBreak="0">
+    <w:nsid w:val="11233155"/>
+    <w:multiLevelType w:val="multilevel"/>
+    <w:tmpl w:val="7C4E4A6C"/>
+    <w:lvl w:ilvl="0">
+      <w:start w:val="1"/>
+      <w:numFmt w:val="bullet"/>
+      <w:lvlText w:val=""/>
+      <w:lvlJc w:val="left"/>
+      <w:pPr>
+        <w:tabs>
+          <w:tab w:val="num" w:pos="720"/>
+        </w:tabs>
+        <w:ind w:left="720" w:hanging="360"/>
+      </w:pPr>
+      <w:rPr>
+        <w:rFonts w:ascii="Symbol" w:hAnsi="Symbol" w:hint="default"/>
+        <w:sz w:val="20"/>
+      </w:rPr>
+    </w:lvl>
+    <w:lvl w:ilvl="1" w:tentative="1">
+      <w:start w:val="1"/>
+      <w:numFmt w:val="bullet"/>
+      <w:lvlText w:val="o"/>
+      <w:lvlJc w:val="left"/>
+      <w:pPr>
+        <w:tabs>
+          <w:tab w:val="num" w:pos="1440"/>
+        </w:tabs>
+        <w:ind w:left="1440" w:hanging="360"/>
+      </w:pPr>
+      <w:rPr>
+        <w:rFonts w:ascii="Courier New" w:hAnsi="Courier New" w:hint="default"/>
+        <w:sz w:val="20"/>
+      </w:rPr>
+    </w:lvl>
+    <w:lvl w:ilvl="2" w:tentative="1">
+      <w:start w:val="1"/>
+      <w:numFmt w:val="bullet"/>
+      <w:lvlText w:val=""/>
+      <w:lvlJc w:val="left"/>
+      <w:pPr>
+        <w:tabs>
+          <w:tab w:val="num" w:pos="2160"/>
+        </w:tabs>
+        <w:ind w:left="2160" w:hanging="360"/>
+      </w:pPr>
+      <w:rPr>
+        <w:rFonts w:ascii="Wingdings" w:hAnsi="Wingdings" w:hint="default"/>
+        <w:sz w:val="20"/>
+      </w:rPr>
+    </w:lvl>
+    <w:lvl w:ilvl="3" w:tentative="1">
+      <w:start w:val="1"/>
+      <w:numFmt w:val="bullet"/>
+      <w:lvlText w:val=""/>
+      <w:lvlJc w:val="left"/>
+      <w:pPr>
+        <w:tabs>
+          <w:tab w:val="num" w:pos="2880"/>
+        </w:tabs>
+        <w:ind w:left="2880" w:hanging="360"/>
+      </w:pPr>
+      <w:rPr>
+        <w:rFonts w:ascii="Wingdings" w:hAnsi="Wingdings" w:hint="default"/>
+        <w:sz w:val="20"/>
+      </w:rPr>
+    </w:lvl>
+    <w:lvl w:ilvl="4" w:tentative="1">
+      <w:start w:val="1"/>
+      <w:numFmt w:val="bullet"/>
+      <w:lvlText w:val=""/>
+      <w:lvlJc w:val="left"/>
+      <w:pPr>
+        <w:tabs>
+          <w:tab w:val="num" w:pos="3600"/>
+        </w:tabs>
+        <w:ind w:left="3600" w:hanging="360"/>
+      </w:pPr>
+      <w:rPr>
+        <w:rFonts w:ascii="Wingdings" w:hAnsi="Wingdings" w:hint="default"/>
+        <w:sz w:val="20"/>
+      </w:rPr>
+    </w:lvl>
+    <w:lvl w:ilvl="5" w:tentative="1">
+      <w:start w:val="1"/>
+      <w:numFmt w:val="bullet"/>
+      <w:lvlText w:val=""/>
+      <w:lvlJc w:val="left"/>
+      <w:pPr>
+        <w:tabs>
+          <w:tab w:val="num" w:pos="4320"/>
+        </w:tabs>
+        <w:ind w:left="4320" w:hanging="360"/>
+      </w:pPr>
+      <w:rPr>
+        <w:rFonts w:ascii="Wingdings" w:hAnsi="Wingdings" w:hint="default"/>
+        <w:sz w:val="20"/>
+      </w:rPr>
+    </w:lvl>
+    <w:lvl w:ilvl="6" w:tentative="1">
+      <w:start w:val="1"/>
+      <w:numFmt w:val="bullet"/>
+      <w:lvlText w:val=""/>
+      <w:lvlJc w:val="left"/>
+      <w:pPr>
+        <w:tabs>
+          <w:tab w:val="num" w:pos="5040"/>
+        </w:tabs>
+        <w:ind w:left="5040" w:hanging="360"/>
+      </w:pPr>
+      <w:rPr>
+        <w:rFonts w:ascii="Wingdings" w:hAnsi="Wingdings" w:hint="default"/>
+        <w:sz w:val="20"/>
+      </w:rPr>
+    </w:lvl>
+    <w:lvl w:ilvl="7" w:tentative="1">
+      <w:start w:val="1"/>
+      <w:numFmt w:val="bullet"/>
+      <w:lvlText w:val=""/>
+      <w:lvlJc w:val="left"/>
+      <w:pPr>
+        <w:tabs>
+          <w:tab w:val="num" w:pos="5760"/>
+        </w:tabs>
+        <w:ind w:left="5760" w:hanging="360"/>
+      </w:pPr>
+      <w:rPr>
+        <w:rFonts w:ascii="Wingdings" w:hAnsi="Wingdings" w:hint="default"/>
+        <w:sz w:val="20"/>
+      </w:rPr>
+    </w:lvl>
+    <w:lvl w:ilvl="8" w:tentative="1">
+      <w:start w:val="1"/>
+      <w:numFmt w:val="bullet"/>
+      <w:lvlText w:val=""/>
+      <w:lvlJc w:val="left"/>
+      <w:pPr>
+        <w:tabs>
+          <w:tab w:val="num" w:pos="6480"/>
+        </w:tabs>
+        <w:ind w:left="6480" w:hanging="360"/>
+      </w:pPr>
+      <w:rPr>
+        <w:rFonts w:ascii="Wingdings" w:hAnsi="Wingdings" w:hint="default"/>
+        <w:sz w:val="20"/>
+      </w:rPr>
+    </w:lvl>
+  </w:abstractNum>
+  <w:abstractNum w:abstractNumId="4" w15:restartNumberingAfterBreak="0">
+    <w:nsid w:val="13F00F8E"/>
+    <w:multiLevelType w:val="multilevel"/>
+    <w:tmpl w:val="EA348FD4"/>
+    <w:lvl w:ilvl="0">
+      <w:start w:val="1"/>
+      <w:numFmt w:val="bullet"/>
+      <w:lvlText w:val=""/>
+      <w:lvlJc w:val="left"/>
+      <w:pPr>
+        <w:tabs>
+          <w:tab w:val="num" w:pos="720"/>
+        </w:tabs>
+        <w:ind w:left="720" w:hanging="360"/>
+      </w:pPr>
+      <w:rPr>
+        <w:rFonts w:ascii="Symbol" w:hAnsi="Symbol" w:hint="default"/>
+        <w:sz w:val="20"/>
+      </w:rPr>
+    </w:lvl>
+    <w:lvl w:ilvl="1" w:tentative="1">
+      <w:start w:val="1"/>
+      <w:numFmt w:val="bullet"/>
+      <w:lvlText w:val="o"/>
+      <w:lvlJc w:val="left"/>
+      <w:pPr>
+        <w:tabs>
+          <w:tab w:val="num" w:pos="1440"/>
+        </w:tabs>
+        <w:ind w:left="1440" w:hanging="360"/>
+      </w:pPr>
+      <w:rPr>
+        <w:rFonts w:ascii="Courier New" w:hAnsi="Courier New" w:hint="default"/>
+        <w:sz w:val="20"/>
+      </w:rPr>
+    </w:lvl>
+    <w:lvl w:ilvl="2" w:tentative="1">
+      <w:start w:val="1"/>
+      <w:numFmt w:val="bullet"/>
+      <w:lvlText w:val=""/>
+      <w:lvlJc w:val="left"/>
+      <w:pPr>
+        <w:tabs>
+          <w:tab w:val="num" w:pos="2160"/>
+        </w:tabs>
+        <w:ind w:left="2160" w:hanging="360"/>
+      </w:pPr>
+      <w:rPr>
+        <w:rFonts w:ascii="Wingdings" w:hAnsi="Wingdings" w:hint="default"/>
+        <w:sz w:val="20"/>
+      </w:rPr>
+    </w:lvl>
+    <w:lvl w:ilvl="3" w:tentative="1">
+      <w:start w:val="1"/>
+      <w:numFmt w:val="bullet"/>
+      <w:lvlText w:val=""/>
+      <w:lvlJc w:val="left"/>
+      <w:pPr>
+        <w:tabs>
+          <w:tab w:val="num" w:pos="2880"/>
+        </w:tabs>
+        <w:ind w:left="2880" w:hanging="360"/>
+      </w:pPr>
+      <w:rPr>
+        <w:rFonts w:ascii="Wingdings" w:hAnsi="Wingdings" w:hint="default"/>
+        <w:sz w:val="20"/>
+      </w:rPr>
+    </w:lvl>
+    <w:lvl w:ilvl="4" w:tentative="1">
+      <w:start w:val="1"/>
+      <w:numFmt w:val="bullet"/>
+      <w:lvlText w:val=""/>
+      <w:lvlJc w:val="left"/>
+      <w:pPr>
+        <w:tabs>
+          <w:tab w:val="num" w:pos="3600"/>
+        </w:tabs>
+        <w:ind w:left="3600" w:hanging="360"/>
+      </w:pPr>
+      <w:rPr>
+        <w:rFonts w:ascii="Wingdings" w:hAnsi="Wingdings" w:hint="default"/>
+        <w:sz w:val="20"/>
+      </w:rPr>
+    </w:lvl>
+    <w:lvl w:ilvl="5" w:tentative="1">
+      <w:start w:val="1"/>
+      <w:numFmt w:val="bullet"/>
+      <w:lvlText w:val=""/>
+      <w:lvlJc w:val="left"/>
+      <w:pPr>
+        <w:tabs>
+          <w:tab w:val="num" w:pos="4320"/>
+        </w:tabs>
+        <w:ind w:left="4320" w:hanging="360"/>
+      </w:pPr>
+      <w:rPr>
+        <w:rFonts w:ascii="Wingdings" w:hAnsi="Wingdings" w:hint="default"/>
+        <w:sz w:val="20"/>
+      </w:rPr>
+    </w:lvl>
+    <w:lvl w:ilvl="6" w:tentative="1">
+      <w:start w:val="1"/>
+      <w:numFmt w:val="bullet"/>
+      <w:lvlText w:val=""/>
+      <w:lvlJc w:val="left"/>
+      <w:pPr>
+        <w:tabs>
+          <w:tab w:val="num" w:pos="5040"/>
+        </w:tabs>
+        <w:ind w:left="5040" w:hanging="360"/>
+      </w:pPr>
+      <w:rPr>
+        <w:rFonts w:ascii="Wingdings" w:hAnsi="Wingdings" w:hint="default"/>
+        <w:sz w:val="20"/>
+      </w:rPr>
+    </w:lvl>
+    <w:lvl w:ilvl="7" w:tentative="1">
+      <w:start w:val="1"/>
+      <w:numFmt w:val="bullet"/>
+      <w:lvlText w:val=""/>
+      <w:lvlJc w:val="left"/>
+      <w:pPr>
+        <w:tabs>
+          <w:tab w:val="num" w:pos="5760"/>
+        </w:tabs>
+        <w:ind w:left="5760" w:hanging="360"/>
+      </w:pPr>
+      <w:rPr>
+        <w:rFonts w:ascii="Wingdings" w:hAnsi="Wingdings" w:hint="default"/>
+        <w:sz w:val="20"/>
+      </w:rPr>
+    </w:lvl>
+    <w:lvl w:ilvl="8" w:tentative="1">
+      <w:start w:val="1"/>
+      <w:numFmt w:val="bullet"/>
+      <w:lvlText w:val=""/>
+      <w:lvlJc w:val="left"/>
+      <w:pPr>
+        <w:tabs>
+          <w:tab w:val="num" w:pos="6480"/>
+        </w:tabs>
+        <w:ind w:left="6480" w:hanging="360"/>
+      </w:pPr>
+      <w:rPr>
+        <w:rFonts w:ascii="Wingdings" w:hAnsi="Wingdings" w:hint="default"/>
+        <w:sz w:val="20"/>
+      </w:rPr>
+    </w:lvl>
+  </w:abstractNum>
+  <w:abstractNum w:abstractNumId="5" w15:restartNumberingAfterBreak="0">
+    <w:nsid w:val="15701787"/>
+    <w:multiLevelType w:val="hybridMultilevel"/>
+    <w:tmpl w:val="83FA9C88"/>
+    <w:lvl w:ilvl="0" w:tplc="08090001">
+      <w:start w:val="1"/>
+      <w:numFmt w:val="bullet"/>
+      <w:lvlText w:val=""/>
+      <w:lvlJc w:val="left"/>
+      <w:pPr>
+        <w:ind w:left="1080" w:hanging="360"/>
+      </w:pPr>
+      <w:rPr>
+        <w:rFonts w:ascii="Symbol" w:hAnsi="Symbol" w:hint="default"/>
+      </w:rPr>
+    </w:lvl>
+    <w:lvl w:ilvl="1" w:tplc="08090003" w:tentative="1">
+      <w:start w:val="1"/>
+      <w:numFmt w:val="bullet"/>
+      <w:lvlText w:val="o"/>
+      <w:lvlJc w:val="left"/>
+      <w:pPr>
+        <w:ind w:left="1800" w:hanging="360"/>
+      </w:pPr>
+      <w:rPr>
+        <w:rFonts w:ascii="Courier New" w:hAnsi="Courier New" w:cs="Courier New" w:hint="default"/>
+      </w:rPr>
+    </w:lvl>
+    <w:lvl w:ilvl="2" w:tplc="08090005" w:tentative="1">
+      <w:start w:val="1"/>
+      <w:numFmt w:val="bullet"/>
+      <w:lvlText w:val=""/>
+      <w:lvlJc w:val="left"/>
+      <w:pPr>
+        <w:ind w:left="2520" w:hanging="360"/>
+      </w:pPr>
+      <w:rPr>
+        <w:rFonts w:ascii="Wingdings" w:hAnsi="Wingdings" w:hint="default"/>
+      </w:rPr>
+    </w:lvl>
+    <w:lvl w:ilvl="3" w:tplc="08090001" w:tentative="1">
+      <w:start w:val="1"/>
+      <w:numFmt w:val="bullet"/>
+      <w:lvlText w:val=""/>
+      <w:lvlJc w:val="left"/>
+      <w:pPr>
+        <w:ind w:left="3240" w:hanging="360"/>
+      </w:pPr>
+      <w:rPr>
+        <w:rFonts w:ascii="Symbol" w:hAnsi="Symbol" w:hint="default"/>
+      </w:rPr>
+    </w:lvl>
+    <w:lvl w:ilvl="4" w:tplc="08090003" w:tentative="1">
+      <w:start w:val="1"/>
+      <w:numFmt w:val="bullet"/>
+      <w:lvlText w:val="o"/>
+      <w:lvlJc w:val="left"/>
+      <w:pPr>
+        <w:ind w:left="3960" w:hanging="360"/>
+      </w:pPr>
+      <w:rPr>
+        <w:rFonts w:ascii="Courier New" w:hAnsi="Courier New" w:cs="Courier New" w:hint="default"/>
+      </w:rPr>
+    </w:lvl>
+    <w:lvl w:ilvl="5" w:tplc="08090005" w:tentative="1">
+      <w:start w:val="1"/>
+      <w:numFmt w:val="bullet"/>
+      <w:lvlText w:val=""/>
+      <w:lvlJc w:val="left"/>
+      <w:pPr>
+        <w:ind w:left="4680" w:hanging="360"/>
+      </w:pPr>
+      <w:rPr>
+        <w:rFonts w:ascii="Wingdings" w:hAnsi="Wingdings" w:hint="default"/>
+      </w:rPr>
+    </w:lvl>
+    <w:lvl w:ilvl="6" w:tplc="08090001" w:tentative="1">
+      <w:start w:val="1"/>
+      <w:numFmt w:val="bullet"/>
+      <w:lvlText w:val=""/>
+      <w:lvlJc w:val="left"/>
+      <w:pPr>
+        <w:ind w:left="5400" w:hanging="360"/>
+      </w:pPr>
+      <w:rPr>
+        <w:rFonts w:ascii="Symbol" w:hAnsi="Symbol" w:hint="default"/>
+      </w:rPr>
+    </w:lvl>
+    <w:lvl w:ilvl="7" w:tplc="08090003" w:tentative="1">
+      <w:start w:val="1"/>
+      <w:numFmt w:val="bullet"/>
+      <w:lvlText w:val="o"/>
+      <w:lvlJc w:val="left"/>
+      <w:pPr>
+        <w:ind w:left="6120" w:hanging="360"/>
+      </w:pPr>
+      <w:rPr>
+        <w:rFonts w:ascii="Courier New" w:hAnsi="Courier New" w:cs="Courier New" w:hint="default"/>
+      </w:rPr>
+    </w:lvl>
+    <w:lvl w:ilvl="8" w:tplc="08090005" w:tentative="1">
+      <w:start w:val="1"/>
+      <w:numFmt w:val="bullet"/>
+      <w:lvlText w:val=""/>
+      <w:lvlJc w:val="left"/>
+      <w:pPr>
+        <w:ind w:left="6840" w:hanging="360"/>
+      </w:pPr>
+      <w:rPr>
+        <w:rFonts w:ascii="Wingdings" w:hAnsi="Wingdings" w:hint="default"/>
+      </w:rPr>
+    </w:lvl>
+  </w:abstractNum>
+  <w:abstractNum w:abstractNumId="6" w15:restartNumberingAfterBreak="0">
     <w:nsid w:val="188B3C0F"/>
     <w:multiLevelType w:val="multilevel"/>
     <w:tmpl w:val="8CF4008C"/>
@@ -4725,7 +6912,7 @@
       </w:rPr>
     </w:lvl>
   </w:abstractNum>
-  <w:abstractNum w:abstractNumId="1" w15:restartNumberingAfterBreak="0">
+  <w:abstractNum w:abstractNumId="7" w15:restartNumberingAfterBreak="0">
     <w:nsid w:val="1969776D"/>
     <w:multiLevelType w:val="multilevel"/>
     <w:tmpl w:val="C24A115A"/>
@@ -4874,7 +7061,156 @@
       </w:rPr>
     </w:lvl>
   </w:abstractNum>
-  <w:abstractNum w:abstractNumId="2" w15:restartNumberingAfterBreak="0">
+  <w:abstractNum w:abstractNumId="8" w15:restartNumberingAfterBreak="0">
+    <w:nsid w:val="22233E73"/>
+    <w:multiLevelType w:val="multilevel"/>
+    <w:tmpl w:val="09985C96"/>
+    <w:lvl w:ilvl="0">
+      <w:start w:val="1"/>
+      <w:numFmt w:val="bullet"/>
+      <w:lvlText w:val=""/>
+      <w:lvlJc w:val="left"/>
+      <w:pPr>
+        <w:tabs>
+          <w:tab w:val="num" w:pos="720"/>
+        </w:tabs>
+        <w:ind w:left="720" w:hanging="360"/>
+      </w:pPr>
+      <w:rPr>
+        <w:rFonts w:ascii="Symbol" w:hAnsi="Symbol" w:hint="default"/>
+        <w:sz w:val="20"/>
+      </w:rPr>
+    </w:lvl>
+    <w:lvl w:ilvl="1" w:tentative="1">
+      <w:start w:val="1"/>
+      <w:numFmt w:val="bullet"/>
+      <w:lvlText w:val="o"/>
+      <w:lvlJc w:val="left"/>
+      <w:pPr>
+        <w:tabs>
+          <w:tab w:val="num" w:pos="1440"/>
+        </w:tabs>
+        <w:ind w:left="1440" w:hanging="360"/>
+      </w:pPr>
+      <w:rPr>
+        <w:rFonts w:ascii="Courier New" w:hAnsi="Courier New" w:hint="default"/>
+        <w:sz w:val="20"/>
+      </w:rPr>
+    </w:lvl>
+    <w:lvl w:ilvl="2" w:tentative="1">
+      <w:start w:val="1"/>
+      <w:numFmt w:val="bullet"/>
+      <w:lvlText w:val=""/>
+      <w:lvlJc w:val="left"/>
+      <w:pPr>
+        <w:tabs>
+          <w:tab w:val="num" w:pos="2160"/>
+        </w:tabs>
+        <w:ind w:left="2160" w:hanging="360"/>
+      </w:pPr>
+      <w:rPr>
+        <w:rFonts w:ascii="Wingdings" w:hAnsi="Wingdings" w:hint="default"/>
+        <w:sz w:val="20"/>
+      </w:rPr>
+    </w:lvl>
+    <w:lvl w:ilvl="3" w:tentative="1">
+      <w:start w:val="1"/>
+      <w:numFmt w:val="bullet"/>
+      <w:lvlText w:val=""/>
+      <w:lvlJc w:val="left"/>
+      <w:pPr>
+        <w:tabs>
+          <w:tab w:val="num" w:pos="2880"/>
+        </w:tabs>
+        <w:ind w:left="2880" w:hanging="360"/>
+      </w:pPr>
+      <w:rPr>
+        <w:rFonts w:ascii="Wingdings" w:hAnsi="Wingdings" w:hint="default"/>
+        <w:sz w:val="20"/>
+      </w:rPr>
+    </w:lvl>
+    <w:lvl w:ilvl="4" w:tentative="1">
+      <w:start w:val="1"/>
+      <w:numFmt w:val="bullet"/>
+      <w:lvlText w:val=""/>
+      <w:lvlJc w:val="left"/>
+      <w:pPr>
+        <w:tabs>
+          <w:tab w:val="num" w:pos="3600"/>
+        </w:tabs>
+        <w:ind w:left="3600" w:hanging="360"/>
+      </w:pPr>
+      <w:rPr>
+        <w:rFonts w:ascii="Wingdings" w:hAnsi="Wingdings" w:hint="default"/>
+        <w:sz w:val="20"/>
+      </w:rPr>
+    </w:lvl>
+    <w:lvl w:ilvl="5" w:tentative="1">
+      <w:start w:val="1"/>
+      <w:numFmt w:val="bullet"/>
+      <w:lvlText w:val=""/>
+      <w:lvlJc w:val="left"/>
+      <w:pPr>
+        <w:tabs>
+          <w:tab w:val="num" w:pos="4320"/>
+        </w:tabs>
+        <w:ind w:left="4320" w:hanging="360"/>
+      </w:pPr>
+      <w:rPr>
+        <w:rFonts w:ascii="Wingdings" w:hAnsi="Wingdings" w:hint="default"/>
+        <w:sz w:val="20"/>
+      </w:rPr>
+    </w:lvl>
+    <w:lvl w:ilvl="6" w:tentative="1">
+      <w:start w:val="1"/>
+      <w:numFmt w:val="bullet"/>
+      <w:lvlText w:val=""/>
+      <w:lvlJc w:val="left"/>
+      <w:pPr>
+        <w:tabs>
+          <w:tab w:val="num" w:pos="5040"/>
+        </w:tabs>
+        <w:ind w:left="5040" w:hanging="360"/>
+      </w:pPr>
+      <w:rPr>
+        <w:rFonts w:ascii="Wingdings" w:hAnsi="Wingdings" w:hint="default"/>
+        <w:sz w:val="20"/>
+      </w:rPr>
+    </w:lvl>
+    <w:lvl w:ilvl="7" w:tentative="1">
+      <w:start w:val="1"/>
+      <w:numFmt w:val="bullet"/>
+      <w:lvlText w:val=""/>
+      <w:lvlJc w:val="left"/>
+      <w:pPr>
+        <w:tabs>
+          <w:tab w:val="num" w:pos="5760"/>
+        </w:tabs>
+        <w:ind w:left="5760" w:hanging="360"/>
+      </w:pPr>
+      <w:rPr>
+        <w:rFonts w:ascii="Wingdings" w:hAnsi="Wingdings" w:hint="default"/>
+        <w:sz w:val="20"/>
+      </w:rPr>
+    </w:lvl>
+    <w:lvl w:ilvl="8" w:tentative="1">
+      <w:start w:val="1"/>
+      <w:numFmt w:val="bullet"/>
+      <w:lvlText w:val=""/>
+      <w:lvlJc w:val="left"/>
+      <w:pPr>
+        <w:tabs>
+          <w:tab w:val="num" w:pos="6480"/>
+        </w:tabs>
+        <w:ind w:left="6480" w:hanging="360"/>
+      </w:pPr>
+      <w:rPr>
+        <w:rFonts w:ascii="Wingdings" w:hAnsi="Wingdings" w:hint="default"/>
+        <w:sz w:val="20"/>
+      </w:rPr>
+    </w:lvl>
+  </w:abstractNum>
+  <w:abstractNum w:abstractNumId="9" w15:restartNumberingAfterBreak="0">
     <w:nsid w:val="270E02DC"/>
     <w:multiLevelType w:val="multilevel"/>
     <w:tmpl w:val="E236DFDC"/>
@@ -5023,7 +7359,7 @@
       </w:rPr>
     </w:lvl>
   </w:abstractNum>
-  <w:abstractNum w:abstractNumId="3" w15:restartNumberingAfterBreak="0">
+  <w:abstractNum w:abstractNumId="10" w15:restartNumberingAfterBreak="0">
     <w:nsid w:val="2C1A1CE6"/>
     <w:multiLevelType w:val="multilevel"/>
     <w:tmpl w:val="BAC0F534"/>
@@ -5172,7 +7508,653 @@
       </w:rPr>
     </w:lvl>
   </w:abstractNum>
-  <w:abstractNum w:abstractNumId="4" w15:restartNumberingAfterBreak="0">
+  <w:abstractNum w:abstractNumId="11" w15:restartNumberingAfterBreak="0">
+    <w:nsid w:val="2DBF4446"/>
+    <w:multiLevelType w:val="multilevel"/>
+    <w:tmpl w:val="D722F520"/>
+    <w:lvl w:ilvl="0">
+      <w:start w:val="1"/>
+      <w:numFmt w:val="bullet"/>
+      <w:lvlText w:val=""/>
+      <w:lvlJc w:val="left"/>
+      <w:pPr>
+        <w:tabs>
+          <w:tab w:val="num" w:pos="720"/>
+        </w:tabs>
+        <w:ind w:left="720" w:hanging="360"/>
+      </w:pPr>
+      <w:rPr>
+        <w:rFonts w:ascii="Symbol" w:hAnsi="Symbol" w:hint="default"/>
+        <w:sz w:val="20"/>
+      </w:rPr>
+    </w:lvl>
+    <w:lvl w:ilvl="1" w:tentative="1">
+      <w:start w:val="1"/>
+      <w:numFmt w:val="bullet"/>
+      <w:lvlText w:val="o"/>
+      <w:lvlJc w:val="left"/>
+      <w:pPr>
+        <w:tabs>
+          <w:tab w:val="num" w:pos="1440"/>
+        </w:tabs>
+        <w:ind w:left="1440" w:hanging="360"/>
+      </w:pPr>
+      <w:rPr>
+        <w:rFonts w:ascii="Courier New" w:hAnsi="Courier New" w:hint="default"/>
+        <w:sz w:val="20"/>
+      </w:rPr>
+    </w:lvl>
+    <w:lvl w:ilvl="2" w:tentative="1">
+      <w:start w:val="1"/>
+      <w:numFmt w:val="bullet"/>
+      <w:lvlText w:val=""/>
+      <w:lvlJc w:val="left"/>
+      <w:pPr>
+        <w:tabs>
+          <w:tab w:val="num" w:pos="2160"/>
+        </w:tabs>
+        <w:ind w:left="2160" w:hanging="360"/>
+      </w:pPr>
+      <w:rPr>
+        <w:rFonts w:ascii="Wingdings" w:hAnsi="Wingdings" w:hint="default"/>
+        <w:sz w:val="20"/>
+      </w:rPr>
+    </w:lvl>
+    <w:lvl w:ilvl="3" w:tentative="1">
+      <w:start w:val="1"/>
+      <w:numFmt w:val="bullet"/>
+      <w:lvlText w:val=""/>
+      <w:lvlJc w:val="left"/>
+      <w:pPr>
+        <w:tabs>
+          <w:tab w:val="num" w:pos="2880"/>
+        </w:tabs>
+        <w:ind w:left="2880" w:hanging="360"/>
+      </w:pPr>
+      <w:rPr>
+        <w:rFonts w:ascii="Wingdings" w:hAnsi="Wingdings" w:hint="default"/>
+        <w:sz w:val="20"/>
+      </w:rPr>
+    </w:lvl>
+    <w:lvl w:ilvl="4" w:tentative="1">
+      <w:start w:val="1"/>
+      <w:numFmt w:val="bullet"/>
+      <w:lvlText w:val=""/>
+      <w:lvlJc w:val="left"/>
+      <w:pPr>
+        <w:tabs>
+          <w:tab w:val="num" w:pos="3600"/>
+        </w:tabs>
+        <w:ind w:left="3600" w:hanging="360"/>
+      </w:pPr>
+      <w:rPr>
+        <w:rFonts w:ascii="Wingdings" w:hAnsi="Wingdings" w:hint="default"/>
+        <w:sz w:val="20"/>
+      </w:rPr>
+    </w:lvl>
+    <w:lvl w:ilvl="5" w:tentative="1">
+      <w:start w:val="1"/>
+      <w:numFmt w:val="bullet"/>
+      <w:lvlText w:val=""/>
+      <w:lvlJc w:val="left"/>
+      <w:pPr>
+        <w:tabs>
+          <w:tab w:val="num" w:pos="4320"/>
+        </w:tabs>
+        <w:ind w:left="4320" w:hanging="360"/>
+      </w:pPr>
+      <w:rPr>
+        <w:rFonts w:ascii="Wingdings" w:hAnsi="Wingdings" w:hint="default"/>
+        <w:sz w:val="20"/>
+      </w:rPr>
+    </w:lvl>
+    <w:lvl w:ilvl="6" w:tentative="1">
+      <w:start w:val="1"/>
+      <w:numFmt w:val="bullet"/>
+      <w:lvlText w:val=""/>
+      <w:lvlJc w:val="left"/>
+      <w:pPr>
+        <w:tabs>
+          <w:tab w:val="num" w:pos="5040"/>
+        </w:tabs>
+        <w:ind w:left="5040" w:hanging="360"/>
+      </w:pPr>
+      <w:rPr>
+        <w:rFonts w:ascii="Wingdings" w:hAnsi="Wingdings" w:hint="default"/>
+        <w:sz w:val="20"/>
+      </w:rPr>
+    </w:lvl>
+    <w:lvl w:ilvl="7" w:tentative="1">
+      <w:start w:val="1"/>
+      <w:numFmt w:val="bullet"/>
+      <w:lvlText w:val=""/>
+      <w:lvlJc w:val="left"/>
+      <w:pPr>
+        <w:tabs>
+          <w:tab w:val="num" w:pos="5760"/>
+        </w:tabs>
+        <w:ind w:left="5760" w:hanging="360"/>
+      </w:pPr>
+      <w:rPr>
+        <w:rFonts w:ascii="Wingdings" w:hAnsi="Wingdings" w:hint="default"/>
+        <w:sz w:val="20"/>
+      </w:rPr>
+    </w:lvl>
+    <w:lvl w:ilvl="8" w:tentative="1">
+      <w:start w:val="1"/>
+      <w:numFmt w:val="bullet"/>
+      <w:lvlText w:val=""/>
+      <w:lvlJc w:val="left"/>
+      <w:pPr>
+        <w:tabs>
+          <w:tab w:val="num" w:pos="6480"/>
+        </w:tabs>
+        <w:ind w:left="6480" w:hanging="360"/>
+      </w:pPr>
+      <w:rPr>
+        <w:rFonts w:ascii="Wingdings" w:hAnsi="Wingdings" w:hint="default"/>
+        <w:sz w:val="20"/>
+      </w:rPr>
+    </w:lvl>
+  </w:abstractNum>
+  <w:abstractNum w:abstractNumId="12" w15:restartNumberingAfterBreak="0">
+    <w:nsid w:val="2EFD69BE"/>
+    <w:multiLevelType w:val="multilevel"/>
+    <w:tmpl w:val="EB2ED956"/>
+    <w:lvl w:ilvl="0">
+      <w:start w:val="1"/>
+      <w:numFmt w:val="bullet"/>
+      <w:lvlText w:val=""/>
+      <w:lvlJc w:val="left"/>
+      <w:pPr>
+        <w:tabs>
+          <w:tab w:val="num" w:pos="720"/>
+        </w:tabs>
+        <w:ind w:left="720" w:hanging="360"/>
+      </w:pPr>
+      <w:rPr>
+        <w:rFonts w:ascii="Symbol" w:hAnsi="Symbol" w:hint="default"/>
+        <w:sz w:val="20"/>
+      </w:rPr>
+    </w:lvl>
+    <w:lvl w:ilvl="1" w:tentative="1">
+      <w:start w:val="1"/>
+      <w:numFmt w:val="bullet"/>
+      <w:lvlText w:val="o"/>
+      <w:lvlJc w:val="left"/>
+      <w:pPr>
+        <w:tabs>
+          <w:tab w:val="num" w:pos="1440"/>
+        </w:tabs>
+        <w:ind w:left="1440" w:hanging="360"/>
+      </w:pPr>
+      <w:rPr>
+        <w:rFonts w:ascii="Courier New" w:hAnsi="Courier New" w:hint="default"/>
+        <w:sz w:val="20"/>
+      </w:rPr>
+    </w:lvl>
+    <w:lvl w:ilvl="2" w:tentative="1">
+      <w:start w:val="1"/>
+      <w:numFmt w:val="bullet"/>
+      <w:lvlText w:val=""/>
+      <w:lvlJc w:val="left"/>
+      <w:pPr>
+        <w:tabs>
+          <w:tab w:val="num" w:pos="2160"/>
+        </w:tabs>
+        <w:ind w:left="2160" w:hanging="360"/>
+      </w:pPr>
+      <w:rPr>
+        <w:rFonts w:ascii="Wingdings" w:hAnsi="Wingdings" w:hint="default"/>
+        <w:sz w:val="20"/>
+      </w:rPr>
+    </w:lvl>
+    <w:lvl w:ilvl="3" w:tentative="1">
+      <w:start w:val="1"/>
+      <w:numFmt w:val="bullet"/>
+      <w:lvlText w:val=""/>
+      <w:lvlJc w:val="left"/>
+      <w:pPr>
+        <w:tabs>
+          <w:tab w:val="num" w:pos="2880"/>
+        </w:tabs>
+        <w:ind w:left="2880" w:hanging="360"/>
+      </w:pPr>
+      <w:rPr>
+        <w:rFonts w:ascii="Wingdings" w:hAnsi="Wingdings" w:hint="default"/>
+        <w:sz w:val="20"/>
+      </w:rPr>
+    </w:lvl>
+    <w:lvl w:ilvl="4" w:tentative="1">
+      <w:start w:val="1"/>
+      <w:numFmt w:val="bullet"/>
+      <w:lvlText w:val=""/>
+      <w:lvlJc w:val="left"/>
+      <w:pPr>
+        <w:tabs>
+          <w:tab w:val="num" w:pos="3600"/>
+        </w:tabs>
+        <w:ind w:left="3600" w:hanging="360"/>
+      </w:pPr>
+      <w:rPr>
+        <w:rFonts w:ascii="Wingdings" w:hAnsi="Wingdings" w:hint="default"/>
+        <w:sz w:val="20"/>
+      </w:rPr>
+    </w:lvl>
+    <w:lvl w:ilvl="5" w:tentative="1">
+      <w:start w:val="1"/>
+      <w:numFmt w:val="bullet"/>
+      <w:lvlText w:val=""/>
+      <w:lvlJc w:val="left"/>
+      <w:pPr>
+        <w:tabs>
+          <w:tab w:val="num" w:pos="4320"/>
+        </w:tabs>
+        <w:ind w:left="4320" w:hanging="360"/>
+      </w:pPr>
+      <w:rPr>
+        <w:rFonts w:ascii="Wingdings" w:hAnsi="Wingdings" w:hint="default"/>
+        <w:sz w:val="20"/>
+      </w:rPr>
+    </w:lvl>
+    <w:lvl w:ilvl="6" w:tentative="1">
+      <w:start w:val="1"/>
+      <w:numFmt w:val="bullet"/>
+      <w:lvlText w:val=""/>
+      <w:lvlJc w:val="left"/>
+      <w:pPr>
+        <w:tabs>
+          <w:tab w:val="num" w:pos="5040"/>
+        </w:tabs>
+        <w:ind w:left="5040" w:hanging="360"/>
+      </w:pPr>
+      <w:rPr>
+        <w:rFonts w:ascii="Wingdings" w:hAnsi="Wingdings" w:hint="default"/>
+        <w:sz w:val="20"/>
+      </w:rPr>
+    </w:lvl>
+    <w:lvl w:ilvl="7" w:tentative="1">
+      <w:start w:val="1"/>
+      <w:numFmt w:val="bullet"/>
+      <w:lvlText w:val=""/>
+      <w:lvlJc w:val="left"/>
+      <w:pPr>
+        <w:tabs>
+          <w:tab w:val="num" w:pos="5760"/>
+        </w:tabs>
+        <w:ind w:left="5760" w:hanging="360"/>
+      </w:pPr>
+      <w:rPr>
+        <w:rFonts w:ascii="Wingdings" w:hAnsi="Wingdings" w:hint="default"/>
+        <w:sz w:val="20"/>
+      </w:rPr>
+    </w:lvl>
+    <w:lvl w:ilvl="8" w:tentative="1">
+      <w:start w:val="1"/>
+      <w:numFmt w:val="bullet"/>
+      <w:lvlText w:val=""/>
+      <w:lvlJc w:val="left"/>
+      <w:pPr>
+        <w:tabs>
+          <w:tab w:val="num" w:pos="6480"/>
+        </w:tabs>
+        <w:ind w:left="6480" w:hanging="360"/>
+      </w:pPr>
+      <w:rPr>
+        <w:rFonts w:ascii="Wingdings" w:hAnsi="Wingdings" w:hint="default"/>
+        <w:sz w:val="20"/>
+      </w:rPr>
+    </w:lvl>
+  </w:abstractNum>
+  <w:abstractNum w:abstractNumId="13" w15:restartNumberingAfterBreak="0">
+    <w:nsid w:val="2F0753A6"/>
+    <w:multiLevelType w:val="hybridMultilevel"/>
+    <w:tmpl w:val="90D6C720"/>
+    <w:lvl w:ilvl="0" w:tplc="08090001">
+      <w:start w:val="1"/>
+      <w:numFmt w:val="bullet"/>
+      <w:lvlText w:val=""/>
+      <w:lvlJc w:val="left"/>
+      <w:pPr>
+        <w:ind w:left="1080" w:hanging="360"/>
+      </w:pPr>
+      <w:rPr>
+        <w:rFonts w:ascii="Symbol" w:hAnsi="Symbol" w:hint="default"/>
+      </w:rPr>
+    </w:lvl>
+    <w:lvl w:ilvl="1" w:tplc="08090003" w:tentative="1">
+      <w:start w:val="1"/>
+      <w:numFmt w:val="bullet"/>
+      <w:lvlText w:val="o"/>
+      <w:lvlJc w:val="left"/>
+      <w:pPr>
+        <w:ind w:left="1800" w:hanging="360"/>
+      </w:pPr>
+      <w:rPr>
+        <w:rFonts w:ascii="Courier New" w:hAnsi="Courier New" w:cs="Courier New" w:hint="default"/>
+      </w:rPr>
+    </w:lvl>
+    <w:lvl w:ilvl="2" w:tplc="08090005" w:tentative="1">
+      <w:start w:val="1"/>
+      <w:numFmt w:val="bullet"/>
+      <w:lvlText w:val=""/>
+      <w:lvlJc w:val="left"/>
+      <w:pPr>
+        <w:ind w:left="2520" w:hanging="360"/>
+      </w:pPr>
+      <w:rPr>
+        <w:rFonts w:ascii="Wingdings" w:hAnsi="Wingdings" w:hint="default"/>
+      </w:rPr>
+    </w:lvl>
+    <w:lvl w:ilvl="3" w:tplc="08090001" w:tentative="1">
+      <w:start w:val="1"/>
+      <w:numFmt w:val="bullet"/>
+      <w:lvlText w:val=""/>
+      <w:lvlJc w:val="left"/>
+      <w:pPr>
+        <w:ind w:left="3240" w:hanging="360"/>
+      </w:pPr>
+      <w:rPr>
+        <w:rFonts w:ascii="Symbol" w:hAnsi="Symbol" w:hint="default"/>
+      </w:rPr>
+    </w:lvl>
+    <w:lvl w:ilvl="4" w:tplc="08090003" w:tentative="1">
+      <w:start w:val="1"/>
+      <w:numFmt w:val="bullet"/>
+      <w:lvlText w:val="o"/>
+      <w:lvlJc w:val="left"/>
+      <w:pPr>
+        <w:ind w:left="3960" w:hanging="360"/>
+      </w:pPr>
+      <w:rPr>
+        <w:rFonts w:ascii="Courier New" w:hAnsi="Courier New" w:cs="Courier New" w:hint="default"/>
+      </w:rPr>
+    </w:lvl>
+    <w:lvl w:ilvl="5" w:tplc="08090005" w:tentative="1">
+      <w:start w:val="1"/>
+      <w:numFmt w:val="bullet"/>
+      <w:lvlText w:val=""/>
+      <w:lvlJc w:val="left"/>
+      <w:pPr>
+        <w:ind w:left="4680" w:hanging="360"/>
+      </w:pPr>
+      <w:rPr>
+        <w:rFonts w:ascii="Wingdings" w:hAnsi="Wingdings" w:hint="default"/>
+      </w:rPr>
+    </w:lvl>
+    <w:lvl w:ilvl="6" w:tplc="08090001" w:tentative="1">
+      <w:start w:val="1"/>
+      <w:numFmt w:val="bullet"/>
+      <w:lvlText w:val=""/>
+      <w:lvlJc w:val="left"/>
+      <w:pPr>
+        <w:ind w:left="5400" w:hanging="360"/>
+      </w:pPr>
+      <w:rPr>
+        <w:rFonts w:ascii="Symbol" w:hAnsi="Symbol" w:hint="default"/>
+      </w:rPr>
+    </w:lvl>
+    <w:lvl w:ilvl="7" w:tplc="08090003" w:tentative="1">
+      <w:start w:val="1"/>
+      <w:numFmt w:val="bullet"/>
+      <w:lvlText w:val="o"/>
+      <w:lvlJc w:val="left"/>
+      <w:pPr>
+        <w:ind w:left="6120" w:hanging="360"/>
+      </w:pPr>
+      <w:rPr>
+        <w:rFonts w:ascii="Courier New" w:hAnsi="Courier New" w:cs="Courier New" w:hint="default"/>
+      </w:rPr>
+    </w:lvl>
+    <w:lvl w:ilvl="8" w:tplc="08090005" w:tentative="1">
+      <w:start w:val="1"/>
+      <w:numFmt w:val="bullet"/>
+      <w:lvlText w:val=""/>
+      <w:lvlJc w:val="left"/>
+      <w:pPr>
+        <w:ind w:left="6840" w:hanging="360"/>
+      </w:pPr>
+      <w:rPr>
+        <w:rFonts w:ascii="Wingdings" w:hAnsi="Wingdings" w:hint="default"/>
+      </w:rPr>
+    </w:lvl>
+  </w:abstractNum>
+  <w:abstractNum w:abstractNumId="14" w15:restartNumberingAfterBreak="0">
+    <w:nsid w:val="2FDE14B9"/>
+    <w:multiLevelType w:val="hybridMultilevel"/>
+    <w:tmpl w:val="24B0C530"/>
+    <w:lvl w:ilvl="0" w:tplc="FFFFFFFF">
+      <w:start w:val="1"/>
+      <w:numFmt w:val="decimal"/>
+      <w:lvlText w:val="%1."/>
+      <w:lvlJc w:val="left"/>
+      <w:pPr>
+        <w:ind w:left="720" w:hanging="360"/>
+      </w:pPr>
+    </w:lvl>
+    <w:lvl w:ilvl="1" w:tplc="FFFFFFFF" w:tentative="1">
+      <w:start w:val="1"/>
+      <w:numFmt w:val="lowerLetter"/>
+      <w:lvlText w:val="%2."/>
+      <w:lvlJc w:val="left"/>
+      <w:pPr>
+        <w:ind w:left="1440" w:hanging="360"/>
+      </w:pPr>
+    </w:lvl>
+    <w:lvl w:ilvl="2" w:tplc="FFFFFFFF" w:tentative="1">
+      <w:start w:val="1"/>
+      <w:numFmt w:val="lowerRoman"/>
+      <w:lvlText w:val="%3."/>
+      <w:lvlJc w:val="right"/>
+      <w:pPr>
+        <w:ind w:left="2160" w:hanging="180"/>
+      </w:pPr>
+    </w:lvl>
+    <w:lvl w:ilvl="3" w:tplc="FFFFFFFF" w:tentative="1">
+      <w:start w:val="1"/>
+      <w:numFmt w:val="decimal"/>
+      <w:lvlText w:val="%4."/>
+      <w:lvlJc w:val="left"/>
+      <w:pPr>
+        <w:ind w:left="2880" w:hanging="360"/>
+      </w:pPr>
+    </w:lvl>
+    <w:lvl w:ilvl="4" w:tplc="FFFFFFFF" w:tentative="1">
+      <w:start w:val="1"/>
+      <w:numFmt w:val="lowerLetter"/>
+      <w:lvlText w:val="%5."/>
+      <w:lvlJc w:val="left"/>
+      <w:pPr>
+        <w:ind w:left="3600" w:hanging="360"/>
+      </w:pPr>
+    </w:lvl>
+    <w:lvl w:ilvl="5" w:tplc="FFFFFFFF" w:tentative="1">
+      <w:start w:val="1"/>
+      <w:numFmt w:val="lowerRoman"/>
+      <w:lvlText w:val="%6."/>
+      <w:lvlJc w:val="right"/>
+      <w:pPr>
+        <w:ind w:left="4320" w:hanging="180"/>
+      </w:pPr>
+    </w:lvl>
+    <w:lvl w:ilvl="6" w:tplc="FFFFFFFF" w:tentative="1">
+      <w:start w:val="1"/>
+      <w:numFmt w:val="decimal"/>
+      <w:lvlText w:val="%7."/>
+      <w:lvlJc w:val="left"/>
+      <w:pPr>
+        <w:ind w:left="5040" w:hanging="360"/>
+      </w:pPr>
+    </w:lvl>
+    <w:lvl w:ilvl="7" w:tplc="FFFFFFFF" w:tentative="1">
+      <w:start w:val="1"/>
+      <w:numFmt w:val="lowerLetter"/>
+      <w:lvlText w:val="%8."/>
+      <w:lvlJc w:val="left"/>
+      <w:pPr>
+        <w:ind w:left="5760" w:hanging="360"/>
+      </w:pPr>
+    </w:lvl>
+    <w:lvl w:ilvl="8" w:tplc="FFFFFFFF" w:tentative="1">
+      <w:start w:val="1"/>
+      <w:numFmt w:val="lowerRoman"/>
+      <w:lvlText w:val="%9."/>
+      <w:lvlJc w:val="right"/>
+      <w:pPr>
+        <w:ind w:left="6480" w:hanging="180"/>
+      </w:pPr>
+    </w:lvl>
+  </w:abstractNum>
+  <w:abstractNum w:abstractNumId="15" w15:restartNumberingAfterBreak="0">
+    <w:nsid w:val="3A255FCE"/>
+    <w:multiLevelType w:val="multilevel"/>
+    <w:tmpl w:val="584E26E4"/>
+    <w:lvl w:ilvl="0">
+      <w:start w:val="1"/>
+      <w:numFmt w:val="bullet"/>
+      <w:lvlText w:val=""/>
+      <w:lvlJc w:val="left"/>
+      <w:pPr>
+        <w:tabs>
+          <w:tab w:val="num" w:pos="720"/>
+        </w:tabs>
+        <w:ind w:left="720" w:hanging="360"/>
+      </w:pPr>
+      <w:rPr>
+        <w:rFonts w:ascii="Symbol" w:hAnsi="Symbol" w:hint="default"/>
+        <w:sz w:val="20"/>
+      </w:rPr>
+    </w:lvl>
+    <w:lvl w:ilvl="1" w:tentative="1">
+      <w:start w:val="1"/>
+      <w:numFmt w:val="bullet"/>
+      <w:lvlText w:val="o"/>
+      <w:lvlJc w:val="left"/>
+      <w:pPr>
+        <w:tabs>
+          <w:tab w:val="num" w:pos="1440"/>
+        </w:tabs>
+        <w:ind w:left="1440" w:hanging="360"/>
+      </w:pPr>
+      <w:rPr>
+        <w:rFonts w:ascii="Courier New" w:hAnsi="Courier New" w:hint="default"/>
+        <w:sz w:val="20"/>
+      </w:rPr>
+    </w:lvl>
+    <w:lvl w:ilvl="2" w:tentative="1">
+      <w:start w:val="1"/>
+      <w:numFmt w:val="bullet"/>
+      <w:lvlText w:val=""/>
+      <w:lvlJc w:val="left"/>
+      <w:pPr>
+        <w:tabs>
+          <w:tab w:val="num" w:pos="2160"/>
+        </w:tabs>
+        <w:ind w:left="2160" w:hanging="360"/>
+      </w:pPr>
+      <w:rPr>
+        <w:rFonts w:ascii="Wingdings" w:hAnsi="Wingdings" w:hint="default"/>
+        <w:sz w:val="20"/>
+      </w:rPr>
+    </w:lvl>
+    <w:lvl w:ilvl="3" w:tentative="1">
+      <w:start w:val="1"/>
+      <w:numFmt w:val="bullet"/>
+      <w:lvlText w:val=""/>
+      <w:lvlJc w:val="left"/>
+      <w:pPr>
+        <w:tabs>
+          <w:tab w:val="num" w:pos="2880"/>
+        </w:tabs>
+        <w:ind w:left="2880" w:hanging="360"/>
+      </w:pPr>
+      <w:rPr>
+        <w:rFonts w:ascii="Wingdings" w:hAnsi="Wingdings" w:hint="default"/>
+        <w:sz w:val="20"/>
+      </w:rPr>
+    </w:lvl>
+    <w:lvl w:ilvl="4" w:tentative="1">
+      <w:start w:val="1"/>
+      <w:numFmt w:val="bullet"/>
+      <w:lvlText w:val=""/>
+      <w:lvlJc w:val="left"/>
+      <w:pPr>
+        <w:tabs>
+          <w:tab w:val="num" w:pos="3600"/>
+        </w:tabs>
+        <w:ind w:left="3600" w:hanging="360"/>
+      </w:pPr>
+      <w:rPr>
+        <w:rFonts w:ascii="Wingdings" w:hAnsi="Wingdings" w:hint="default"/>
+        <w:sz w:val="20"/>
+      </w:rPr>
+    </w:lvl>
+    <w:lvl w:ilvl="5" w:tentative="1">
+      <w:start w:val="1"/>
+      <w:numFmt w:val="bullet"/>
+      <w:lvlText w:val=""/>
+      <w:lvlJc w:val="left"/>
+      <w:pPr>
+        <w:tabs>
+          <w:tab w:val="num" w:pos="4320"/>
+        </w:tabs>
+        <w:ind w:left="4320" w:hanging="360"/>
+      </w:pPr>
+      <w:rPr>
+        <w:rFonts w:ascii="Wingdings" w:hAnsi="Wingdings" w:hint="default"/>
+        <w:sz w:val="20"/>
+      </w:rPr>
+    </w:lvl>
+    <w:lvl w:ilvl="6" w:tentative="1">
+      <w:start w:val="1"/>
+      <w:numFmt w:val="bullet"/>
+      <w:lvlText w:val=""/>
+      <w:lvlJc w:val="left"/>
+      <w:pPr>
+        <w:tabs>
+          <w:tab w:val="num" w:pos="5040"/>
+        </w:tabs>
+        <w:ind w:left="5040" w:hanging="360"/>
+      </w:pPr>
+      <w:rPr>
+        <w:rFonts w:ascii="Wingdings" w:hAnsi="Wingdings" w:hint="default"/>
+        <w:sz w:val="20"/>
+      </w:rPr>
+    </w:lvl>
+    <w:lvl w:ilvl="7" w:tentative="1">
+      <w:start w:val="1"/>
+      <w:numFmt w:val="bullet"/>
+      <w:lvlText w:val=""/>
+      <w:lvlJc w:val="left"/>
+      <w:pPr>
+        <w:tabs>
+          <w:tab w:val="num" w:pos="5760"/>
+        </w:tabs>
+        <w:ind w:left="5760" w:hanging="360"/>
+      </w:pPr>
+      <w:rPr>
+        <w:rFonts w:ascii="Wingdings" w:hAnsi="Wingdings" w:hint="default"/>
+        <w:sz w:val="20"/>
+      </w:rPr>
+    </w:lvl>
+    <w:lvl w:ilvl="8" w:tentative="1">
+      <w:start w:val="1"/>
+      <w:numFmt w:val="bullet"/>
+      <w:lvlText w:val=""/>
+      <w:lvlJc w:val="left"/>
+      <w:pPr>
+        <w:tabs>
+          <w:tab w:val="num" w:pos="6480"/>
+        </w:tabs>
+        <w:ind w:left="6480" w:hanging="360"/>
+      </w:pPr>
+      <w:rPr>
+        <w:rFonts w:ascii="Wingdings" w:hAnsi="Wingdings" w:hint="default"/>
+        <w:sz w:val="20"/>
+      </w:rPr>
+    </w:lvl>
+  </w:abstractNum>
+  <w:abstractNum w:abstractNumId="16" w15:restartNumberingAfterBreak="0">
     <w:nsid w:val="3A726288"/>
     <w:multiLevelType w:val="multilevel"/>
     <w:tmpl w:val="A6520288"/>
@@ -5321,7 +8303,120 @@
       </w:rPr>
     </w:lvl>
   </w:abstractNum>
-  <w:abstractNum w:abstractNumId="5" w15:restartNumberingAfterBreak="0">
+  <w:abstractNum w:abstractNumId="17" w15:restartNumberingAfterBreak="0">
+    <w:nsid w:val="3CFA7830"/>
+    <w:multiLevelType w:val="hybridMultilevel"/>
+    <w:tmpl w:val="3110982A"/>
+    <w:lvl w:ilvl="0" w:tplc="08090001">
+      <w:start w:val="1"/>
+      <w:numFmt w:val="bullet"/>
+      <w:lvlText w:val=""/>
+      <w:lvlJc w:val="left"/>
+      <w:pPr>
+        <w:ind w:left="1080" w:hanging="360"/>
+      </w:pPr>
+      <w:rPr>
+        <w:rFonts w:ascii="Symbol" w:hAnsi="Symbol" w:hint="default"/>
+      </w:rPr>
+    </w:lvl>
+    <w:lvl w:ilvl="1" w:tplc="08090003" w:tentative="1">
+      <w:start w:val="1"/>
+      <w:numFmt w:val="bullet"/>
+      <w:lvlText w:val="o"/>
+      <w:lvlJc w:val="left"/>
+      <w:pPr>
+        <w:ind w:left="1800" w:hanging="360"/>
+      </w:pPr>
+      <w:rPr>
+        <w:rFonts w:ascii="Courier New" w:hAnsi="Courier New" w:cs="Courier New" w:hint="default"/>
+      </w:rPr>
+    </w:lvl>
+    <w:lvl w:ilvl="2" w:tplc="08090005" w:tentative="1">
+      <w:start w:val="1"/>
+      <w:numFmt w:val="bullet"/>
+      <w:lvlText w:val=""/>
+      <w:lvlJc w:val="left"/>
+      <w:pPr>
+        <w:ind w:left="2520" w:hanging="360"/>
+      </w:pPr>
+      <w:rPr>
+        <w:rFonts w:ascii="Wingdings" w:hAnsi="Wingdings" w:hint="default"/>
+      </w:rPr>
+    </w:lvl>
+    <w:lvl w:ilvl="3" w:tplc="08090001" w:tentative="1">
+      <w:start w:val="1"/>
+      <w:numFmt w:val="bullet"/>
+      <w:lvlText w:val=""/>
+      <w:lvlJc w:val="left"/>
+      <w:pPr>
+        <w:ind w:left="3240" w:hanging="360"/>
+      </w:pPr>
+      <w:rPr>
+        <w:rFonts w:ascii="Symbol" w:hAnsi="Symbol" w:hint="default"/>
+      </w:rPr>
+    </w:lvl>
+    <w:lvl w:ilvl="4" w:tplc="08090003" w:tentative="1">
+      <w:start w:val="1"/>
+      <w:numFmt w:val="bullet"/>
+      <w:lvlText w:val="o"/>
+      <w:lvlJc w:val="left"/>
+      <w:pPr>
+        <w:ind w:left="3960" w:hanging="360"/>
+      </w:pPr>
+      <w:rPr>
+        <w:rFonts w:ascii="Courier New" w:hAnsi="Courier New" w:cs="Courier New" w:hint="default"/>
+      </w:rPr>
+    </w:lvl>
+    <w:lvl w:ilvl="5" w:tplc="08090005" w:tentative="1">
+      <w:start w:val="1"/>
+      <w:numFmt w:val="bullet"/>
+      <w:lvlText w:val=""/>
+      <w:lvlJc w:val="left"/>
+      <w:pPr>
+        <w:ind w:left="4680" w:hanging="360"/>
+      </w:pPr>
+      <w:rPr>
+        <w:rFonts w:ascii="Wingdings" w:hAnsi="Wingdings" w:hint="default"/>
+      </w:rPr>
+    </w:lvl>
+    <w:lvl w:ilvl="6" w:tplc="08090001" w:tentative="1">
+      <w:start w:val="1"/>
+      <w:numFmt w:val="bullet"/>
+      <w:lvlText w:val=""/>
+      <w:lvlJc w:val="left"/>
+      <w:pPr>
+        <w:ind w:left="5400" w:hanging="360"/>
+      </w:pPr>
+      <w:rPr>
+        <w:rFonts w:ascii="Symbol" w:hAnsi="Symbol" w:hint="default"/>
+      </w:rPr>
+    </w:lvl>
+    <w:lvl w:ilvl="7" w:tplc="08090003" w:tentative="1">
+      <w:start w:val="1"/>
+      <w:numFmt w:val="bullet"/>
+      <w:lvlText w:val="o"/>
+      <w:lvlJc w:val="left"/>
+      <w:pPr>
+        <w:ind w:left="6120" w:hanging="360"/>
+      </w:pPr>
+      <w:rPr>
+        <w:rFonts w:ascii="Courier New" w:hAnsi="Courier New" w:cs="Courier New" w:hint="default"/>
+      </w:rPr>
+    </w:lvl>
+    <w:lvl w:ilvl="8" w:tplc="08090005" w:tentative="1">
+      <w:start w:val="1"/>
+      <w:numFmt w:val="bullet"/>
+      <w:lvlText w:val=""/>
+      <w:lvlJc w:val="left"/>
+      <w:pPr>
+        <w:ind w:left="6840" w:hanging="360"/>
+      </w:pPr>
+      <w:rPr>
+        <w:rFonts w:ascii="Wingdings" w:hAnsi="Wingdings" w:hint="default"/>
+      </w:rPr>
+    </w:lvl>
+  </w:abstractNum>
+  <w:abstractNum w:abstractNumId="18" w15:restartNumberingAfterBreak="0">
     <w:nsid w:val="3E481F8E"/>
     <w:multiLevelType w:val="multilevel"/>
     <w:tmpl w:val="BD9697B2"/>
@@ -5470,7 +8565,7 @@
       </w:rPr>
     </w:lvl>
   </w:abstractNum>
-  <w:abstractNum w:abstractNumId="6" w15:restartNumberingAfterBreak="0">
+  <w:abstractNum w:abstractNumId="19" w15:restartNumberingAfterBreak="0">
     <w:nsid w:val="3F3F18EB"/>
     <w:multiLevelType w:val="multilevel"/>
     <w:tmpl w:val="2D3E19D8"/>
@@ -5619,7 +8714,7 @@
       </w:rPr>
     </w:lvl>
   </w:abstractNum>
-  <w:abstractNum w:abstractNumId="7" w15:restartNumberingAfterBreak="0">
+  <w:abstractNum w:abstractNumId="20" w15:restartNumberingAfterBreak="0">
     <w:nsid w:val="41477993"/>
     <w:multiLevelType w:val="multilevel"/>
     <w:tmpl w:val="7EFE3D28"/>
@@ -5768,7 +8863,7 @@
       </w:rPr>
     </w:lvl>
   </w:abstractNum>
-  <w:abstractNum w:abstractNumId="8" w15:restartNumberingAfterBreak="0">
+  <w:abstractNum w:abstractNumId="21" w15:restartNumberingAfterBreak="0">
     <w:nsid w:val="4A002D0F"/>
     <w:multiLevelType w:val="hybridMultilevel"/>
     <w:tmpl w:val="89A64CA2"/>
@@ -5881,7 +8976,7 @@
       </w:rPr>
     </w:lvl>
   </w:abstractNum>
-  <w:abstractNum w:abstractNumId="9" w15:restartNumberingAfterBreak="0">
+  <w:abstractNum w:abstractNumId="22" w15:restartNumberingAfterBreak="0">
     <w:nsid w:val="56B046E7"/>
     <w:multiLevelType w:val="hybridMultilevel"/>
     <w:tmpl w:val="7A4C4C76"/>
@@ -5994,7 +9089,644 @@
       </w:rPr>
     </w:lvl>
   </w:abstractNum>
-  <w:abstractNum w:abstractNumId="10" w15:restartNumberingAfterBreak="0">
+  <w:abstractNum w:abstractNumId="23" w15:restartNumberingAfterBreak="0">
+    <w:nsid w:val="579C3FC2"/>
+    <w:multiLevelType w:val="hybridMultilevel"/>
+    <w:tmpl w:val="51E41F20"/>
+    <w:lvl w:ilvl="0" w:tplc="08090001">
+      <w:start w:val="1"/>
+      <w:numFmt w:val="bullet"/>
+      <w:lvlText w:val=""/>
+      <w:lvlJc w:val="left"/>
+      <w:pPr>
+        <w:ind w:left="1080" w:hanging="360"/>
+      </w:pPr>
+      <w:rPr>
+        <w:rFonts w:ascii="Symbol" w:hAnsi="Symbol" w:hint="default"/>
+      </w:rPr>
+    </w:lvl>
+    <w:lvl w:ilvl="1" w:tplc="08090003" w:tentative="1">
+      <w:start w:val="1"/>
+      <w:numFmt w:val="bullet"/>
+      <w:lvlText w:val="o"/>
+      <w:lvlJc w:val="left"/>
+      <w:pPr>
+        <w:ind w:left="1800" w:hanging="360"/>
+      </w:pPr>
+      <w:rPr>
+        <w:rFonts w:ascii="Courier New" w:hAnsi="Courier New" w:cs="Courier New" w:hint="default"/>
+      </w:rPr>
+    </w:lvl>
+    <w:lvl w:ilvl="2" w:tplc="08090005" w:tentative="1">
+      <w:start w:val="1"/>
+      <w:numFmt w:val="bullet"/>
+      <w:lvlText w:val=""/>
+      <w:lvlJc w:val="left"/>
+      <w:pPr>
+        <w:ind w:left="2520" w:hanging="360"/>
+      </w:pPr>
+      <w:rPr>
+        <w:rFonts w:ascii="Wingdings" w:hAnsi="Wingdings" w:hint="default"/>
+      </w:rPr>
+    </w:lvl>
+    <w:lvl w:ilvl="3" w:tplc="08090001" w:tentative="1">
+      <w:start w:val="1"/>
+      <w:numFmt w:val="bullet"/>
+      <w:lvlText w:val=""/>
+      <w:lvlJc w:val="left"/>
+      <w:pPr>
+        <w:ind w:left="3240" w:hanging="360"/>
+      </w:pPr>
+      <w:rPr>
+        <w:rFonts w:ascii="Symbol" w:hAnsi="Symbol" w:hint="default"/>
+      </w:rPr>
+    </w:lvl>
+    <w:lvl w:ilvl="4" w:tplc="08090003" w:tentative="1">
+      <w:start w:val="1"/>
+      <w:numFmt w:val="bullet"/>
+      <w:lvlText w:val="o"/>
+      <w:lvlJc w:val="left"/>
+      <w:pPr>
+        <w:ind w:left="3960" w:hanging="360"/>
+      </w:pPr>
+      <w:rPr>
+        <w:rFonts w:ascii="Courier New" w:hAnsi="Courier New" w:cs="Courier New" w:hint="default"/>
+      </w:rPr>
+    </w:lvl>
+    <w:lvl w:ilvl="5" w:tplc="08090005" w:tentative="1">
+      <w:start w:val="1"/>
+      <w:numFmt w:val="bullet"/>
+      <w:lvlText w:val=""/>
+      <w:lvlJc w:val="left"/>
+      <w:pPr>
+        <w:ind w:left="4680" w:hanging="360"/>
+      </w:pPr>
+      <w:rPr>
+        <w:rFonts w:ascii="Wingdings" w:hAnsi="Wingdings" w:hint="default"/>
+      </w:rPr>
+    </w:lvl>
+    <w:lvl w:ilvl="6" w:tplc="08090001" w:tentative="1">
+      <w:start w:val="1"/>
+      <w:numFmt w:val="bullet"/>
+      <w:lvlText w:val=""/>
+      <w:lvlJc w:val="left"/>
+      <w:pPr>
+        <w:ind w:left="5400" w:hanging="360"/>
+      </w:pPr>
+      <w:rPr>
+        <w:rFonts w:ascii="Symbol" w:hAnsi="Symbol" w:hint="default"/>
+      </w:rPr>
+    </w:lvl>
+    <w:lvl w:ilvl="7" w:tplc="08090003" w:tentative="1">
+      <w:start w:val="1"/>
+      <w:numFmt w:val="bullet"/>
+      <w:lvlText w:val="o"/>
+      <w:lvlJc w:val="left"/>
+      <w:pPr>
+        <w:ind w:left="6120" w:hanging="360"/>
+      </w:pPr>
+      <w:rPr>
+        <w:rFonts w:ascii="Courier New" w:hAnsi="Courier New" w:cs="Courier New" w:hint="default"/>
+      </w:rPr>
+    </w:lvl>
+    <w:lvl w:ilvl="8" w:tplc="08090005" w:tentative="1">
+      <w:start w:val="1"/>
+      <w:numFmt w:val="bullet"/>
+      <w:lvlText w:val=""/>
+      <w:lvlJc w:val="left"/>
+      <w:pPr>
+        <w:ind w:left="6840" w:hanging="360"/>
+      </w:pPr>
+      <w:rPr>
+        <w:rFonts w:ascii="Wingdings" w:hAnsi="Wingdings" w:hint="default"/>
+      </w:rPr>
+    </w:lvl>
+  </w:abstractNum>
+  <w:abstractNum w:abstractNumId="24" w15:restartNumberingAfterBreak="0">
+    <w:nsid w:val="57F51A5A"/>
+    <w:multiLevelType w:val="hybridMultilevel"/>
+    <w:tmpl w:val="54BAC04E"/>
+    <w:lvl w:ilvl="0" w:tplc="08090001">
+      <w:start w:val="1"/>
+      <w:numFmt w:val="bullet"/>
+      <w:lvlText w:val=""/>
+      <w:lvlJc w:val="left"/>
+      <w:pPr>
+        <w:ind w:left="1080" w:hanging="360"/>
+      </w:pPr>
+      <w:rPr>
+        <w:rFonts w:ascii="Symbol" w:hAnsi="Symbol" w:hint="default"/>
+      </w:rPr>
+    </w:lvl>
+    <w:lvl w:ilvl="1" w:tplc="08090003" w:tentative="1">
+      <w:start w:val="1"/>
+      <w:numFmt w:val="bullet"/>
+      <w:lvlText w:val="o"/>
+      <w:lvlJc w:val="left"/>
+      <w:pPr>
+        <w:ind w:left="1800" w:hanging="360"/>
+      </w:pPr>
+      <w:rPr>
+        <w:rFonts w:ascii="Courier New" w:hAnsi="Courier New" w:cs="Courier New" w:hint="default"/>
+      </w:rPr>
+    </w:lvl>
+    <w:lvl w:ilvl="2" w:tplc="08090005" w:tentative="1">
+      <w:start w:val="1"/>
+      <w:numFmt w:val="bullet"/>
+      <w:lvlText w:val=""/>
+      <w:lvlJc w:val="left"/>
+      <w:pPr>
+        <w:ind w:left="2520" w:hanging="360"/>
+      </w:pPr>
+      <w:rPr>
+        <w:rFonts w:ascii="Wingdings" w:hAnsi="Wingdings" w:hint="default"/>
+      </w:rPr>
+    </w:lvl>
+    <w:lvl w:ilvl="3" w:tplc="08090001" w:tentative="1">
+      <w:start w:val="1"/>
+      <w:numFmt w:val="bullet"/>
+      <w:lvlText w:val=""/>
+      <w:lvlJc w:val="left"/>
+      <w:pPr>
+        <w:ind w:left="3240" w:hanging="360"/>
+      </w:pPr>
+      <w:rPr>
+        <w:rFonts w:ascii="Symbol" w:hAnsi="Symbol" w:hint="default"/>
+      </w:rPr>
+    </w:lvl>
+    <w:lvl w:ilvl="4" w:tplc="08090003" w:tentative="1">
+      <w:start w:val="1"/>
+      <w:numFmt w:val="bullet"/>
+      <w:lvlText w:val="o"/>
+      <w:lvlJc w:val="left"/>
+      <w:pPr>
+        <w:ind w:left="3960" w:hanging="360"/>
+      </w:pPr>
+      <w:rPr>
+        <w:rFonts w:ascii="Courier New" w:hAnsi="Courier New" w:cs="Courier New" w:hint="default"/>
+      </w:rPr>
+    </w:lvl>
+    <w:lvl w:ilvl="5" w:tplc="08090005" w:tentative="1">
+      <w:start w:val="1"/>
+      <w:numFmt w:val="bullet"/>
+      <w:lvlText w:val=""/>
+      <w:lvlJc w:val="left"/>
+      <w:pPr>
+        <w:ind w:left="4680" w:hanging="360"/>
+      </w:pPr>
+      <w:rPr>
+        <w:rFonts w:ascii="Wingdings" w:hAnsi="Wingdings" w:hint="default"/>
+      </w:rPr>
+    </w:lvl>
+    <w:lvl w:ilvl="6" w:tplc="08090001" w:tentative="1">
+      <w:start w:val="1"/>
+      <w:numFmt w:val="bullet"/>
+      <w:lvlText w:val=""/>
+      <w:lvlJc w:val="left"/>
+      <w:pPr>
+        <w:ind w:left="5400" w:hanging="360"/>
+      </w:pPr>
+      <w:rPr>
+        <w:rFonts w:ascii="Symbol" w:hAnsi="Symbol" w:hint="default"/>
+      </w:rPr>
+    </w:lvl>
+    <w:lvl w:ilvl="7" w:tplc="08090003" w:tentative="1">
+      <w:start w:val="1"/>
+      <w:numFmt w:val="bullet"/>
+      <w:lvlText w:val="o"/>
+      <w:lvlJc w:val="left"/>
+      <w:pPr>
+        <w:ind w:left="6120" w:hanging="360"/>
+      </w:pPr>
+      <w:rPr>
+        <w:rFonts w:ascii="Courier New" w:hAnsi="Courier New" w:cs="Courier New" w:hint="default"/>
+      </w:rPr>
+    </w:lvl>
+    <w:lvl w:ilvl="8" w:tplc="08090005" w:tentative="1">
+      <w:start w:val="1"/>
+      <w:numFmt w:val="bullet"/>
+      <w:lvlText w:val=""/>
+      <w:lvlJc w:val="left"/>
+      <w:pPr>
+        <w:ind w:left="6840" w:hanging="360"/>
+      </w:pPr>
+      <w:rPr>
+        <w:rFonts w:ascii="Wingdings" w:hAnsi="Wingdings" w:hint="default"/>
+      </w:rPr>
+    </w:lvl>
+  </w:abstractNum>
+  <w:abstractNum w:abstractNumId="25" w15:restartNumberingAfterBreak="0">
+    <w:nsid w:val="5B866A0F"/>
+    <w:multiLevelType w:val="hybridMultilevel"/>
+    <w:tmpl w:val="0E08ABE0"/>
+    <w:lvl w:ilvl="0" w:tplc="08090001">
+      <w:start w:val="1"/>
+      <w:numFmt w:val="bullet"/>
+      <w:lvlText w:val=""/>
+      <w:lvlJc w:val="left"/>
+      <w:pPr>
+        <w:ind w:left="1080" w:hanging="360"/>
+      </w:pPr>
+      <w:rPr>
+        <w:rFonts w:ascii="Symbol" w:hAnsi="Symbol" w:hint="default"/>
+      </w:rPr>
+    </w:lvl>
+    <w:lvl w:ilvl="1" w:tplc="08090003" w:tentative="1">
+      <w:start w:val="1"/>
+      <w:numFmt w:val="bullet"/>
+      <w:lvlText w:val="o"/>
+      <w:lvlJc w:val="left"/>
+      <w:pPr>
+        <w:ind w:left="1800" w:hanging="360"/>
+      </w:pPr>
+      <w:rPr>
+        <w:rFonts w:ascii="Courier New" w:hAnsi="Courier New" w:cs="Courier New" w:hint="default"/>
+      </w:rPr>
+    </w:lvl>
+    <w:lvl w:ilvl="2" w:tplc="08090005" w:tentative="1">
+      <w:start w:val="1"/>
+      <w:numFmt w:val="bullet"/>
+      <w:lvlText w:val=""/>
+      <w:lvlJc w:val="left"/>
+      <w:pPr>
+        <w:ind w:left="2520" w:hanging="360"/>
+      </w:pPr>
+      <w:rPr>
+        <w:rFonts w:ascii="Wingdings" w:hAnsi="Wingdings" w:hint="default"/>
+      </w:rPr>
+    </w:lvl>
+    <w:lvl w:ilvl="3" w:tplc="08090001" w:tentative="1">
+      <w:start w:val="1"/>
+      <w:numFmt w:val="bullet"/>
+      <w:lvlText w:val=""/>
+      <w:lvlJc w:val="left"/>
+      <w:pPr>
+        <w:ind w:left="3240" w:hanging="360"/>
+      </w:pPr>
+      <w:rPr>
+        <w:rFonts w:ascii="Symbol" w:hAnsi="Symbol" w:hint="default"/>
+      </w:rPr>
+    </w:lvl>
+    <w:lvl w:ilvl="4" w:tplc="08090003" w:tentative="1">
+      <w:start w:val="1"/>
+      <w:numFmt w:val="bullet"/>
+      <w:lvlText w:val="o"/>
+      <w:lvlJc w:val="left"/>
+      <w:pPr>
+        <w:ind w:left="3960" w:hanging="360"/>
+      </w:pPr>
+      <w:rPr>
+        <w:rFonts w:ascii="Courier New" w:hAnsi="Courier New" w:cs="Courier New" w:hint="default"/>
+      </w:rPr>
+    </w:lvl>
+    <w:lvl w:ilvl="5" w:tplc="08090005" w:tentative="1">
+      <w:start w:val="1"/>
+      <w:numFmt w:val="bullet"/>
+      <w:lvlText w:val=""/>
+      <w:lvlJc w:val="left"/>
+      <w:pPr>
+        <w:ind w:left="4680" w:hanging="360"/>
+      </w:pPr>
+      <w:rPr>
+        <w:rFonts w:ascii="Wingdings" w:hAnsi="Wingdings" w:hint="default"/>
+      </w:rPr>
+    </w:lvl>
+    <w:lvl w:ilvl="6" w:tplc="08090001" w:tentative="1">
+      <w:start w:val="1"/>
+      <w:numFmt w:val="bullet"/>
+      <w:lvlText w:val=""/>
+      <w:lvlJc w:val="left"/>
+      <w:pPr>
+        <w:ind w:left="5400" w:hanging="360"/>
+      </w:pPr>
+      <w:rPr>
+        <w:rFonts w:ascii="Symbol" w:hAnsi="Symbol" w:hint="default"/>
+      </w:rPr>
+    </w:lvl>
+    <w:lvl w:ilvl="7" w:tplc="08090003" w:tentative="1">
+      <w:start w:val="1"/>
+      <w:numFmt w:val="bullet"/>
+      <w:lvlText w:val="o"/>
+      <w:lvlJc w:val="left"/>
+      <w:pPr>
+        <w:ind w:left="6120" w:hanging="360"/>
+      </w:pPr>
+      <w:rPr>
+        <w:rFonts w:ascii="Courier New" w:hAnsi="Courier New" w:cs="Courier New" w:hint="default"/>
+      </w:rPr>
+    </w:lvl>
+    <w:lvl w:ilvl="8" w:tplc="08090005" w:tentative="1">
+      <w:start w:val="1"/>
+      <w:numFmt w:val="bullet"/>
+      <w:lvlText w:val=""/>
+      <w:lvlJc w:val="left"/>
+      <w:pPr>
+        <w:ind w:left="6840" w:hanging="360"/>
+      </w:pPr>
+      <w:rPr>
+        <w:rFonts w:ascii="Wingdings" w:hAnsi="Wingdings" w:hint="default"/>
+      </w:rPr>
+    </w:lvl>
+  </w:abstractNum>
+  <w:abstractNum w:abstractNumId="26" w15:restartNumberingAfterBreak="0">
+    <w:nsid w:val="5CD513E6"/>
+    <w:multiLevelType w:val="multilevel"/>
+    <w:tmpl w:val="27AA0694"/>
+    <w:lvl w:ilvl="0">
+      <w:start w:val="1"/>
+      <w:numFmt w:val="bullet"/>
+      <w:lvlText w:val=""/>
+      <w:lvlJc w:val="left"/>
+      <w:pPr>
+        <w:tabs>
+          <w:tab w:val="num" w:pos="720"/>
+        </w:tabs>
+        <w:ind w:left="720" w:hanging="360"/>
+      </w:pPr>
+      <w:rPr>
+        <w:rFonts w:ascii="Symbol" w:hAnsi="Symbol" w:hint="default"/>
+        <w:sz w:val="20"/>
+      </w:rPr>
+    </w:lvl>
+    <w:lvl w:ilvl="1" w:tentative="1">
+      <w:start w:val="1"/>
+      <w:numFmt w:val="bullet"/>
+      <w:lvlText w:val="o"/>
+      <w:lvlJc w:val="left"/>
+      <w:pPr>
+        <w:tabs>
+          <w:tab w:val="num" w:pos="1440"/>
+        </w:tabs>
+        <w:ind w:left="1440" w:hanging="360"/>
+      </w:pPr>
+      <w:rPr>
+        <w:rFonts w:ascii="Courier New" w:hAnsi="Courier New" w:hint="default"/>
+        <w:sz w:val="20"/>
+      </w:rPr>
+    </w:lvl>
+    <w:lvl w:ilvl="2" w:tentative="1">
+      <w:start w:val="1"/>
+      <w:numFmt w:val="bullet"/>
+      <w:lvlText w:val=""/>
+      <w:lvlJc w:val="left"/>
+      <w:pPr>
+        <w:tabs>
+          <w:tab w:val="num" w:pos="2160"/>
+        </w:tabs>
+        <w:ind w:left="2160" w:hanging="360"/>
+      </w:pPr>
+      <w:rPr>
+        <w:rFonts w:ascii="Wingdings" w:hAnsi="Wingdings" w:hint="default"/>
+        <w:sz w:val="20"/>
+      </w:rPr>
+    </w:lvl>
+    <w:lvl w:ilvl="3" w:tentative="1">
+      <w:start w:val="1"/>
+      <w:numFmt w:val="bullet"/>
+      <w:lvlText w:val=""/>
+      <w:lvlJc w:val="left"/>
+      <w:pPr>
+        <w:tabs>
+          <w:tab w:val="num" w:pos="2880"/>
+        </w:tabs>
+        <w:ind w:left="2880" w:hanging="360"/>
+      </w:pPr>
+      <w:rPr>
+        <w:rFonts w:ascii="Wingdings" w:hAnsi="Wingdings" w:hint="default"/>
+        <w:sz w:val="20"/>
+      </w:rPr>
+    </w:lvl>
+    <w:lvl w:ilvl="4" w:tentative="1">
+      <w:start w:val="1"/>
+      <w:numFmt w:val="bullet"/>
+      <w:lvlText w:val=""/>
+      <w:lvlJc w:val="left"/>
+      <w:pPr>
+        <w:tabs>
+          <w:tab w:val="num" w:pos="3600"/>
+        </w:tabs>
+        <w:ind w:left="3600" w:hanging="360"/>
+      </w:pPr>
+      <w:rPr>
+        <w:rFonts w:ascii="Wingdings" w:hAnsi="Wingdings" w:hint="default"/>
+        <w:sz w:val="20"/>
+      </w:rPr>
+    </w:lvl>
+    <w:lvl w:ilvl="5" w:tentative="1">
+      <w:start w:val="1"/>
+      <w:numFmt w:val="bullet"/>
+      <w:lvlText w:val=""/>
+      <w:lvlJc w:val="left"/>
+      <w:pPr>
+        <w:tabs>
+          <w:tab w:val="num" w:pos="4320"/>
+        </w:tabs>
+        <w:ind w:left="4320" w:hanging="360"/>
+      </w:pPr>
+      <w:rPr>
+        <w:rFonts w:ascii="Wingdings" w:hAnsi="Wingdings" w:hint="default"/>
+        <w:sz w:val="20"/>
+      </w:rPr>
+    </w:lvl>
+    <w:lvl w:ilvl="6" w:tentative="1">
+      <w:start w:val="1"/>
+      <w:numFmt w:val="bullet"/>
+      <w:lvlText w:val=""/>
+      <w:lvlJc w:val="left"/>
+      <w:pPr>
+        <w:tabs>
+          <w:tab w:val="num" w:pos="5040"/>
+        </w:tabs>
+        <w:ind w:left="5040" w:hanging="360"/>
+      </w:pPr>
+      <w:rPr>
+        <w:rFonts w:ascii="Wingdings" w:hAnsi="Wingdings" w:hint="default"/>
+        <w:sz w:val="20"/>
+      </w:rPr>
+    </w:lvl>
+    <w:lvl w:ilvl="7" w:tentative="1">
+      <w:start w:val="1"/>
+      <w:numFmt w:val="bullet"/>
+      <w:lvlText w:val=""/>
+      <w:lvlJc w:val="left"/>
+      <w:pPr>
+        <w:tabs>
+          <w:tab w:val="num" w:pos="5760"/>
+        </w:tabs>
+        <w:ind w:left="5760" w:hanging="360"/>
+      </w:pPr>
+      <w:rPr>
+        <w:rFonts w:ascii="Wingdings" w:hAnsi="Wingdings" w:hint="default"/>
+        <w:sz w:val="20"/>
+      </w:rPr>
+    </w:lvl>
+    <w:lvl w:ilvl="8" w:tentative="1">
+      <w:start w:val="1"/>
+      <w:numFmt w:val="bullet"/>
+      <w:lvlText w:val=""/>
+      <w:lvlJc w:val="left"/>
+      <w:pPr>
+        <w:tabs>
+          <w:tab w:val="num" w:pos="6480"/>
+        </w:tabs>
+        <w:ind w:left="6480" w:hanging="360"/>
+      </w:pPr>
+      <w:rPr>
+        <w:rFonts w:ascii="Wingdings" w:hAnsi="Wingdings" w:hint="default"/>
+        <w:sz w:val="20"/>
+      </w:rPr>
+    </w:lvl>
+  </w:abstractNum>
+  <w:abstractNum w:abstractNumId="27" w15:restartNumberingAfterBreak="0">
+    <w:nsid w:val="5D7228AF"/>
+    <w:multiLevelType w:val="multilevel"/>
+    <w:tmpl w:val="DC4A8EC4"/>
+    <w:lvl w:ilvl="0">
+      <w:start w:val="1"/>
+      <w:numFmt w:val="bullet"/>
+      <w:lvlText w:val=""/>
+      <w:lvlJc w:val="left"/>
+      <w:pPr>
+        <w:tabs>
+          <w:tab w:val="num" w:pos="720"/>
+        </w:tabs>
+        <w:ind w:left="720" w:hanging="360"/>
+      </w:pPr>
+      <w:rPr>
+        <w:rFonts w:ascii="Symbol" w:hAnsi="Symbol" w:hint="default"/>
+        <w:sz w:val="20"/>
+      </w:rPr>
+    </w:lvl>
+    <w:lvl w:ilvl="1" w:tentative="1">
+      <w:start w:val="1"/>
+      <w:numFmt w:val="bullet"/>
+      <w:lvlText w:val="o"/>
+      <w:lvlJc w:val="left"/>
+      <w:pPr>
+        <w:tabs>
+          <w:tab w:val="num" w:pos="1440"/>
+        </w:tabs>
+        <w:ind w:left="1440" w:hanging="360"/>
+      </w:pPr>
+      <w:rPr>
+        <w:rFonts w:ascii="Courier New" w:hAnsi="Courier New" w:hint="default"/>
+        <w:sz w:val="20"/>
+      </w:rPr>
+    </w:lvl>
+    <w:lvl w:ilvl="2" w:tentative="1">
+      <w:start w:val="1"/>
+      <w:numFmt w:val="bullet"/>
+      <w:lvlText w:val=""/>
+      <w:lvlJc w:val="left"/>
+      <w:pPr>
+        <w:tabs>
+          <w:tab w:val="num" w:pos="2160"/>
+        </w:tabs>
+        <w:ind w:left="2160" w:hanging="360"/>
+      </w:pPr>
+      <w:rPr>
+        <w:rFonts w:ascii="Wingdings" w:hAnsi="Wingdings" w:hint="default"/>
+        <w:sz w:val="20"/>
+      </w:rPr>
+    </w:lvl>
+    <w:lvl w:ilvl="3" w:tentative="1">
+      <w:start w:val="1"/>
+      <w:numFmt w:val="bullet"/>
+      <w:lvlText w:val=""/>
+      <w:lvlJc w:val="left"/>
+      <w:pPr>
+        <w:tabs>
+          <w:tab w:val="num" w:pos="2880"/>
+        </w:tabs>
+        <w:ind w:left="2880" w:hanging="360"/>
+      </w:pPr>
+      <w:rPr>
+        <w:rFonts w:ascii="Wingdings" w:hAnsi="Wingdings" w:hint="default"/>
+        <w:sz w:val="20"/>
+      </w:rPr>
+    </w:lvl>
+    <w:lvl w:ilvl="4" w:tentative="1">
+      <w:start w:val="1"/>
+      <w:numFmt w:val="bullet"/>
+      <w:lvlText w:val=""/>
+      <w:lvlJc w:val="left"/>
+      <w:pPr>
+        <w:tabs>
+          <w:tab w:val="num" w:pos="3600"/>
+        </w:tabs>
+        <w:ind w:left="3600" w:hanging="360"/>
+      </w:pPr>
+      <w:rPr>
+        <w:rFonts w:ascii="Wingdings" w:hAnsi="Wingdings" w:hint="default"/>
+        <w:sz w:val="20"/>
+      </w:rPr>
+    </w:lvl>
+    <w:lvl w:ilvl="5" w:tentative="1">
+      <w:start w:val="1"/>
+      <w:numFmt w:val="bullet"/>
+      <w:lvlText w:val=""/>
+      <w:lvlJc w:val="left"/>
+      <w:pPr>
+        <w:tabs>
+          <w:tab w:val="num" w:pos="4320"/>
+        </w:tabs>
+        <w:ind w:left="4320" w:hanging="360"/>
+      </w:pPr>
+      <w:rPr>
+        <w:rFonts w:ascii="Wingdings" w:hAnsi="Wingdings" w:hint="default"/>
+        <w:sz w:val="20"/>
+      </w:rPr>
+    </w:lvl>
+    <w:lvl w:ilvl="6" w:tentative="1">
+      <w:start w:val="1"/>
+      <w:numFmt w:val="bullet"/>
+      <w:lvlText w:val=""/>
+      <w:lvlJc w:val="left"/>
+      <w:pPr>
+        <w:tabs>
+          <w:tab w:val="num" w:pos="5040"/>
+        </w:tabs>
+        <w:ind w:left="5040" w:hanging="360"/>
+      </w:pPr>
+      <w:rPr>
+        <w:rFonts w:ascii="Wingdings" w:hAnsi="Wingdings" w:hint="default"/>
+        <w:sz w:val="20"/>
+      </w:rPr>
+    </w:lvl>
+    <w:lvl w:ilvl="7" w:tentative="1">
+      <w:start w:val="1"/>
+      <w:numFmt w:val="bullet"/>
+      <w:lvlText w:val=""/>
+      <w:lvlJc w:val="left"/>
+      <w:pPr>
+        <w:tabs>
+          <w:tab w:val="num" w:pos="5760"/>
+        </w:tabs>
+        <w:ind w:left="5760" w:hanging="360"/>
+      </w:pPr>
+      <w:rPr>
+        <w:rFonts w:ascii="Wingdings" w:hAnsi="Wingdings" w:hint="default"/>
+        <w:sz w:val="20"/>
+      </w:rPr>
+    </w:lvl>
+    <w:lvl w:ilvl="8" w:tentative="1">
+      <w:start w:val="1"/>
+      <w:numFmt w:val="bullet"/>
+      <w:lvlText w:val=""/>
+      <w:lvlJc w:val="left"/>
+      <w:pPr>
+        <w:tabs>
+          <w:tab w:val="num" w:pos="6480"/>
+        </w:tabs>
+        <w:ind w:left="6480" w:hanging="360"/>
+      </w:pPr>
+      <w:rPr>
+        <w:rFonts w:ascii="Wingdings" w:hAnsi="Wingdings" w:hint="default"/>
+        <w:sz w:val="20"/>
+      </w:rPr>
+    </w:lvl>
+  </w:abstractNum>
+  <w:abstractNum w:abstractNumId="28" w15:restartNumberingAfterBreak="0">
     <w:nsid w:val="5EA53BDE"/>
     <w:multiLevelType w:val="multilevel"/>
     <w:tmpl w:val="E4504F12"/>
@@ -6143,7 +9875,7 @@
       </w:rPr>
     </w:lvl>
   </w:abstractNum>
-  <w:abstractNum w:abstractNumId="11" w15:restartNumberingAfterBreak="0">
+  <w:abstractNum w:abstractNumId="29" w15:restartNumberingAfterBreak="0">
     <w:nsid w:val="62E37CC6"/>
     <w:multiLevelType w:val="multilevel"/>
     <w:tmpl w:val="02583AB6"/>
@@ -6283,7 +10015,7 @@
       </w:rPr>
     </w:lvl>
   </w:abstractNum>
-  <w:abstractNum w:abstractNumId="12" w15:restartNumberingAfterBreak="0">
+  <w:abstractNum w:abstractNumId="30" w15:restartNumberingAfterBreak="0">
     <w:nsid w:val="638B1BF4"/>
     <w:multiLevelType w:val="multilevel"/>
     <w:tmpl w:val="273A3D06"/>
@@ -6432,7 +10164,653 @@
       </w:rPr>
     </w:lvl>
   </w:abstractNum>
-  <w:abstractNum w:abstractNumId="13" w15:restartNumberingAfterBreak="0">
+  <w:abstractNum w:abstractNumId="31" w15:restartNumberingAfterBreak="0">
+    <w:nsid w:val="667F5025"/>
+    <w:multiLevelType w:val="multilevel"/>
+    <w:tmpl w:val="B71A0474"/>
+    <w:lvl w:ilvl="0">
+      <w:start w:val="1"/>
+      <w:numFmt w:val="bullet"/>
+      <w:lvlText w:val=""/>
+      <w:lvlJc w:val="left"/>
+      <w:pPr>
+        <w:tabs>
+          <w:tab w:val="num" w:pos="720"/>
+        </w:tabs>
+        <w:ind w:left="720" w:hanging="360"/>
+      </w:pPr>
+      <w:rPr>
+        <w:rFonts w:ascii="Symbol" w:hAnsi="Symbol" w:hint="default"/>
+        <w:sz w:val="20"/>
+      </w:rPr>
+    </w:lvl>
+    <w:lvl w:ilvl="1" w:tentative="1">
+      <w:start w:val="1"/>
+      <w:numFmt w:val="bullet"/>
+      <w:lvlText w:val="o"/>
+      <w:lvlJc w:val="left"/>
+      <w:pPr>
+        <w:tabs>
+          <w:tab w:val="num" w:pos="1440"/>
+        </w:tabs>
+        <w:ind w:left="1440" w:hanging="360"/>
+      </w:pPr>
+      <w:rPr>
+        <w:rFonts w:ascii="Courier New" w:hAnsi="Courier New" w:hint="default"/>
+        <w:sz w:val="20"/>
+      </w:rPr>
+    </w:lvl>
+    <w:lvl w:ilvl="2" w:tentative="1">
+      <w:start w:val="1"/>
+      <w:numFmt w:val="bullet"/>
+      <w:lvlText w:val=""/>
+      <w:lvlJc w:val="left"/>
+      <w:pPr>
+        <w:tabs>
+          <w:tab w:val="num" w:pos="2160"/>
+        </w:tabs>
+        <w:ind w:left="2160" w:hanging="360"/>
+      </w:pPr>
+      <w:rPr>
+        <w:rFonts w:ascii="Wingdings" w:hAnsi="Wingdings" w:hint="default"/>
+        <w:sz w:val="20"/>
+      </w:rPr>
+    </w:lvl>
+    <w:lvl w:ilvl="3" w:tentative="1">
+      <w:start w:val="1"/>
+      <w:numFmt w:val="bullet"/>
+      <w:lvlText w:val=""/>
+      <w:lvlJc w:val="left"/>
+      <w:pPr>
+        <w:tabs>
+          <w:tab w:val="num" w:pos="2880"/>
+        </w:tabs>
+        <w:ind w:left="2880" w:hanging="360"/>
+      </w:pPr>
+      <w:rPr>
+        <w:rFonts w:ascii="Wingdings" w:hAnsi="Wingdings" w:hint="default"/>
+        <w:sz w:val="20"/>
+      </w:rPr>
+    </w:lvl>
+    <w:lvl w:ilvl="4" w:tentative="1">
+      <w:start w:val="1"/>
+      <w:numFmt w:val="bullet"/>
+      <w:lvlText w:val=""/>
+      <w:lvlJc w:val="left"/>
+      <w:pPr>
+        <w:tabs>
+          <w:tab w:val="num" w:pos="3600"/>
+        </w:tabs>
+        <w:ind w:left="3600" w:hanging="360"/>
+      </w:pPr>
+      <w:rPr>
+        <w:rFonts w:ascii="Wingdings" w:hAnsi="Wingdings" w:hint="default"/>
+        <w:sz w:val="20"/>
+      </w:rPr>
+    </w:lvl>
+    <w:lvl w:ilvl="5" w:tentative="1">
+      <w:start w:val="1"/>
+      <w:numFmt w:val="bullet"/>
+      <w:lvlText w:val=""/>
+      <w:lvlJc w:val="left"/>
+      <w:pPr>
+        <w:tabs>
+          <w:tab w:val="num" w:pos="4320"/>
+        </w:tabs>
+        <w:ind w:left="4320" w:hanging="360"/>
+      </w:pPr>
+      <w:rPr>
+        <w:rFonts w:ascii="Wingdings" w:hAnsi="Wingdings" w:hint="default"/>
+        <w:sz w:val="20"/>
+      </w:rPr>
+    </w:lvl>
+    <w:lvl w:ilvl="6" w:tentative="1">
+      <w:start w:val="1"/>
+      <w:numFmt w:val="bullet"/>
+      <w:lvlText w:val=""/>
+      <w:lvlJc w:val="left"/>
+      <w:pPr>
+        <w:tabs>
+          <w:tab w:val="num" w:pos="5040"/>
+        </w:tabs>
+        <w:ind w:left="5040" w:hanging="360"/>
+      </w:pPr>
+      <w:rPr>
+        <w:rFonts w:ascii="Wingdings" w:hAnsi="Wingdings" w:hint="default"/>
+        <w:sz w:val="20"/>
+      </w:rPr>
+    </w:lvl>
+    <w:lvl w:ilvl="7" w:tentative="1">
+      <w:start w:val="1"/>
+      <w:numFmt w:val="bullet"/>
+      <w:lvlText w:val=""/>
+      <w:lvlJc w:val="left"/>
+      <w:pPr>
+        <w:tabs>
+          <w:tab w:val="num" w:pos="5760"/>
+        </w:tabs>
+        <w:ind w:left="5760" w:hanging="360"/>
+      </w:pPr>
+      <w:rPr>
+        <w:rFonts w:ascii="Wingdings" w:hAnsi="Wingdings" w:hint="default"/>
+        <w:sz w:val="20"/>
+      </w:rPr>
+    </w:lvl>
+    <w:lvl w:ilvl="8" w:tentative="1">
+      <w:start w:val="1"/>
+      <w:numFmt w:val="bullet"/>
+      <w:lvlText w:val=""/>
+      <w:lvlJc w:val="left"/>
+      <w:pPr>
+        <w:tabs>
+          <w:tab w:val="num" w:pos="6480"/>
+        </w:tabs>
+        <w:ind w:left="6480" w:hanging="360"/>
+      </w:pPr>
+      <w:rPr>
+        <w:rFonts w:ascii="Wingdings" w:hAnsi="Wingdings" w:hint="default"/>
+        <w:sz w:val="20"/>
+      </w:rPr>
+    </w:lvl>
+  </w:abstractNum>
+  <w:abstractNum w:abstractNumId="32" w15:restartNumberingAfterBreak="0">
+    <w:nsid w:val="66EA7286"/>
+    <w:multiLevelType w:val="multilevel"/>
+    <w:tmpl w:val="AE70AE4E"/>
+    <w:lvl w:ilvl="0">
+      <w:start w:val="1"/>
+      <w:numFmt w:val="bullet"/>
+      <w:lvlText w:val=""/>
+      <w:lvlJc w:val="left"/>
+      <w:pPr>
+        <w:tabs>
+          <w:tab w:val="num" w:pos="720"/>
+        </w:tabs>
+        <w:ind w:left="720" w:hanging="360"/>
+      </w:pPr>
+      <w:rPr>
+        <w:rFonts w:ascii="Symbol" w:hAnsi="Symbol" w:hint="default"/>
+        <w:sz w:val="20"/>
+      </w:rPr>
+    </w:lvl>
+    <w:lvl w:ilvl="1" w:tentative="1">
+      <w:start w:val="1"/>
+      <w:numFmt w:val="bullet"/>
+      <w:lvlText w:val="o"/>
+      <w:lvlJc w:val="left"/>
+      <w:pPr>
+        <w:tabs>
+          <w:tab w:val="num" w:pos="1440"/>
+        </w:tabs>
+        <w:ind w:left="1440" w:hanging="360"/>
+      </w:pPr>
+      <w:rPr>
+        <w:rFonts w:ascii="Courier New" w:hAnsi="Courier New" w:hint="default"/>
+        <w:sz w:val="20"/>
+      </w:rPr>
+    </w:lvl>
+    <w:lvl w:ilvl="2" w:tentative="1">
+      <w:start w:val="1"/>
+      <w:numFmt w:val="bullet"/>
+      <w:lvlText w:val=""/>
+      <w:lvlJc w:val="left"/>
+      <w:pPr>
+        <w:tabs>
+          <w:tab w:val="num" w:pos="2160"/>
+        </w:tabs>
+        <w:ind w:left="2160" w:hanging="360"/>
+      </w:pPr>
+      <w:rPr>
+        <w:rFonts w:ascii="Wingdings" w:hAnsi="Wingdings" w:hint="default"/>
+        <w:sz w:val="20"/>
+      </w:rPr>
+    </w:lvl>
+    <w:lvl w:ilvl="3" w:tentative="1">
+      <w:start w:val="1"/>
+      <w:numFmt w:val="bullet"/>
+      <w:lvlText w:val=""/>
+      <w:lvlJc w:val="left"/>
+      <w:pPr>
+        <w:tabs>
+          <w:tab w:val="num" w:pos="2880"/>
+        </w:tabs>
+        <w:ind w:left="2880" w:hanging="360"/>
+      </w:pPr>
+      <w:rPr>
+        <w:rFonts w:ascii="Wingdings" w:hAnsi="Wingdings" w:hint="default"/>
+        <w:sz w:val="20"/>
+      </w:rPr>
+    </w:lvl>
+    <w:lvl w:ilvl="4" w:tentative="1">
+      <w:start w:val="1"/>
+      <w:numFmt w:val="bullet"/>
+      <w:lvlText w:val=""/>
+      <w:lvlJc w:val="left"/>
+      <w:pPr>
+        <w:tabs>
+          <w:tab w:val="num" w:pos="3600"/>
+        </w:tabs>
+        <w:ind w:left="3600" w:hanging="360"/>
+      </w:pPr>
+      <w:rPr>
+        <w:rFonts w:ascii="Wingdings" w:hAnsi="Wingdings" w:hint="default"/>
+        <w:sz w:val="20"/>
+      </w:rPr>
+    </w:lvl>
+    <w:lvl w:ilvl="5" w:tentative="1">
+      <w:start w:val="1"/>
+      <w:numFmt w:val="bullet"/>
+      <w:lvlText w:val=""/>
+      <w:lvlJc w:val="left"/>
+      <w:pPr>
+        <w:tabs>
+          <w:tab w:val="num" w:pos="4320"/>
+        </w:tabs>
+        <w:ind w:left="4320" w:hanging="360"/>
+      </w:pPr>
+      <w:rPr>
+        <w:rFonts w:ascii="Wingdings" w:hAnsi="Wingdings" w:hint="default"/>
+        <w:sz w:val="20"/>
+      </w:rPr>
+    </w:lvl>
+    <w:lvl w:ilvl="6" w:tentative="1">
+      <w:start w:val="1"/>
+      <w:numFmt w:val="bullet"/>
+      <w:lvlText w:val=""/>
+      <w:lvlJc w:val="left"/>
+      <w:pPr>
+        <w:tabs>
+          <w:tab w:val="num" w:pos="5040"/>
+        </w:tabs>
+        <w:ind w:left="5040" w:hanging="360"/>
+      </w:pPr>
+      <w:rPr>
+        <w:rFonts w:ascii="Wingdings" w:hAnsi="Wingdings" w:hint="default"/>
+        <w:sz w:val="20"/>
+      </w:rPr>
+    </w:lvl>
+    <w:lvl w:ilvl="7" w:tentative="1">
+      <w:start w:val="1"/>
+      <w:numFmt w:val="bullet"/>
+      <w:lvlText w:val=""/>
+      <w:lvlJc w:val="left"/>
+      <w:pPr>
+        <w:tabs>
+          <w:tab w:val="num" w:pos="5760"/>
+        </w:tabs>
+        <w:ind w:left="5760" w:hanging="360"/>
+      </w:pPr>
+      <w:rPr>
+        <w:rFonts w:ascii="Wingdings" w:hAnsi="Wingdings" w:hint="default"/>
+        <w:sz w:val="20"/>
+      </w:rPr>
+    </w:lvl>
+    <w:lvl w:ilvl="8" w:tentative="1">
+      <w:start w:val="1"/>
+      <w:numFmt w:val="bullet"/>
+      <w:lvlText w:val=""/>
+      <w:lvlJc w:val="left"/>
+      <w:pPr>
+        <w:tabs>
+          <w:tab w:val="num" w:pos="6480"/>
+        </w:tabs>
+        <w:ind w:left="6480" w:hanging="360"/>
+      </w:pPr>
+      <w:rPr>
+        <w:rFonts w:ascii="Wingdings" w:hAnsi="Wingdings" w:hint="default"/>
+        <w:sz w:val="20"/>
+      </w:rPr>
+    </w:lvl>
+  </w:abstractNum>
+  <w:abstractNum w:abstractNumId="33" w15:restartNumberingAfterBreak="0">
+    <w:nsid w:val="698E45E6"/>
+    <w:multiLevelType w:val="hybridMultilevel"/>
+    <w:tmpl w:val="7CAC7A36"/>
+    <w:lvl w:ilvl="0" w:tplc="FFFFFFFF">
+      <w:start w:val="1"/>
+      <w:numFmt w:val="decimal"/>
+      <w:lvlText w:val="%1."/>
+      <w:lvlJc w:val="left"/>
+      <w:pPr>
+        <w:ind w:left="720" w:hanging="360"/>
+      </w:pPr>
+    </w:lvl>
+    <w:lvl w:ilvl="1" w:tplc="FFFFFFFF" w:tentative="1">
+      <w:start w:val="1"/>
+      <w:numFmt w:val="lowerLetter"/>
+      <w:lvlText w:val="%2."/>
+      <w:lvlJc w:val="left"/>
+      <w:pPr>
+        <w:ind w:left="1440" w:hanging="360"/>
+      </w:pPr>
+    </w:lvl>
+    <w:lvl w:ilvl="2" w:tplc="FFFFFFFF" w:tentative="1">
+      <w:start w:val="1"/>
+      <w:numFmt w:val="lowerRoman"/>
+      <w:lvlText w:val="%3."/>
+      <w:lvlJc w:val="right"/>
+      <w:pPr>
+        <w:ind w:left="2160" w:hanging="180"/>
+      </w:pPr>
+    </w:lvl>
+    <w:lvl w:ilvl="3" w:tplc="FFFFFFFF" w:tentative="1">
+      <w:start w:val="1"/>
+      <w:numFmt w:val="decimal"/>
+      <w:lvlText w:val="%4."/>
+      <w:lvlJc w:val="left"/>
+      <w:pPr>
+        <w:ind w:left="2880" w:hanging="360"/>
+      </w:pPr>
+    </w:lvl>
+    <w:lvl w:ilvl="4" w:tplc="FFFFFFFF" w:tentative="1">
+      <w:start w:val="1"/>
+      <w:numFmt w:val="lowerLetter"/>
+      <w:lvlText w:val="%5."/>
+      <w:lvlJc w:val="left"/>
+      <w:pPr>
+        <w:ind w:left="3600" w:hanging="360"/>
+      </w:pPr>
+    </w:lvl>
+    <w:lvl w:ilvl="5" w:tplc="FFFFFFFF" w:tentative="1">
+      <w:start w:val="1"/>
+      <w:numFmt w:val="lowerRoman"/>
+      <w:lvlText w:val="%6."/>
+      <w:lvlJc w:val="right"/>
+      <w:pPr>
+        <w:ind w:left="4320" w:hanging="180"/>
+      </w:pPr>
+    </w:lvl>
+    <w:lvl w:ilvl="6" w:tplc="FFFFFFFF" w:tentative="1">
+      <w:start w:val="1"/>
+      <w:numFmt w:val="decimal"/>
+      <w:lvlText w:val="%7."/>
+      <w:lvlJc w:val="left"/>
+      <w:pPr>
+        <w:ind w:left="5040" w:hanging="360"/>
+      </w:pPr>
+    </w:lvl>
+    <w:lvl w:ilvl="7" w:tplc="FFFFFFFF" w:tentative="1">
+      <w:start w:val="1"/>
+      <w:numFmt w:val="lowerLetter"/>
+      <w:lvlText w:val="%8."/>
+      <w:lvlJc w:val="left"/>
+      <w:pPr>
+        <w:ind w:left="5760" w:hanging="360"/>
+      </w:pPr>
+    </w:lvl>
+    <w:lvl w:ilvl="8" w:tplc="FFFFFFFF" w:tentative="1">
+      <w:start w:val="1"/>
+      <w:numFmt w:val="lowerRoman"/>
+      <w:lvlText w:val="%9."/>
+      <w:lvlJc w:val="right"/>
+      <w:pPr>
+        <w:ind w:left="6480" w:hanging="180"/>
+      </w:pPr>
+    </w:lvl>
+  </w:abstractNum>
+  <w:abstractNum w:abstractNumId="34" w15:restartNumberingAfterBreak="0">
+    <w:nsid w:val="6A087783"/>
+    <w:multiLevelType w:val="hybridMultilevel"/>
+    <w:tmpl w:val="5FAA5B9A"/>
+    <w:lvl w:ilvl="0" w:tplc="08090001">
+      <w:start w:val="1"/>
+      <w:numFmt w:val="bullet"/>
+      <w:lvlText w:val=""/>
+      <w:lvlJc w:val="left"/>
+      <w:pPr>
+        <w:ind w:left="1080" w:hanging="360"/>
+      </w:pPr>
+      <w:rPr>
+        <w:rFonts w:ascii="Symbol" w:hAnsi="Symbol" w:hint="default"/>
+      </w:rPr>
+    </w:lvl>
+    <w:lvl w:ilvl="1" w:tplc="08090003" w:tentative="1">
+      <w:start w:val="1"/>
+      <w:numFmt w:val="bullet"/>
+      <w:lvlText w:val="o"/>
+      <w:lvlJc w:val="left"/>
+      <w:pPr>
+        <w:ind w:left="1800" w:hanging="360"/>
+      </w:pPr>
+      <w:rPr>
+        <w:rFonts w:ascii="Courier New" w:hAnsi="Courier New" w:cs="Courier New" w:hint="default"/>
+      </w:rPr>
+    </w:lvl>
+    <w:lvl w:ilvl="2" w:tplc="08090005" w:tentative="1">
+      <w:start w:val="1"/>
+      <w:numFmt w:val="bullet"/>
+      <w:lvlText w:val=""/>
+      <w:lvlJc w:val="left"/>
+      <w:pPr>
+        <w:ind w:left="2520" w:hanging="360"/>
+      </w:pPr>
+      <w:rPr>
+        <w:rFonts w:ascii="Wingdings" w:hAnsi="Wingdings" w:hint="default"/>
+      </w:rPr>
+    </w:lvl>
+    <w:lvl w:ilvl="3" w:tplc="08090001" w:tentative="1">
+      <w:start w:val="1"/>
+      <w:numFmt w:val="bullet"/>
+      <w:lvlText w:val=""/>
+      <w:lvlJc w:val="left"/>
+      <w:pPr>
+        <w:ind w:left="3240" w:hanging="360"/>
+      </w:pPr>
+      <w:rPr>
+        <w:rFonts w:ascii="Symbol" w:hAnsi="Symbol" w:hint="default"/>
+      </w:rPr>
+    </w:lvl>
+    <w:lvl w:ilvl="4" w:tplc="08090003" w:tentative="1">
+      <w:start w:val="1"/>
+      <w:numFmt w:val="bullet"/>
+      <w:lvlText w:val="o"/>
+      <w:lvlJc w:val="left"/>
+      <w:pPr>
+        <w:ind w:left="3960" w:hanging="360"/>
+      </w:pPr>
+      <w:rPr>
+        <w:rFonts w:ascii="Courier New" w:hAnsi="Courier New" w:cs="Courier New" w:hint="default"/>
+      </w:rPr>
+    </w:lvl>
+    <w:lvl w:ilvl="5" w:tplc="08090005" w:tentative="1">
+      <w:start w:val="1"/>
+      <w:numFmt w:val="bullet"/>
+      <w:lvlText w:val=""/>
+      <w:lvlJc w:val="left"/>
+      <w:pPr>
+        <w:ind w:left="4680" w:hanging="360"/>
+      </w:pPr>
+      <w:rPr>
+        <w:rFonts w:ascii="Wingdings" w:hAnsi="Wingdings" w:hint="default"/>
+      </w:rPr>
+    </w:lvl>
+    <w:lvl w:ilvl="6" w:tplc="08090001" w:tentative="1">
+      <w:start w:val="1"/>
+      <w:numFmt w:val="bullet"/>
+      <w:lvlText w:val=""/>
+      <w:lvlJc w:val="left"/>
+      <w:pPr>
+        <w:ind w:left="5400" w:hanging="360"/>
+      </w:pPr>
+      <w:rPr>
+        <w:rFonts w:ascii="Symbol" w:hAnsi="Symbol" w:hint="default"/>
+      </w:rPr>
+    </w:lvl>
+    <w:lvl w:ilvl="7" w:tplc="08090003" w:tentative="1">
+      <w:start w:val="1"/>
+      <w:numFmt w:val="bullet"/>
+      <w:lvlText w:val="o"/>
+      <w:lvlJc w:val="left"/>
+      <w:pPr>
+        <w:ind w:left="6120" w:hanging="360"/>
+      </w:pPr>
+      <w:rPr>
+        <w:rFonts w:ascii="Courier New" w:hAnsi="Courier New" w:cs="Courier New" w:hint="default"/>
+      </w:rPr>
+    </w:lvl>
+    <w:lvl w:ilvl="8" w:tplc="08090005" w:tentative="1">
+      <w:start w:val="1"/>
+      <w:numFmt w:val="bullet"/>
+      <w:lvlText w:val=""/>
+      <w:lvlJc w:val="left"/>
+      <w:pPr>
+        <w:ind w:left="6840" w:hanging="360"/>
+      </w:pPr>
+      <w:rPr>
+        <w:rFonts w:ascii="Wingdings" w:hAnsi="Wingdings" w:hint="default"/>
+      </w:rPr>
+    </w:lvl>
+  </w:abstractNum>
+  <w:abstractNum w:abstractNumId="35" w15:restartNumberingAfterBreak="0">
+    <w:nsid w:val="6C653536"/>
+    <w:multiLevelType w:val="multilevel"/>
+    <w:tmpl w:val="295AE0AC"/>
+    <w:lvl w:ilvl="0">
+      <w:start w:val="1"/>
+      <w:numFmt w:val="bullet"/>
+      <w:lvlText w:val=""/>
+      <w:lvlJc w:val="left"/>
+      <w:pPr>
+        <w:tabs>
+          <w:tab w:val="num" w:pos="720"/>
+        </w:tabs>
+        <w:ind w:left="720" w:hanging="360"/>
+      </w:pPr>
+      <w:rPr>
+        <w:rFonts w:ascii="Symbol" w:hAnsi="Symbol" w:hint="default"/>
+        <w:sz w:val="20"/>
+      </w:rPr>
+    </w:lvl>
+    <w:lvl w:ilvl="1" w:tentative="1">
+      <w:start w:val="1"/>
+      <w:numFmt w:val="bullet"/>
+      <w:lvlText w:val="o"/>
+      <w:lvlJc w:val="left"/>
+      <w:pPr>
+        <w:tabs>
+          <w:tab w:val="num" w:pos="1440"/>
+        </w:tabs>
+        <w:ind w:left="1440" w:hanging="360"/>
+      </w:pPr>
+      <w:rPr>
+        <w:rFonts w:ascii="Courier New" w:hAnsi="Courier New" w:hint="default"/>
+        <w:sz w:val="20"/>
+      </w:rPr>
+    </w:lvl>
+    <w:lvl w:ilvl="2" w:tentative="1">
+      <w:start w:val="1"/>
+      <w:numFmt w:val="bullet"/>
+      <w:lvlText w:val=""/>
+      <w:lvlJc w:val="left"/>
+      <w:pPr>
+        <w:tabs>
+          <w:tab w:val="num" w:pos="2160"/>
+        </w:tabs>
+        <w:ind w:left="2160" w:hanging="360"/>
+      </w:pPr>
+      <w:rPr>
+        <w:rFonts w:ascii="Wingdings" w:hAnsi="Wingdings" w:hint="default"/>
+        <w:sz w:val="20"/>
+      </w:rPr>
+    </w:lvl>
+    <w:lvl w:ilvl="3" w:tentative="1">
+      <w:start w:val="1"/>
+      <w:numFmt w:val="bullet"/>
+      <w:lvlText w:val=""/>
+      <w:lvlJc w:val="left"/>
+      <w:pPr>
+        <w:tabs>
+          <w:tab w:val="num" w:pos="2880"/>
+        </w:tabs>
+        <w:ind w:left="2880" w:hanging="360"/>
+      </w:pPr>
+      <w:rPr>
+        <w:rFonts w:ascii="Wingdings" w:hAnsi="Wingdings" w:hint="default"/>
+        <w:sz w:val="20"/>
+      </w:rPr>
+    </w:lvl>
+    <w:lvl w:ilvl="4" w:tentative="1">
+      <w:start w:val="1"/>
+      <w:numFmt w:val="bullet"/>
+      <w:lvlText w:val=""/>
+      <w:lvlJc w:val="left"/>
+      <w:pPr>
+        <w:tabs>
+          <w:tab w:val="num" w:pos="3600"/>
+        </w:tabs>
+        <w:ind w:left="3600" w:hanging="360"/>
+      </w:pPr>
+      <w:rPr>
+        <w:rFonts w:ascii="Wingdings" w:hAnsi="Wingdings" w:hint="default"/>
+        <w:sz w:val="20"/>
+      </w:rPr>
+    </w:lvl>
+    <w:lvl w:ilvl="5" w:tentative="1">
+      <w:start w:val="1"/>
+      <w:numFmt w:val="bullet"/>
+      <w:lvlText w:val=""/>
+      <w:lvlJc w:val="left"/>
+      <w:pPr>
+        <w:tabs>
+          <w:tab w:val="num" w:pos="4320"/>
+        </w:tabs>
+        <w:ind w:left="4320" w:hanging="360"/>
+      </w:pPr>
+      <w:rPr>
+        <w:rFonts w:ascii="Wingdings" w:hAnsi="Wingdings" w:hint="default"/>
+        <w:sz w:val="20"/>
+      </w:rPr>
+    </w:lvl>
+    <w:lvl w:ilvl="6" w:tentative="1">
+      <w:start w:val="1"/>
+      <w:numFmt w:val="bullet"/>
+      <w:lvlText w:val=""/>
+      <w:lvlJc w:val="left"/>
+      <w:pPr>
+        <w:tabs>
+          <w:tab w:val="num" w:pos="5040"/>
+        </w:tabs>
+        <w:ind w:left="5040" w:hanging="360"/>
+      </w:pPr>
+      <w:rPr>
+        <w:rFonts w:ascii="Wingdings" w:hAnsi="Wingdings" w:hint="default"/>
+        <w:sz w:val="20"/>
+      </w:rPr>
+    </w:lvl>
+    <w:lvl w:ilvl="7" w:tentative="1">
+      <w:start w:val="1"/>
+      <w:numFmt w:val="bullet"/>
+      <w:lvlText w:val=""/>
+      <w:lvlJc w:val="left"/>
+      <w:pPr>
+        <w:tabs>
+          <w:tab w:val="num" w:pos="5760"/>
+        </w:tabs>
+        <w:ind w:left="5760" w:hanging="360"/>
+      </w:pPr>
+      <w:rPr>
+        <w:rFonts w:ascii="Wingdings" w:hAnsi="Wingdings" w:hint="default"/>
+        <w:sz w:val="20"/>
+      </w:rPr>
+    </w:lvl>
+    <w:lvl w:ilvl="8" w:tentative="1">
+      <w:start w:val="1"/>
+      <w:numFmt w:val="bullet"/>
+      <w:lvlText w:val=""/>
+      <w:lvlJc w:val="left"/>
+      <w:pPr>
+        <w:tabs>
+          <w:tab w:val="num" w:pos="6480"/>
+        </w:tabs>
+        <w:ind w:left="6480" w:hanging="360"/>
+      </w:pPr>
+      <w:rPr>
+        <w:rFonts w:ascii="Wingdings" w:hAnsi="Wingdings" w:hint="default"/>
+        <w:sz w:val="20"/>
+      </w:rPr>
+    </w:lvl>
+  </w:abstractNum>
+  <w:abstractNum w:abstractNumId="36" w15:restartNumberingAfterBreak="0">
     <w:nsid w:val="6C973754"/>
     <w:multiLevelType w:val="hybridMultilevel"/>
     <w:tmpl w:val="B15EEF08"/>
@@ -6518,7 +10896,567 @@
       </w:pPr>
     </w:lvl>
   </w:abstractNum>
-  <w:abstractNum w:abstractNumId="14" w15:restartNumberingAfterBreak="0">
+  <w:abstractNum w:abstractNumId="37" w15:restartNumberingAfterBreak="0">
+    <w:nsid w:val="6E1272B5"/>
+    <w:multiLevelType w:val="multilevel"/>
+    <w:tmpl w:val="BD7CCE60"/>
+    <w:lvl w:ilvl="0">
+      <w:start w:val="1"/>
+      <w:numFmt w:val="bullet"/>
+      <w:lvlText w:val=""/>
+      <w:lvlJc w:val="left"/>
+      <w:pPr>
+        <w:tabs>
+          <w:tab w:val="num" w:pos="720"/>
+        </w:tabs>
+        <w:ind w:left="720" w:hanging="360"/>
+      </w:pPr>
+      <w:rPr>
+        <w:rFonts w:ascii="Symbol" w:hAnsi="Symbol" w:hint="default"/>
+        <w:sz w:val="20"/>
+      </w:rPr>
+    </w:lvl>
+    <w:lvl w:ilvl="1" w:tentative="1">
+      <w:start w:val="1"/>
+      <w:numFmt w:val="bullet"/>
+      <w:lvlText w:val="o"/>
+      <w:lvlJc w:val="left"/>
+      <w:pPr>
+        <w:tabs>
+          <w:tab w:val="num" w:pos="1440"/>
+        </w:tabs>
+        <w:ind w:left="1440" w:hanging="360"/>
+      </w:pPr>
+      <w:rPr>
+        <w:rFonts w:ascii="Courier New" w:hAnsi="Courier New" w:hint="default"/>
+        <w:sz w:val="20"/>
+      </w:rPr>
+    </w:lvl>
+    <w:lvl w:ilvl="2" w:tentative="1">
+      <w:start w:val="1"/>
+      <w:numFmt w:val="bullet"/>
+      <w:lvlText w:val=""/>
+      <w:lvlJc w:val="left"/>
+      <w:pPr>
+        <w:tabs>
+          <w:tab w:val="num" w:pos="2160"/>
+        </w:tabs>
+        <w:ind w:left="2160" w:hanging="360"/>
+      </w:pPr>
+      <w:rPr>
+        <w:rFonts w:ascii="Wingdings" w:hAnsi="Wingdings" w:hint="default"/>
+        <w:sz w:val="20"/>
+      </w:rPr>
+    </w:lvl>
+    <w:lvl w:ilvl="3" w:tentative="1">
+      <w:start w:val="1"/>
+      <w:numFmt w:val="bullet"/>
+      <w:lvlText w:val=""/>
+      <w:lvlJc w:val="left"/>
+      <w:pPr>
+        <w:tabs>
+          <w:tab w:val="num" w:pos="2880"/>
+        </w:tabs>
+        <w:ind w:left="2880" w:hanging="360"/>
+      </w:pPr>
+      <w:rPr>
+        <w:rFonts w:ascii="Wingdings" w:hAnsi="Wingdings" w:hint="default"/>
+        <w:sz w:val="20"/>
+      </w:rPr>
+    </w:lvl>
+    <w:lvl w:ilvl="4" w:tentative="1">
+      <w:start w:val="1"/>
+      <w:numFmt w:val="bullet"/>
+      <w:lvlText w:val=""/>
+      <w:lvlJc w:val="left"/>
+      <w:pPr>
+        <w:tabs>
+          <w:tab w:val="num" w:pos="3600"/>
+        </w:tabs>
+        <w:ind w:left="3600" w:hanging="360"/>
+      </w:pPr>
+      <w:rPr>
+        <w:rFonts w:ascii="Wingdings" w:hAnsi="Wingdings" w:hint="default"/>
+        <w:sz w:val="20"/>
+      </w:rPr>
+    </w:lvl>
+    <w:lvl w:ilvl="5" w:tentative="1">
+      <w:start w:val="1"/>
+      <w:numFmt w:val="bullet"/>
+      <w:lvlText w:val=""/>
+      <w:lvlJc w:val="left"/>
+      <w:pPr>
+        <w:tabs>
+          <w:tab w:val="num" w:pos="4320"/>
+        </w:tabs>
+        <w:ind w:left="4320" w:hanging="360"/>
+      </w:pPr>
+      <w:rPr>
+        <w:rFonts w:ascii="Wingdings" w:hAnsi="Wingdings" w:hint="default"/>
+        <w:sz w:val="20"/>
+      </w:rPr>
+    </w:lvl>
+    <w:lvl w:ilvl="6" w:tentative="1">
+      <w:start w:val="1"/>
+      <w:numFmt w:val="bullet"/>
+      <w:lvlText w:val=""/>
+      <w:lvlJc w:val="left"/>
+      <w:pPr>
+        <w:tabs>
+          <w:tab w:val="num" w:pos="5040"/>
+        </w:tabs>
+        <w:ind w:left="5040" w:hanging="360"/>
+      </w:pPr>
+      <w:rPr>
+        <w:rFonts w:ascii="Wingdings" w:hAnsi="Wingdings" w:hint="default"/>
+        <w:sz w:val="20"/>
+      </w:rPr>
+    </w:lvl>
+    <w:lvl w:ilvl="7" w:tentative="1">
+      <w:start w:val="1"/>
+      <w:numFmt w:val="bullet"/>
+      <w:lvlText w:val=""/>
+      <w:lvlJc w:val="left"/>
+      <w:pPr>
+        <w:tabs>
+          <w:tab w:val="num" w:pos="5760"/>
+        </w:tabs>
+        <w:ind w:left="5760" w:hanging="360"/>
+      </w:pPr>
+      <w:rPr>
+        <w:rFonts w:ascii="Wingdings" w:hAnsi="Wingdings" w:hint="default"/>
+        <w:sz w:val="20"/>
+      </w:rPr>
+    </w:lvl>
+    <w:lvl w:ilvl="8" w:tentative="1">
+      <w:start w:val="1"/>
+      <w:numFmt w:val="bullet"/>
+      <w:lvlText w:val=""/>
+      <w:lvlJc w:val="left"/>
+      <w:pPr>
+        <w:tabs>
+          <w:tab w:val="num" w:pos="6480"/>
+        </w:tabs>
+        <w:ind w:left="6480" w:hanging="360"/>
+      </w:pPr>
+      <w:rPr>
+        <w:rFonts w:ascii="Wingdings" w:hAnsi="Wingdings" w:hint="default"/>
+        <w:sz w:val="20"/>
+      </w:rPr>
+    </w:lvl>
+  </w:abstractNum>
+  <w:abstractNum w:abstractNumId="38" w15:restartNumberingAfterBreak="0">
+    <w:nsid w:val="6E37009E"/>
+    <w:multiLevelType w:val="multilevel"/>
+    <w:tmpl w:val="A678CA00"/>
+    <w:lvl w:ilvl="0">
+      <w:start w:val="1"/>
+      <w:numFmt w:val="bullet"/>
+      <w:lvlText w:val=""/>
+      <w:lvlJc w:val="left"/>
+      <w:pPr>
+        <w:tabs>
+          <w:tab w:val="num" w:pos="720"/>
+        </w:tabs>
+        <w:ind w:left="720" w:hanging="360"/>
+      </w:pPr>
+      <w:rPr>
+        <w:rFonts w:ascii="Symbol" w:hAnsi="Symbol" w:hint="default"/>
+        <w:sz w:val="20"/>
+      </w:rPr>
+    </w:lvl>
+    <w:lvl w:ilvl="1" w:tentative="1">
+      <w:start w:val="1"/>
+      <w:numFmt w:val="bullet"/>
+      <w:lvlText w:val="o"/>
+      <w:lvlJc w:val="left"/>
+      <w:pPr>
+        <w:tabs>
+          <w:tab w:val="num" w:pos="1440"/>
+        </w:tabs>
+        <w:ind w:left="1440" w:hanging="360"/>
+      </w:pPr>
+      <w:rPr>
+        <w:rFonts w:ascii="Courier New" w:hAnsi="Courier New" w:hint="default"/>
+        <w:sz w:val="20"/>
+      </w:rPr>
+    </w:lvl>
+    <w:lvl w:ilvl="2" w:tentative="1">
+      <w:start w:val="1"/>
+      <w:numFmt w:val="bullet"/>
+      <w:lvlText w:val=""/>
+      <w:lvlJc w:val="left"/>
+      <w:pPr>
+        <w:tabs>
+          <w:tab w:val="num" w:pos="2160"/>
+        </w:tabs>
+        <w:ind w:left="2160" w:hanging="360"/>
+      </w:pPr>
+      <w:rPr>
+        <w:rFonts w:ascii="Wingdings" w:hAnsi="Wingdings" w:hint="default"/>
+        <w:sz w:val="20"/>
+      </w:rPr>
+    </w:lvl>
+    <w:lvl w:ilvl="3" w:tentative="1">
+      <w:start w:val="1"/>
+      <w:numFmt w:val="bullet"/>
+      <w:lvlText w:val=""/>
+      <w:lvlJc w:val="left"/>
+      <w:pPr>
+        <w:tabs>
+          <w:tab w:val="num" w:pos="2880"/>
+        </w:tabs>
+        <w:ind w:left="2880" w:hanging="360"/>
+      </w:pPr>
+      <w:rPr>
+        <w:rFonts w:ascii="Wingdings" w:hAnsi="Wingdings" w:hint="default"/>
+        <w:sz w:val="20"/>
+      </w:rPr>
+    </w:lvl>
+    <w:lvl w:ilvl="4" w:tentative="1">
+      <w:start w:val="1"/>
+      <w:numFmt w:val="bullet"/>
+      <w:lvlText w:val=""/>
+      <w:lvlJc w:val="left"/>
+      <w:pPr>
+        <w:tabs>
+          <w:tab w:val="num" w:pos="3600"/>
+        </w:tabs>
+        <w:ind w:left="3600" w:hanging="360"/>
+      </w:pPr>
+      <w:rPr>
+        <w:rFonts w:ascii="Wingdings" w:hAnsi="Wingdings" w:hint="default"/>
+        <w:sz w:val="20"/>
+      </w:rPr>
+    </w:lvl>
+    <w:lvl w:ilvl="5" w:tentative="1">
+      <w:start w:val="1"/>
+      <w:numFmt w:val="bullet"/>
+      <w:lvlText w:val=""/>
+      <w:lvlJc w:val="left"/>
+      <w:pPr>
+        <w:tabs>
+          <w:tab w:val="num" w:pos="4320"/>
+        </w:tabs>
+        <w:ind w:left="4320" w:hanging="360"/>
+      </w:pPr>
+      <w:rPr>
+        <w:rFonts w:ascii="Wingdings" w:hAnsi="Wingdings" w:hint="default"/>
+        <w:sz w:val="20"/>
+      </w:rPr>
+    </w:lvl>
+    <w:lvl w:ilvl="6" w:tentative="1">
+      <w:start w:val="1"/>
+      <w:numFmt w:val="bullet"/>
+      <w:lvlText w:val=""/>
+      <w:lvlJc w:val="left"/>
+      <w:pPr>
+        <w:tabs>
+          <w:tab w:val="num" w:pos="5040"/>
+        </w:tabs>
+        <w:ind w:left="5040" w:hanging="360"/>
+      </w:pPr>
+      <w:rPr>
+        <w:rFonts w:ascii="Wingdings" w:hAnsi="Wingdings" w:hint="default"/>
+        <w:sz w:val="20"/>
+      </w:rPr>
+    </w:lvl>
+    <w:lvl w:ilvl="7" w:tentative="1">
+      <w:start w:val="1"/>
+      <w:numFmt w:val="bullet"/>
+      <w:lvlText w:val=""/>
+      <w:lvlJc w:val="left"/>
+      <w:pPr>
+        <w:tabs>
+          <w:tab w:val="num" w:pos="5760"/>
+        </w:tabs>
+        <w:ind w:left="5760" w:hanging="360"/>
+      </w:pPr>
+      <w:rPr>
+        <w:rFonts w:ascii="Wingdings" w:hAnsi="Wingdings" w:hint="default"/>
+        <w:sz w:val="20"/>
+      </w:rPr>
+    </w:lvl>
+    <w:lvl w:ilvl="8" w:tentative="1">
+      <w:start w:val="1"/>
+      <w:numFmt w:val="bullet"/>
+      <w:lvlText w:val=""/>
+      <w:lvlJc w:val="left"/>
+      <w:pPr>
+        <w:tabs>
+          <w:tab w:val="num" w:pos="6480"/>
+        </w:tabs>
+        <w:ind w:left="6480" w:hanging="360"/>
+      </w:pPr>
+      <w:rPr>
+        <w:rFonts w:ascii="Wingdings" w:hAnsi="Wingdings" w:hint="default"/>
+        <w:sz w:val="20"/>
+      </w:rPr>
+    </w:lvl>
+  </w:abstractNum>
+  <w:abstractNum w:abstractNumId="39" w15:restartNumberingAfterBreak="0">
+    <w:nsid w:val="72270812"/>
+    <w:multiLevelType w:val="multilevel"/>
+    <w:tmpl w:val="9B1856B0"/>
+    <w:lvl w:ilvl="0">
+      <w:start w:val="1"/>
+      <w:numFmt w:val="bullet"/>
+      <w:lvlText w:val=""/>
+      <w:lvlJc w:val="left"/>
+      <w:pPr>
+        <w:tabs>
+          <w:tab w:val="num" w:pos="720"/>
+        </w:tabs>
+        <w:ind w:left="720" w:hanging="360"/>
+      </w:pPr>
+      <w:rPr>
+        <w:rFonts w:ascii="Symbol" w:hAnsi="Symbol" w:hint="default"/>
+        <w:sz w:val="20"/>
+      </w:rPr>
+    </w:lvl>
+    <w:lvl w:ilvl="1" w:tentative="1">
+      <w:start w:val="1"/>
+      <w:numFmt w:val="bullet"/>
+      <w:lvlText w:val="o"/>
+      <w:lvlJc w:val="left"/>
+      <w:pPr>
+        <w:tabs>
+          <w:tab w:val="num" w:pos="1440"/>
+        </w:tabs>
+        <w:ind w:left="1440" w:hanging="360"/>
+      </w:pPr>
+      <w:rPr>
+        <w:rFonts w:ascii="Courier New" w:hAnsi="Courier New" w:hint="default"/>
+        <w:sz w:val="20"/>
+      </w:rPr>
+    </w:lvl>
+    <w:lvl w:ilvl="2" w:tentative="1">
+      <w:start w:val="1"/>
+      <w:numFmt w:val="bullet"/>
+      <w:lvlText w:val=""/>
+      <w:lvlJc w:val="left"/>
+      <w:pPr>
+        <w:tabs>
+          <w:tab w:val="num" w:pos="2160"/>
+        </w:tabs>
+        <w:ind w:left="2160" w:hanging="360"/>
+      </w:pPr>
+      <w:rPr>
+        <w:rFonts w:ascii="Wingdings" w:hAnsi="Wingdings" w:hint="default"/>
+        <w:sz w:val="20"/>
+      </w:rPr>
+    </w:lvl>
+    <w:lvl w:ilvl="3" w:tentative="1">
+      <w:start w:val="1"/>
+      <w:numFmt w:val="bullet"/>
+      <w:lvlText w:val=""/>
+      <w:lvlJc w:val="left"/>
+      <w:pPr>
+        <w:tabs>
+          <w:tab w:val="num" w:pos="2880"/>
+        </w:tabs>
+        <w:ind w:left="2880" w:hanging="360"/>
+      </w:pPr>
+      <w:rPr>
+        <w:rFonts w:ascii="Wingdings" w:hAnsi="Wingdings" w:hint="default"/>
+        <w:sz w:val="20"/>
+      </w:rPr>
+    </w:lvl>
+    <w:lvl w:ilvl="4" w:tentative="1">
+      <w:start w:val="1"/>
+      <w:numFmt w:val="bullet"/>
+      <w:lvlText w:val=""/>
+      <w:lvlJc w:val="left"/>
+      <w:pPr>
+        <w:tabs>
+          <w:tab w:val="num" w:pos="3600"/>
+        </w:tabs>
+        <w:ind w:left="3600" w:hanging="360"/>
+      </w:pPr>
+      <w:rPr>
+        <w:rFonts w:ascii="Wingdings" w:hAnsi="Wingdings" w:hint="default"/>
+        <w:sz w:val="20"/>
+      </w:rPr>
+    </w:lvl>
+    <w:lvl w:ilvl="5" w:tentative="1">
+      <w:start w:val="1"/>
+      <w:numFmt w:val="bullet"/>
+      <w:lvlText w:val=""/>
+      <w:lvlJc w:val="left"/>
+      <w:pPr>
+        <w:tabs>
+          <w:tab w:val="num" w:pos="4320"/>
+        </w:tabs>
+        <w:ind w:left="4320" w:hanging="360"/>
+      </w:pPr>
+      <w:rPr>
+        <w:rFonts w:ascii="Wingdings" w:hAnsi="Wingdings" w:hint="default"/>
+        <w:sz w:val="20"/>
+      </w:rPr>
+    </w:lvl>
+    <w:lvl w:ilvl="6" w:tentative="1">
+      <w:start w:val="1"/>
+      <w:numFmt w:val="bullet"/>
+      <w:lvlText w:val=""/>
+      <w:lvlJc w:val="left"/>
+      <w:pPr>
+        <w:tabs>
+          <w:tab w:val="num" w:pos="5040"/>
+        </w:tabs>
+        <w:ind w:left="5040" w:hanging="360"/>
+      </w:pPr>
+      <w:rPr>
+        <w:rFonts w:ascii="Wingdings" w:hAnsi="Wingdings" w:hint="default"/>
+        <w:sz w:val="20"/>
+      </w:rPr>
+    </w:lvl>
+    <w:lvl w:ilvl="7" w:tentative="1">
+      <w:start w:val="1"/>
+      <w:numFmt w:val="bullet"/>
+      <w:lvlText w:val=""/>
+      <w:lvlJc w:val="left"/>
+      <w:pPr>
+        <w:tabs>
+          <w:tab w:val="num" w:pos="5760"/>
+        </w:tabs>
+        <w:ind w:left="5760" w:hanging="360"/>
+      </w:pPr>
+      <w:rPr>
+        <w:rFonts w:ascii="Wingdings" w:hAnsi="Wingdings" w:hint="default"/>
+        <w:sz w:val="20"/>
+      </w:rPr>
+    </w:lvl>
+    <w:lvl w:ilvl="8" w:tentative="1">
+      <w:start w:val="1"/>
+      <w:numFmt w:val="bullet"/>
+      <w:lvlText w:val=""/>
+      <w:lvlJc w:val="left"/>
+      <w:pPr>
+        <w:tabs>
+          <w:tab w:val="num" w:pos="6480"/>
+        </w:tabs>
+        <w:ind w:left="6480" w:hanging="360"/>
+      </w:pPr>
+      <w:rPr>
+        <w:rFonts w:ascii="Wingdings" w:hAnsi="Wingdings" w:hint="default"/>
+        <w:sz w:val="20"/>
+      </w:rPr>
+    </w:lvl>
+  </w:abstractNum>
+  <w:abstractNum w:abstractNumId="40" w15:restartNumberingAfterBreak="0">
+    <w:nsid w:val="743F6501"/>
+    <w:multiLevelType w:val="hybridMultilevel"/>
+    <w:tmpl w:val="63C01828"/>
+    <w:lvl w:ilvl="0" w:tplc="08090001">
+      <w:start w:val="1"/>
+      <w:numFmt w:val="bullet"/>
+      <w:lvlText w:val=""/>
+      <w:lvlJc w:val="left"/>
+      <w:pPr>
+        <w:ind w:left="1080" w:hanging="360"/>
+      </w:pPr>
+      <w:rPr>
+        <w:rFonts w:ascii="Symbol" w:hAnsi="Symbol" w:hint="default"/>
+      </w:rPr>
+    </w:lvl>
+    <w:lvl w:ilvl="1" w:tplc="08090003" w:tentative="1">
+      <w:start w:val="1"/>
+      <w:numFmt w:val="bullet"/>
+      <w:lvlText w:val="o"/>
+      <w:lvlJc w:val="left"/>
+      <w:pPr>
+        <w:ind w:left="1800" w:hanging="360"/>
+      </w:pPr>
+      <w:rPr>
+        <w:rFonts w:ascii="Courier New" w:hAnsi="Courier New" w:cs="Courier New" w:hint="default"/>
+      </w:rPr>
+    </w:lvl>
+    <w:lvl w:ilvl="2" w:tplc="08090005" w:tentative="1">
+      <w:start w:val="1"/>
+      <w:numFmt w:val="bullet"/>
+      <w:lvlText w:val=""/>
+      <w:lvlJc w:val="left"/>
+      <w:pPr>
+        <w:ind w:left="2520" w:hanging="360"/>
+      </w:pPr>
+      <w:rPr>
+        <w:rFonts w:ascii="Wingdings" w:hAnsi="Wingdings" w:hint="default"/>
+      </w:rPr>
+    </w:lvl>
+    <w:lvl w:ilvl="3" w:tplc="08090001" w:tentative="1">
+      <w:start w:val="1"/>
+      <w:numFmt w:val="bullet"/>
+      <w:lvlText w:val=""/>
+      <w:lvlJc w:val="left"/>
+      <w:pPr>
+        <w:ind w:left="3240" w:hanging="360"/>
+      </w:pPr>
+      <w:rPr>
+        <w:rFonts w:ascii="Symbol" w:hAnsi="Symbol" w:hint="default"/>
+      </w:rPr>
+    </w:lvl>
+    <w:lvl w:ilvl="4" w:tplc="08090003" w:tentative="1">
+      <w:start w:val="1"/>
+      <w:numFmt w:val="bullet"/>
+      <w:lvlText w:val="o"/>
+      <w:lvlJc w:val="left"/>
+      <w:pPr>
+        <w:ind w:left="3960" w:hanging="360"/>
+      </w:pPr>
+      <w:rPr>
+        <w:rFonts w:ascii="Courier New" w:hAnsi="Courier New" w:cs="Courier New" w:hint="default"/>
+      </w:rPr>
+    </w:lvl>
+    <w:lvl w:ilvl="5" w:tplc="08090005" w:tentative="1">
+      <w:start w:val="1"/>
+      <w:numFmt w:val="bullet"/>
+      <w:lvlText w:val=""/>
+      <w:lvlJc w:val="left"/>
+      <w:pPr>
+        <w:ind w:left="4680" w:hanging="360"/>
+      </w:pPr>
+      <w:rPr>
+        <w:rFonts w:ascii="Wingdings" w:hAnsi="Wingdings" w:hint="default"/>
+      </w:rPr>
+    </w:lvl>
+    <w:lvl w:ilvl="6" w:tplc="08090001" w:tentative="1">
+      <w:start w:val="1"/>
+      <w:numFmt w:val="bullet"/>
+      <w:lvlText w:val=""/>
+      <w:lvlJc w:val="left"/>
+      <w:pPr>
+        <w:ind w:left="5400" w:hanging="360"/>
+      </w:pPr>
+      <w:rPr>
+        <w:rFonts w:ascii="Symbol" w:hAnsi="Symbol" w:hint="default"/>
+      </w:rPr>
+    </w:lvl>
+    <w:lvl w:ilvl="7" w:tplc="08090003" w:tentative="1">
+      <w:start w:val="1"/>
+      <w:numFmt w:val="bullet"/>
+      <w:lvlText w:val="o"/>
+      <w:lvlJc w:val="left"/>
+      <w:pPr>
+        <w:ind w:left="6120" w:hanging="360"/>
+      </w:pPr>
+      <w:rPr>
+        <w:rFonts w:ascii="Courier New" w:hAnsi="Courier New" w:cs="Courier New" w:hint="default"/>
+      </w:rPr>
+    </w:lvl>
+    <w:lvl w:ilvl="8" w:tplc="08090005" w:tentative="1">
+      <w:start w:val="1"/>
+      <w:numFmt w:val="bullet"/>
+      <w:lvlText w:val=""/>
+      <w:lvlJc w:val="left"/>
+      <w:pPr>
+        <w:ind w:left="6840" w:hanging="360"/>
+      </w:pPr>
+      <w:rPr>
+        <w:rFonts w:ascii="Wingdings" w:hAnsi="Wingdings" w:hint="default"/>
+      </w:rPr>
+    </w:lvl>
+  </w:abstractNum>
+  <w:abstractNum w:abstractNumId="41" w15:restartNumberingAfterBreak="0">
     <w:nsid w:val="74967EE5"/>
     <w:multiLevelType w:val="multilevel"/>
     <w:tmpl w:val="C1B26516"/>
@@ -6667,10 +11605,10 @@
       </w:rPr>
     </w:lvl>
   </w:abstractNum>
-  <w:abstractNum w:abstractNumId="15" w15:restartNumberingAfterBreak="0">
+  <w:abstractNum w:abstractNumId="42" w15:restartNumberingAfterBreak="0">
     <w:nsid w:val="76166D91"/>
     <w:multiLevelType w:val="hybridMultilevel"/>
-    <w:tmpl w:val="66789A46"/>
+    <w:tmpl w:val="64DEF1A2"/>
     <w:lvl w:ilvl="0" w:tplc="0809000F">
       <w:start w:val="1"/>
       <w:numFmt w:val="decimal"/>
@@ -6753,7 +11691,7 @@
       </w:pPr>
     </w:lvl>
   </w:abstractNum>
-  <w:abstractNum w:abstractNumId="16" w15:restartNumberingAfterBreak="0">
+  <w:abstractNum w:abstractNumId="43" w15:restartNumberingAfterBreak="0">
     <w:nsid w:val="771B1EFD"/>
     <w:multiLevelType w:val="multilevel"/>
     <w:tmpl w:val="FACE4B48"/>
@@ -6902,56 +11840,289 @@
       </w:rPr>
     </w:lvl>
   </w:abstractNum>
+  <w:abstractNum w:abstractNumId="44" w15:restartNumberingAfterBreak="0">
+    <w:nsid w:val="7C8957D1"/>
+    <w:multiLevelType w:val="multilevel"/>
+    <w:tmpl w:val="53E25914"/>
+    <w:lvl w:ilvl="0">
+      <w:start w:val="1"/>
+      <w:numFmt w:val="bullet"/>
+      <w:lvlText w:val=""/>
+      <w:lvlJc w:val="left"/>
+      <w:pPr>
+        <w:tabs>
+          <w:tab w:val="num" w:pos="720"/>
+        </w:tabs>
+        <w:ind w:left="720" w:hanging="360"/>
+      </w:pPr>
+      <w:rPr>
+        <w:rFonts w:ascii="Symbol" w:hAnsi="Symbol" w:hint="default"/>
+        <w:sz w:val="20"/>
+      </w:rPr>
+    </w:lvl>
+    <w:lvl w:ilvl="1" w:tentative="1">
+      <w:start w:val="1"/>
+      <w:numFmt w:val="bullet"/>
+      <w:lvlText w:val="o"/>
+      <w:lvlJc w:val="left"/>
+      <w:pPr>
+        <w:tabs>
+          <w:tab w:val="num" w:pos="1440"/>
+        </w:tabs>
+        <w:ind w:left="1440" w:hanging="360"/>
+      </w:pPr>
+      <w:rPr>
+        <w:rFonts w:ascii="Courier New" w:hAnsi="Courier New" w:hint="default"/>
+        <w:sz w:val="20"/>
+      </w:rPr>
+    </w:lvl>
+    <w:lvl w:ilvl="2" w:tentative="1">
+      <w:start w:val="1"/>
+      <w:numFmt w:val="bullet"/>
+      <w:lvlText w:val=""/>
+      <w:lvlJc w:val="left"/>
+      <w:pPr>
+        <w:tabs>
+          <w:tab w:val="num" w:pos="2160"/>
+        </w:tabs>
+        <w:ind w:left="2160" w:hanging="360"/>
+      </w:pPr>
+      <w:rPr>
+        <w:rFonts w:ascii="Wingdings" w:hAnsi="Wingdings" w:hint="default"/>
+        <w:sz w:val="20"/>
+      </w:rPr>
+    </w:lvl>
+    <w:lvl w:ilvl="3" w:tentative="1">
+      <w:start w:val="1"/>
+      <w:numFmt w:val="bullet"/>
+      <w:lvlText w:val=""/>
+      <w:lvlJc w:val="left"/>
+      <w:pPr>
+        <w:tabs>
+          <w:tab w:val="num" w:pos="2880"/>
+        </w:tabs>
+        <w:ind w:left="2880" w:hanging="360"/>
+      </w:pPr>
+      <w:rPr>
+        <w:rFonts w:ascii="Wingdings" w:hAnsi="Wingdings" w:hint="default"/>
+        <w:sz w:val="20"/>
+      </w:rPr>
+    </w:lvl>
+    <w:lvl w:ilvl="4" w:tentative="1">
+      <w:start w:val="1"/>
+      <w:numFmt w:val="bullet"/>
+      <w:lvlText w:val=""/>
+      <w:lvlJc w:val="left"/>
+      <w:pPr>
+        <w:tabs>
+          <w:tab w:val="num" w:pos="3600"/>
+        </w:tabs>
+        <w:ind w:left="3600" w:hanging="360"/>
+      </w:pPr>
+      <w:rPr>
+        <w:rFonts w:ascii="Wingdings" w:hAnsi="Wingdings" w:hint="default"/>
+        <w:sz w:val="20"/>
+      </w:rPr>
+    </w:lvl>
+    <w:lvl w:ilvl="5" w:tentative="1">
+      <w:start w:val="1"/>
+      <w:numFmt w:val="bullet"/>
+      <w:lvlText w:val=""/>
+      <w:lvlJc w:val="left"/>
+      <w:pPr>
+        <w:tabs>
+          <w:tab w:val="num" w:pos="4320"/>
+        </w:tabs>
+        <w:ind w:left="4320" w:hanging="360"/>
+      </w:pPr>
+      <w:rPr>
+        <w:rFonts w:ascii="Wingdings" w:hAnsi="Wingdings" w:hint="default"/>
+        <w:sz w:val="20"/>
+      </w:rPr>
+    </w:lvl>
+    <w:lvl w:ilvl="6" w:tentative="1">
+      <w:start w:val="1"/>
+      <w:numFmt w:val="bullet"/>
+      <w:lvlText w:val=""/>
+      <w:lvlJc w:val="left"/>
+      <w:pPr>
+        <w:tabs>
+          <w:tab w:val="num" w:pos="5040"/>
+        </w:tabs>
+        <w:ind w:left="5040" w:hanging="360"/>
+      </w:pPr>
+      <w:rPr>
+        <w:rFonts w:ascii="Wingdings" w:hAnsi="Wingdings" w:hint="default"/>
+        <w:sz w:val="20"/>
+      </w:rPr>
+    </w:lvl>
+    <w:lvl w:ilvl="7" w:tentative="1">
+      <w:start w:val="1"/>
+      <w:numFmt w:val="bullet"/>
+      <w:lvlText w:val=""/>
+      <w:lvlJc w:val="left"/>
+      <w:pPr>
+        <w:tabs>
+          <w:tab w:val="num" w:pos="5760"/>
+        </w:tabs>
+        <w:ind w:left="5760" w:hanging="360"/>
+      </w:pPr>
+      <w:rPr>
+        <w:rFonts w:ascii="Wingdings" w:hAnsi="Wingdings" w:hint="default"/>
+        <w:sz w:val="20"/>
+      </w:rPr>
+    </w:lvl>
+    <w:lvl w:ilvl="8" w:tentative="1">
+      <w:start w:val="1"/>
+      <w:numFmt w:val="bullet"/>
+      <w:lvlText w:val=""/>
+      <w:lvlJc w:val="left"/>
+      <w:pPr>
+        <w:tabs>
+          <w:tab w:val="num" w:pos="6480"/>
+        </w:tabs>
+        <w:ind w:left="6480" w:hanging="360"/>
+      </w:pPr>
+      <w:rPr>
+        <w:rFonts w:ascii="Wingdings" w:hAnsi="Wingdings" w:hint="default"/>
+        <w:sz w:val="20"/>
+      </w:rPr>
+    </w:lvl>
+  </w:abstractNum>
   <w:num w:numId="1" w16cid:durableId="1860506373">
+    <w:abstractNumId w:val="22"/>
+  </w:num>
+  <w:num w:numId="2" w16cid:durableId="798492883">
+    <w:abstractNumId w:val="18"/>
+  </w:num>
+  <w:num w:numId="3" w16cid:durableId="1458597493">
+    <w:abstractNumId w:val="7"/>
+  </w:num>
+  <w:num w:numId="4" w16cid:durableId="1337884211">
+    <w:abstractNumId w:val="6"/>
+  </w:num>
+  <w:num w:numId="5" w16cid:durableId="890726933">
     <w:abstractNumId w:val="9"/>
   </w:num>
-  <w:num w:numId="2" w16cid:durableId="798492883">
+  <w:num w:numId="6" w16cid:durableId="1346664762">
+    <w:abstractNumId w:val="28"/>
+  </w:num>
+  <w:num w:numId="7" w16cid:durableId="1797867754">
+    <w:abstractNumId w:val="41"/>
+  </w:num>
+  <w:num w:numId="8" w16cid:durableId="1361004620">
+    <w:abstractNumId w:val="10"/>
+  </w:num>
+  <w:num w:numId="9" w16cid:durableId="1484010768">
+    <w:abstractNumId w:val="16"/>
+  </w:num>
+  <w:num w:numId="10" w16cid:durableId="1530099783">
+    <w:abstractNumId w:val="19"/>
+  </w:num>
+  <w:num w:numId="11" w16cid:durableId="371466175">
+    <w:abstractNumId w:val="30"/>
+  </w:num>
+  <w:num w:numId="12" w16cid:durableId="246153348">
+    <w:abstractNumId w:val="20"/>
+  </w:num>
+  <w:num w:numId="13" w16cid:durableId="606423666">
+    <w:abstractNumId w:val="29"/>
+  </w:num>
+  <w:num w:numId="14" w16cid:durableId="1377508059">
+    <w:abstractNumId w:val="43"/>
+  </w:num>
+  <w:num w:numId="15" w16cid:durableId="1492064561">
+    <w:abstractNumId w:val="21"/>
+  </w:num>
+  <w:num w:numId="16" w16cid:durableId="55513491">
+    <w:abstractNumId w:val="36"/>
+  </w:num>
+  <w:num w:numId="17" w16cid:durableId="2008750000">
+    <w:abstractNumId w:val="42"/>
+  </w:num>
+  <w:num w:numId="18" w16cid:durableId="811217975">
+    <w:abstractNumId w:val="8"/>
+  </w:num>
+  <w:num w:numId="19" w16cid:durableId="470562945">
+    <w:abstractNumId w:val="39"/>
+  </w:num>
+  <w:num w:numId="20" w16cid:durableId="1747260229">
+    <w:abstractNumId w:val="44"/>
+  </w:num>
+  <w:num w:numId="21" w16cid:durableId="1898972769">
+    <w:abstractNumId w:val="38"/>
+  </w:num>
+  <w:num w:numId="22" w16cid:durableId="1943341036">
+    <w:abstractNumId w:val="35"/>
+  </w:num>
+  <w:num w:numId="23" w16cid:durableId="550924568">
+    <w:abstractNumId w:val="0"/>
+  </w:num>
+  <w:num w:numId="24" w16cid:durableId="1276254100">
+    <w:abstractNumId w:val="32"/>
+  </w:num>
+  <w:num w:numId="25" w16cid:durableId="1068652876">
+    <w:abstractNumId w:val="11"/>
+  </w:num>
+  <w:num w:numId="26" w16cid:durableId="1591574094">
+    <w:abstractNumId w:val="33"/>
+  </w:num>
+  <w:num w:numId="27" w16cid:durableId="1453592296">
+    <w:abstractNumId w:val="1"/>
+  </w:num>
+  <w:num w:numId="28" w16cid:durableId="316156282">
+    <w:abstractNumId w:val="25"/>
+  </w:num>
+  <w:num w:numId="29" w16cid:durableId="1733847146">
+    <w:abstractNumId w:val="34"/>
+  </w:num>
+  <w:num w:numId="30" w16cid:durableId="2110537970">
+    <w:abstractNumId w:val="17"/>
+  </w:num>
+  <w:num w:numId="31" w16cid:durableId="668796656">
+    <w:abstractNumId w:val="23"/>
+  </w:num>
+  <w:num w:numId="32" w16cid:durableId="1512840075">
+    <w:abstractNumId w:val="24"/>
+  </w:num>
+  <w:num w:numId="33" w16cid:durableId="831259337">
     <w:abstractNumId w:val="5"/>
   </w:num>
-  <w:num w:numId="3" w16cid:durableId="1458597493">
-    <w:abstractNumId w:val="1"/>
+  <w:num w:numId="34" w16cid:durableId="987973939">
+    <w:abstractNumId w:val="40"/>
   </w:num>
-  <w:num w:numId="4" w16cid:durableId="1337884211">
-    <w:abstractNumId w:val="0"/>
+  <w:num w:numId="35" w16cid:durableId="768545153">
+    <w:abstractNumId w:val="4"/>
   </w:num>
-  <w:num w:numId="5" w16cid:durableId="890726933">
+  <w:num w:numId="36" w16cid:durableId="717095702">
+    <w:abstractNumId w:val="12"/>
+  </w:num>
+  <w:num w:numId="37" w16cid:durableId="1165894446">
+    <w:abstractNumId w:val="3"/>
+  </w:num>
+  <w:num w:numId="38" w16cid:durableId="906494737">
+    <w:abstractNumId w:val="27"/>
+  </w:num>
+  <w:num w:numId="39" w16cid:durableId="1495030380">
+    <w:abstractNumId w:val="26"/>
+  </w:num>
+  <w:num w:numId="40" w16cid:durableId="676614278">
+    <w:abstractNumId w:val="15"/>
+  </w:num>
+  <w:num w:numId="41" w16cid:durableId="1973947896">
+    <w:abstractNumId w:val="37"/>
+  </w:num>
+  <w:num w:numId="42" w16cid:durableId="595099121">
     <w:abstractNumId w:val="2"/>
   </w:num>
-  <w:num w:numId="6" w16cid:durableId="1346664762">
-    <w:abstractNumId w:val="10"/>
+  <w:num w:numId="43" w16cid:durableId="262227665">
+    <w:abstractNumId w:val="31"/>
   </w:num>
-  <w:num w:numId="7" w16cid:durableId="1797867754">
+  <w:num w:numId="44" w16cid:durableId="882907025">
     <w:abstractNumId w:val="14"/>
   </w:num>
-  <w:num w:numId="8" w16cid:durableId="1361004620">
-    <w:abstractNumId w:val="3"/>
-  </w:num>
-  <w:num w:numId="9" w16cid:durableId="1484010768">
-    <w:abstractNumId w:val="4"/>
-  </w:num>
-  <w:num w:numId="10" w16cid:durableId="1530099783">
-    <w:abstractNumId w:val="6"/>
-  </w:num>
-  <w:num w:numId="11" w16cid:durableId="371466175">
-    <w:abstractNumId w:val="12"/>
-  </w:num>
-  <w:num w:numId="12" w16cid:durableId="246153348">
-    <w:abstractNumId w:val="7"/>
-  </w:num>
-  <w:num w:numId="13" w16cid:durableId="606423666">
-    <w:abstractNumId w:val="11"/>
-  </w:num>
-  <w:num w:numId="14" w16cid:durableId="1377508059">
-    <w:abstractNumId w:val="16"/>
-  </w:num>
-  <w:num w:numId="15" w16cid:durableId="1492064561">
-    <w:abstractNumId w:val="8"/>
-  </w:num>
-  <w:num w:numId="16" w16cid:durableId="55513491">
+  <w:num w:numId="45" w16cid:durableId="448937979">
     <w:abstractNumId w:val="13"/>
-  </w:num>
-  <w:num w:numId="17" w16cid:durableId="2008750000">
-    <w:abstractNumId w:val="15"/>
   </w:num>
 </w:numbering>
 </file>
@@ -7388,7 +12559,7 @@
     <w:uiPriority w:val="9"/>
     <w:unhideWhenUsed/>
     <w:qFormat/>
-    <w:rsid w:val="002D2FA5"/>
+    <w:rsid w:val="000C1161"/>
     <w:pPr>
       <w:keepNext/>
       <w:spacing w:before="240" w:after="60"/>
@@ -7398,7 +12569,6 @@
       <w:rFonts w:eastAsia="Times New Roman"/>
       <w:b/>
       <w:bCs/>
-      <w:i/>
       <w:iCs/>
       <w:sz w:val="28"/>
       <w:szCs w:val="28"/>
@@ -7586,12 +12756,11 @@
     <w:name w:val="Heading 2 Char"/>
     <w:link w:val="Heading2"/>
     <w:uiPriority w:val="9"/>
-    <w:rsid w:val="002D2FA5"/>
+    <w:rsid w:val="000C1161"/>
     <w:rPr>
-      <w:rFonts w:ascii="Times New Roman" w:eastAsia="Times New Roman" w:hAnsi="Times New Roman" w:cs="Times New Roman"/>
+      <w:rFonts w:eastAsia="Times New Roman"/>
       <w:b/>
       <w:bCs/>
-      <w:i/>
       <w:iCs/>
       <w:sz w:val="28"/>
       <w:szCs w:val="28"/>
@@ -8056,27 +13225,6 @@
 </file>
 
 <file path=customXml/item1.xml><?xml version="1.0" encoding="utf-8"?>
-<?mso-contentType ?>
-<FormTemplates xmlns="http://schemas.microsoft.com/sharepoint/v3/contenttype/forms">
-  <Display>DocumentLibraryForm</Display>
-  <Edit>DocumentLibraryForm</Edit>
-  <New>DocumentLibraryForm</New>
-</FormTemplates>
-</file>
-
-<file path=customXml/item2.xml><?xml version="1.0" encoding="utf-8"?>
-<p:properties xmlns:p="http://schemas.microsoft.com/office/2006/metadata/properties" xmlns:xsi="http://www.w3.org/2001/XMLSchema-instance" xmlns:pc="http://schemas.microsoft.com/office/infopath/2007/PartnerControls">
-  <documentManagement>
-    <_activity xmlns="d71ff2ac-62c7-44d6-abd7-1383af8796a8" xsi:nil="true"/>
-  </documentManagement>
-</p:properties>
-</file>
-
-<file path=customXml/item3.xml><?xml version="1.0" encoding="utf-8"?>
-<b:Sources xmlns:b="http://schemas.openxmlformats.org/officeDocument/2006/bibliography" xmlns="http://schemas.openxmlformats.org/officeDocument/2006/bibliography" SelectedStyle="\APASixthEditionOfficeOnline.xsl" StyleName="APA" Version="6"/>
-</file>
-
-<file path=customXml/item4.xml><?xml version="1.0" encoding="utf-8"?>
 <ct:contentTypeSchema xmlns:ct="http://schemas.microsoft.com/office/2006/metadata/contentType" xmlns:ma="http://schemas.microsoft.com/office/2006/metadata/properties/metaAttributes" ct:_="" ma:_="" ma:contentTypeName="Document" ma:contentTypeID="0x0101009908F051F1A7FA40B6E0D78DFA896E6F" ma:contentTypeVersion="15" ma:contentTypeDescription="Create a new document." ma:contentTypeScope="" ma:versionID="16bd8ccdb24192f5a23e1f50082beb91">
   <xsd:schema xmlns:xsd="http://www.w3.org/2001/XMLSchema" xmlns:xs="http://www.w3.org/2001/XMLSchema" xmlns:p="http://schemas.microsoft.com/office/2006/metadata/properties" xmlns:ns3="d71ff2ac-62c7-44d6-abd7-1383af8796a8" xmlns:ns4="19621f95-9056-4b81-ab21-41233ae0d36d" targetNamespace="http://schemas.microsoft.com/office/2006/metadata/properties" ma:root="true" ma:fieldsID="4a6057a7fc35ca9381604f182b6a209d" ns3:_="" ns4:_="">
     <xsd:import namespace="d71ff2ac-62c7-44d6-abd7-1383af8796a8"/>
@@ -8309,33 +13457,28 @@
 </ct:contentTypeSchema>
 </file>
 
-<file path=customXml/itemProps1.xml><?xml version="1.0" encoding="utf-8"?>
-<ds:datastoreItem xmlns:ds="http://schemas.openxmlformats.org/officeDocument/2006/customXml" ds:itemID="{DBC131DF-4F18-448B-B46F-936BB86E1BD6}">
-  <ds:schemaRefs>
-    <ds:schemaRef ds:uri="http://schemas.microsoft.com/sharepoint/v3/contenttype/forms"/>
-  </ds:schemaRefs>
-</ds:datastoreItem>
+<file path=customXml/item2.xml><?xml version="1.0" encoding="utf-8"?>
+<b:Sources xmlns:b="http://schemas.openxmlformats.org/officeDocument/2006/bibliography" xmlns="http://schemas.openxmlformats.org/officeDocument/2006/bibliography" SelectedStyle="\APASixthEditionOfficeOnline.xsl" StyleName="APA" Version="6"/>
 </file>
 
-<file path=customXml/itemProps2.xml><?xml version="1.0" encoding="utf-8"?>
-<ds:datastoreItem xmlns:ds="http://schemas.openxmlformats.org/officeDocument/2006/customXml" ds:itemID="{3F2AE3CF-AF0A-42C7-BC75-AAA91D189F19}">
-  <ds:schemaRefs>
-    <ds:schemaRef ds:uri="http://schemas.microsoft.com/office/2006/metadata/properties"/>
-    <ds:schemaRef ds:uri="http://schemas.microsoft.com/office/infopath/2007/PartnerControls"/>
-    <ds:schemaRef ds:uri="d71ff2ac-62c7-44d6-abd7-1383af8796a8"/>
-  </ds:schemaRefs>
-</ds:datastoreItem>
+<file path=customXml/item3.xml><?xml version="1.0" encoding="utf-8"?>
+<p:properties xmlns:p="http://schemas.microsoft.com/office/2006/metadata/properties" xmlns:xsi="http://www.w3.org/2001/XMLSchema-instance" xmlns:pc="http://schemas.microsoft.com/office/infopath/2007/PartnerControls">
+  <documentManagement>
+    <_activity xmlns="d71ff2ac-62c7-44d6-abd7-1383af8796a8" xsi:nil="true"/>
+  </documentManagement>
+</p:properties>
 </file>
 
-<file path=customXml/itemProps3.xml><?xml version="1.0" encoding="utf-8"?>
-<ds:datastoreItem xmlns:ds="http://schemas.openxmlformats.org/officeDocument/2006/customXml" ds:itemID="{500AA85C-6BEF-45D1-AD66-44E6B9A5378D}">
-  <ds:schemaRefs>
-    <ds:schemaRef ds:uri="http://schemas.openxmlformats.org/officeDocument/2006/bibliography"/>
-  </ds:schemaRefs>
-</ds:datastoreItem>
+<file path=customXml/item4.xml><?xml version="1.0" encoding="utf-8"?>
+<?mso-contentType ?>
+<FormTemplates xmlns="http://schemas.microsoft.com/sharepoint/v3/contenttype/forms">
+  <Display>DocumentLibraryForm</Display>
+  <Edit>DocumentLibraryForm</Edit>
+  <New>DocumentLibraryForm</New>
+</FormTemplates>
 </file>
 
-<file path=customXml/itemProps4.xml><?xml version="1.0" encoding="utf-8"?>
+<file path=customXml/itemProps1.xml><?xml version="1.0" encoding="utf-8"?>
 <ds:datastoreItem xmlns:ds="http://schemas.openxmlformats.org/officeDocument/2006/customXml" ds:itemID="{9E4FD10E-ECE4-47FC-B486-A980A4B50C09}">
   <ds:schemaRefs>
     <ds:schemaRef ds:uri="http://schemas.microsoft.com/office/2006/metadata/contentType"/>
@@ -8352,4 +13495,30 @@
     <ds:schemaRef ds:uri="http://schemas.microsoft.com/internal/obd"/>
   </ds:schemaRefs>
 </ds:datastoreItem>
+</file>
+
+<file path=customXml/itemProps2.xml><?xml version="1.0" encoding="utf-8"?>
+<ds:datastoreItem xmlns:ds="http://schemas.openxmlformats.org/officeDocument/2006/customXml" ds:itemID="{500AA85C-6BEF-45D1-AD66-44E6B9A5378D}">
+  <ds:schemaRefs>
+    <ds:schemaRef ds:uri="http://schemas.openxmlformats.org/officeDocument/2006/bibliography"/>
+  </ds:schemaRefs>
+</ds:datastoreItem>
+</file>
+
+<file path=customXml/itemProps3.xml><?xml version="1.0" encoding="utf-8"?>
+<ds:datastoreItem xmlns:ds="http://schemas.openxmlformats.org/officeDocument/2006/customXml" ds:itemID="{3F2AE3CF-AF0A-42C7-BC75-AAA91D189F19}">
+  <ds:schemaRefs>
+    <ds:schemaRef ds:uri="http://schemas.microsoft.com/office/2006/metadata/properties"/>
+    <ds:schemaRef ds:uri="http://schemas.microsoft.com/office/infopath/2007/PartnerControls"/>
+    <ds:schemaRef ds:uri="d71ff2ac-62c7-44d6-abd7-1383af8796a8"/>
+  </ds:schemaRefs>
+</ds:datastoreItem>
+</file>
+
+<file path=customXml/itemProps4.xml><?xml version="1.0" encoding="utf-8"?>
+<ds:datastoreItem xmlns:ds="http://schemas.openxmlformats.org/officeDocument/2006/customXml" ds:itemID="{DBC131DF-4F18-448B-B46F-936BB86E1BD6}">
+  <ds:schemaRefs>
+    <ds:schemaRef ds:uri="http://schemas.microsoft.com/sharepoint/v3/contenttype/forms"/>
+  </ds:schemaRefs>
+</ds:datastoreItem>
 </file>
--- a/Specifications/SiteSafeSpecs.docx
+++ b/Specifications/SiteSafeSpecs.docx
@@ -127,156 +127,6 @@
           <w:szCs w:val="24"/>
         </w:rPr>
       </w:pPr>
-      <w:r>
-        <w:rPr>
-          <w:b/>
-          <w:bCs/>
-          <w:noProof/>
-        </w:rPr>
-        <mc:AlternateContent>
-          <mc:Choice Requires="wps">
-            <w:drawing>
-              <wp:anchor distT="45720" distB="45720" distL="114300" distR="114300" simplePos="0" relativeHeight="251773952" behindDoc="0" locked="0" layoutInCell="1" allowOverlap="1" wp14:anchorId="4A97A7E7" wp14:editId="335485B7">
-                <wp:simplePos x="0" y="0"/>
-                <wp:positionH relativeFrom="column">
-                  <wp:posOffset>4225290</wp:posOffset>
-                </wp:positionH>
-                <wp:positionV relativeFrom="paragraph">
-                  <wp:posOffset>154132</wp:posOffset>
-                </wp:positionV>
-                <wp:extent cx="546735" cy="255905"/>
-                <wp:effectExtent l="0" t="0" r="0" b="0"/>
-                <wp:wrapNone/>
-                <wp:docPr id="2057889336" name="Text Box 2"/>
-                <wp:cNvGraphicFramePr>
-                  <a:graphicFrameLocks xmlns:a="http://schemas.openxmlformats.org/drawingml/2006/main"/>
-                </wp:cNvGraphicFramePr>
-                <a:graphic xmlns:a="http://schemas.openxmlformats.org/drawingml/2006/main">
-                  <a:graphicData uri="http://schemas.microsoft.com/office/word/2010/wordprocessingShape">
-                    <wps:wsp>
-                      <wps:cNvSpPr txBox="1">
-                        <a:spLocks noChangeArrowheads="1"/>
-                      </wps:cNvSpPr>
-                      <wps:spPr bwMode="auto">
-                        <a:xfrm>
-                          <a:off x="0" y="0"/>
-                          <a:ext cx="546735" cy="255905"/>
-                        </a:xfrm>
-                        <a:prstGeom prst="rect">
-                          <a:avLst/>
-                        </a:prstGeom>
-                        <a:noFill/>
-                        <a:ln>
-                          <a:noFill/>
-                        </a:ln>
-                      </wps:spPr>
-                      <wps:style>
-                        <a:lnRef idx="0">
-                          <a:scrgbClr r="0" g="0" b="0"/>
-                        </a:lnRef>
-                        <a:fillRef idx="0">
-                          <a:scrgbClr r="0" g="0" b="0"/>
-                        </a:fillRef>
-                        <a:effectRef idx="0">
-                          <a:scrgbClr r="0" g="0" b="0"/>
-                        </a:effectRef>
-                        <a:fontRef idx="minor">
-                          <a:schemeClr val="dk1"/>
-                        </a:fontRef>
-                      </wps:style>
-                      <wps:txbx>
-                        <w:txbxContent>
-                          <w:p>
-                            <w:pPr>
-                              <w:rPr>
-                                <w:sz w:val="18"/>
-                                <w:szCs w:val="18"/>
-                              </w:rPr>
-                            </w:pPr>
-                            <w:r>
-                              <w:rPr>
-                                <w:sz w:val="18"/>
-                                <w:szCs w:val="18"/>
-                              </w:rPr>
-                              <w:t>Fig</w:t>
-                            </w:r>
-                            <w:r>
-                              <w:rPr>
-                                <w:sz w:val="18"/>
-                                <w:szCs w:val="18"/>
-                              </w:rPr>
-                              <w:t>.</w:t>
-                            </w:r>
-                            <w:r>
-                              <w:rPr>
-                                <w:sz w:val="18"/>
-                                <w:szCs w:val="18"/>
-                              </w:rPr>
-                              <w:t xml:space="preserve"> 1</w:t>
-                            </w:r>
-                          </w:p>
-                        </w:txbxContent>
-                      </wps:txbx>
-                      <wps:bodyPr rot="0" vert="horz" wrap="square" lIns="91440" tIns="45720" rIns="91440" bIns="45720" anchor="t" anchorCtr="0">
-                        <a:noAutofit/>
-                      </wps:bodyPr>
-                    </wps:wsp>
-                  </a:graphicData>
-                </a:graphic>
-                <wp14:sizeRelH relativeFrom="margin">
-                  <wp14:pctWidth>0</wp14:pctWidth>
-                </wp14:sizeRelH>
-                <wp14:sizeRelV relativeFrom="margin">
-                  <wp14:pctHeight>0</wp14:pctHeight>
-                </wp14:sizeRelV>
-              </wp:anchor>
-            </w:drawing>
-          </mc:Choice>
-          <mc:Fallback>
-            <w:pict>
-              <v:shapetype w14:anchorId="4A97A7E7" id="_x0000_t202" coordsize="21600,21600" o:spt="202" path="m,l,21600r21600,l21600,xe">
-                <v:stroke joinstyle="miter"/>
-                <v:path gradientshapeok="t" o:connecttype="rect"/>
-              </v:shapetype>
-              <v:shape id="Text Box 2" o:spid="_x0000_s1026" type="#_x0000_t202" style="position:absolute;margin-left:332.7pt;margin-top:12.15pt;width:43.05pt;height:20.15pt;z-index:251773952;visibility:visible;mso-wrap-style:square;mso-width-percent:0;mso-height-percent:0;mso-wrap-distance-left:9pt;mso-wrap-distance-top:3.6pt;mso-wrap-distance-right:9pt;mso-wrap-distance-bottom:3.6pt;mso-position-horizontal:absolute;mso-position-horizontal-relative:text;mso-position-vertical:absolute;mso-position-vertical-relative:text;mso-width-percent:0;mso-height-percent:0;mso-width-relative:margin;mso-height-relative:margin;v-text-anchor:top" o:gfxdata="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" filled="f" stroked="f">
-                <v:textbox>
-                  <w:txbxContent>
-                    <w:p>
-                      <w:pPr>
-                        <w:rPr>
-                          <w:sz w:val="18"/>
-                          <w:szCs w:val="18"/>
-                        </w:rPr>
-                      </w:pPr>
-                      <w:r>
-                        <w:rPr>
-                          <w:sz w:val="18"/>
-                          <w:szCs w:val="18"/>
-                        </w:rPr>
-                        <w:t>Fig</w:t>
-                      </w:r>
-                      <w:r>
-                        <w:rPr>
-                          <w:sz w:val="18"/>
-                          <w:szCs w:val="18"/>
-                        </w:rPr>
-                        <w:t>.</w:t>
-                      </w:r>
-                      <w:r>
-                        <w:rPr>
-                          <w:sz w:val="18"/>
-                          <w:szCs w:val="18"/>
-                        </w:rPr>
-                        <w:t xml:space="preserve"> 1</w:t>
-                      </w:r>
-                    </w:p>
-                  </w:txbxContent>
-                </v:textbox>
-              </v:shape>
-            </w:pict>
-          </mc:Fallback>
-        </mc:AlternateContent>
-      </w:r>
     </w:p>
     <w:p>
       <w:pPr>
@@ -554,7 +404,7 @@
           <w:szCs w:val="32"/>
         </w:rPr>
         <w:drawing>
-          <wp:anchor distT="0" distB="0" distL="114300" distR="114300" simplePos="0" relativeHeight="251540480" behindDoc="0" locked="0" layoutInCell="1" allowOverlap="1" wp14:anchorId="1AE65912" wp14:editId="1E8FCF43">
+          <wp:anchor distT="0" distB="0" distL="114300" distR="114300" simplePos="0" relativeHeight="251540480" behindDoc="0" locked="0" layoutInCell="1" allowOverlap="1" wp14:anchorId="1AE65912" wp14:editId="2EAE20FE">
             <wp:simplePos x="0" y="0"/>
             <wp:positionH relativeFrom="column">
               <wp:posOffset>60960</wp:posOffset>
@@ -836,7 +686,11 @@
           </mc:Choice>
           <mc:Fallback>
             <w:pict>
-              <v:shape w14:anchorId="7FF5806D" id="_x0000_s1027" type="#_x0000_t202" style="position:absolute;left:0;text-align:left;margin-left:332.7pt;margin-top:1.6pt;width:43.05pt;height:20.15pt;z-index:251776000;visibility:visible;mso-wrap-style:square;mso-width-percent:0;mso-height-percent:0;mso-wrap-distance-left:9pt;mso-wrap-distance-top:3.6pt;mso-wrap-distance-right:9pt;mso-wrap-distance-bottom:3.6pt;mso-position-horizontal:absolute;mso-position-horizontal-relative:text;mso-position-vertical:absolute;mso-position-vertical-relative:text;mso-width-percent:0;mso-height-percent:0;mso-width-relative:margin;mso-height-relative:margin;v-text-anchor:top" o:gfxdata="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" filled="f" stroked="f">
+              <v:shapetype w14:anchorId="7FF5806D" id="_x0000_t202" coordsize="21600,21600" o:spt="202" path="m,l,21600r21600,l21600,xe">
+                <v:stroke joinstyle="miter"/>
+                <v:path gradientshapeok="t" o:connecttype="rect"/>
+              </v:shapetype>
+              <v:shape id="Text Box 2" o:spid="_x0000_s1026" type="#_x0000_t202" style="position:absolute;left:0;text-align:left;margin-left:332.7pt;margin-top:1.6pt;width:43.05pt;height:20.15pt;z-index:251776000;visibility:visible;mso-wrap-style:square;mso-width-percent:0;mso-height-percent:0;mso-wrap-distance-left:9pt;mso-wrap-distance-top:3.6pt;mso-wrap-distance-right:9pt;mso-wrap-distance-bottom:3.6pt;mso-position-horizontal:absolute;mso-position-horizontal-relative:text;mso-position-vertical:absolute;mso-position-vertical-relative:text;mso-width-percent:0;mso-height-percent:0;mso-width-relative:margin;mso-height-relative:margin;v-text-anchor:top" o:gfxdata="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" filled="f" stroked="f">
                 <v:textbox>
                   <w:txbxContent>
                     <w:p>
@@ -1345,7 +1199,7 @@
           </mc:Choice>
           <mc:Fallback>
             <w:pict>
-              <v:shape w14:anchorId="63D16E22" id="_x0000_s1028" type="#_x0000_t202" style="position:absolute;left:0;text-align:left;margin-left:176.15pt;margin-top:11.5pt;width:43.05pt;height:20.15pt;z-index:251778048;visibility:visible;mso-wrap-style:square;mso-width-percent:0;mso-height-percent:0;mso-wrap-distance-left:9pt;mso-wrap-distance-top:3.6pt;mso-wrap-distance-right:9pt;mso-wrap-distance-bottom:3.6pt;mso-position-horizontal:absolute;mso-position-horizontal-relative:text;mso-position-vertical:absolute;mso-position-vertical-relative:text;mso-width-percent:0;mso-height-percent:0;mso-width-relative:margin;mso-height-relative:margin;v-text-anchor:top" o:gfxdata="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" filled="f" stroked="f">
+              <v:shape w14:anchorId="63D16E22" id="_x0000_s1027" type="#_x0000_t202" style="position:absolute;left:0;text-align:left;margin-left:176.15pt;margin-top:11.5pt;width:43.05pt;height:20.15pt;z-index:251778048;visibility:visible;mso-wrap-style:square;mso-width-percent:0;mso-height-percent:0;mso-wrap-distance-left:9pt;mso-wrap-distance-top:3.6pt;mso-wrap-distance-right:9pt;mso-wrap-distance-bottom:3.6pt;mso-position-horizontal:absolute;mso-position-horizontal-relative:text;mso-position-vertical:absolute;mso-position-vertical-relative:text;mso-width-percent:0;mso-height-percent:0;mso-width-relative:margin;mso-height-relative:margin;v-text-anchor:top" o:gfxdata="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" filled="f" stroked="f">
                 <v:textbox>
                   <w:txbxContent>
                     <w:p>
@@ -1949,7 +1803,7 @@
           </mc:Choice>
           <mc:Fallback>
             <w:pict>
-              <v:shape w14:anchorId="0B82E579" id="_x0000_s1029" type="#_x0000_t202" style="position:absolute;margin-left:226.85pt;margin-top:23.25pt;width:43.05pt;height:20.15pt;z-index:251780096;visibility:visible;mso-wrap-style:square;mso-width-percent:0;mso-height-percent:0;mso-wrap-distance-left:9pt;mso-wrap-distance-top:3.6pt;mso-wrap-distance-right:9pt;mso-wrap-distance-bottom:3.6pt;mso-position-horizontal:absolute;mso-position-horizontal-relative:text;mso-position-vertical:absolute;mso-position-vertical-relative:text;mso-width-percent:0;mso-height-percent:0;mso-width-relative:margin;mso-height-relative:margin;v-text-anchor:top" o:gfxdata="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" filled="f" stroked="f">
+              <v:shape w14:anchorId="0B82E579" id="_x0000_s1028" type="#_x0000_t202" style="position:absolute;margin-left:226.85pt;margin-top:23.25pt;width:43.05pt;height:20.15pt;z-index:251780096;visibility:visible;mso-wrap-style:square;mso-width-percent:0;mso-height-percent:0;mso-wrap-distance-left:9pt;mso-wrap-distance-top:3.6pt;mso-wrap-distance-right:9pt;mso-wrap-distance-bottom:3.6pt;mso-position-horizontal:absolute;mso-position-horizontal-relative:text;mso-position-vertical:absolute;mso-position-vertical-relative:text;mso-width-percent:0;mso-height-percent:0;mso-width-relative:margin;mso-height-relative:margin;v-text-anchor:top" o:gfxdata="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" filled="f" stroked="f">
                 <v:textbox>
                   <w:txbxContent>
                     <w:p>
@@ -2426,7 +2280,7 @@
           </mc:Choice>
           <mc:Fallback>
             <w:pict>
-              <v:shape w14:anchorId="758D3D55" id="_x0000_s1030" type="#_x0000_t202" style="position:absolute;margin-left:195.75pt;margin-top:7.6pt;width:43.05pt;height:20.15pt;z-index:251783168;visibility:visible;mso-wrap-style:square;mso-width-percent:0;mso-height-percent:0;mso-wrap-distance-left:9pt;mso-wrap-distance-top:3.6pt;mso-wrap-distance-right:9pt;mso-wrap-distance-bottom:3.6pt;mso-position-horizontal:absolute;mso-position-horizontal-relative:text;mso-position-vertical:absolute;mso-position-vertical-relative:text;mso-width-percent:0;mso-height-percent:0;mso-width-relative:margin;mso-height-relative:margin;v-text-anchor:top" o:gfxdata="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" filled="f" stroked="f">
+              <v:shape w14:anchorId="758D3D55" id="_x0000_s1029" type="#_x0000_t202" style="position:absolute;margin-left:195.75pt;margin-top:7.6pt;width:43.05pt;height:20.15pt;z-index:251783168;visibility:visible;mso-wrap-style:square;mso-width-percent:0;mso-height-percent:0;mso-wrap-distance-left:9pt;mso-wrap-distance-top:3.6pt;mso-wrap-distance-right:9pt;mso-wrap-distance-bottom:3.6pt;mso-position-horizontal:absolute;mso-position-horizontal-relative:text;mso-position-vertical:absolute;mso-position-vertical-relative:text;mso-width-percent:0;mso-height-percent:0;mso-width-relative:margin;mso-height-relative:margin;v-text-anchor:top" o:gfxdata="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" filled="f" stroked="f">
                 <v:textbox>
                   <w:txbxContent>
                     <w:p>
@@ -2886,7 +2740,7 @@
           </mc:Choice>
           <mc:Fallback>
             <w:pict>
-              <v:shape w14:anchorId="02CD32C7" id="_x0000_s1031" type="#_x0000_t202" style="position:absolute;left:0;text-align:left;margin-left:401pt;margin-top:5.45pt;width:43.05pt;height:20.15pt;z-index:251786240;visibility:visible;mso-wrap-style:square;mso-width-percent:0;mso-height-percent:0;mso-wrap-distance-left:9pt;mso-wrap-distance-top:3.6pt;mso-wrap-distance-right:9pt;mso-wrap-distance-bottom:3.6pt;mso-position-horizontal:absolute;mso-position-horizontal-relative:text;mso-position-vertical:absolute;mso-position-vertical-relative:text;mso-width-percent:0;mso-height-percent:0;mso-width-relative:margin;mso-height-relative:margin;v-text-anchor:top" o:gfxdata="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" filled="f" stroked="f">
+              <v:shape w14:anchorId="02CD32C7" id="_x0000_s1030" type="#_x0000_t202" style="position:absolute;left:0;text-align:left;margin-left:401pt;margin-top:5.45pt;width:43.05pt;height:20.15pt;z-index:251786240;visibility:visible;mso-wrap-style:square;mso-width-percent:0;mso-height-percent:0;mso-wrap-distance-left:9pt;mso-wrap-distance-top:3.6pt;mso-wrap-distance-right:9pt;mso-wrap-distance-bottom:3.6pt;mso-position-horizontal:absolute;mso-position-horizontal-relative:text;mso-position-vertical:absolute;mso-position-vertical-relative:text;mso-width-percent:0;mso-height-percent:0;mso-width-relative:margin;mso-height-relative:margin;v-text-anchor:top" o:gfxdata="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" filled="f" stroked="f">
                 <v:textbox>
                   <w:txbxContent>
                     <w:p>
@@ -3037,15 +2891,7 @@
         <w:t xml:space="preserve"> is also a backend framework that has high speed that would have been a good choice for my live monitoring project. </w:t>
       </w:r>
       <w:r>
-        <w:t xml:space="preserve">The speed and efficiency of this backend did not however overtake </w:t>
-      </w:r>
-      <w:proofErr w:type="gramStart"/>
-      <w:r>
-        <w:t>all of</w:t>
-      </w:r>
-      <w:proofErr w:type="gramEnd"/>
-      <w:r>
-        <w:t xml:space="preserve"> the other advantages that Flask provides. </w:t>
+        <w:t xml:space="preserve">The speed and efficiency of this backend did not however overtake all of the other advantages that Flask provides. </w:t>
       </w:r>
       <w:proofErr w:type="spellStart"/>
       <w:r>
@@ -3314,7 +3160,7 @@
           </mc:Choice>
           <mc:Fallback>
             <w:pict>
-              <v:shape w14:anchorId="6226B4D0" id="_x0000_s1032" type="#_x0000_t202" style="position:absolute;margin-left:225pt;margin-top:21.05pt;width:43.05pt;height:20.15pt;z-index:251790336;visibility:visible;mso-wrap-style:square;mso-width-percent:0;mso-height-percent:0;mso-wrap-distance-left:9pt;mso-wrap-distance-top:3.6pt;mso-wrap-distance-right:9pt;mso-wrap-distance-bottom:3.6pt;mso-position-horizontal:absolute;mso-position-horizontal-relative:text;mso-position-vertical:absolute;mso-position-vertical-relative:text;mso-width-percent:0;mso-height-percent:0;mso-width-relative:margin;mso-height-relative:margin;v-text-anchor:top" o:gfxdata="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" filled="f" stroked="f">
+              <v:shape w14:anchorId="6226B4D0" id="_x0000_s1031" type="#_x0000_t202" style="position:absolute;margin-left:225pt;margin-top:21.05pt;width:43.05pt;height:20.15pt;z-index:251790336;visibility:visible;mso-wrap-style:square;mso-width-percent:0;mso-height-percent:0;mso-wrap-distance-left:9pt;mso-wrap-distance-top:3.6pt;mso-wrap-distance-right:9pt;mso-wrap-distance-bottom:3.6pt;mso-position-horizontal:absolute;mso-position-horizontal-relative:text;mso-position-vertical:absolute;mso-position-vertical-relative:text;mso-width-percent:0;mso-height-percent:0;mso-width-relative:margin;mso-height-relative:margin;v-text-anchor:top" o:gfxdata="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" filled="f" stroked="f">
                 <v:textbox>
                   <w:txbxContent>
                     <w:p>
@@ -3719,7 +3565,7 @@
           </mc:Choice>
           <mc:Fallback>
             <w:pict>
-              <v:shape w14:anchorId="0E7732E7" id="_x0000_s1033" type="#_x0000_t202" style="position:absolute;left:0;text-align:left;margin-left:398pt;margin-top:13.9pt;width:43.05pt;height:20.15pt;z-index:251793408;visibility:visible;mso-wrap-style:square;mso-width-percent:0;mso-height-percent:0;mso-wrap-distance-left:9pt;mso-wrap-distance-top:3.6pt;mso-wrap-distance-right:9pt;mso-wrap-distance-bottom:3.6pt;mso-position-horizontal:absolute;mso-position-horizontal-relative:text;mso-position-vertical:absolute;mso-position-vertical-relative:text;mso-width-percent:0;mso-height-percent:0;mso-width-relative:margin;mso-height-relative:margin;v-text-anchor:top" o:gfxdata="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" filled="f" stroked="f">
+              <v:shape w14:anchorId="0E7732E7" id="_x0000_s1032" type="#_x0000_t202" style="position:absolute;left:0;text-align:left;margin-left:398pt;margin-top:13.9pt;width:43.05pt;height:20.15pt;z-index:251793408;visibility:visible;mso-wrap-style:square;mso-width-percent:0;mso-height-percent:0;mso-wrap-distance-left:9pt;mso-wrap-distance-top:3.6pt;mso-wrap-distance-right:9pt;mso-wrap-distance-bottom:3.6pt;mso-position-horizontal:absolute;mso-position-horizontal-relative:text;mso-position-vertical:absolute;mso-position-vertical-relative:text;mso-width-percent:0;mso-height-percent:0;mso-width-relative:margin;mso-height-relative:margin;v-text-anchor:top" o:gfxdata="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" filled="f" stroked="f">
                 <v:textbox>
                   <w:txbxContent>
                     <w:p>
@@ -3892,7 +3738,7 @@
           <w:noProof/>
         </w:rPr>
         <w:drawing>
-          <wp:anchor distT="0" distB="0" distL="114300" distR="114300" simplePos="0" relativeHeight="251788288" behindDoc="0" locked="0" layoutInCell="1" allowOverlap="1" wp14:anchorId="7C317ABC" wp14:editId="58FDE039">
+          <wp:anchor distT="0" distB="0" distL="114300" distR="114300" simplePos="0" relativeHeight="251788288" behindDoc="0" locked="0" layoutInCell="1" allowOverlap="1" wp14:anchorId="7C317ABC" wp14:editId="53ACFE8C">
             <wp:simplePos x="0" y="0"/>
             <wp:positionH relativeFrom="column">
               <wp:posOffset>1168400</wp:posOffset>
@@ -4182,7 +4028,7 @@
           </mc:Choice>
           <mc:Fallback>
             <w:pict>
-              <v:shape w14:anchorId="2DD3AE90" id="_x0000_s1034" type="#_x0000_t202" style="position:absolute;left:0;text-align:left;margin-left:432.5pt;margin-top:7.75pt;width:43.05pt;height:20.15pt;z-index:251795456;visibility:visible;mso-wrap-style:square;mso-width-percent:0;mso-height-percent:0;mso-wrap-distance-left:9pt;mso-wrap-distance-top:3.6pt;mso-wrap-distance-right:9pt;mso-wrap-distance-bottom:3.6pt;mso-position-horizontal:absolute;mso-position-horizontal-relative:text;mso-position-vertical:absolute;mso-position-vertical-relative:text;mso-width-percent:0;mso-height-percent:0;mso-width-relative:margin;mso-height-relative:margin;v-text-anchor:top" o:gfxdata="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" filled="f" stroked="f">
+              <v:shape w14:anchorId="2DD3AE90" id="_x0000_s1033" type="#_x0000_t202" style="position:absolute;left:0;text-align:left;margin-left:432.5pt;margin-top:7.75pt;width:43.05pt;height:20.15pt;z-index:251795456;visibility:visible;mso-wrap-style:square;mso-width-percent:0;mso-height-percent:0;mso-wrap-distance-left:9pt;mso-wrap-distance-top:3.6pt;mso-wrap-distance-right:9pt;mso-wrap-distance-bottom:3.6pt;mso-position-horizontal:absolute;mso-position-horizontal-relative:text;mso-position-vertical:absolute;mso-position-vertical-relative:text;mso-width-percent:0;mso-height-percent:0;mso-width-relative:margin;mso-height-relative:margin;v-text-anchor:top" o:gfxdata="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" filled="f" stroked="f">
                 <v:textbox>
                   <w:txbxContent>
                     <w:p>
@@ -4403,19 +4249,7 @@
         <w:rPr>
           <w:lang w:val="en-GB"/>
         </w:rPr>
-        <w:t xml:space="preserve">In the construction industry, ensuring the safety of workers is of paramount importance. However, non-compliance with safety regulations, such as wearing helmets and high-visibility jackets, poses significant risks to workers health and safety. Traditional methods of monitoring compliance are often </w:t>
-      </w:r>
-      <w:r>
-        <w:rPr>
-          <w:lang w:val="en-GB"/>
-        </w:rPr>
-        <w:t>labour-intensive</w:t>
-      </w:r>
-      <w:r>
-        <w:rPr>
-          <w:lang w:val="en-GB"/>
-        </w:rPr>
-        <w:t>, prone to human error, and can lead to delays in addressing safety issues.</w:t>
+        <w:t>In the construction industry, ensuring the safety of workers is of paramount importance. However, non-compliance with safety regulations, such as wearing helmets and high-visibility jackets, poses significant risks to workers health and safety. Traditional methods of monitoring compliance are often labour-intensive, prone to human error, and can lead to delays in addressing safety issues.</w:t>
       </w:r>
     </w:p>
     <w:p>
@@ -4592,7 +4426,295 @@
         </w:rPr>
       </w:pPr>
     </w:p>
-    <w:p/>
+    <w:p>
+      <w:pPr>
+        <w:pStyle w:val="Heading2"/>
+        <w:rPr>
+          <w:lang w:val="en-GB"/>
+        </w:rPr>
+      </w:pPr>
+      <w:r>
+        <w:rPr>
+          <w:lang w:val="en-GB"/>
+        </w:rPr>
+        <w:lastRenderedPageBreak/>
+        <w:t xml:space="preserve">Core </w:t>
+      </w:r>
+      <w:r>
+        <w:rPr>
+          <w:lang w:val="en-GB"/>
+        </w:rPr>
+        <w:t>Features/</w:t>
+      </w:r>
+      <w:r>
+        <w:rPr>
+          <w:lang w:val="en-GB"/>
+        </w:rPr>
+        <w:t>Requirements</w:t>
+      </w:r>
+    </w:p>
+    <w:p>
+      <w:pPr>
+        <w:rPr>
+          <w:lang w:val="en-GB"/>
+        </w:rPr>
+      </w:pPr>
+    </w:p>
+    <w:p>
+      <w:pPr>
+        <w:rPr>
+          <w:b/>
+          <w:bCs/>
+          <w:lang w:val="en-GB"/>
+        </w:rPr>
+      </w:pPr>
+      <w:r>
+        <w:rPr>
+          <w:b/>
+          <w:bCs/>
+          <w:lang w:val="en-GB"/>
+        </w:rPr>
+        <w:t>1. Real-time Object Detection and Classification:</w:t>
+      </w:r>
+    </w:p>
+    <w:p>
+      <w:pPr>
+        <w:numPr>
+          <w:ilvl w:val="0"/>
+          <w:numId w:val="54"/>
+        </w:numPr>
+        <w:rPr>
+          <w:lang w:val="en-GB"/>
+        </w:rPr>
+      </w:pPr>
+      <w:r>
+        <w:rPr>
+          <w:lang w:val="en-GB"/>
+        </w:rPr>
+        <w:t>The system must detect construction workers in live video streams and accurately classify whether they are wearing required safety gear, such as helmets and high-visibility jackets, using YOLO for object detection.</w:t>
+      </w:r>
+    </w:p>
+    <w:p>
+      <w:pPr>
+        <w:rPr>
+          <w:noProof/>
+          <w:lang w:val="en-GB"/>
+        </w:rPr>
+      </w:pPr>
+    </w:p>
+    <w:p>
+      <w:pPr>
+        <w:rPr>
+          <w:lang w:val="en-GB"/>
+        </w:rPr>
+      </w:pPr>
+      <w:r>
+        <w:rPr>
+          <w:noProof/>
+          <w:lang w:val="en-GB"/>
+        </w:rPr>
+        <w:drawing>
+          <wp:inline distT="0" distB="0" distL="0" distR="0" wp14:anchorId="2EAB2180" wp14:editId="65A70663">
+            <wp:extent cx="4648200" cy="3495446"/>
+            <wp:effectExtent l="0" t="0" r="0" b="0"/>
+            <wp:docPr id="1400355360" name="Picture 12" descr="A dog sitting next to a bicycle&#10;&#10;Description automatically generated"/>
+            <wp:cNvGraphicFramePr>
+              <a:graphicFrameLocks xmlns:a="http://schemas.openxmlformats.org/drawingml/2006/main" noChangeAspect="1"/>
+            </wp:cNvGraphicFramePr>
+            <a:graphic xmlns:a="http://schemas.openxmlformats.org/drawingml/2006/main">
+              <a:graphicData uri="http://schemas.openxmlformats.org/drawingml/2006/picture">
+                <pic:pic xmlns:pic="http://schemas.openxmlformats.org/drawingml/2006/picture">
+                  <pic:nvPicPr>
+                    <pic:cNvPr id="1400355360" name="Picture 12" descr="A dog sitting next to a bicycle&#10;&#10;Description automatically generated"/>
+                    <pic:cNvPicPr/>
+                  </pic:nvPicPr>
+                  <pic:blipFill rotWithShape="1">
+                    <a:blip r:embed="rId21" cstate="print">
+                      <a:extLst>
+                        <a:ext uri="{28A0092B-C50C-407E-A947-70E740481C1C}">
+                          <a14:useLocalDpi xmlns:a14="http://schemas.microsoft.com/office/drawing/2010/main" val="0"/>
+                        </a:ext>
+                      </a:extLst>
+                    </a:blip>
+                    <a:srcRect l="8775" t="14013" r="8132" b="11981"/>
+                    <a:stretch/>
+                  </pic:blipFill>
+                  <pic:spPr bwMode="auto">
+                    <a:xfrm>
+                      <a:off x="0" y="0"/>
+                      <a:ext cx="4660904" cy="3504999"/>
+                    </a:xfrm>
+                    <a:prstGeom prst="rect">
+                      <a:avLst/>
+                    </a:prstGeom>
+                    <a:ln>
+                      <a:noFill/>
+                    </a:ln>
+                    <a:extLst>
+                      <a:ext uri="{53640926-AAD7-44D8-BBD7-CCE9431645EC}">
+                        <a14:shadowObscured xmlns:a14="http://schemas.microsoft.com/office/drawing/2010/main"/>
+                      </a:ext>
+                    </a:extLst>
+                  </pic:spPr>
+                </pic:pic>
+              </a:graphicData>
+            </a:graphic>
+          </wp:inline>
+        </w:drawing>
+      </w:r>
+    </w:p>
+    <w:p>
+      <w:pPr>
+        <w:rPr>
+          <w:lang w:val="en-GB"/>
+        </w:rPr>
+      </w:pPr>
+    </w:p>
+    <w:p>
+      <w:pPr>
+        <w:rPr>
+          <w:b/>
+          <w:bCs/>
+          <w:lang w:val="en-GB"/>
+        </w:rPr>
+      </w:pPr>
+      <w:r>
+        <w:rPr>
+          <w:b/>
+          <w:bCs/>
+          <w:lang w:val="en-GB"/>
+        </w:rPr>
+        <w:t>2. Automated Alert System:</w:t>
+      </w:r>
+    </w:p>
+    <w:p>
+      <w:pPr>
+        <w:numPr>
+          <w:ilvl w:val="0"/>
+          <w:numId w:val="55"/>
+        </w:numPr>
+        <w:rPr>
+          <w:lang w:val="en-GB"/>
+        </w:rPr>
+      </w:pPr>
+      <w:r>
+        <w:rPr>
+          <w:lang w:val="en-GB"/>
+        </w:rPr>
+        <w:t>If a worker is detected without proper safety gear, the system must automatically trigger an alert via email (using SMTP) to the designated safety personnel.</w:t>
+      </w:r>
+    </w:p>
+    <w:p>
+      <w:pPr>
+        <w:rPr>
+          <w:lang w:val="en-GB"/>
+        </w:rPr>
+      </w:pPr>
+    </w:p>
+    <w:p>
+      <w:pPr>
+        <w:rPr>
+          <w:lang w:val="en-GB"/>
+        </w:rPr>
+      </w:pPr>
+      <w:r>
+        <w:rPr>
+          <w:b/>
+          <w:bCs/>
+          <w:noProof/>
+        </w:rPr>
+        <w:drawing>
+          <wp:anchor distT="0" distB="0" distL="114300" distR="114300" simplePos="0" relativeHeight="251798528" behindDoc="0" locked="0" layoutInCell="1" allowOverlap="1" wp14:anchorId="38F60227" wp14:editId="50BD5BE6">
+            <wp:simplePos x="0" y="0"/>
+            <wp:positionH relativeFrom="column">
+              <wp:posOffset>0</wp:posOffset>
+            </wp:positionH>
+            <wp:positionV relativeFrom="paragraph">
+              <wp:posOffset>0</wp:posOffset>
+            </wp:positionV>
+            <wp:extent cx="1651000" cy="1651000"/>
+            <wp:effectExtent l="0" t="0" r="6350" b="6350"/>
+            <wp:wrapNone/>
+            <wp:docPr id="1167639369" name="Picture 10" descr="A blue and black envelope with a black paper inside&#10;&#10;Description automatically generated"/>
+            <wp:cNvGraphicFramePr>
+              <a:graphicFrameLocks xmlns:a="http://schemas.openxmlformats.org/drawingml/2006/main" noChangeAspect="1"/>
+            </wp:cNvGraphicFramePr>
+            <a:graphic xmlns:a="http://schemas.openxmlformats.org/drawingml/2006/main">
+              <a:graphicData uri="http://schemas.openxmlformats.org/drawingml/2006/picture">
+                <pic:pic xmlns:pic="http://schemas.openxmlformats.org/drawingml/2006/picture">
+                  <pic:nvPicPr>
+                    <pic:cNvPr id="553403091" name="Picture 10" descr="A blue and black envelope with a black paper inside&#10;&#10;Description automatically generated"/>
+                    <pic:cNvPicPr/>
+                  </pic:nvPicPr>
+                  <pic:blipFill>
+                    <a:blip r:embed="rId19" cstate="print">
+                      <a:extLst>
+                        <a:ext uri="{28A0092B-C50C-407E-A947-70E740481C1C}">
+                          <a14:useLocalDpi xmlns:a14="http://schemas.microsoft.com/office/drawing/2010/main" val="0"/>
+                        </a:ext>
+                      </a:extLst>
+                    </a:blip>
+                    <a:stretch>
+                      <a:fillRect/>
+                    </a:stretch>
+                  </pic:blipFill>
+                  <pic:spPr>
+                    <a:xfrm>
+                      <a:off x="0" y="0"/>
+                      <a:ext cx="1651000" cy="1651000"/>
+                    </a:xfrm>
+                    <a:prstGeom prst="rect">
+                      <a:avLst/>
+                    </a:prstGeom>
+                  </pic:spPr>
+                </pic:pic>
+              </a:graphicData>
+            </a:graphic>
+            <wp14:sizeRelH relativeFrom="page">
+              <wp14:pctWidth>0</wp14:pctWidth>
+            </wp14:sizeRelH>
+            <wp14:sizeRelV relativeFrom="page">
+              <wp14:pctHeight>0</wp14:pctHeight>
+            </wp14:sizeRelV>
+          </wp:anchor>
+        </w:drawing>
+      </w:r>
+    </w:p>
+    <w:p>
+      <w:pPr>
+        <w:rPr>
+          <w:lang w:val="en-GB"/>
+        </w:rPr>
+      </w:pPr>
+    </w:p>
+    <w:p>
+      <w:pPr>
+        <w:rPr>
+          <w:lang w:val="en-GB"/>
+        </w:rPr>
+      </w:pPr>
+    </w:p>
+    <w:p>
+      <w:pPr>
+        <w:rPr>
+          <w:lang w:val="en-GB"/>
+        </w:rPr>
+      </w:pPr>
+    </w:p>
+    <w:p>
+      <w:pPr>
+        <w:rPr>
+          <w:lang w:val="en-GB"/>
+        </w:rPr>
+      </w:pPr>
+    </w:p>
+    <w:p>
+      <w:pPr>
+        <w:rPr>
+          <w:lang w:val="en-GB"/>
+        </w:rPr>
+      </w:pPr>
+    </w:p>
     <w:p/>
     <w:p>
       <w:pPr>
@@ -4834,7 +4956,13 @@
         <w:rPr>
           <w:lang w:val="en-GB"/>
         </w:rPr>
-        <w:t xml:space="preserve"> for longer than 30 seconds</w:t>
+        <w:t xml:space="preserve"> for longer than 30 </w:t>
+      </w:r>
+      <w:r>
+        <w:rPr>
+          <w:lang w:val="en-GB"/>
+        </w:rPr>
+        <w:t>frames</w:t>
       </w:r>
       <w:r>
         <w:rPr>
@@ -5102,6 +5230,54 @@
     <w:p>
       <w:pPr>
         <w:pStyle w:val="ListParagraph"/>
+        <w:numPr>
+          <w:ilvl w:val="0"/>
+          <w:numId w:val="31"/>
+        </w:numPr>
+        <w:rPr>
+          <w:lang w:val="en-GB"/>
+        </w:rPr>
+      </w:pPr>
+      <w:r>
+        <w:rPr>
+          <w:lang w:val="en-GB"/>
+        </w:rPr>
+        <w:t xml:space="preserve">The user </w:t>
+      </w:r>
+      <w:r>
+        <w:rPr>
+          <w:lang w:val="en-GB"/>
+        </w:rPr>
+        <w:t xml:space="preserve">should have options to disable/enable email notification, </w:t>
+      </w:r>
+      <w:r>
+        <w:rPr>
+          <w:lang w:val="en-GB"/>
+        </w:rPr>
+        <w:t>SMS notification, screen alert.</w:t>
+      </w:r>
+    </w:p>
+    <w:p>
+      <w:pPr>
+        <w:pStyle w:val="ListParagraph"/>
+        <w:numPr>
+          <w:ilvl w:val="0"/>
+          <w:numId w:val="31"/>
+        </w:numPr>
+        <w:rPr>
+          <w:lang w:val="en-GB"/>
+        </w:rPr>
+      </w:pPr>
+      <w:r>
+        <w:rPr>
+          <w:lang w:val="en-GB"/>
+        </w:rPr>
+        <w:t>An ability to change the receivers email/phone number.</w:t>
+      </w:r>
+    </w:p>
+    <w:p>
+      <w:pPr>
+        <w:pStyle w:val="ListParagraph"/>
         <w:ind w:left="1080"/>
         <w:rPr>
           <w:lang w:val="en-GB"/>
@@ -5197,58 +5373,29 @@
     <w:p>
       <w:pPr>
         <w:pStyle w:val="ListParagraph"/>
-        <w:numPr>
-          <w:ilvl w:val="0"/>
-          <w:numId w:val="26"/>
-        </w:numPr>
-        <w:rPr>
-          <w:lang w:val="en-GB"/>
-        </w:rPr>
-      </w:pPr>
-      <w:r>
-        <w:rPr>
-          <w:b/>
-          <w:bCs/>
-          <w:lang w:val="en-GB"/>
-        </w:rPr>
-        <w:t>Integration with Existing Systems</w:t>
-      </w:r>
+        <w:ind w:left="1080"/>
+        <w:rPr>
+          <w:lang w:val="en-GB"/>
+        </w:rPr>
+      </w:pPr>
     </w:p>
     <w:p>
       <w:pPr>
         <w:pStyle w:val="ListParagraph"/>
-        <w:numPr>
-          <w:ilvl w:val="0"/>
-          <w:numId w:val="34"/>
-        </w:numPr>
-        <w:rPr>
-          <w:lang w:val="en-GB"/>
-        </w:rPr>
-      </w:pPr>
-      <w:r>
-        <w:rPr>
-          <w:lang w:val="en-GB"/>
-        </w:rPr>
-        <w:t>The system shall have the capability to integrate with existing construction management systems for data sharing and reporting.</w:t>
-      </w:r>
+        <w:ind w:left="1080"/>
+        <w:rPr>
+          <w:lang w:val="en-GB"/>
+        </w:rPr>
+      </w:pPr>
     </w:p>
     <w:p>
       <w:pPr>
         <w:pStyle w:val="ListParagraph"/>
-        <w:numPr>
-          <w:ilvl w:val="0"/>
-          <w:numId w:val="34"/>
-        </w:numPr>
-        <w:rPr>
-          <w:lang w:val="en-GB"/>
-        </w:rPr>
-      </w:pPr>
-      <w:r>
-        <w:rPr>
-          <w:lang w:val="en-GB"/>
-        </w:rPr>
-        <w:t>The system shall be scalable to accommodate additional cameras and sensors as needed.</w:t>
-      </w:r>
+        <w:ind w:left="1080"/>
+        <w:rPr>
+          <w:lang w:val="en-GB"/>
+        </w:rPr>
+      </w:pPr>
     </w:p>
     <w:p>
       <w:pPr>
@@ -5710,6 +5857,822 @@
           <w:lang w:val="en-GB"/>
         </w:rPr>
         <w:t>The system shall have mechanisms to back up data regularly to prevent loss in case of system failure.</w:t>
+      </w:r>
+    </w:p>
+    <w:p/>
+    <w:p/>
+    <w:p/>
+    <w:p>
+      <w:pPr>
+        <w:pStyle w:val="Heading2"/>
+        <w:rPr>
+          <w:lang w:val="en-GB"/>
+        </w:rPr>
+      </w:pPr>
+      <w:r>
+        <w:rPr>
+          <w:lang w:val="en-GB"/>
+        </w:rPr>
+        <w:lastRenderedPageBreak/>
+        <w:t>User (Construction Site Manager</w:t>
+      </w:r>
+      <w:r>
+        <w:rPr>
+          <w:lang w:val="en-GB"/>
+        </w:rPr>
+        <w:t>/ Site Safety Officer</w:t>
+      </w:r>
+      <w:r>
+        <w:rPr>
+          <w:lang w:val="en-GB"/>
+        </w:rPr>
+        <w:t>)</w:t>
+      </w:r>
+    </w:p>
+    <w:p>
+      <w:pPr>
+        <w:rPr>
+          <w:lang w:val="en-GB"/>
+        </w:rPr>
+      </w:pPr>
+    </w:p>
+    <w:p>
+      <w:pPr>
+        <w:rPr>
+          <w:lang w:val="en-GB"/>
+        </w:rPr>
+      </w:pPr>
+      <w:r>
+        <w:rPr>
+          <w:lang w:val="en-GB"/>
+        </w:rPr>
+        <w:t>The construction site manager</w:t>
+      </w:r>
+      <w:r>
+        <w:rPr>
+          <w:lang w:val="en-GB"/>
+        </w:rPr>
+        <w:t>/</w:t>
+      </w:r>
+      <w:r>
+        <w:rPr>
+          <w:lang w:val="en-GB"/>
+        </w:rPr>
+        <w:t xml:space="preserve"> site safety officer</w:t>
+      </w:r>
+      <w:r>
+        <w:rPr>
+          <w:lang w:val="en-GB"/>
+        </w:rPr>
+        <w:t xml:space="preserve"> oversees worker safety and compliance on-site. With the AI monitoring system, they will automatically receive real-time alerts via email or messages, notifying them if workers are not wearing helmets or high-visibility jackets. This allows managers to take immediate corrective actions, improving safety protocols efficiently.</w:t>
+      </w:r>
+    </w:p>
+    <w:p>
+      <w:pPr>
+        <w:rPr>
+          <w:lang w:val="en-GB"/>
+        </w:rPr>
+      </w:pPr>
+    </w:p>
+    <w:p>
+      <w:pPr>
+        <w:pStyle w:val="Heading2"/>
+        <w:rPr>
+          <w:lang w:val="en-GB"/>
+        </w:rPr>
+      </w:pPr>
+      <w:r>
+        <w:rPr>
+          <w:lang w:val="en-GB"/>
+        </w:rPr>
+        <w:t>Product Target (Construction Site Monitoring Companies)</w:t>
+      </w:r>
+    </w:p>
+    <w:p>
+      <w:pPr>
+        <w:rPr>
+          <w:lang w:val="en-GB"/>
+        </w:rPr>
+      </w:pPr>
+    </w:p>
+    <w:p>
+      <w:pPr>
+        <w:rPr>
+          <w:lang w:val="en-GB"/>
+        </w:rPr>
+      </w:pPr>
+      <w:r>
+        <w:rPr>
+          <w:lang w:val="en-GB"/>
+        </w:rPr>
+        <w:t>The AI-based monitoring product is designed for companies that speciali</w:t>
+      </w:r>
+      <w:r>
+        <w:rPr>
+          <w:lang w:val="en-GB"/>
+        </w:rPr>
+        <w:t>s</w:t>
+      </w:r>
+      <w:r>
+        <w:rPr>
+          <w:lang w:val="en-GB"/>
+        </w:rPr>
+        <w:t>e in providing safety and surveillance services to construction sites. It enhances their existing offerings by incorporating live video analysis that automates the detection of safety gear compliance, reducing human oversight and improving overall site safety.</w:t>
+      </w:r>
+      <w:r>
+        <w:rPr>
+          <w:lang w:val="en-GB"/>
+        </w:rPr>
+        <w:t xml:space="preserve"> A lot of these companies already have AI object detection for </w:t>
+      </w:r>
+      <w:r>
+        <w:rPr>
+          <w:lang w:val="en-GB"/>
+        </w:rPr>
+        <w:t xml:space="preserve">people, this product is designed to enhance the ability of </w:t>
+      </w:r>
+      <w:r>
+        <w:rPr>
+          <w:lang w:val="en-GB"/>
+        </w:rPr>
+        <w:t>that software to also detect helmets and high visibility jackets.</w:t>
+      </w:r>
+    </w:p>
+    <w:p>
+      <w:pPr>
+        <w:rPr>
+          <w:lang w:val="en-GB"/>
+        </w:rPr>
+      </w:pPr>
+    </w:p>
+    <w:p>
+      <w:pPr>
+        <w:pStyle w:val="Heading2"/>
+        <w:rPr>
+          <w:lang w:val="en-GB"/>
+        </w:rPr>
+      </w:pPr>
+      <w:r>
+        <w:rPr>
+          <w:lang w:val="en-GB"/>
+        </w:rPr>
+        <w:t>Risks</w:t>
+      </w:r>
+    </w:p>
+    <w:p>
+      <w:pPr>
+        <w:rPr>
+          <w:lang w:val="en-GB"/>
+        </w:rPr>
+      </w:pPr>
+    </w:p>
+    <w:p>
+      <w:pPr>
+        <w:rPr>
+          <w:b/>
+          <w:bCs/>
+          <w:lang w:val="en-GB"/>
+        </w:rPr>
+      </w:pPr>
+      <w:r>
+        <w:rPr>
+          <w:b/>
+          <w:bCs/>
+          <w:lang w:val="en-GB"/>
+        </w:rPr>
+        <w:t>1. Accuracy of Object Detection</w:t>
+      </w:r>
+    </w:p>
+    <w:p>
+      <w:pPr>
+        <w:numPr>
+          <w:ilvl w:val="0"/>
+          <w:numId w:val="46"/>
+        </w:numPr>
+        <w:rPr>
+          <w:lang w:val="en-GB"/>
+        </w:rPr>
+      </w:pPr>
+      <w:r>
+        <w:rPr>
+          <w:b/>
+          <w:bCs/>
+          <w:lang w:val="en-GB"/>
+        </w:rPr>
+        <w:t>Risk</w:t>
+      </w:r>
+      <w:r>
+        <w:rPr>
+          <w:lang w:val="en-GB"/>
+        </w:rPr>
+        <w:t>: The YOLO object detection model may not accurately detect helmets or high-visibility jackets in various lighting conditions, angles, or obstructions on the construction site.</w:t>
+      </w:r>
+    </w:p>
+    <w:p>
+      <w:pPr>
+        <w:numPr>
+          <w:ilvl w:val="0"/>
+          <w:numId w:val="46"/>
+        </w:numPr>
+        <w:rPr>
+          <w:lang w:val="en-GB"/>
+        </w:rPr>
+      </w:pPr>
+      <w:r>
+        <w:rPr>
+          <w:b/>
+          <w:bCs/>
+          <w:lang w:val="en-GB"/>
+        </w:rPr>
+        <w:t>Impact</w:t>
+      </w:r>
+      <w:r>
+        <w:rPr>
+          <w:lang w:val="en-GB"/>
+        </w:rPr>
+        <w:t>: False positives or false negatives could lead to missed safety violations or unnecessary alerts, reducing the system's reliability.</w:t>
+      </w:r>
+    </w:p>
+    <w:p>
+      <w:pPr>
+        <w:numPr>
+          <w:ilvl w:val="0"/>
+          <w:numId w:val="46"/>
+        </w:numPr>
+        <w:rPr>
+          <w:lang w:val="en-GB"/>
+        </w:rPr>
+      </w:pPr>
+      <w:r>
+        <w:rPr>
+          <w:b/>
+          <w:bCs/>
+          <w:lang w:val="en-GB"/>
+        </w:rPr>
+        <w:t>Mitigation</w:t>
+      </w:r>
+      <w:r>
+        <w:rPr>
+          <w:lang w:val="en-GB"/>
+        </w:rPr>
+        <w:t>: Continuously fine-tune and test the model with diverse datasets and real-world construction site footage to improve detection accuracy.</w:t>
+      </w:r>
+    </w:p>
+    <w:p>
+      <w:pPr>
+        <w:rPr>
+          <w:b/>
+          <w:bCs/>
+          <w:lang w:val="en-GB"/>
+        </w:rPr>
+      </w:pPr>
+      <w:r>
+        <w:rPr>
+          <w:b/>
+          <w:bCs/>
+          <w:lang w:val="en-GB"/>
+        </w:rPr>
+        <w:t>2. Latency in Real-Time Alerts</w:t>
+      </w:r>
+    </w:p>
+    <w:p>
+      <w:pPr>
+        <w:numPr>
+          <w:ilvl w:val="0"/>
+          <w:numId w:val="47"/>
+        </w:numPr>
+        <w:rPr>
+          <w:lang w:val="en-GB"/>
+        </w:rPr>
+      </w:pPr>
+      <w:r>
+        <w:rPr>
+          <w:b/>
+          <w:bCs/>
+          <w:lang w:val="en-GB"/>
+        </w:rPr>
+        <w:t>Risk</w:t>
+      </w:r>
+      <w:r>
+        <w:rPr>
+          <w:lang w:val="en-GB"/>
+        </w:rPr>
+        <w:t>: The system may experience delays in detecting and sending alerts due to high video processing loads or slow network speeds.</w:t>
+      </w:r>
+    </w:p>
+    <w:p>
+      <w:pPr>
+        <w:numPr>
+          <w:ilvl w:val="0"/>
+          <w:numId w:val="47"/>
+        </w:numPr>
+        <w:rPr>
+          <w:lang w:val="en-GB"/>
+        </w:rPr>
+      </w:pPr>
+      <w:r>
+        <w:rPr>
+          <w:b/>
+          <w:bCs/>
+          <w:lang w:val="en-GB"/>
+        </w:rPr>
+        <w:t>Impact</w:t>
+      </w:r>
+      <w:r>
+        <w:rPr>
+          <w:lang w:val="en-GB"/>
+        </w:rPr>
+        <w:t>: Delayed alerts reduce the effectiveness of real-time safety monitoring, as issues might not be addressed immediately.</w:t>
+      </w:r>
+    </w:p>
+    <w:p>
+      <w:pPr>
+        <w:numPr>
+          <w:ilvl w:val="0"/>
+          <w:numId w:val="47"/>
+        </w:numPr>
+        <w:rPr>
+          <w:lang w:val="en-GB"/>
+        </w:rPr>
+      </w:pPr>
+      <w:r>
+        <w:rPr>
+          <w:b/>
+          <w:bCs/>
+          <w:lang w:val="en-GB"/>
+        </w:rPr>
+        <w:t>Mitigation</w:t>
+      </w:r>
+      <w:r>
+        <w:rPr>
+          <w:lang w:val="en-GB"/>
+        </w:rPr>
+        <w:t>: Optimize the video processing pipeline, ensure sufficient network bandwidth, and use cloud-based infrastructure for scalable performance.</w:t>
+      </w:r>
+    </w:p>
+    <w:p>
+      <w:pPr>
+        <w:ind w:left="720"/>
+        <w:rPr>
+          <w:lang w:val="en-GB"/>
+        </w:rPr>
+      </w:pPr>
+    </w:p>
+    <w:p>
+      <w:pPr>
+        <w:rPr>
+          <w:b/>
+          <w:bCs/>
+          <w:lang w:val="en-GB"/>
+        </w:rPr>
+      </w:pPr>
+      <w:r>
+        <w:rPr>
+          <w:b/>
+          <w:bCs/>
+          <w:lang w:val="en-GB"/>
+        </w:rPr>
+        <w:lastRenderedPageBreak/>
+        <w:t>3. Data Privacy and Security</w:t>
+      </w:r>
+    </w:p>
+    <w:p>
+      <w:pPr>
+        <w:numPr>
+          <w:ilvl w:val="0"/>
+          <w:numId w:val="48"/>
+        </w:numPr>
+        <w:rPr>
+          <w:lang w:val="en-GB"/>
+        </w:rPr>
+      </w:pPr>
+      <w:r>
+        <w:rPr>
+          <w:b/>
+          <w:bCs/>
+          <w:lang w:val="en-GB"/>
+        </w:rPr>
+        <w:t>Risk</w:t>
+      </w:r>
+      <w:r>
+        <w:rPr>
+          <w:lang w:val="en-GB"/>
+        </w:rPr>
+        <w:t>: Video footage and personal information could be accessed or compromised if not properly secured.</w:t>
+      </w:r>
+    </w:p>
+    <w:p>
+      <w:pPr>
+        <w:numPr>
+          <w:ilvl w:val="0"/>
+          <w:numId w:val="48"/>
+        </w:numPr>
+        <w:rPr>
+          <w:lang w:val="en-GB"/>
+        </w:rPr>
+      </w:pPr>
+      <w:r>
+        <w:rPr>
+          <w:b/>
+          <w:bCs/>
+          <w:lang w:val="en-GB"/>
+        </w:rPr>
+        <w:t>Impact</w:t>
+      </w:r>
+      <w:r>
+        <w:rPr>
+          <w:lang w:val="en-GB"/>
+        </w:rPr>
+        <w:t>: Breach of privacy regulations (such as GDPR) and potential legal repercussions for failing to protect sensitive data.</w:t>
+      </w:r>
+    </w:p>
+    <w:p>
+      <w:pPr>
+        <w:numPr>
+          <w:ilvl w:val="0"/>
+          <w:numId w:val="48"/>
+        </w:numPr>
+        <w:rPr>
+          <w:lang w:val="en-GB"/>
+        </w:rPr>
+      </w:pPr>
+      <w:r>
+        <w:rPr>
+          <w:b/>
+          <w:bCs/>
+          <w:lang w:val="en-GB"/>
+        </w:rPr>
+        <w:t>Mitigation</w:t>
+      </w:r>
+      <w:r>
+        <w:rPr>
+          <w:lang w:val="en-GB"/>
+        </w:rPr>
+        <w:t>: Implement end-to-end encryption, secure storage solutions, and strict access controls. Ensure compliance with data privacy regulations.</w:t>
+      </w:r>
+    </w:p>
+    <w:p>
+      <w:pPr>
+        <w:rPr>
+          <w:b/>
+          <w:bCs/>
+          <w:lang w:val="en-GB"/>
+        </w:rPr>
+      </w:pPr>
+      <w:r>
+        <w:rPr>
+          <w:b/>
+          <w:bCs/>
+          <w:lang w:val="en-GB"/>
+        </w:rPr>
+        <w:t>4. System Downtime or Failure</w:t>
+      </w:r>
+    </w:p>
+    <w:p>
+      <w:pPr>
+        <w:numPr>
+          <w:ilvl w:val="0"/>
+          <w:numId w:val="49"/>
+        </w:numPr>
+        <w:rPr>
+          <w:lang w:val="en-GB"/>
+        </w:rPr>
+      </w:pPr>
+      <w:r>
+        <w:rPr>
+          <w:b/>
+          <w:bCs/>
+          <w:lang w:val="en-GB"/>
+        </w:rPr>
+        <w:t>Risk</w:t>
+      </w:r>
+      <w:r>
+        <w:rPr>
+          <w:lang w:val="en-GB"/>
+        </w:rPr>
+        <w:t>: Unexpected system crashes or downtime due to hardware, software, or network failures could interrupt monitoring.</w:t>
+      </w:r>
+    </w:p>
+    <w:p>
+      <w:pPr>
+        <w:numPr>
+          <w:ilvl w:val="0"/>
+          <w:numId w:val="49"/>
+        </w:numPr>
+        <w:rPr>
+          <w:lang w:val="en-GB"/>
+        </w:rPr>
+      </w:pPr>
+      <w:r>
+        <w:rPr>
+          <w:b/>
+          <w:bCs/>
+          <w:lang w:val="en-GB"/>
+        </w:rPr>
+        <w:t>Impact</w:t>
+      </w:r>
+      <w:r>
+        <w:rPr>
+          <w:lang w:val="en-GB"/>
+        </w:rPr>
+        <w:t>: Lack of real-time monitoring during downtime could result in missed safety violations, affecting site safety and trust in the product.</w:t>
+      </w:r>
+    </w:p>
+    <w:p>
+      <w:pPr>
+        <w:numPr>
+          <w:ilvl w:val="0"/>
+          <w:numId w:val="49"/>
+        </w:numPr>
+        <w:rPr>
+          <w:lang w:val="en-GB"/>
+        </w:rPr>
+      </w:pPr>
+      <w:r>
+        <w:rPr>
+          <w:b/>
+          <w:bCs/>
+          <w:lang w:val="en-GB"/>
+        </w:rPr>
+        <w:t>Mitigation</w:t>
+      </w:r>
+      <w:r>
+        <w:rPr>
+          <w:lang w:val="en-GB"/>
+        </w:rPr>
+        <w:t>: Set up redundancy measures, backup systems, and regular maintenance schedules. Implement automated health checks and failover mechanisms.</w:t>
+      </w:r>
+    </w:p>
+    <w:p>
+      <w:pPr>
+        <w:rPr>
+          <w:b/>
+          <w:bCs/>
+          <w:lang w:val="en-GB"/>
+        </w:rPr>
+      </w:pPr>
+      <w:r>
+        <w:rPr>
+          <w:b/>
+          <w:bCs/>
+          <w:lang w:val="en-GB"/>
+        </w:rPr>
+        <w:t>5. User Adoption and Training</w:t>
+      </w:r>
+    </w:p>
+    <w:p>
+      <w:pPr>
+        <w:numPr>
+          <w:ilvl w:val="0"/>
+          <w:numId w:val="50"/>
+        </w:numPr>
+        <w:rPr>
+          <w:lang w:val="en-GB"/>
+        </w:rPr>
+      </w:pPr>
+      <w:r>
+        <w:rPr>
+          <w:b/>
+          <w:bCs/>
+          <w:lang w:val="en-GB"/>
+        </w:rPr>
+        <w:t>Risk</w:t>
+      </w:r>
+      <w:r>
+        <w:rPr>
+          <w:lang w:val="en-GB"/>
+        </w:rPr>
+        <w:t>: Site managers and monitoring companies may be reluctant to adopt the system if they find it difficult to use or integrate into their existing workflows.</w:t>
+      </w:r>
+    </w:p>
+    <w:p>
+      <w:pPr>
+        <w:numPr>
+          <w:ilvl w:val="0"/>
+          <w:numId w:val="50"/>
+        </w:numPr>
+        <w:rPr>
+          <w:lang w:val="en-GB"/>
+        </w:rPr>
+      </w:pPr>
+      <w:r>
+        <w:rPr>
+          <w:b/>
+          <w:bCs/>
+          <w:lang w:val="en-GB"/>
+        </w:rPr>
+        <w:t>Impact</w:t>
+      </w:r>
+      <w:r>
+        <w:rPr>
+          <w:lang w:val="en-GB"/>
+        </w:rPr>
+        <w:t>: Low user adoption rates could result in the product not being fully utilized, diminishing its value to the company.</w:t>
+      </w:r>
+    </w:p>
+    <w:p>
+      <w:pPr>
+        <w:numPr>
+          <w:ilvl w:val="0"/>
+          <w:numId w:val="50"/>
+        </w:numPr>
+        <w:rPr>
+          <w:lang w:val="en-GB"/>
+        </w:rPr>
+      </w:pPr>
+      <w:r>
+        <w:rPr>
+          <w:b/>
+          <w:bCs/>
+          <w:lang w:val="en-GB"/>
+        </w:rPr>
+        <w:t>Mitigation</w:t>
+      </w:r>
+      <w:r>
+        <w:rPr>
+          <w:lang w:val="en-GB"/>
+        </w:rPr>
+        <w:t>: Provide a user-friendly interface, detailed onboarding, training materials, and customer support to ease the transition to the new system.</w:t>
+      </w:r>
+    </w:p>
+    <w:p>
+      <w:pPr>
+        <w:rPr>
+          <w:b/>
+          <w:bCs/>
+          <w:lang w:val="en-GB"/>
+        </w:rPr>
+      </w:pPr>
+      <w:r>
+        <w:rPr>
+          <w:b/>
+          <w:bCs/>
+          <w:lang w:val="en-GB"/>
+        </w:rPr>
+        <w:t>6. Integration Challenges</w:t>
+      </w:r>
+    </w:p>
+    <w:p>
+      <w:pPr>
+        <w:numPr>
+          <w:ilvl w:val="0"/>
+          <w:numId w:val="51"/>
+        </w:numPr>
+        <w:rPr>
+          <w:lang w:val="en-GB"/>
+        </w:rPr>
+      </w:pPr>
+      <w:r>
+        <w:rPr>
+          <w:b/>
+          <w:bCs/>
+          <w:lang w:val="en-GB"/>
+        </w:rPr>
+        <w:t>Risk</w:t>
+      </w:r>
+      <w:r>
+        <w:rPr>
+          <w:lang w:val="en-GB"/>
+        </w:rPr>
+        <w:t>: Difficulty integrating the system with existing software or monitoring solutions used by construction companies.</w:t>
+      </w:r>
+    </w:p>
+    <w:p>
+      <w:pPr>
+        <w:numPr>
+          <w:ilvl w:val="0"/>
+          <w:numId w:val="51"/>
+        </w:numPr>
+        <w:rPr>
+          <w:lang w:val="en-GB"/>
+        </w:rPr>
+      </w:pPr>
+      <w:r>
+        <w:rPr>
+          <w:b/>
+          <w:bCs/>
+          <w:lang w:val="en-GB"/>
+        </w:rPr>
+        <w:t>Impact</w:t>
+      </w:r>
+      <w:r>
+        <w:rPr>
+          <w:lang w:val="en-GB"/>
+        </w:rPr>
+        <w:t>: Integration issues may cause inefficiencies or prevent full utilization of the system.</w:t>
+      </w:r>
+    </w:p>
+    <w:p>
+      <w:pPr>
+        <w:numPr>
+          <w:ilvl w:val="0"/>
+          <w:numId w:val="51"/>
+        </w:numPr>
+        <w:rPr>
+          <w:lang w:val="en-GB"/>
+        </w:rPr>
+      </w:pPr>
+      <w:r>
+        <w:rPr>
+          <w:b/>
+          <w:bCs/>
+          <w:lang w:val="en-GB"/>
+        </w:rPr>
+        <w:t>Mitigation</w:t>
+      </w:r>
+      <w:r>
+        <w:rPr>
+          <w:lang w:val="en-GB"/>
+        </w:rPr>
+        <w:t>: Ensure open APIs and modular design that allow easy integration with third-party systems. Work closely with clients during implementation to address compatibility concerns.</w:t>
+      </w:r>
+    </w:p>
+    <w:p>
+      <w:pPr>
+        <w:rPr>
+          <w:lang w:val="en-GB"/>
+        </w:rPr>
+      </w:pPr>
+    </w:p>
+    <w:p/>
+    <w:p/>
+    <w:p/>
+    <w:p>
+      <w:pPr>
+        <w:pStyle w:val="Subtitle"/>
+        <w:rPr>
+          <w:color w:val="0070C0"/>
+        </w:rPr>
+      </w:pPr>
+      <w:r>
+        <w:rPr>
+          <w:color w:val="0070C0"/>
+        </w:rPr>
+        <w:lastRenderedPageBreak/>
+        <w:t>Context Diagram</w:t>
+      </w:r>
+    </w:p>
+    <w:p/>
+    <w:p>
+      <w:r>
+        <w:rPr>
+          <w:noProof/>
+        </w:rPr>
+        <w:drawing>
+          <wp:anchor distT="0" distB="0" distL="114300" distR="114300" simplePos="0" relativeHeight="251796480" behindDoc="0" locked="0" layoutInCell="1" allowOverlap="1" wp14:anchorId="7E056992" wp14:editId="20F50737">
+            <wp:simplePos x="0" y="0"/>
+            <wp:positionH relativeFrom="column">
+              <wp:posOffset>-107</wp:posOffset>
+            </wp:positionH>
+            <wp:positionV relativeFrom="paragraph">
+              <wp:posOffset>117779</wp:posOffset>
+            </wp:positionV>
+            <wp:extent cx="5792684" cy="6069992"/>
+            <wp:effectExtent l="0" t="0" r="0" b="6985"/>
+            <wp:wrapNone/>
+            <wp:docPr id="2025294344" name="Picture 11"/>
+            <wp:cNvGraphicFramePr>
+              <a:graphicFrameLocks xmlns:a="http://schemas.openxmlformats.org/drawingml/2006/main" noChangeAspect="1"/>
+            </wp:cNvGraphicFramePr>
+            <a:graphic xmlns:a="http://schemas.openxmlformats.org/drawingml/2006/main">
+              <a:graphicData uri="http://schemas.openxmlformats.org/drawingml/2006/picture">
+                <pic:pic xmlns:pic="http://schemas.openxmlformats.org/drawingml/2006/picture">
+                  <pic:nvPicPr>
+                    <pic:cNvPr id="2025294344" name="Picture 11"/>
+                    <pic:cNvPicPr/>
+                  </pic:nvPicPr>
+                  <pic:blipFill>
+                    <a:blip r:embed="rId22">
+                      <a:extLst>
+                        <a:ext uri="{28A0092B-C50C-407E-A947-70E740481C1C}">
+                          <a14:useLocalDpi xmlns:a14="http://schemas.microsoft.com/office/drawing/2010/main" val="0"/>
+                        </a:ext>
+                      </a:extLst>
+                    </a:blip>
+                    <a:stretch>
+                      <a:fillRect/>
+                    </a:stretch>
+                  </pic:blipFill>
+                  <pic:spPr>
+                    <a:xfrm>
+                      <a:off x="0" y="0"/>
+                      <a:ext cx="5792684" cy="6069992"/>
+                    </a:xfrm>
+                    <a:prstGeom prst="rect">
+                      <a:avLst/>
+                    </a:prstGeom>
+                  </pic:spPr>
+                </pic:pic>
+              </a:graphicData>
+            </a:graphic>
+            <wp14:sizeRelH relativeFrom="page">
+              <wp14:pctWidth>0</wp14:pctWidth>
+            </wp14:sizeRelH>
+            <wp14:sizeRelV relativeFrom="page">
+              <wp14:pctHeight>0</wp14:pctHeight>
+            </wp14:sizeRelV>
+          </wp:anchor>
+        </w:drawing>
       </w:r>
     </w:p>
     <w:p/>
@@ -5718,6 +6681,26 @@
     <w:p/>
     <w:p/>
     <w:p/>
+    <w:p/>
+    <w:p/>
+    <w:p/>
+    <w:p/>
+    <w:p/>
+    <w:p/>
+    <w:p/>
+    <w:p/>
+    <w:p/>
+    <w:p/>
+    <w:p/>
+    <w:p/>
+    <w:p/>
+    <w:p/>
+    <w:p/>
+    <w:p/>
+    <w:p/>
+    <w:p/>
+    <w:p/>
+    <w:p/>
     <w:p>
       <w:pPr>
         <w:pStyle w:val="Subtitle"/>
@@ -5729,42 +6712,313 @@
         <w:rPr>
           <w:color w:val="0070C0"/>
         </w:rPr>
-        <w:t>Portfolio Layout</w:t>
+        <w:lastRenderedPageBreak/>
+        <w:t>Use Case Diagram</w:t>
       </w:r>
     </w:p>
     <w:p/>
     <w:p>
       <w:r>
-        <w:t>The general layout of the po</w:t>
-      </w:r>
-      <w:r>
-        <w:t>r</w:t>
-      </w:r>
-      <w:r>
-        <w:t xml:space="preserve">tfolio will be a </w:t>
-      </w:r>
-      <w:r>
-        <w:t xml:space="preserve">grey </w:t>
-      </w:r>
-      <w:r>
-        <w:t>head</w:t>
-      </w:r>
-      <w:r>
-        <w:t>er</w:t>
-      </w:r>
-      <w:r>
-        <w:t xml:space="preserve"> with a </w:t>
-      </w:r>
-      <w:r>
-        <w:t xml:space="preserve">profile picture with the </w:t>
-      </w:r>
-      <w:r>
-        <w:t xml:space="preserve">role </w:t>
-      </w:r>
-    </w:p>
+        <w:rPr>
+          <w:noProof/>
+        </w:rPr>
+        <w:drawing>
+          <wp:inline distT="0" distB="0" distL="0" distR="0" wp14:anchorId="3C782036" wp14:editId="3B569AEF">
+            <wp:extent cx="5731510" cy="4151630"/>
+            <wp:effectExtent l="0" t="0" r="2540" b="1270"/>
+            <wp:docPr id="1024087691" name="Picture 13" descr="A diagram of a system&#10;&#10;Description automatically generated"/>
+            <wp:cNvGraphicFramePr>
+              <a:graphicFrameLocks xmlns:a="http://schemas.openxmlformats.org/drawingml/2006/main" noChangeAspect="1"/>
+            </wp:cNvGraphicFramePr>
+            <a:graphic xmlns:a="http://schemas.openxmlformats.org/drawingml/2006/main">
+              <a:graphicData uri="http://schemas.openxmlformats.org/drawingml/2006/picture">
+                <pic:pic xmlns:pic="http://schemas.openxmlformats.org/drawingml/2006/picture">
+                  <pic:nvPicPr>
+                    <pic:cNvPr id="1024087691" name="Picture 13" descr="A diagram of a system&#10;&#10;Description automatically generated"/>
+                    <pic:cNvPicPr/>
+                  </pic:nvPicPr>
+                  <pic:blipFill>
+                    <a:blip r:embed="rId23">
+                      <a:extLst>
+                        <a:ext uri="{28A0092B-C50C-407E-A947-70E740481C1C}">
+                          <a14:useLocalDpi xmlns:a14="http://schemas.microsoft.com/office/drawing/2010/main" val="0"/>
+                        </a:ext>
+                      </a:extLst>
+                    </a:blip>
+                    <a:stretch>
+                      <a:fillRect/>
+                    </a:stretch>
+                  </pic:blipFill>
+                  <pic:spPr>
+                    <a:xfrm>
+                      <a:off x="0" y="0"/>
+                      <a:ext cx="5731510" cy="4151630"/>
+                    </a:xfrm>
+                    <a:prstGeom prst="rect">
+                      <a:avLst/>
+                    </a:prstGeom>
+                  </pic:spPr>
+                </pic:pic>
+              </a:graphicData>
+            </a:graphic>
+          </wp:inline>
+        </w:drawing>
+      </w:r>
+    </w:p>
+    <w:p/>
+    <w:tbl>
+      <w:tblPr>
+        <w:tblStyle w:val="TableGrid"/>
+        <w:tblW w:w="0" w:type="auto"/>
+        <w:tblLook w:val="04A0" w:firstRow="1" w:lastRow="0" w:firstColumn="1" w:lastColumn="0" w:noHBand="0" w:noVBand="1"/>
+      </w:tblPr>
+      <w:tblGrid>
+        <w:gridCol w:w="1696"/>
+        <w:gridCol w:w="7320"/>
+      </w:tblGrid>
+      <w:tr>
+        <w:tc>
+          <w:tcPr>
+            <w:tcW w:w="1696" w:type="dxa"/>
+          </w:tcPr>
+          <w:p>
+            <w:pPr>
+              <w:rPr>
+                <w:b/>
+                <w:bCs/>
+              </w:rPr>
+            </w:pPr>
+            <w:r>
+              <w:rPr>
+                <w:b/>
+                <w:bCs/>
+              </w:rPr>
+              <w:t xml:space="preserve">Use Case: </w:t>
+            </w:r>
+          </w:p>
+        </w:tc>
+        <w:tc>
+          <w:tcPr>
+            <w:tcW w:w="7320" w:type="dxa"/>
+          </w:tcPr>
+          <w:p>
+            <w:r>
+              <w:t>Turn on AI detection</w:t>
+            </w:r>
+            <w:r>
+              <w:t xml:space="preserve"> with </w:t>
+            </w:r>
+            <w:r>
+              <w:t>Email and Phone number alerts enabled</w:t>
+            </w:r>
+          </w:p>
+        </w:tc>
+      </w:tr>
+      <w:tr>
+        <w:tc>
+          <w:tcPr>
+            <w:tcW w:w="1696" w:type="dxa"/>
+          </w:tcPr>
+          <w:p>
+            <w:pPr>
+              <w:rPr>
+                <w:b/>
+                <w:bCs/>
+              </w:rPr>
+            </w:pPr>
+            <w:r>
+              <w:rPr>
+                <w:b/>
+                <w:bCs/>
+              </w:rPr>
+              <w:t xml:space="preserve">Actor(s): </w:t>
+            </w:r>
+          </w:p>
+        </w:tc>
+        <w:tc>
+          <w:tcPr>
+            <w:tcW w:w="7320" w:type="dxa"/>
+          </w:tcPr>
+          <w:p>
+            <w:r>
+              <w:t>Camera Monitoring</w:t>
+            </w:r>
+          </w:p>
+        </w:tc>
+      </w:tr>
+      <w:tr>
+        <w:tc>
+          <w:tcPr>
+            <w:tcW w:w="1696" w:type="dxa"/>
+          </w:tcPr>
+          <w:p>
+            <w:pPr>
+              <w:rPr>
+                <w:b/>
+                <w:bCs/>
+              </w:rPr>
+            </w:pPr>
+            <w:r>
+              <w:rPr>
+                <w:b/>
+                <w:bCs/>
+              </w:rPr>
+              <w:t xml:space="preserve">Description: </w:t>
+            </w:r>
+          </w:p>
+        </w:tc>
+        <w:tc>
+          <w:tcPr>
+            <w:tcW w:w="7320" w:type="dxa"/>
+          </w:tcPr>
+          <w:p>
+            <w:r>
+              <w:t>Camera Monitoring personnel turns on live monitoring camera to start detecting for no helmets or high visibility jackets on a construction site</w:t>
+            </w:r>
+          </w:p>
+        </w:tc>
+      </w:tr>
+      <w:tr>
+        <w:tc>
+          <w:tcPr>
+            <w:tcW w:w="1696" w:type="dxa"/>
+          </w:tcPr>
+          <w:p>
+            <w:pPr>
+              <w:rPr>
+                <w:b/>
+                <w:bCs/>
+              </w:rPr>
+            </w:pPr>
+            <w:r>
+              <w:rPr>
+                <w:b/>
+                <w:bCs/>
+              </w:rPr>
+              <w:t xml:space="preserve">Steps: </w:t>
+            </w:r>
+          </w:p>
+          <w:p>
+            <w:pPr>
+              <w:pStyle w:val="ListParagraph"/>
+            </w:pPr>
+          </w:p>
+        </w:tc>
+        <w:tc>
+          <w:tcPr>
+            <w:tcW w:w="7320" w:type="dxa"/>
+          </w:tcPr>
+          <w:p>
+            <w:pPr>
+              <w:pStyle w:val="ListParagraph"/>
+              <w:numPr>
+                <w:ilvl w:val="0"/>
+                <w:numId w:val="57"/>
+              </w:numPr>
+              <w:ind w:left="464"/>
+              <w:rPr>
+                <w:lang w:val="en-GB"/>
+              </w:rPr>
+            </w:pPr>
+            <w:r>
+              <w:rPr>
+                <w:b/>
+                <w:bCs/>
+                <w:lang w:val="en-GB"/>
+              </w:rPr>
+              <w:t>Navigate to Website</w:t>
+            </w:r>
+            <w:r>
+              <w:rPr>
+                <w:lang w:val="en-GB"/>
+              </w:rPr>
+              <w:t>: The Camera Monitoring personnel accesses the AI project’s monitoring website.</w:t>
+            </w:r>
+          </w:p>
+          <w:p>
+            <w:pPr>
+              <w:pStyle w:val="ListParagraph"/>
+              <w:numPr>
+                <w:ilvl w:val="0"/>
+                <w:numId w:val="57"/>
+              </w:numPr>
+              <w:ind w:left="464"/>
+              <w:rPr>
+                <w:lang w:val="en-GB"/>
+              </w:rPr>
+            </w:pPr>
+            <w:r>
+              <w:rPr>
+                <w:b/>
+                <w:bCs/>
+                <w:lang w:val="en-GB"/>
+              </w:rPr>
+              <w:t>Enter Contact Information</w:t>
+            </w:r>
+            <w:r>
+              <w:rPr>
+                <w:lang w:val="en-GB"/>
+              </w:rPr>
+              <w:t>: The user inputs their email address and phone number into the required fields.</w:t>
+            </w:r>
+          </w:p>
+          <w:p>
+            <w:pPr>
+              <w:pStyle w:val="ListParagraph"/>
+              <w:numPr>
+                <w:ilvl w:val="0"/>
+                <w:numId w:val="57"/>
+              </w:numPr>
+              <w:ind w:left="464"/>
+              <w:rPr>
+                <w:lang w:val="en-GB"/>
+              </w:rPr>
+            </w:pPr>
+            <w:r>
+              <w:rPr>
+                <w:b/>
+                <w:bCs/>
+                <w:lang w:val="en-GB"/>
+              </w:rPr>
+              <w:t>Enable Alerts</w:t>
+            </w:r>
+            <w:r>
+              <w:rPr>
+                <w:lang w:val="en-GB"/>
+              </w:rPr>
+              <w:t>: The user toggles on email and SMS alerts to receive notifications.</w:t>
+            </w:r>
+          </w:p>
+          <w:p>
+            <w:pPr>
+              <w:pStyle w:val="ListParagraph"/>
+              <w:numPr>
+                <w:ilvl w:val="0"/>
+                <w:numId w:val="57"/>
+              </w:numPr>
+              <w:ind w:left="464"/>
+            </w:pPr>
+            <w:r>
+              <w:rPr>
+                <w:b/>
+                <w:bCs/>
+                <w:lang w:val="en-GB"/>
+              </w:rPr>
+              <w:t>Start Video Stream</w:t>
+            </w:r>
+            <w:r>
+              <w:rPr>
+                <w:lang w:val="en-GB"/>
+              </w:rPr>
+              <w:t>: The user initiates the live video stream by pressing the "Start Stream" button.</w:t>
+            </w:r>
+          </w:p>
+        </w:tc>
+      </w:tr>
+    </w:tbl>
     <w:p/>
     <w:sectPr>
-      <w:footerReference w:type="default" r:id="rId21"/>
+      <w:footerReference w:type="default" r:id="rId24"/>
       <w:pgSz w:w="11906" w:h="16838"/>
       <w:pgMar w:top="1440" w:right="1440" w:bottom="1440" w:left="1440" w:header="708" w:footer="708" w:gutter="0"/>
       <w:pgNumType w:start="0"/>
@@ -6353,6 +7607,92 @@
     </w:lvl>
   </w:abstractNum>
   <w:abstractNum w:abstractNumId="3" w15:restartNumberingAfterBreak="0">
+    <w:nsid w:val="0F05541C"/>
+    <w:multiLevelType w:val="hybridMultilevel"/>
+    <w:tmpl w:val="0DA49DC8"/>
+    <w:lvl w:ilvl="0" w:tplc="FFFFFFFF">
+      <w:start w:val="1"/>
+      <w:numFmt w:val="decimal"/>
+      <w:lvlText w:val="%1."/>
+      <w:lvlJc w:val="left"/>
+      <w:pPr>
+        <w:ind w:left="720" w:hanging="360"/>
+      </w:pPr>
+    </w:lvl>
+    <w:lvl w:ilvl="1" w:tplc="FFFFFFFF" w:tentative="1">
+      <w:start w:val="1"/>
+      <w:numFmt w:val="lowerLetter"/>
+      <w:lvlText w:val="%2."/>
+      <w:lvlJc w:val="left"/>
+      <w:pPr>
+        <w:ind w:left="1440" w:hanging="360"/>
+      </w:pPr>
+    </w:lvl>
+    <w:lvl w:ilvl="2" w:tplc="FFFFFFFF" w:tentative="1">
+      <w:start w:val="1"/>
+      <w:numFmt w:val="lowerRoman"/>
+      <w:lvlText w:val="%3."/>
+      <w:lvlJc w:val="right"/>
+      <w:pPr>
+        <w:ind w:left="2160" w:hanging="180"/>
+      </w:pPr>
+    </w:lvl>
+    <w:lvl w:ilvl="3" w:tplc="FFFFFFFF" w:tentative="1">
+      <w:start w:val="1"/>
+      <w:numFmt w:val="decimal"/>
+      <w:lvlText w:val="%4."/>
+      <w:lvlJc w:val="left"/>
+      <w:pPr>
+        <w:ind w:left="2880" w:hanging="360"/>
+      </w:pPr>
+    </w:lvl>
+    <w:lvl w:ilvl="4" w:tplc="FFFFFFFF" w:tentative="1">
+      <w:start w:val="1"/>
+      <w:numFmt w:val="lowerLetter"/>
+      <w:lvlText w:val="%5."/>
+      <w:lvlJc w:val="left"/>
+      <w:pPr>
+        <w:ind w:left="3600" w:hanging="360"/>
+      </w:pPr>
+    </w:lvl>
+    <w:lvl w:ilvl="5" w:tplc="FFFFFFFF" w:tentative="1">
+      <w:start w:val="1"/>
+      <w:numFmt w:val="lowerRoman"/>
+      <w:lvlText w:val="%6."/>
+      <w:lvlJc w:val="right"/>
+      <w:pPr>
+        <w:ind w:left="4320" w:hanging="180"/>
+      </w:pPr>
+    </w:lvl>
+    <w:lvl w:ilvl="6" w:tplc="FFFFFFFF" w:tentative="1">
+      <w:start w:val="1"/>
+      <w:numFmt w:val="decimal"/>
+      <w:lvlText w:val="%7."/>
+      <w:lvlJc w:val="left"/>
+      <w:pPr>
+        <w:ind w:left="5040" w:hanging="360"/>
+      </w:pPr>
+    </w:lvl>
+    <w:lvl w:ilvl="7" w:tplc="FFFFFFFF" w:tentative="1">
+      <w:start w:val="1"/>
+      <w:numFmt w:val="lowerLetter"/>
+      <w:lvlText w:val="%8."/>
+      <w:lvlJc w:val="left"/>
+      <w:pPr>
+        <w:ind w:left="5760" w:hanging="360"/>
+      </w:pPr>
+    </w:lvl>
+    <w:lvl w:ilvl="8" w:tplc="FFFFFFFF" w:tentative="1">
+      <w:start w:val="1"/>
+      <w:numFmt w:val="lowerRoman"/>
+      <w:lvlText w:val="%9."/>
+      <w:lvlJc w:val="right"/>
+      <w:pPr>
+        <w:ind w:left="6480" w:hanging="180"/>
+      </w:pPr>
+    </w:lvl>
+  </w:abstractNum>
+  <w:abstractNum w:abstractNumId="4" w15:restartNumberingAfterBreak="0">
     <w:nsid w:val="11233155"/>
     <w:multiLevelType w:val="multilevel"/>
     <w:tmpl w:val="7C4E4A6C"/>
@@ -6501,7 +7841,156 @@
       </w:rPr>
     </w:lvl>
   </w:abstractNum>
-  <w:abstractNum w:abstractNumId="4" w15:restartNumberingAfterBreak="0">
+  <w:abstractNum w:abstractNumId="5" w15:restartNumberingAfterBreak="0">
+    <w:nsid w:val="13E019BC"/>
+    <w:multiLevelType w:val="multilevel"/>
+    <w:tmpl w:val="0E74F736"/>
+    <w:lvl w:ilvl="0">
+      <w:start w:val="1"/>
+      <w:numFmt w:val="bullet"/>
+      <w:lvlText w:val=""/>
+      <w:lvlJc w:val="left"/>
+      <w:pPr>
+        <w:tabs>
+          <w:tab w:val="num" w:pos="720"/>
+        </w:tabs>
+        <w:ind w:left="720" w:hanging="360"/>
+      </w:pPr>
+      <w:rPr>
+        <w:rFonts w:ascii="Symbol" w:hAnsi="Symbol" w:hint="default"/>
+        <w:sz w:val="20"/>
+      </w:rPr>
+    </w:lvl>
+    <w:lvl w:ilvl="1" w:tentative="1">
+      <w:start w:val="1"/>
+      <w:numFmt w:val="bullet"/>
+      <w:lvlText w:val="o"/>
+      <w:lvlJc w:val="left"/>
+      <w:pPr>
+        <w:tabs>
+          <w:tab w:val="num" w:pos="1440"/>
+        </w:tabs>
+        <w:ind w:left="1440" w:hanging="360"/>
+      </w:pPr>
+      <w:rPr>
+        <w:rFonts w:ascii="Courier New" w:hAnsi="Courier New" w:hint="default"/>
+        <w:sz w:val="20"/>
+      </w:rPr>
+    </w:lvl>
+    <w:lvl w:ilvl="2" w:tentative="1">
+      <w:start w:val="1"/>
+      <w:numFmt w:val="bullet"/>
+      <w:lvlText w:val=""/>
+      <w:lvlJc w:val="left"/>
+      <w:pPr>
+        <w:tabs>
+          <w:tab w:val="num" w:pos="2160"/>
+        </w:tabs>
+        <w:ind w:left="2160" w:hanging="360"/>
+      </w:pPr>
+      <w:rPr>
+        <w:rFonts w:ascii="Wingdings" w:hAnsi="Wingdings" w:hint="default"/>
+        <w:sz w:val="20"/>
+      </w:rPr>
+    </w:lvl>
+    <w:lvl w:ilvl="3" w:tentative="1">
+      <w:start w:val="1"/>
+      <w:numFmt w:val="bullet"/>
+      <w:lvlText w:val=""/>
+      <w:lvlJc w:val="left"/>
+      <w:pPr>
+        <w:tabs>
+          <w:tab w:val="num" w:pos="2880"/>
+        </w:tabs>
+        <w:ind w:left="2880" w:hanging="360"/>
+      </w:pPr>
+      <w:rPr>
+        <w:rFonts w:ascii="Wingdings" w:hAnsi="Wingdings" w:hint="default"/>
+        <w:sz w:val="20"/>
+      </w:rPr>
+    </w:lvl>
+    <w:lvl w:ilvl="4" w:tentative="1">
+      <w:start w:val="1"/>
+      <w:numFmt w:val="bullet"/>
+      <w:lvlText w:val=""/>
+      <w:lvlJc w:val="left"/>
+      <w:pPr>
+        <w:tabs>
+          <w:tab w:val="num" w:pos="3600"/>
+        </w:tabs>
+        <w:ind w:left="3600" w:hanging="360"/>
+      </w:pPr>
+      <w:rPr>
+        <w:rFonts w:ascii="Wingdings" w:hAnsi="Wingdings" w:hint="default"/>
+        <w:sz w:val="20"/>
+      </w:rPr>
+    </w:lvl>
+    <w:lvl w:ilvl="5" w:tentative="1">
+      <w:start w:val="1"/>
+      <w:numFmt w:val="bullet"/>
+      <w:lvlText w:val=""/>
+      <w:lvlJc w:val="left"/>
+      <w:pPr>
+        <w:tabs>
+          <w:tab w:val="num" w:pos="4320"/>
+        </w:tabs>
+        <w:ind w:left="4320" w:hanging="360"/>
+      </w:pPr>
+      <w:rPr>
+        <w:rFonts w:ascii="Wingdings" w:hAnsi="Wingdings" w:hint="default"/>
+        <w:sz w:val="20"/>
+      </w:rPr>
+    </w:lvl>
+    <w:lvl w:ilvl="6" w:tentative="1">
+      <w:start w:val="1"/>
+      <w:numFmt w:val="bullet"/>
+      <w:lvlText w:val=""/>
+      <w:lvlJc w:val="left"/>
+      <w:pPr>
+        <w:tabs>
+          <w:tab w:val="num" w:pos="5040"/>
+        </w:tabs>
+        <w:ind w:left="5040" w:hanging="360"/>
+      </w:pPr>
+      <w:rPr>
+        <w:rFonts w:ascii="Wingdings" w:hAnsi="Wingdings" w:hint="default"/>
+        <w:sz w:val="20"/>
+      </w:rPr>
+    </w:lvl>
+    <w:lvl w:ilvl="7" w:tentative="1">
+      <w:start w:val="1"/>
+      <w:numFmt w:val="bullet"/>
+      <w:lvlText w:val=""/>
+      <w:lvlJc w:val="left"/>
+      <w:pPr>
+        <w:tabs>
+          <w:tab w:val="num" w:pos="5760"/>
+        </w:tabs>
+        <w:ind w:left="5760" w:hanging="360"/>
+      </w:pPr>
+      <w:rPr>
+        <w:rFonts w:ascii="Wingdings" w:hAnsi="Wingdings" w:hint="default"/>
+        <w:sz w:val="20"/>
+      </w:rPr>
+    </w:lvl>
+    <w:lvl w:ilvl="8" w:tentative="1">
+      <w:start w:val="1"/>
+      <w:numFmt w:val="bullet"/>
+      <w:lvlText w:val=""/>
+      <w:lvlJc w:val="left"/>
+      <w:pPr>
+        <w:tabs>
+          <w:tab w:val="num" w:pos="6480"/>
+        </w:tabs>
+        <w:ind w:left="6480" w:hanging="360"/>
+      </w:pPr>
+      <w:rPr>
+        <w:rFonts w:ascii="Wingdings" w:hAnsi="Wingdings" w:hint="default"/>
+        <w:sz w:val="20"/>
+      </w:rPr>
+    </w:lvl>
+  </w:abstractNum>
+  <w:abstractNum w:abstractNumId="6" w15:restartNumberingAfterBreak="0">
     <w:nsid w:val="13F00F8E"/>
     <w:multiLevelType w:val="multilevel"/>
     <w:tmpl w:val="EA348FD4"/>
@@ -6650,7 +8139,7 @@
       </w:rPr>
     </w:lvl>
   </w:abstractNum>
-  <w:abstractNum w:abstractNumId="5" w15:restartNumberingAfterBreak="0">
+  <w:abstractNum w:abstractNumId="7" w15:restartNumberingAfterBreak="0">
     <w:nsid w:val="15701787"/>
     <w:multiLevelType w:val="hybridMultilevel"/>
     <w:tmpl w:val="83FA9C88"/>
@@ -6763,7 +8252,7 @@
       </w:rPr>
     </w:lvl>
   </w:abstractNum>
-  <w:abstractNum w:abstractNumId="6" w15:restartNumberingAfterBreak="0">
+  <w:abstractNum w:abstractNumId="8" w15:restartNumberingAfterBreak="0">
     <w:nsid w:val="188B3C0F"/>
     <w:multiLevelType w:val="multilevel"/>
     <w:tmpl w:val="8CF4008C"/>
@@ -6912,7 +8401,7 @@
       </w:rPr>
     </w:lvl>
   </w:abstractNum>
-  <w:abstractNum w:abstractNumId="7" w15:restartNumberingAfterBreak="0">
+  <w:abstractNum w:abstractNumId="9" w15:restartNumberingAfterBreak="0">
     <w:nsid w:val="1969776D"/>
     <w:multiLevelType w:val="multilevel"/>
     <w:tmpl w:val="C24A115A"/>
@@ -7061,7 +8550,7 @@
       </w:rPr>
     </w:lvl>
   </w:abstractNum>
-  <w:abstractNum w:abstractNumId="8" w15:restartNumberingAfterBreak="0">
+  <w:abstractNum w:abstractNumId="10" w15:restartNumberingAfterBreak="0">
     <w:nsid w:val="22233E73"/>
     <w:multiLevelType w:val="multilevel"/>
     <w:tmpl w:val="09985C96"/>
@@ -7210,7 +8699,7 @@
       </w:rPr>
     </w:lvl>
   </w:abstractNum>
-  <w:abstractNum w:abstractNumId="9" w15:restartNumberingAfterBreak="0">
+  <w:abstractNum w:abstractNumId="11" w15:restartNumberingAfterBreak="0">
     <w:nsid w:val="270E02DC"/>
     <w:multiLevelType w:val="multilevel"/>
     <w:tmpl w:val="E236DFDC"/>
@@ -7359,7 +8848,156 @@
       </w:rPr>
     </w:lvl>
   </w:abstractNum>
-  <w:abstractNum w:abstractNumId="10" w15:restartNumberingAfterBreak="0">
+  <w:abstractNum w:abstractNumId="12" w15:restartNumberingAfterBreak="0">
+    <w:nsid w:val="27896A6E"/>
+    <w:multiLevelType w:val="multilevel"/>
+    <w:tmpl w:val="80AEF1DE"/>
+    <w:lvl w:ilvl="0">
+      <w:start w:val="1"/>
+      <w:numFmt w:val="bullet"/>
+      <w:lvlText w:val=""/>
+      <w:lvlJc w:val="left"/>
+      <w:pPr>
+        <w:tabs>
+          <w:tab w:val="num" w:pos="720"/>
+        </w:tabs>
+        <w:ind w:left="720" w:hanging="360"/>
+      </w:pPr>
+      <w:rPr>
+        <w:rFonts w:ascii="Symbol" w:hAnsi="Symbol" w:hint="default"/>
+        <w:sz w:val="20"/>
+      </w:rPr>
+    </w:lvl>
+    <w:lvl w:ilvl="1" w:tentative="1">
+      <w:start w:val="1"/>
+      <w:numFmt w:val="bullet"/>
+      <w:lvlText w:val="o"/>
+      <w:lvlJc w:val="left"/>
+      <w:pPr>
+        <w:tabs>
+          <w:tab w:val="num" w:pos="1440"/>
+        </w:tabs>
+        <w:ind w:left="1440" w:hanging="360"/>
+      </w:pPr>
+      <w:rPr>
+        <w:rFonts w:ascii="Courier New" w:hAnsi="Courier New" w:hint="default"/>
+        <w:sz w:val="20"/>
+      </w:rPr>
+    </w:lvl>
+    <w:lvl w:ilvl="2" w:tentative="1">
+      <w:start w:val="1"/>
+      <w:numFmt w:val="bullet"/>
+      <w:lvlText w:val=""/>
+      <w:lvlJc w:val="left"/>
+      <w:pPr>
+        <w:tabs>
+          <w:tab w:val="num" w:pos="2160"/>
+        </w:tabs>
+        <w:ind w:left="2160" w:hanging="360"/>
+      </w:pPr>
+      <w:rPr>
+        <w:rFonts w:ascii="Wingdings" w:hAnsi="Wingdings" w:hint="default"/>
+        <w:sz w:val="20"/>
+      </w:rPr>
+    </w:lvl>
+    <w:lvl w:ilvl="3" w:tentative="1">
+      <w:start w:val="1"/>
+      <w:numFmt w:val="bullet"/>
+      <w:lvlText w:val=""/>
+      <w:lvlJc w:val="left"/>
+      <w:pPr>
+        <w:tabs>
+          <w:tab w:val="num" w:pos="2880"/>
+        </w:tabs>
+        <w:ind w:left="2880" w:hanging="360"/>
+      </w:pPr>
+      <w:rPr>
+        <w:rFonts w:ascii="Wingdings" w:hAnsi="Wingdings" w:hint="default"/>
+        <w:sz w:val="20"/>
+      </w:rPr>
+    </w:lvl>
+    <w:lvl w:ilvl="4" w:tentative="1">
+      <w:start w:val="1"/>
+      <w:numFmt w:val="bullet"/>
+      <w:lvlText w:val=""/>
+      <w:lvlJc w:val="left"/>
+      <w:pPr>
+        <w:tabs>
+          <w:tab w:val="num" w:pos="3600"/>
+        </w:tabs>
+        <w:ind w:left="3600" w:hanging="360"/>
+      </w:pPr>
+      <w:rPr>
+        <w:rFonts w:ascii="Wingdings" w:hAnsi="Wingdings" w:hint="default"/>
+        <w:sz w:val="20"/>
+      </w:rPr>
+    </w:lvl>
+    <w:lvl w:ilvl="5" w:tentative="1">
+      <w:start w:val="1"/>
+      <w:numFmt w:val="bullet"/>
+      <w:lvlText w:val=""/>
+      <w:lvlJc w:val="left"/>
+      <w:pPr>
+        <w:tabs>
+          <w:tab w:val="num" w:pos="4320"/>
+        </w:tabs>
+        <w:ind w:left="4320" w:hanging="360"/>
+      </w:pPr>
+      <w:rPr>
+        <w:rFonts w:ascii="Wingdings" w:hAnsi="Wingdings" w:hint="default"/>
+        <w:sz w:val="20"/>
+      </w:rPr>
+    </w:lvl>
+    <w:lvl w:ilvl="6" w:tentative="1">
+      <w:start w:val="1"/>
+      <w:numFmt w:val="bullet"/>
+      <w:lvlText w:val=""/>
+      <w:lvlJc w:val="left"/>
+      <w:pPr>
+        <w:tabs>
+          <w:tab w:val="num" w:pos="5040"/>
+        </w:tabs>
+        <w:ind w:left="5040" w:hanging="360"/>
+      </w:pPr>
+      <w:rPr>
+        <w:rFonts w:ascii="Wingdings" w:hAnsi="Wingdings" w:hint="default"/>
+        <w:sz w:val="20"/>
+      </w:rPr>
+    </w:lvl>
+    <w:lvl w:ilvl="7" w:tentative="1">
+      <w:start w:val="1"/>
+      <w:numFmt w:val="bullet"/>
+      <w:lvlText w:val=""/>
+      <w:lvlJc w:val="left"/>
+      <w:pPr>
+        <w:tabs>
+          <w:tab w:val="num" w:pos="5760"/>
+        </w:tabs>
+        <w:ind w:left="5760" w:hanging="360"/>
+      </w:pPr>
+      <w:rPr>
+        <w:rFonts w:ascii="Wingdings" w:hAnsi="Wingdings" w:hint="default"/>
+        <w:sz w:val="20"/>
+      </w:rPr>
+    </w:lvl>
+    <w:lvl w:ilvl="8" w:tentative="1">
+      <w:start w:val="1"/>
+      <w:numFmt w:val="bullet"/>
+      <w:lvlText w:val=""/>
+      <w:lvlJc w:val="left"/>
+      <w:pPr>
+        <w:tabs>
+          <w:tab w:val="num" w:pos="6480"/>
+        </w:tabs>
+        <w:ind w:left="6480" w:hanging="360"/>
+      </w:pPr>
+      <w:rPr>
+        <w:rFonts w:ascii="Wingdings" w:hAnsi="Wingdings" w:hint="default"/>
+        <w:sz w:val="20"/>
+      </w:rPr>
+    </w:lvl>
+  </w:abstractNum>
+  <w:abstractNum w:abstractNumId="13" w15:restartNumberingAfterBreak="0">
     <w:nsid w:val="2C1A1CE6"/>
     <w:multiLevelType w:val="multilevel"/>
     <w:tmpl w:val="BAC0F534"/>
@@ -7508,7 +9146,156 @@
       </w:rPr>
     </w:lvl>
   </w:abstractNum>
-  <w:abstractNum w:abstractNumId="11" w15:restartNumberingAfterBreak="0">
+  <w:abstractNum w:abstractNumId="14" w15:restartNumberingAfterBreak="0">
+    <w:nsid w:val="2D781613"/>
+    <w:multiLevelType w:val="multilevel"/>
+    <w:tmpl w:val="1E74D100"/>
+    <w:lvl w:ilvl="0">
+      <w:start w:val="1"/>
+      <w:numFmt w:val="bullet"/>
+      <w:lvlText w:val=""/>
+      <w:lvlJc w:val="left"/>
+      <w:pPr>
+        <w:tabs>
+          <w:tab w:val="num" w:pos="720"/>
+        </w:tabs>
+        <w:ind w:left="720" w:hanging="360"/>
+      </w:pPr>
+      <w:rPr>
+        <w:rFonts w:ascii="Symbol" w:hAnsi="Symbol" w:hint="default"/>
+        <w:sz w:val="20"/>
+      </w:rPr>
+    </w:lvl>
+    <w:lvl w:ilvl="1" w:tentative="1">
+      <w:start w:val="1"/>
+      <w:numFmt w:val="bullet"/>
+      <w:lvlText w:val="o"/>
+      <w:lvlJc w:val="left"/>
+      <w:pPr>
+        <w:tabs>
+          <w:tab w:val="num" w:pos="1440"/>
+        </w:tabs>
+        <w:ind w:left="1440" w:hanging="360"/>
+      </w:pPr>
+      <w:rPr>
+        <w:rFonts w:ascii="Courier New" w:hAnsi="Courier New" w:hint="default"/>
+        <w:sz w:val="20"/>
+      </w:rPr>
+    </w:lvl>
+    <w:lvl w:ilvl="2" w:tentative="1">
+      <w:start w:val="1"/>
+      <w:numFmt w:val="bullet"/>
+      <w:lvlText w:val=""/>
+      <w:lvlJc w:val="left"/>
+      <w:pPr>
+        <w:tabs>
+          <w:tab w:val="num" w:pos="2160"/>
+        </w:tabs>
+        <w:ind w:left="2160" w:hanging="360"/>
+      </w:pPr>
+      <w:rPr>
+        <w:rFonts w:ascii="Wingdings" w:hAnsi="Wingdings" w:hint="default"/>
+        <w:sz w:val="20"/>
+      </w:rPr>
+    </w:lvl>
+    <w:lvl w:ilvl="3" w:tentative="1">
+      <w:start w:val="1"/>
+      <w:numFmt w:val="bullet"/>
+      <w:lvlText w:val=""/>
+      <w:lvlJc w:val="left"/>
+      <w:pPr>
+        <w:tabs>
+          <w:tab w:val="num" w:pos="2880"/>
+        </w:tabs>
+        <w:ind w:left="2880" w:hanging="360"/>
+      </w:pPr>
+      <w:rPr>
+        <w:rFonts w:ascii="Wingdings" w:hAnsi="Wingdings" w:hint="default"/>
+        <w:sz w:val="20"/>
+      </w:rPr>
+    </w:lvl>
+    <w:lvl w:ilvl="4" w:tentative="1">
+      <w:start w:val="1"/>
+      <w:numFmt w:val="bullet"/>
+      <w:lvlText w:val=""/>
+      <w:lvlJc w:val="left"/>
+      <w:pPr>
+        <w:tabs>
+          <w:tab w:val="num" w:pos="3600"/>
+        </w:tabs>
+        <w:ind w:left="3600" w:hanging="360"/>
+      </w:pPr>
+      <w:rPr>
+        <w:rFonts w:ascii="Wingdings" w:hAnsi="Wingdings" w:hint="default"/>
+        <w:sz w:val="20"/>
+      </w:rPr>
+    </w:lvl>
+    <w:lvl w:ilvl="5" w:tentative="1">
+      <w:start w:val="1"/>
+      <w:numFmt w:val="bullet"/>
+      <w:lvlText w:val=""/>
+      <w:lvlJc w:val="left"/>
+      <w:pPr>
+        <w:tabs>
+          <w:tab w:val="num" w:pos="4320"/>
+        </w:tabs>
+        <w:ind w:left="4320" w:hanging="360"/>
+      </w:pPr>
+      <w:rPr>
+        <w:rFonts w:ascii="Wingdings" w:hAnsi="Wingdings" w:hint="default"/>
+        <w:sz w:val="20"/>
+      </w:rPr>
+    </w:lvl>
+    <w:lvl w:ilvl="6" w:tentative="1">
+      <w:start w:val="1"/>
+      <w:numFmt w:val="bullet"/>
+      <w:lvlText w:val=""/>
+      <w:lvlJc w:val="left"/>
+      <w:pPr>
+        <w:tabs>
+          <w:tab w:val="num" w:pos="5040"/>
+        </w:tabs>
+        <w:ind w:left="5040" w:hanging="360"/>
+      </w:pPr>
+      <w:rPr>
+        <w:rFonts w:ascii="Wingdings" w:hAnsi="Wingdings" w:hint="default"/>
+        <w:sz w:val="20"/>
+      </w:rPr>
+    </w:lvl>
+    <w:lvl w:ilvl="7" w:tentative="1">
+      <w:start w:val="1"/>
+      <w:numFmt w:val="bullet"/>
+      <w:lvlText w:val=""/>
+      <w:lvlJc w:val="left"/>
+      <w:pPr>
+        <w:tabs>
+          <w:tab w:val="num" w:pos="5760"/>
+        </w:tabs>
+        <w:ind w:left="5760" w:hanging="360"/>
+      </w:pPr>
+      <w:rPr>
+        <w:rFonts w:ascii="Wingdings" w:hAnsi="Wingdings" w:hint="default"/>
+        <w:sz w:val="20"/>
+      </w:rPr>
+    </w:lvl>
+    <w:lvl w:ilvl="8" w:tentative="1">
+      <w:start w:val="1"/>
+      <w:numFmt w:val="bullet"/>
+      <w:lvlText w:val=""/>
+      <w:lvlJc w:val="left"/>
+      <w:pPr>
+        <w:tabs>
+          <w:tab w:val="num" w:pos="6480"/>
+        </w:tabs>
+        <w:ind w:left="6480" w:hanging="360"/>
+      </w:pPr>
+      <w:rPr>
+        <w:rFonts w:ascii="Wingdings" w:hAnsi="Wingdings" w:hint="default"/>
+        <w:sz w:val="20"/>
+      </w:rPr>
+    </w:lvl>
+  </w:abstractNum>
+  <w:abstractNum w:abstractNumId="15" w15:restartNumberingAfterBreak="0">
     <w:nsid w:val="2DBF4446"/>
     <w:multiLevelType w:val="multilevel"/>
     <w:tmpl w:val="D722F520"/>
@@ -7657,7 +9444,7 @@
       </w:rPr>
     </w:lvl>
   </w:abstractNum>
-  <w:abstractNum w:abstractNumId="12" w15:restartNumberingAfterBreak="0">
+  <w:abstractNum w:abstractNumId="16" w15:restartNumberingAfterBreak="0">
     <w:nsid w:val="2EFD69BE"/>
     <w:multiLevelType w:val="multilevel"/>
     <w:tmpl w:val="EB2ED956"/>
@@ -7806,7 +9593,7 @@
       </w:rPr>
     </w:lvl>
   </w:abstractNum>
-  <w:abstractNum w:abstractNumId="13" w15:restartNumberingAfterBreak="0">
+  <w:abstractNum w:abstractNumId="17" w15:restartNumberingAfterBreak="0">
     <w:nsid w:val="2F0753A6"/>
     <w:multiLevelType w:val="hybridMultilevel"/>
     <w:tmpl w:val="90D6C720"/>
@@ -7919,7 +9706,7 @@
       </w:rPr>
     </w:lvl>
   </w:abstractNum>
-  <w:abstractNum w:abstractNumId="14" w15:restartNumberingAfterBreak="0">
+  <w:abstractNum w:abstractNumId="18" w15:restartNumberingAfterBreak="0">
     <w:nsid w:val="2FDE14B9"/>
     <w:multiLevelType w:val="hybridMultilevel"/>
     <w:tmpl w:val="24B0C530"/>
@@ -8005,7 +9792,156 @@
       </w:pPr>
     </w:lvl>
   </w:abstractNum>
-  <w:abstractNum w:abstractNumId="15" w15:restartNumberingAfterBreak="0">
+  <w:abstractNum w:abstractNumId="19" w15:restartNumberingAfterBreak="0">
+    <w:nsid w:val="32814ACF"/>
+    <w:multiLevelType w:val="multilevel"/>
+    <w:tmpl w:val="599065AE"/>
+    <w:lvl w:ilvl="0">
+      <w:start w:val="1"/>
+      <w:numFmt w:val="bullet"/>
+      <w:lvlText w:val=""/>
+      <w:lvlJc w:val="left"/>
+      <w:pPr>
+        <w:tabs>
+          <w:tab w:val="num" w:pos="720"/>
+        </w:tabs>
+        <w:ind w:left="720" w:hanging="360"/>
+      </w:pPr>
+      <w:rPr>
+        <w:rFonts w:ascii="Symbol" w:hAnsi="Symbol" w:hint="default"/>
+        <w:sz w:val="20"/>
+      </w:rPr>
+    </w:lvl>
+    <w:lvl w:ilvl="1" w:tentative="1">
+      <w:start w:val="1"/>
+      <w:numFmt w:val="bullet"/>
+      <w:lvlText w:val="o"/>
+      <w:lvlJc w:val="left"/>
+      <w:pPr>
+        <w:tabs>
+          <w:tab w:val="num" w:pos="1440"/>
+        </w:tabs>
+        <w:ind w:left="1440" w:hanging="360"/>
+      </w:pPr>
+      <w:rPr>
+        <w:rFonts w:ascii="Courier New" w:hAnsi="Courier New" w:hint="default"/>
+        <w:sz w:val="20"/>
+      </w:rPr>
+    </w:lvl>
+    <w:lvl w:ilvl="2" w:tentative="1">
+      <w:start w:val="1"/>
+      <w:numFmt w:val="bullet"/>
+      <w:lvlText w:val=""/>
+      <w:lvlJc w:val="left"/>
+      <w:pPr>
+        <w:tabs>
+          <w:tab w:val="num" w:pos="2160"/>
+        </w:tabs>
+        <w:ind w:left="2160" w:hanging="360"/>
+      </w:pPr>
+      <w:rPr>
+        <w:rFonts w:ascii="Wingdings" w:hAnsi="Wingdings" w:hint="default"/>
+        <w:sz w:val="20"/>
+      </w:rPr>
+    </w:lvl>
+    <w:lvl w:ilvl="3" w:tentative="1">
+      <w:start w:val="1"/>
+      <w:numFmt w:val="bullet"/>
+      <w:lvlText w:val=""/>
+      <w:lvlJc w:val="left"/>
+      <w:pPr>
+        <w:tabs>
+          <w:tab w:val="num" w:pos="2880"/>
+        </w:tabs>
+        <w:ind w:left="2880" w:hanging="360"/>
+      </w:pPr>
+      <w:rPr>
+        <w:rFonts w:ascii="Wingdings" w:hAnsi="Wingdings" w:hint="default"/>
+        <w:sz w:val="20"/>
+      </w:rPr>
+    </w:lvl>
+    <w:lvl w:ilvl="4" w:tentative="1">
+      <w:start w:val="1"/>
+      <w:numFmt w:val="bullet"/>
+      <w:lvlText w:val=""/>
+      <w:lvlJc w:val="left"/>
+      <w:pPr>
+        <w:tabs>
+          <w:tab w:val="num" w:pos="3600"/>
+        </w:tabs>
+        <w:ind w:left="3600" w:hanging="360"/>
+      </w:pPr>
+      <w:rPr>
+        <w:rFonts w:ascii="Wingdings" w:hAnsi="Wingdings" w:hint="default"/>
+        <w:sz w:val="20"/>
+      </w:rPr>
+    </w:lvl>
+    <w:lvl w:ilvl="5" w:tentative="1">
+      <w:start w:val="1"/>
+      <w:numFmt w:val="bullet"/>
+      <w:lvlText w:val=""/>
+      <w:lvlJc w:val="left"/>
+      <w:pPr>
+        <w:tabs>
+          <w:tab w:val="num" w:pos="4320"/>
+        </w:tabs>
+        <w:ind w:left="4320" w:hanging="360"/>
+      </w:pPr>
+      <w:rPr>
+        <w:rFonts w:ascii="Wingdings" w:hAnsi="Wingdings" w:hint="default"/>
+        <w:sz w:val="20"/>
+      </w:rPr>
+    </w:lvl>
+    <w:lvl w:ilvl="6" w:tentative="1">
+      <w:start w:val="1"/>
+      <w:numFmt w:val="bullet"/>
+      <w:lvlText w:val=""/>
+      <w:lvlJc w:val="left"/>
+      <w:pPr>
+        <w:tabs>
+          <w:tab w:val="num" w:pos="5040"/>
+        </w:tabs>
+        <w:ind w:left="5040" w:hanging="360"/>
+      </w:pPr>
+      <w:rPr>
+        <w:rFonts w:ascii="Wingdings" w:hAnsi="Wingdings" w:hint="default"/>
+        <w:sz w:val="20"/>
+      </w:rPr>
+    </w:lvl>
+    <w:lvl w:ilvl="7" w:tentative="1">
+      <w:start w:val="1"/>
+      <w:numFmt w:val="bullet"/>
+      <w:lvlText w:val=""/>
+      <w:lvlJc w:val="left"/>
+      <w:pPr>
+        <w:tabs>
+          <w:tab w:val="num" w:pos="5760"/>
+        </w:tabs>
+        <w:ind w:left="5760" w:hanging="360"/>
+      </w:pPr>
+      <w:rPr>
+        <w:rFonts w:ascii="Wingdings" w:hAnsi="Wingdings" w:hint="default"/>
+        <w:sz w:val="20"/>
+      </w:rPr>
+    </w:lvl>
+    <w:lvl w:ilvl="8" w:tentative="1">
+      <w:start w:val="1"/>
+      <w:numFmt w:val="bullet"/>
+      <w:lvlText w:val=""/>
+      <w:lvlJc w:val="left"/>
+      <w:pPr>
+        <w:tabs>
+          <w:tab w:val="num" w:pos="6480"/>
+        </w:tabs>
+        <w:ind w:left="6480" w:hanging="360"/>
+      </w:pPr>
+      <w:rPr>
+        <w:rFonts w:ascii="Wingdings" w:hAnsi="Wingdings" w:hint="default"/>
+        <w:sz w:val="20"/>
+      </w:rPr>
+    </w:lvl>
+  </w:abstractNum>
+  <w:abstractNum w:abstractNumId="20" w15:restartNumberingAfterBreak="0">
     <w:nsid w:val="3A255FCE"/>
     <w:multiLevelType w:val="multilevel"/>
     <w:tmpl w:val="584E26E4"/>
@@ -8154,7 +10090,7 @@
       </w:rPr>
     </w:lvl>
   </w:abstractNum>
-  <w:abstractNum w:abstractNumId="16" w15:restartNumberingAfterBreak="0">
+  <w:abstractNum w:abstractNumId="21" w15:restartNumberingAfterBreak="0">
     <w:nsid w:val="3A726288"/>
     <w:multiLevelType w:val="multilevel"/>
     <w:tmpl w:val="A6520288"/>
@@ -8303,7 +10239,7 @@
       </w:rPr>
     </w:lvl>
   </w:abstractNum>
-  <w:abstractNum w:abstractNumId="17" w15:restartNumberingAfterBreak="0">
+  <w:abstractNum w:abstractNumId="22" w15:restartNumberingAfterBreak="0">
     <w:nsid w:val="3CFA7830"/>
     <w:multiLevelType w:val="hybridMultilevel"/>
     <w:tmpl w:val="3110982A"/>
@@ -8416,7 +10352,7 @@
       </w:rPr>
     </w:lvl>
   </w:abstractNum>
-  <w:abstractNum w:abstractNumId="18" w15:restartNumberingAfterBreak="0">
+  <w:abstractNum w:abstractNumId="23" w15:restartNumberingAfterBreak="0">
     <w:nsid w:val="3E481F8E"/>
     <w:multiLevelType w:val="multilevel"/>
     <w:tmpl w:val="BD9697B2"/>
@@ -8565,7 +10501,156 @@
       </w:rPr>
     </w:lvl>
   </w:abstractNum>
-  <w:abstractNum w:abstractNumId="19" w15:restartNumberingAfterBreak="0">
+  <w:abstractNum w:abstractNumId="24" w15:restartNumberingAfterBreak="0">
+    <w:nsid w:val="3E812E93"/>
+    <w:multiLevelType w:val="multilevel"/>
+    <w:tmpl w:val="11E283E2"/>
+    <w:lvl w:ilvl="0">
+      <w:start w:val="1"/>
+      <w:numFmt w:val="bullet"/>
+      <w:lvlText w:val=""/>
+      <w:lvlJc w:val="left"/>
+      <w:pPr>
+        <w:tabs>
+          <w:tab w:val="num" w:pos="720"/>
+        </w:tabs>
+        <w:ind w:left="720" w:hanging="360"/>
+      </w:pPr>
+      <w:rPr>
+        <w:rFonts w:ascii="Symbol" w:hAnsi="Symbol" w:hint="default"/>
+        <w:sz w:val="20"/>
+      </w:rPr>
+    </w:lvl>
+    <w:lvl w:ilvl="1" w:tentative="1">
+      <w:start w:val="1"/>
+      <w:numFmt w:val="bullet"/>
+      <w:lvlText w:val="o"/>
+      <w:lvlJc w:val="left"/>
+      <w:pPr>
+        <w:tabs>
+          <w:tab w:val="num" w:pos="1440"/>
+        </w:tabs>
+        <w:ind w:left="1440" w:hanging="360"/>
+      </w:pPr>
+      <w:rPr>
+        <w:rFonts w:ascii="Courier New" w:hAnsi="Courier New" w:hint="default"/>
+        <w:sz w:val="20"/>
+      </w:rPr>
+    </w:lvl>
+    <w:lvl w:ilvl="2" w:tentative="1">
+      <w:start w:val="1"/>
+      <w:numFmt w:val="bullet"/>
+      <w:lvlText w:val=""/>
+      <w:lvlJc w:val="left"/>
+      <w:pPr>
+        <w:tabs>
+          <w:tab w:val="num" w:pos="2160"/>
+        </w:tabs>
+        <w:ind w:left="2160" w:hanging="360"/>
+      </w:pPr>
+      <w:rPr>
+        <w:rFonts w:ascii="Wingdings" w:hAnsi="Wingdings" w:hint="default"/>
+        <w:sz w:val="20"/>
+      </w:rPr>
+    </w:lvl>
+    <w:lvl w:ilvl="3" w:tentative="1">
+      <w:start w:val="1"/>
+      <w:numFmt w:val="bullet"/>
+      <w:lvlText w:val=""/>
+      <w:lvlJc w:val="left"/>
+      <w:pPr>
+        <w:tabs>
+          <w:tab w:val="num" w:pos="2880"/>
+        </w:tabs>
+        <w:ind w:left="2880" w:hanging="360"/>
+      </w:pPr>
+      <w:rPr>
+        <w:rFonts w:ascii="Wingdings" w:hAnsi="Wingdings" w:hint="default"/>
+        <w:sz w:val="20"/>
+      </w:rPr>
+    </w:lvl>
+    <w:lvl w:ilvl="4" w:tentative="1">
+      <w:start w:val="1"/>
+      <w:numFmt w:val="bullet"/>
+      <w:lvlText w:val=""/>
+      <w:lvlJc w:val="left"/>
+      <w:pPr>
+        <w:tabs>
+          <w:tab w:val="num" w:pos="3600"/>
+        </w:tabs>
+        <w:ind w:left="3600" w:hanging="360"/>
+      </w:pPr>
+      <w:rPr>
+        <w:rFonts w:ascii="Wingdings" w:hAnsi="Wingdings" w:hint="default"/>
+        <w:sz w:val="20"/>
+      </w:rPr>
+    </w:lvl>
+    <w:lvl w:ilvl="5" w:tentative="1">
+      <w:start w:val="1"/>
+      <w:numFmt w:val="bullet"/>
+      <w:lvlText w:val=""/>
+      <w:lvlJc w:val="left"/>
+      <w:pPr>
+        <w:tabs>
+          <w:tab w:val="num" w:pos="4320"/>
+        </w:tabs>
+        <w:ind w:left="4320" w:hanging="360"/>
+      </w:pPr>
+      <w:rPr>
+        <w:rFonts w:ascii="Wingdings" w:hAnsi="Wingdings" w:hint="default"/>
+        <w:sz w:val="20"/>
+      </w:rPr>
+    </w:lvl>
+    <w:lvl w:ilvl="6" w:tentative="1">
+      <w:start w:val="1"/>
+      <w:numFmt w:val="bullet"/>
+      <w:lvlText w:val=""/>
+      <w:lvlJc w:val="left"/>
+      <w:pPr>
+        <w:tabs>
+          <w:tab w:val="num" w:pos="5040"/>
+        </w:tabs>
+        <w:ind w:left="5040" w:hanging="360"/>
+      </w:pPr>
+      <w:rPr>
+        <w:rFonts w:ascii="Wingdings" w:hAnsi="Wingdings" w:hint="default"/>
+        <w:sz w:val="20"/>
+      </w:rPr>
+    </w:lvl>
+    <w:lvl w:ilvl="7" w:tentative="1">
+      <w:start w:val="1"/>
+      <w:numFmt w:val="bullet"/>
+      <w:lvlText w:val=""/>
+      <w:lvlJc w:val="left"/>
+      <w:pPr>
+        <w:tabs>
+          <w:tab w:val="num" w:pos="5760"/>
+        </w:tabs>
+        <w:ind w:left="5760" w:hanging="360"/>
+      </w:pPr>
+      <w:rPr>
+        <w:rFonts w:ascii="Wingdings" w:hAnsi="Wingdings" w:hint="default"/>
+        <w:sz w:val="20"/>
+      </w:rPr>
+    </w:lvl>
+    <w:lvl w:ilvl="8" w:tentative="1">
+      <w:start w:val="1"/>
+      <w:numFmt w:val="bullet"/>
+      <w:lvlText w:val=""/>
+      <w:lvlJc w:val="left"/>
+      <w:pPr>
+        <w:tabs>
+          <w:tab w:val="num" w:pos="6480"/>
+        </w:tabs>
+        <w:ind w:left="6480" w:hanging="360"/>
+      </w:pPr>
+      <w:rPr>
+        <w:rFonts w:ascii="Wingdings" w:hAnsi="Wingdings" w:hint="default"/>
+        <w:sz w:val="20"/>
+      </w:rPr>
+    </w:lvl>
+  </w:abstractNum>
+  <w:abstractNum w:abstractNumId="25" w15:restartNumberingAfterBreak="0">
     <w:nsid w:val="3F3F18EB"/>
     <w:multiLevelType w:val="multilevel"/>
     <w:tmpl w:val="2D3E19D8"/>
@@ -8714,7 +10799,7 @@
       </w:rPr>
     </w:lvl>
   </w:abstractNum>
-  <w:abstractNum w:abstractNumId="20" w15:restartNumberingAfterBreak="0">
+  <w:abstractNum w:abstractNumId="26" w15:restartNumberingAfterBreak="0">
     <w:nsid w:val="41477993"/>
     <w:multiLevelType w:val="multilevel"/>
     <w:tmpl w:val="7EFE3D28"/>
@@ -8863,7 +10948,7 @@
       </w:rPr>
     </w:lvl>
   </w:abstractNum>
-  <w:abstractNum w:abstractNumId="21" w15:restartNumberingAfterBreak="0">
+  <w:abstractNum w:abstractNumId="27" w15:restartNumberingAfterBreak="0">
     <w:nsid w:val="4A002D0F"/>
     <w:multiLevelType w:val="hybridMultilevel"/>
     <w:tmpl w:val="89A64CA2"/>
@@ -8976,7 +11061,7 @@
       </w:rPr>
     </w:lvl>
   </w:abstractNum>
-  <w:abstractNum w:abstractNumId="22" w15:restartNumberingAfterBreak="0">
+  <w:abstractNum w:abstractNumId="28" w15:restartNumberingAfterBreak="0">
     <w:nsid w:val="56B046E7"/>
     <w:multiLevelType w:val="hybridMultilevel"/>
     <w:tmpl w:val="7A4C4C76"/>
@@ -9089,7 +11174,7 @@
       </w:rPr>
     </w:lvl>
   </w:abstractNum>
-  <w:abstractNum w:abstractNumId="23" w15:restartNumberingAfterBreak="0">
+  <w:abstractNum w:abstractNumId="29" w15:restartNumberingAfterBreak="0">
     <w:nsid w:val="579C3FC2"/>
     <w:multiLevelType w:val="hybridMultilevel"/>
     <w:tmpl w:val="51E41F20"/>
@@ -9202,7 +11287,7 @@
       </w:rPr>
     </w:lvl>
   </w:abstractNum>
-  <w:abstractNum w:abstractNumId="24" w15:restartNumberingAfterBreak="0">
+  <w:abstractNum w:abstractNumId="30" w15:restartNumberingAfterBreak="0">
     <w:nsid w:val="57F51A5A"/>
     <w:multiLevelType w:val="hybridMultilevel"/>
     <w:tmpl w:val="54BAC04E"/>
@@ -9315,7 +11400,7 @@
       </w:rPr>
     </w:lvl>
   </w:abstractNum>
-  <w:abstractNum w:abstractNumId="25" w15:restartNumberingAfterBreak="0">
+  <w:abstractNum w:abstractNumId="31" w15:restartNumberingAfterBreak="0">
     <w:nsid w:val="5B866A0F"/>
     <w:multiLevelType w:val="hybridMultilevel"/>
     <w:tmpl w:val="0E08ABE0"/>
@@ -9428,7 +11513,7 @@
       </w:rPr>
     </w:lvl>
   </w:abstractNum>
-  <w:abstractNum w:abstractNumId="26" w15:restartNumberingAfterBreak="0">
+  <w:abstractNum w:abstractNumId="32" w15:restartNumberingAfterBreak="0">
     <w:nsid w:val="5CD513E6"/>
     <w:multiLevelType w:val="multilevel"/>
     <w:tmpl w:val="27AA0694"/>
@@ -9577,7 +11662,7 @@
       </w:rPr>
     </w:lvl>
   </w:abstractNum>
-  <w:abstractNum w:abstractNumId="27" w15:restartNumberingAfterBreak="0">
+  <w:abstractNum w:abstractNumId="33" w15:restartNumberingAfterBreak="0">
     <w:nsid w:val="5D7228AF"/>
     <w:multiLevelType w:val="multilevel"/>
     <w:tmpl w:val="DC4A8EC4"/>
@@ -9726,7 +11811,7 @@
       </w:rPr>
     </w:lvl>
   </w:abstractNum>
-  <w:abstractNum w:abstractNumId="28" w15:restartNumberingAfterBreak="0">
+  <w:abstractNum w:abstractNumId="34" w15:restartNumberingAfterBreak="0">
     <w:nsid w:val="5EA53BDE"/>
     <w:multiLevelType w:val="multilevel"/>
     <w:tmpl w:val="E4504F12"/>
@@ -9875,7 +11960,7 @@
       </w:rPr>
     </w:lvl>
   </w:abstractNum>
-  <w:abstractNum w:abstractNumId="29" w15:restartNumberingAfterBreak="0">
+  <w:abstractNum w:abstractNumId="35" w15:restartNumberingAfterBreak="0">
     <w:nsid w:val="62E37CC6"/>
     <w:multiLevelType w:val="multilevel"/>
     <w:tmpl w:val="02583AB6"/>
@@ -10015,7 +12100,7 @@
       </w:rPr>
     </w:lvl>
   </w:abstractNum>
-  <w:abstractNum w:abstractNumId="30" w15:restartNumberingAfterBreak="0">
+  <w:abstractNum w:abstractNumId="36" w15:restartNumberingAfterBreak="0">
     <w:nsid w:val="638B1BF4"/>
     <w:multiLevelType w:val="multilevel"/>
     <w:tmpl w:val="273A3D06"/>
@@ -10164,7 +12249,156 @@
       </w:rPr>
     </w:lvl>
   </w:abstractNum>
-  <w:abstractNum w:abstractNumId="31" w15:restartNumberingAfterBreak="0">
+  <w:abstractNum w:abstractNumId="37" w15:restartNumberingAfterBreak="0">
+    <w:nsid w:val="65CE5086"/>
+    <w:multiLevelType w:val="multilevel"/>
+    <w:tmpl w:val="E8D86E80"/>
+    <w:lvl w:ilvl="0">
+      <w:start w:val="1"/>
+      <w:numFmt w:val="bullet"/>
+      <w:lvlText w:val=""/>
+      <w:lvlJc w:val="left"/>
+      <w:pPr>
+        <w:tabs>
+          <w:tab w:val="num" w:pos="720"/>
+        </w:tabs>
+        <w:ind w:left="720" w:hanging="360"/>
+      </w:pPr>
+      <w:rPr>
+        <w:rFonts w:ascii="Symbol" w:hAnsi="Symbol" w:hint="default"/>
+        <w:sz w:val="20"/>
+      </w:rPr>
+    </w:lvl>
+    <w:lvl w:ilvl="1" w:tentative="1">
+      <w:start w:val="1"/>
+      <w:numFmt w:val="bullet"/>
+      <w:lvlText w:val="o"/>
+      <w:lvlJc w:val="left"/>
+      <w:pPr>
+        <w:tabs>
+          <w:tab w:val="num" w:pos="1440"/>
+        </w:tabs>
+        <w:ind w:left="1440" w:hanging="360"/>
+      </w:pPr>
+      <w:rPr>
+        <w:rFonts w:ascii="Courier New" w:hAnsi="Courier New" w:hint="default"/>
+        <w:sz w:val="20"/>
+      </w:rPr>
+    </w:lvl>
+    <w:lvl w:ilvl="2" w:tentative="1">
+      <w:start w:val="1"/>
+      <w:numFmt w:val="bullet"/>
+      <w:lvlText w:val=""/>
+      <w:lvlJc w:val="left"/>
+      <w:pPr>
+        <w:tabs>
+          <w:tab w:val="num" w:pos="2160"/>
+        </w:tabs>
+        <w:ind w:left="2160" w:hanging="360"/>
+      </w:pPr>
+      <w:rPr>
+        <w:rFonts w:ascii="Wingdings" w:hAnsi="Wingdings" w:hint="default"/>
+        <w:sz w:val="20"/>
+      </w:rPr>
+    </w:lvl>
+    <w:lvl w:ilvl="3" w:tentative="1">
+      <w:start w:val="1"/>
+      <w:numFmt w:val="bullet"/>
+      <w:lvlText w:val=""/>
+      <w:lvlJc w:val="left"/>
+      <w:pPr>
+        <w:tabs>
+          <w:tab w:val="num" w:pos="2880"/>
+        </w:tabs>
+        <w:ind w:left="2880" w:hanging="360"/>
+      </w:pPr>
+      <w:rPr>
+        <w:rFonts w:ascii="Wingdings" w:hAnsi="Wingdings" w:hint="default"/>
+        <w:sz w:val="20"/>
+      </w:rPr>
+    </w:lvl>
+    <w:lvl w:ilvl="4" w:tentative="1">
+      <w:start w:val="1"/>
+      <w:numFmt w:val="bullet"/>
+      <w:lvlText w:val=""/>
+      <w:lvlJc w:val="left"/>
+      <w:pPr>
+        <w:tabs>
+          <w:tab w:val="num" w:pos="3600"/>
+        </w:tabs>
+        <w:ind w:left="3600" w:hanging="360"/>
+      </w:pPr>
+      <w:rPr>
+        <w:rFonts w:ascii="Wingdings" w:hAnsi="Wingdings" w:hint="default"/>
+        <w:sz w:val="20"/>
+      </w:rPr>
+    </w:lvl>
+    <w:lvl w:ilvl="5" w:tentative="1">
+      <w:start w:val="1"/>
+      <w:numFmt w:val="bullet"/>
+      <w:lvlText w:val=""/>
+      <w:lvlJc w:val="left"/>
+      <w:pPr>
+        <w:tabs>
+          <w:tab w:val="num" w:pos="4320"/>
+        </w:tabs>
+        <w:ind w:left="4320" w:hanging="360"/>
+      </w:pPr>
+      <w:rPr>
+        <w:rFonts w:ascii="Wingdings" w:hAnsi="Wingdings" w:hint="default"/>
+        <w:sz w:val="20"/>
+      </w:rPr>
+    </w:lvl>
+    <w:lvl w:ilvl="6" w:tentative="1">
+      <w:start w:val="1"/>
+      <w:numFmt w:val="bullet"/>
+      <w:lvlText w:val=""/>
+      <w:lvlJc w:val="left"/>
+      <w:pPr>
+        <w:tabs>
+          <w:tab w:val="num" w:pos="5040"/>
+        </w:tabs>
+        <w:ind w:left="5040" w:hanging="360"/>
+      </w:pPr>
+      <w:rPr>
+        <w:rFonts w:ascii="Wingdings" w:hAnsi="Wingdings" w:hint="default"/>
+        <w:sz w:val="20"/>
+      </w:rPr>
+    </w:lvl>
+    <w:lvl w:ilvl="7" w:tentative="1">
+      <w:start w:val="1"/>
+      <w:numFmt w:val="bullet"/>
+      <w:lvlText w:val=""/>
+      <w:lvlJc w:val="left"/>
+      <w:pPr>
+        <w:tabs>
+          <w:tab w:val="num" w:pos="5760"/>
+        </w:tabs>
+        <w:ind w:left="5760" w:hanging="360"/>
+      </w:pPr>
+      <w:rPr>
+        <w:rFonts w:ascii="Wingdings" w:hAnsi="Wingdings" w:hint="default"/>
+        <w:sz w:val="20"/>
+      </w:rPr>
+    </w:lvl>
+    <w:lvl w:ilvl="8" w:tentative="1">
+      <w:start w:val="1"/>
+      <w:numFmt w:val="bullet"/>
+      <w:lvlText w:val=""/>
+      <w:lvlJc w:val="left"/>
+      <w:pPr>
+        <w:tabs>
+          <w:tab w:val="num" w:pos="6480"/>
+        </w:tabs>
+        <w:ind w:left="6480" w:hanging="360"/>
+      </w:pPr>
+      <w:rPr>
+        <w:rFonts w:ascii="Wingdings" w:hAnsi="Wingdings" w:hint="default"/>
+        <w:sz w:val="20"/>
+      </w:rPr>
+    </w:lvl>
+  </w:abstractNum>
+  <w:abstractNum w:abstractNumId="38" w15:restartNumberingAfterBreak="0">
     <w:nsid w:val="667F5025"/>
     <w:multiLevelType w:val="multilevel"/>
     <w:tmpl w:val="B71A0474"/>
@@ -10313,7 +12547,7 @@
       </w:rPr>
     </w:lvl>
   </w:abstractNum>
-  <w:abstractNum w:abstractNumId="32" w15:restartNumberingAfterBreak="0">
+  <w:abstractNum w:abstractNumId="39" w15:restartNumberingAfterBreak="0">
     <w:nsid w:val="66EA7286"/>
     <w:multiLevelType w:val="multilevel"/>
     <w:tmpl w:val="AE70AE4E"/>
@@ -10462,7 +12696,156 @@
       </w:rPr>
     </w:lvl>
   </w:abstractNum>
-  <w:abstractNum w:abstractNumId="33" w15:restartNumberingAfterBreak="0">
+  <w:abstractNum w:abstractNumId="40" w15:restartNumberingAfterBreak="0">
+    <w:nsid w:val="68BB15E1"/>
+    <w:multiLevelType w:val="multilevel"/>
+    <w:tmpl w:val="3B50D156"/>
+    <w:lvl w:ilvl="0">
+      <w:start w:val="1"/>
+      <w:numFmt w:val="bullet"/>
+      <w:lvlText w:val=""/>
+      <w:lvlJc w:val="left"/>
+      <w:pPr>
+        <w:tabs>
+          <w:tab w:val="num" w:pos="720"/>
+        </w:tabs>
+        <w:ind w:left="720" w:hanging="360"/>
+      </w:pPr>
+      <w:rPr>
+        <w:rFonts w:ascii="Symbol" w:hAnsi="Symbol" w:hint="default"/>
+        <w:sz w:val="20"/>
+      </w:rPr>
+    </w:lvl>
+    <w:lvl w:ilvl="1" w:tentative="1">
+      <w:start w:val="1"/>
+      <w:numFmt w:val="bullet"/>
+      <w:lvlText w:val="o"/>
+      <w:lvlJc w:val="left"/>
+      <w:pPr>
+        <w:tabs>
+          <w:tab w:val="num" w:pos="1440"/>
+        </w:tabs>
+        <w:ind w:left="1440" w:hanging="360"/>
+      </w:pPr>
+      <w:rPr>
+        <w:rFonts w:ascii="Courier New" w:hAnsi="Courier New" w:hint="default"/>
+        <w:sz w:val="20"/>
+      </w:rPr>
+    </w:lvl>
+    <w:lvl w:ilvl="2" w:tentative="1">
+      <w:start w:val="1"/>
+      <w:numFmt w:val="bullet"/>
+      <w:lvlText w:val=""/>
+      <w:lvlJc w:val="left"/>
+      <w:pPr>
+        <w:tabs>
+          <w:tab w:val="num" w:pos="2160"/>
+        </w:tabs>
+        <w:ind w:left="2160" w:hanging="360"/>
+      </w:pPr>
+      <w:rPr>
+        <w:rFonts w:ascii="Wingdings" w:hAnsi="Wingdings" w:hint="default"/>
+        <w:sz w:val="20"/>
+      </w:rPr>
+    </w:lvl>
+    <w:lvl w:ilvl="3" w:tentative="1">
+      <w:start w:val="1"/>
+      <w:numFmt w:val="bullet"/>
+      <w:lvlText w:val=""/>
+      <w:lvlJc w:val="left"/>
+      <w:pPr>
+        <w:tabs>
+          <w:tab w:val="num" w:pos="2880"/>
+        </w:tabs>
+        <w:ind w:left="2880" w:hanging="360"/>
+      </w:pPr>
+      <w:rPr>
+        <w:rFonts w:ascii="Wingdings" w:hAnsi="Wingdings" w:hint="default"/>
+        <w:sz w:val="20"/>
+      </w:rPr>
+    </w:lvl>
+    <w:lvl w:ilvl="4" w:tentative="1">
+      <w:start w:val="1"/>
+      <w:numFmt w:val="bullet"/>
+      <w:lvlText w:val=""/>
+      <w:lvlJc w:val="left"/>
+      <w:pPr>
+        <w:tabs>
+          <w:tab w:val="num" w:pos="3600"/>
+        </w:tabs>
+        <w:ind w:left="3600" w:hanging="360"/>
+      </w:pPr>
+      <w:rPr>
+        <w:rFonts w:ascii="Wingdings" w:hAnsi="Wingdings" w:hint="default"/>
+        <w:sz w:val="20"/>
+      </w:rPr>
+    </w:lvl>
+    <w:lvl w:ilvl="5" w:tentative="1">
+      <w:start w:val="1"/>
+      <w:numFmt w:val="bullet"/>
+      <w:lvlText w:val=""/>
+      <w:lvlJc w:val="left"/>
+      <w:pPr>
+        <w:tabs>
+          <w:tab w:val="num" w:pos="4320"/>
+        </w:tabs>
+        <w:ind w:left="4320" w:hanging="360"/>
+      </w:pPr>
+      <w:rPr>
+        <w:rFonts w:ascii="Wingdings" w:hAnsi="Wingdings" w:hint="default"/>
+        <w:sz w:val="20"/>
+      </w:rPr>
+    </w:lvl>
+    <w:lvl w:ilvl="6" w:tentative="1">
+      <w:start w:val="1"/>
+      <w:numFmt w:val="bullet"/>
+      <w:lvlText w:val=""/>
+      <w:lvlJc w:val="left"/>
+      <w:pPr>
+        <w:tabs>
+          <w:tab w:val="num" w:pos="5040"/>
+        </w:tabs>
+        <w:ind w:left="5040" w:hanging="360"/>
+      </w:pPr>
+      <w:rPr>
+        <w:rFonts w:ascii="Wingdings" w:hAnsi="Wingdings" w:hint="default"/>
+        <w:sz w:val="20"/>
+      </w:rPr>
+    </w:lvl>
+    <w:lvl w:ilvl="7" w:tentative="1">
+      <w:start w:val="1"/>
+      <w:numFmt w:val="bullet"/>
+      <w:lvlText w:val=""/>
+      <w:lvlJc w:val="left"/>
+      <w:pPr>
+        <w:tabs>
+          <w:tab w:val="num" w:pos="5760"/>
+        </w:tabs>
+        <w:ind w:left="5760" w:hanging="360"/>
+      </w:pPr>
+      <w:rPr>
+        <w:rFonts w:ascii="Wingdings" w:hAnsi="Wingdings" w:hint="default"/>
+        <w:sz w:val="20"/>
+      </w:rPr>
+    </w:lvl>
+    <w:lvl w:ilvl="8" w:tentative="1">
+      <w:start w:val="1"/>
+      <w:numFmt w:val="bullet"/>
+      <w:lvlText w:val=""/>
+      <w:lvlJc w:val="left"/>
+      <w:pPr>
+        <w:tabs>
+          <w:tab w:val="num" w:pos="6480"/>
+        </w:tabs>
+        <w:ind w:left="6480" w:hanging="360"/>
+      </w:pPr>
+      <w:rPr>
+        <w:rFonts w:ascii="Wingdings" w:hAnsi="Wingdings" w:hint="default"/>
+        <w:sz w:val="20"/>
+      </w:rPr>
+    </w:lvl>
+  </w:abstractNum>
+  <w:abstractNum w:abstractNumId="41" w15:restartNumberingAfterBreak="0">
     <w:nsid w:val="698E45E6"/>
     <w:multiLevelType w:val="hybridMultilevel"/>
     <w:tmpl w:val="7CAC7A36"/>
@@ -10548,7 +12931,7 @@
       </w:pPr>
     </w:lvl>
   </w:abstractNum>
-  <w:abstractNum w:abstractNumId="34" w15:restartNumberingAfterBreak="0">
+  <w:abstractNum w:abstractNumId="42" w15:restartNumberingAfterBreak="0">
     <w:nsid w:val="6A087783"/>
     <w:multiLevelType w:val="hybridMultilevel"/>
     <w:tmpl w:val="5FAA5B9A"/>
@@ -10661,7 +13044,7 @@
       </w:rPr>
     </w:lvl>
   </w:abstractNum>
-  <w:abstractNum w:abstractNumId="35" w15:restartNumberingAfterBreak="0">
+  <w:abstractNum w:abstractNumId="43" w15:restartNumberingAfterBreak="0">
     <w:nsid w:val="6C653536"/>
     <w:multiLevelType w:val="multilevel"/>
     <w:tmpl w:val="295AE0AC"/>
@@ -10810,7 +13193,7 @@
       </w:rPr>
     </w:lvl>
   </w:abstractNum>
-  <w:abstractNum w:abstractNumId="36" w15:restartNumberingAfterBreak="0">
+  <w:abstractNum w:abstractNumId="44" w15:restartNumberingAfterBreak="0">
     <w:nsid w:val="6C973754"/>
     <w:multiLevelType w:val="hybridMultilevel"/>
     <w:tmpl w:val="B15EEF08"/>
@@ -10896,7 +13279,7 @@
       </w:pPr>
     </w:lvl>
   </w:abstractNum>
-  <w:abstractNum w:abstractNumId="37" w15:restartNumberingAfterBreak="0">
+  <w:abstractNum w:abstractNumId="45" w15:restartNumberingAfterBreak="0">
     <w:nsid w:val="6E1272B5"/>
     <w:multiLevelType w:val="multilevel"/>
     <w:tmpl w:val="BD7CCE60"/>
@@ -11045,7 +13428,7 @@
       </w:rPr>
     </w:lvl>
   </w:abstractNum>
-  <w:abstractNum w:abstractNumId="38" w15:restartNumberingAfterBreak="0">
+  <w:abstractNum w:abstractNumId="46" w15:restartNumberingAfterBreak="0">
     <w:nsid w:val="6E37009E"/>
     <w:multiLevelType w:val="multilevel"/>
     <w:tmpl w:val="A678CA00"/>
@@ -11194,7 +13577,7 @@
       </w:rPr>
     </w:lvl>
   </w:abstractNum>
-  <w:abstractNum w:abstractNumId="39" w15:restartNumberingAfterBreak="0">
+  <w:abstractNum w:abstractNumId="47" w15:restartNumberingAfterBreak="0">
     <w:nsid w:val="72270812"/>
     <w:multiLevelType w:val="multilevel"/>
     <w:tmpl w:val="9B1856B0"/>
@@ -11343,7 +13726,7 @@
       </w:rPr>
     </w:lvl>
   </w:abstractNum>
-  <w:abstractNum w:abstractNumId="40" w15:restartNumberingAfterBreak="0">
+  <w:abstractNum w:abstractNumId="48" w15:restartNumberingAfterBreak="0">
     <w:nsid w:val="743F6501"/>
     <w:multiLevelType w:val="hybridMultilevel"/>
     <w:tmpl w:val="63C01828"/>
@@ -11456,7 +13839,7 @@
       </w:rPr>
     </w:lvl>
   </w:abstractNum>
-  <w:abstractNum w:abstractNumId="41" w15:restartNumberingAfterBreak="0">
+  <w:abstractNum w:abstractNumId="49" w15:restartNumberingAfterBreak="0">
     <w:nsid w:val="74967EE5"/>
     <w:multiLevelType w:val="multilevel"/>
     <w:tmpl w:val="C1B26516"/>
@@ -11605,10 +13988,159 @@
       </w:rPr>
     </w:lvl>
   </w:abstractNum>
-  <w:abstractNum w:abstractNumId="42" w15:restartNumberingAfterBreak="0">
+  <w:abstractNum w:abstractNumId="50" w15:restartNumberingAfterBreak="0">
+    <w:nsid w:val="751627B0"/>
+    <w:multiLevelType w:val="multilevel"/>
+    <w:tmpl w:val="7CEE38EE"/>
+    <w:lvl w:ilvl="0">
+      <w:start w:val="1"/>
+      <w:numFmt w:val="bullet"/>
+      <w:lvlText w:val=""/>
+      <w:lvlJc w:val="left"/>
+      <w:pPr>
+        <w:tabs>
+          <w:tab w:val="num" w:pos="720"/>
+        </w:tabs>
+        <w:ind w:left="720" w:hanging="360"/>
+      </w:pPr>
+      <w:rPr>
+        <w:rFonts w:ascii="Symbol" w:hAnsi="Symbol" w:hint="default"/>
+        <w:sz w:val="20"/>
+      </w:rPr>
+    </w:lvl>
+    <w:lvl w:ilvl="1" w:tentative="1">
+      <w:start w:val="1"/>
+      <w:numFmt w:val="bullet"/>
+      <w:lvlText w:val="o"/>
+      <w:lvlJc w:val="left"/>
+      <w:pPr>
+        <w:tabs>
+          <w:tab w:val="num" w:pos="1440"/>
+        </w:tabs>
+        <w:ind w:left="1440" w:hanging="360"/>
+      </w:pPr>
+      <w:rPr>
+        <w:rFonts w:ascii="Courier New" w:hAnsi="Courier New" w:hint="default"/>
+        <w:sz w:val="20"/>
+      </w:rPr>
+    </w:lvl>
+    <w:lvl w:ilvl="2" w:tentative="1">
+      <w:start w:val="1"/>
+      <w:numFmt w:val="bullet"/>
+      <w:lvlText w:val=""/>
+      <w:lvlJc w:val="left"/>
+      <w:pPr>
+        <w:tabs>
+          <w:tab w:val="num" w:pos="2160"/>
+        </w:tabs>
+        <w:ind w:left="2160" w:hanging="360"/>
+      </w:pPr>
+      <w:rPr>
+        <w:rFonts w:ascii="Wingdings" w:hAnsi="Wingdings" w:hint="default"/>
+        <w:sz w:val="20"/>
+      </w:rPr>
+    </w:lvl>
+    <w:lvl w:ilvl="3" w:tentative="1">
+      <w:start w:val="1"/>
+      <w:numFmt w:val="bullet"/>
+      <w:lvlText w:val=""/>
+      <w:lvlJc w:val="left"/>
+      <w:pPr>
+        <w:tabs>
+          <w:tab w:val="num" w:pos="2880"/>
+        </w:tabs>
+        <w:ind w:left="2880" w:hanging="360"/>
+      </w:pPr>
+      <w:rPr>
+        <w:rFonts w:ascii="Wingdings" w:hAnsi="Wingdings" w:hint="default"/>
+        <w:sz w:val="20"/>
+      </w:rPr>
+    </w:lvl>
+    <w:lvl w:ilvl="4" w:tentative="1">
+      <w:start w:val="1"/>
+      <w:numFmt w:val="bullet"/>
+      <w:lvlText w:val=""/>
+      <w:lvlJc w:val="left"/>
+      <w:pPr>
+        <w:tabs>
+          <w:tab w:val="num" w:pos="3600"/>
+        </w:tabs>
+        <w:ind w:left="3600" w:hanging="360"/>
+      </w:pPr>
+      <w:rPr>
+        <w:rFonts w:ascii="Wingdings" w:hAnsi="Wingdings" w:hint="default"/>
+        <w:sz w:val="20"/>
+      </w:rPr>
+    </w:lvl>
+    <w:lvl w:ilvl="5" w:tentative="1">
+      <w:start w:val="1"/>
+      <w:numFmt w:val="bullet"/>
+      <w:lvlText w:val=""/>
+      <w:lvlJc w:val="left"/>
+      <w:pPr>
+        <w:tabs>
+          <w:tab w:val="num" w:pos="4320"/>
+        </w:tabs>
+        <w:ind w:left="4320" w:hanging="360"/>
+      </w:pPr>
+      <w:rPr>
+        <w:rFonts w:ascii="Wingdings" w:hAnsi="Wingdings" w:hint="default"/>
+        <w:sz w:val="20"/>
+      </w:rPr>
+    </w:lvl>
+    <w:lvl w:ilvl="6" w:tentative="1">
+      <w:start w:val="1"/>
+      <w:numFmt w:val="bullet"/>
+      <w:lvlText w:val=""/>
+      <w:lvlJc w:val="left"/>
+      <w:pPr>
+        <w:tabs>
+          <w:tab w:val="num" w:pos="5040"/>
+        </w:tabs>
+        <w:ind w:left="5040" w:hanging="360"/>
+      </w:pPr>
+      <w:rPr>
+        <w:rFonts w:ascii="Wingdings" w:hAnsi="Wingdings" w:hint="default"/>
+        <w:sz w:val="20"/>
+      </w:rPr>
+    </w:lvl>
+    <w:lvl w:ilvl="7" w:tentative="1">
+      <w:start w:val="1"/>
+      <w:numFmt w:val="bullet"/>
+      <w:lvlText w:val=""/>
+      <w:lvlJc w:val="left"/>
+      <w:pPr>
+        <w:tabs>
+          <w:tab w:val="num" w:pos="5760"/>
+        </w:tabs>
+        <w:ind w:left="5760" w:hanging="360"/>
+      </w:pPr>
+      <w:rPr>
+        <w:rFonts w:ascii="Wingdings" w:hAnsi="Wingdings" w:hint="default"/>
+        <w:sz w:val="20"/>
+      </w:rPr>
+    </w:lvl>
+    <w:lvl w:ilvl="8" w:tentative="1">
+      <w:start w:val="1"/>
+      <w:numFmt w:val="bullet"/>
+      <w:lvlText w:val=""/>
+      <w:lvlJc w:val="left"/>
+      <w:pPr>
+        <w:tabs>
+          <w:tab w:val="num" w:pos="6480"/>
+        </w:tabs>
+        <w:ind w:left="6480" w:hanging="360"/>
+      </w:pPr>
+      <w:rPr>
+        <w:rFonts w:ascii="Wingdings" w:hAnsi="Wingdings" w:hint="default"/>
+        <w:sz w:val="20"/>
+      </w:rPr>
+    </w:lvl>
+  </w:abstractNum>
+  <w:abstractNum w:abstractNumId="51" w15:restartNumberingAfterBreak="0">
     <w:nsid w:val="76166D91"/>
     <w:multiLevelType w:val="hybridMultilevel"/>
-    <w:tmpl w:val="64DEF1A2"/>
+    <w:tmpl w:val="0DA49DC8"/>
     <w:lvl w:ilvl="0" w:tplc="0809000F">
       <w:start w:val="1"/>
       <w:numFmt w:val="decimal"/>
@@ -11691,7 +14223,7 @@
       </w:pPr>
     </w:lvl>
   </w:abstractNum>
-  <w:abstractNum w:abstractNumId="43" w15:restartNumberingAfterBreak="0">
+  <w:abstractNum w:abstractNumId="52" w15:restartNumberingAfterBreak="0">
     <w:nsid w:val="771B1EFD"/>
     <w:multiLevelType w:val="multilevel"/>
     <w:tmpl w:val="FACE4B48"/>
@@ -11840,7 +14372,450 @@
       </w:rPr>
     </w:lvl>
   </w:abstractNum>
-  <w:abstractNum w:abstractNumId="44" w15:restartNumberingAfterBreak="0">
+  <w:abstractNum w:abstractNumId="53" w15:restartNumberingAfterBreak="0">
+    <w:nsid w:val="784F3E37"/>
+    <w:multiLevelType w:val="multilevel"/>
+    <w:tmpl w:val="14263250"/>
+    <w:lvl w:ilvl="0">
+      <w:start w:val="1"/>
+      <w:numFmt w:val="bullet"/>
+      <w:lvlText w:val=""/>
+      <w:lvlJc w:val="left"/>
+      <w:pPr>
+        <w:tabs>
+          <w:tab w:val="num" w:pos="720"/>
+        </w:tabs>
+        <w:ind w:left="720" w:hanging="360"/>
+      </w:pPr>
+      <w:rPr>
+        <w:rFonts w:ascii="Symbol" w:hAnsi="Symbol" w:hint="default"/>
+        <w:sz w:val="20"/>
+      </w:rPr>
+    </w:lvl>
+    <w:lvl w:ilvl="1" w:tentative="1">
+      <w:start w:val="1"/>
+      <w:numFmt w:val="bullet"/>
+      <w:lvlText w:val="o"/>
+      <w:lvlJc w:val="left"/>
+      <w:pPr>
+        <w:tabs>
+          <w:tab w:val="num" w:pos="1440"/>
+        </w:tabs>
+        <w:ind w:left="1440" w:hanging="360"/>
+      </w:pPr>
+      <w:rPr>
+        <w:rFonts w:ascii="Courier New" w:hAnsi="Courier New" w:hint="default"/>
+        <w:sz w:val="20"/>
+      </w:rPr>
+    </w:lvl>
+    <w:lvl w:ilvl="2" w:tentative="1">
+      <w:start w:val="1"/>
+      <w:numFmt w:val="bullet"/>
+      <w:lvlText w:val=""/>
+      <w:lvlJc w:val="left"/>
+      <w:pPr>
+        <w:tabs>
+          <w:tab w:val="num" w:pos="2160"/>
+        </w:tabs>
+        <w:ind w:left="2160" w:hanging="360"/>
+      </w:pPr>
+      <w:rPr>
+        <w:rFonts w:ascii="Wingdings" w:hAnsi="Wingdings" w:hint="default"/>
+        <w:sz w:val="20"/>
+      </w:rPr>
+    </w:lvl>
+    <w:lvl w:ilvl="3" w:tentative="1">
+      <w:start w:val="1"/>
+      <w:numFmt w:val="bullet"/>
+      <w:lvlText w:val=""/>
+      <w:lvlJc w:val="left"/>
+      <w:pPr>
+        <w:tabs>
+          <w:tab w:val="num" w:pos="2880"/>
+        </w:tabs>
+        <w:ind w:left="2880" w:hanging="360"/>
+      </w:pPr>
+      <w:rPr>
+        <w:rFonts w:ascii="Wingdings" w:hAnsi="Wingdings" w:hint="default"/>
+        <w:sz w:val="20"/>
+      </w:rPr>
+    </w:lvl>
+    <w:lvl w:ilvl="4" w:tentative="1">
+      <w:start w:val="1"/>
+      <w:numFmt w:val="bullet"/>
+      <w:lvlText w:val=""/>
+      <w:lvlJc w:val="left"/>
+      <w:pPr>
+        <w:tabs>
+          <w:tab w:val="num" w:pos="3600"/>
+        </w:tabs>
+        <w:ind w:left="3600" w:hanging="360"/>
+      </w:pPr>
+      <w:rPr>
+        <w:rFonts w:ascii="Wingdings" w:hAnsi="Wingdings" w:hint="default"/>
+        <w:sz w:val="20"/>
+      </w:rPr>
+    </w:lvl>
+    <w:lvl w:ilvl="5" w:tentative="1">
+      <w:start w:val="1"/>
+      <w:numFmt w:val="bullet"/>
+      <w:lvlText w:val=""/>
+      <w:lvlJc w:val="left"/>
+      <w:pPr>
+        <w:tabs>
+          <w:tab w:val="num" w:pos="4320"/>
+        </w:tabs>
+        <w:ind w:left="4320" w:hanging="360"/>
+      </w:pPr>
+      <w:rPr>
+        <w:rFonts w:ascii="Wingdings" w:hAnsi="Wingdings" w:hint="default"/>
+        <w:sz w:val="20"/>
+      </w:rPr>
+    </w:lvl>
+    <w:lvl w:ilvl="6" w:tentative="1">
+      <w:start w:val="1"/>
+      <w:numFmt w:val="bullet"/>
+      <w:lvlText w:val=""/>
+      <w:lvlJc w:val="left"/>
+      <w:pPr>
+        <w:tabs>
+          <w:tab w:val="num" w:pos="5040"/>
+        </w:tabs>
+        <w:ind w:left="5040" w:hanging="360"/>
+      </w:pPr>
+      <w:rPr>
+        <w:rFonts w:ascii="Wingdings" w:hAnsi="Wingdings" w:hint="default"/>
+        <w:sz w:val="20"/>
+      </w:rPr>
+    </w:lvl>
+    <w:lvl w:ilvl="7" w:tentative="1">
+      <w:start w:val="1"/>
+      <w:numFmt w:val="bullet"/>
+      <w:lvlText w:val=""/>
+      <w:lvlJc w:val="left"/>
+      <w:pPr>
+        <w:tabs>
+          <w:tab w:val="num" w:pos="5760"/>
+        </w:tabs>
+        <w:ind w:left="5760" w:hanging="360"/>
+      </w:pPr>
+      <w:rPr>
+        <w:rFonts w:ascii="Wingdings" w:hAnsi="Wingdings" w:hint="default"/>
+        <w:sz w:val="20"/>
+      </w:rPr>
+    </w:lvl>
+    <w:lvl w:ilvl="8" w:tentative="1">
+      <w:start w:val="1"/>
+      <w:numFmt w:val="bullet"/>
+      <w:lvlText w:val=""/>
+      <w:lvlJc w:val="left"/>
+      <w:pPr>
+        <w:tabs>
+          <w:tab w:val="num" w:pos="6480"/>
+        </w:tabs>
+        <w:ind w:left="6480" w:hanging="360"/>
+      </w:pPr>
+      <w:rPr>
+        <w:rFonts w:ascii="Wingdings" w:hAnsi="Wingdings" w:hint="default"/>
+        <w:sz w:val="20"/>
+      </w:rPr>
+    </w:lvl>
+  </w:abstractNum>
+  <w:abstractNum w:abstractNumId="54" w15:restartNumberingAfterBreak="0">
+    <w:nsid w:val="79D0682B"/>
+    <w:multiLevelType w:val="multilevel"/>
+    <w:tmpl w:val="230E5688"/>
+    <w:lvl w:ilvl="0">
+      <w:start w:val="1"/>
+      <w:numFmt w:val="bullet"/>
+      <w:lvlText w:val=""/>
+      <w:lvlJc w:val="left"/>
+      <w:pPr>
+        <w:tabs>
+          <w:tab w:val="num" w:pos="720"/>
+        </w:tabs>
+        <w:ind w:left="720" w:hanging="360"/>
+      </w:pPr>
+      <w:rPr>
+        <w:rFonts w:ascii="Symbol" w:hAnsi="Symbol" w:hint="default"/>
+        <w:sz w:val="20"/>
+      </w:rPr>
+    </w:lvl>
+    <w:lvl w:ilvl="1" w:tentative="1">
+      <w:start w:val="1"/>
+      <w:numFmt w:val="bullet"/>
+      <w:lvlText w:val="o"/>
+      <w:lvlJc w:val="left"/>
+      <w:pPr>
+        <w:tabs>
+          <w:tab w:val="num" w:pos="1440"/>
+        </w:tabs>
+        <w:ind w:left="1440" w:hanging="360"/>
+      </w:pPr>
+      <w:rPr>
+        <w:rFonts w:ascii="Courier New" w:hAnsi="Courier New" w:hint="default"/>
+        <w:sz w:val="20"/>
+      </w:rPr>
+    </w:lvl>
+    <w:lvl w:ilvl="2" w:tentative="1">
+      <w:start w:val="1"/>
+      <w:numFmt w:val="bullet"/>
+      <w:lvlText w:val=""/>
+      <w:lvlJc w:val="left"/>
+      <w:pPr>
+        <w:tabs>
+          <w:tab w:val="num" w:pos="2160"/>
+        </w:tabs>
+        <w:ind w:left="2160" w:hanging="360"/>
+      </w:pPr>
+      <w:rPr>
+        <w:rFonts w:ascii="Wingdings" w:hAnsi="Wingdings" w:hint="default"/>
+        <w:sz w:val="20"/>
+      </w:rPr>
+    </w:lvl>
+    <w:lvl w:ilvl="3" w:tentative="1">
+      <w:start w:val="1"/>
+      <w:numFmt w:val="bullet"/>
+      <w:lvlText w:val=""/>
+      <w:lvlJc w:val="left"/>
+      <w:pPr>
+        <w:tabs>
+          <w:tab w:val="num" w:pos="2880"/>
+        </w:tabs>
+        <w:ind w:left="2880" w:hanging="360"/>
+      </w:pPr>
+      <w:rPr>
+        <w:rFonts w:ascii="Wingdings" w:hAnsi="Wingdings" w:hint="default"/>
+        <w:sz w:val="20"/>
+      </w:rPr>
+    </w:lvl>
+    <w:lvl w:ilvl="4" w:tentative="1">
+      <w:start w:val="1"/>
+      <w:numFmt w:val="bullet"/>
+      <w:lvlText w:val=""/>
+      <w:lvlJc w:val="left"/>
+      <w:pPr>
+        <w:tabs>
+          <w:tab w:val="num" w:pos="3600"/>
+        </w:tabs>
+        <w:ind w:left="3600" w:hanging="360"/>
+      </w:pPr>
+      <w:rPr>
+        <w:rFonts w:ascii="Wingdings" w:hAnsi="Wingdings" w:hint="default"/>
+        <w:sz w:val="20"/>
+      </w:rPr>
+    </w:lvl>
+    <w:lvl w:ilvl="5" w:tentative="1">
+      <w:start w:val="1"/>
+      <w:numFmt w:val="bullet"/>
+      <w:lvlText w:val=""/>
+      <w:lvlJc w:val="left"/>
+      <w:pPr>
+        <w:tabs>
+          <w:tab w:val="num" w:pos="4320"/>
+        </w:tabs>
+        <w:ind w:left="4320" w:hanging="360"/>
+      </w:pPr>
+      <w:rPr>
+        <w:rFonts w:ascii="Wingdings" w:hAnsi="Wingdings" w:hint="default"/>
+        <w:sz w:val="20"/>
+      </w:rPr>
+    </w:lvl>
+    <w:lvl w:ilvl="6" w:tentative="1">
+      <w:start w:val="1"/>
+      <w:numFmt w:val="bullet"/>
+      <w:lvlText w:val=""/>
+      <w:lvlJc w:val="left"/>
+      <w:pPr>
+        <w:tabs>
+          <w:tab w:val="num" w:pos="5040"/>
+        </w:tabs>
+        <w:ind w:left="5040" w:hanging="360"/>
+      </w:pPr>
+      <w:rPr>
+        <w:rFonts w:ascii="Wingdings" w:hAnsi="Wingdings" w:hint="default"/>
+        <w:sz w:val="20"/>
+      </w:rPr>
+    </w:lvl>
+    <w:lvl w:ilvl="7" w:tentative="1">
+      <w:start w:val="1"/>
+      <w:numFmt w:val="bullet"/>
+      <w:lvlText w:val=""/>
+      <w:lvlJc w:val="left"/>
+      <w:pPr>
+        <w:tabs>
+          <w:tab w:val="num" w:pos="5760"/>
+        </w:tabs>
+        <w:ind w:left="5760" w:hanging="360"/>
+      </w:pPr>
+      <w:rPr>
+        <w:rFonts w:ascii="Wingdings" w:hAnsi="Wingdings" w:hint="default"/>
+        <w:sz w:val="20"/>
+      </w:rPr>
+    </w:lvl>
+    <w:lvl w:ilvl="8" w:tentative="1">
+      <w:start w:val="1"/>
+      <w:numFmt w:val="bullet"/>
+      <w:lvlText w:val=""/>
+      <w:lvlJc w:val="left"/>
+      <w:pPr>
+        <w:tabs>
+          <w:tab w:val="num" w:pos="6480"/>
+        </w:tabs>
+        <w:ind w:left="6480" w:hanging="360"/>
+      </w:pPr>
+      <w:rPr>
+        <w:rFonts w:ascii="Wingdings" w:hAnsi="Wingdings" w:hint="default"/>
+        <w:sz w:val="20"/>
+      </w:rPr>
+    </w:lvl>
+  </w:abstractNum>
+  <w:abstractNum w:abstractNumId="55" w15:restartNumberingAfterBreak="0">
+    <w:nsid w:val="7BEE2CB6"/>
+    <w:multiLevelType w:val="multilevel"/>
+    <w:tmpl w:val="16A65CD6"/>
+    <w:lvl w:ilvl="0">
+      <w:start w:val="1"/>
+      <w:numFmt w:val="bullet"/>
+      <w:lvlText w:val=""/>
+      <w:lvlJc w:val="left"/>
+      <w:pPr>
+        <w:tabs>
+          <w:tab w:val="num" w:pos="720"/>
+        </w:tabs>
+        <w:ind w:left="720" w:hanging="360"/>
+      </w:pPr>
+      <w:rPr>
+        <w:rFonts w:ascii="Symbol" w:hAnsi="Symbol" w:hint="default"/>
+        <w:sz w:val="20"/>
+      </w:rPr>
+    </w:lvl>
+    <w:lvl w:ilvl="1">
+      <w:start w:val="1"/>
+      <w:numFmt w:val="decimal"/>
+      <w:lvlText w:val="%2."/>
+      <w:lvlJc w:val="left"/>
+      <w:pPr>
+        <w:ind w:left="1440" w:hanging="360"/>
+      </w:pPr>
+      <w:rPr>
+        <w:rFonts w:hint="default"/>
+      </w:rPr>
+    </w:lvl>
+    <w:lvl w:ilvl="2" w:tentative="1">
+      <w:start w:val="1"/>
+      <w:numFmt w:val="bullet"/>
+      <w:lvlText w:val=""/>
+      <w:lvlJc w:val="left"/>
+      <w:pPr>
+        <w:tabs>
+          <w:tab w:val="num" w:pos="2160"/>
+        </w:tabs>
+        <w:ind w:left="2160" w:hanging="360"/>
+      </w:pPr>
+      <w:rPr>
+        <w:rFonts w:ascii="Wingdings" w:hAnsi="Wingdings" w:hint="default"/>
+        <w:sz w:val="20"/>
+      </w:rPr>
+    </w:lvl>
+    <w:lvl w:ilvl="3" w:tentative="1">
+      <w:start w:val="1"/>
+      <w:numFmt w:val="bullet"/>
+      <w:lvlText w:val=""/>
+      <w:lvlJc w:val="left"/>
+      <w:pPr>
+        <w:tabs>
+          <w:tab w:val="num" w:pos="2880"/>
+        </w:tabs>
+        <w:ind w:left="2880" w:hanging="360"/>
+      </w:pPr>
+      <w:rPr>
+        <w:rFonts w:ascii="Wingdings" w:hAnsi="Wingdings" w:hint="default"/>
+        <w:sz w:val="20"/>
+      </w:rPr>
+    </w:lvl>
+    <w:lvl w:ilvl="4" w:tentative="1">
+      <w:start w:val="1"/>
+      <w:numFmt w:val="bullet"/>
+      <w:lvlText w:val=""/>
+      <w:lvlJc w:val="left"/>
+      <w:pPr>
+        <w:tabs>
+          <w:tab w:val="num" w:pos="3600"/>
+        </w:tabs>
+        <w:ind w:left="3600" w:hanging="360"/>
+      </w:pPr>
+      <w:rPr>
+        <w:rFonts w:ascii="Wingdings" w:hAnsi="Wingdings" w:hint="default"/>
+        <w:sz w:val="20"/>
+      </w:rPr>
+    </w:lvl>
+    <w:lvl w:ilvl="5" w:tentative="1">
+      <w:start w:val="1"/>
+      <w:numFmt w:val="bullet"/>
+      <w:lvlText w:val=""/>
+      <w:lvlJc w:val="left"/>
+      <w:pPr>
+        <w:tabs>
+          <w:tab w:val="num" w:pos="4320"/>
+        </w:tabs>
+        <w:ind w:left="4320" w:hanging="360"/>
+      </w:pPr>
+      <w:rPr>
+        <w:rFonts w:ascii="Wingdings" w:hAnsi="Wingdings" w:hint="default"/>
+        <w:sz w:val="20"/>
+      </w:rPr>
+    </w:lvl>
+    <w:lvl w:ilvl="6" w:tentative="1">
+      <w:start w:val="1"/>
+      <w:numFmt w:val="bullet"/>
+      <w:lvlText w:val=""/>
+      <w:lvlJc w:val="left"/>
+      <w:pPr>
+        <w:tabs>
+          <w:tab w:val="num" w:pos="5040"/>
+        </w:tabs>
+        <w:ind w:left="5040" w:hanging="360"/>
+      </w:pPr>
+      <w:rPr>
+        <w:rFonts w:ascii="Wingdings" w:hAnsi="Wingdings" w:hint="default"/>
+        <w:sz w:val="20"/>
+      </w:rPr>
+    </w:lvl>
+    <w:lvl w:ilvl="7" w:tentative="1">
+      <w:start w:val="1"/>
+      <w:numFmt w:val="bullet"/>
+      <w:lvlText w:val=""/>
+      <w:lvlJc w:val="left"/>
+      <w:pPr>
+        <w:tabs>
+          <w:tab w:val="num" w:pos="5760"/>
+        </w:tabs>
+        <w:ind w:left="5760" w:hanging="360"/>
+      </w:pPr>
+      <w:rPr>
+        <w:rFonts w:ascii="Wingdings" w:hAnsi="Wingdings" w:hint="default"/>
+        <w:sz w:val="20"/>
+      </w:rPr>
+    </w:lvl>
+    <w:lvl w:ilvl="8" w:tentative="1">
+      <w:start w:val="1"/>
+      <w:numFmt w:val="bullet"/>
+      <w:lvlText w:val=""/>
+      <w:lvlJc w:val="left"/>
+      <w:pPr>
+        <w:tabs>
+          <w:tab w:val="num" w:pos="6480"/>
+        </w:tabs>
+        <w:ind w:left="6480" w:hanging="360"/>
+      </w:pPr>
+      <w:rPr>
+        <w:rFonts w:ascii="Wingdings" w:hAnsi="Wingdings" w:hint="default"/>
+        <w:sz w:val="20"/>
+      </w:rPr>
+    </w:lvl>
+  </w:abstractNum>
+  <w:abstractNum w:abstractNumId="56" w15:restartNumberingAfterBreak="0">
     <w:nsid w:val="7C8957D1"/>
     <w:multiLevelType w:val="multilevel"/>
     <w:tmpl w:val="53E25914"/>
@@ -11990,139 +14965,175 @@
     </w:lvl>
   </w:abstractNum>
   <w:num w:numId="1" w16cid:durableId="1860506373">
-    <w:abstractNumId w:val="22"/>
+    <w:abstractNumId w:val="28"/>
   </w:num>
   <w:num w:numId="2" w16cid:durableId="798492883">
-    <w:abstractNumId w:val="18"/>
+    <w:abstractNumId w:val="23"/>
   </w:num>
   <w:num w:numId="3" w16cid:durableId="1458597493">
-    <w:abstractNumId w:val="7"/>
+    <w:abstractNumId w:val="9"/>
   </w:num>
   <w:num w:numId="4" w16cid:durableId="1337884211">
-    <w:abstractNumId w:val="6"/>
+    <w:abstractNumId w:val="8"/>
   </w:num>
   <w:num w:numId="5" w16cid:durableId="890726933">
-    <w:abstractNumId w:val="9"/>
+    <w:abstractNumId w:val="11"/>
   </w:num>
   <w:num w:numId="6" w16cid:durableId="1346664762">
-    <w:abstractNumId w:val="28"/>
+    <w:abstractNumId w:val="34"/>
   </w:num>
   <w:num w:numId="7" w16cid:durableId="1797867754">
-    <w:abstractNumId w:val="41"/>
+    <w:abstractNumId w:val="49"/>
   </w:num>
   <w:num w:numId="8" w16cid:durableId="1361004620">
+    <w:abstractNumId w:val="13"/>
+  </w:num>
+  <w:num w:numId="9" w16cid:durableId="1484010768">
+    <w:abstractNumId w:val="21"/>
+  </w:num>
+  <w:num w:numId="10" w16cid:durableId="1530099783">
+    <w:abstractNumId w:val="25"/>
+  </w:num>
+  <w:num w:numId="11" w16cid:durableId="371466175">
+    <w:abstractNumId w:val="36"/>
+  </w:num>
+  <w:num w:numId="12" w16cid:durableId="246153348">
+    <w:abstractNumId w:val="26"/>
+  </w:num>
+  <w:num w:numId="13" w16cid:durableId="606423666">
+    <w:abstractNumId w:val="35"/>
+  </w:num>
+  <w:num w:numId="14" w16cid:durableId="1377508059">
+    <w:abstractNumId w:val="52"/>
+  </w:num>
+  <w:num w:numId="15" w16cid:durableId="1492064561">
+    <w:abstractNumId w:val="27"/>
+  </w:num>
+  <w:num w:numId="16" w16cid:durableId="55513491">
+    <w:abstractNumId w:val="44"/>
+  </w:num>
+  <w:num w:numId="17" w16cid:durableId="2008750000">
+    <w:abstractNumId w:val="51"/>
+  </w:num>
+  <w:num w:numId="18" w16cid:durableId="811217975">
     <w:abstractNumId w:val="10"/>
   </w:num>
-  <w:num w:numId="9" w16cid:durableId="1484010768">
-    <w:abstractNumId w:val="16"/>
-  </w:num>
-  <w:num w:numId="10" w16cid:durableId="1530099783">
-    <w:abstractNumId w:val="19"/>
-  </w:num>
-  <w:num w:numId="11" w16cid:durableId="371466175">
-    <w:abstractNumId w:val="30"/>
-  </w:num>
-  <w:num w:numId="12" w16cid:durableId="246153348">
-    <w:abstractNumId w:val="20"/>
-  </w:num>
-  <w:num w:numId="13" w16cid:durableId="606423666">
-    <w:abstractNumId w:val="29"/>
-  </w:num>
-  <w:num w:numId="14" w16cid:durableId="1377508059">
-    <w:abstractNumId w:val="43"/>
-  </w:num>
-  <w:num w:numId="15" w16cid:durableId="1492064561">
-    <w:abstractNumId w:val="21"/>
-  </w:num>
-  <w:num w:numId="16" w16cid:durableId="55513491">
-    <w:abstractNumId w:val="36"/>
-  </w:num>
-  <w:num w:numId="17" w16cid:durableId="2008750000">
-    <w:abstractNumId w:val="42"/>
-  </w:num>
-  <w:num w:numId="18" w16cid:durableId="811217975">
-    <w:abstractNumId w:val="8"/>
-  </w:num>
   <w:num w:numId="19" w16cid:durableId="470562945">
-    <w:abstractNumId w:val="39"/>
+    <w:abstractNumId w:val="47"/>
   </w:num>
   <w:num w:numId="20" w16cid:durableId="1747260229">
-    <w:abstractNumId w:val="44"/>
+    <w:abstractNumId w:val="56"/>
   </w:num>
   <w:num w:numId="21" w16cid:durableId="1898972769">
-    <w:abstractNumId w:val="38"/>
+    <w:abstractNumId w:val="46"/>
   </w:num>
   <w:num w:numId="22" w16cid:durableId="1943341036">
-    <w:abstractNumId w:val="35"/>
+    <w:abstractNumId w:val="43"/>
   </w:num>
   <w:num w:numId="23" w16cid:durableId="550924568">
     <w:abstractNumId w:val="0"/>
   </w:num>
   <w:num w:numId="24" w16cid:durableId="1276254100">
-    <w:abstractNumId w:val="32"/>
+    <w:abstractNumId w:val="39"/>
   </w:num>
   <w:num w:numId="25" w16cid:durableId="1068652876">
-    <w:abstractNumId w:val="11"/>
+    <w:abstractNumId w:val="15"/>
   </w:num>
   <w:num w:numId="26" w16cid:durableId="1591574094">
-    <w:abstractNumId w:val="33"/>
+    <w:abstractNumId w:val="41"/>
   </w:num>
   <w:num w:numId="27" w16cid:durableId="1453592296">
     <w:abstractNumId w:val="1"/>
   </w:num>
   <w:num w:numId="28" w16cid:durableId="316156282">
-    <w:abstractNumId w:val="25"/>
+    <w:abstractNumId w:val="31"/>
   </w:num>
   <w:num w:numId="29" w16cid:durableId="1733847146">
-    <w:abstractNumId w:val="34"/>
+    <w:abstractNumId w:val="42"/>
   </w:num>
   <w:num w:numId="30" w16cid:durableId="2110537970">
-    <w:abstractNumId w:val="17"/>
+    <w:abstractNumId w:val="22"/>
   </w:num>
   <w:num w:numId="31" w16cid:durableId="668796656">
-    <w:abstractNumId w:val="23"/>
+    <w:abstractNumId w:val="29"/>
   </w:num>
   <w:num w:numId="32" w16cid:durableId="1512840075">
-    <w:abstractNumId w:val="24"/>
+    <w:abstractNumId w:val="30"/>
   </w:num>
   <w:num w:numId="33" w16cid:durableId="831259337">
-    <w:abstractNumId w:val="5"/>
+    <w:abstractNumId w:val="7"/>
   </w:num>
   <w:num w:numId="34" w16cid:durableId="987973939">
-    <w:abstractNumId w:val="40"/>
+    <w:abstractNumId w:val="48"/>
   </w:num>
   <w:num w:numId="35" w16cid:durableId="768545153">
+    <w:abstractNumId w:val="6"/>
+  </w:num>
+  <w:num w:numId="36" w16cid:durableId="717095702">
+    <w:abstractNumId w:val="16"/>
+  </w:num>
+  <w:num w:numId="37" w16cid:durableId="1165894446">
     <w:abstractNumId w:val="4"/>
   </w:num>
-  <w:num w:numId="36" w16cid:durableId="717095702">
-    <w:abstractNumId w:val="12"/>
-  </w:num>
-  <w:num w:numId="37" w16cid:durableId="1165894446">
-    <w:abstractNumId w:val="3"/>
-  </w:num>
   <w:num w:numId="38" w16cid:durableId="906494737">
-    <w:abstractNumId w:val="27"/>
+    <w:abstractNumId w:val="33"/>
   </w:num>
   <w:num w:numId="39" w16cid:durableId="1495030380">
-    <w:abstractNumId w:val="26"/>
+    <w:abstractNumId w:val="32"/>
   </w:num>
   <w:num w:numId="40" w16cid:durableId="676614278">
-    <w:abstractNumId w:val="15"/>
+    <w:abstractNumId w:val="20"/>
   </w:num>
   <w:num w:numId="41" w16cid:durableId="1973947896">
-    <w:abstractNumId w:val="37"/>
+    <w:abstractNumId w:val="45"/>
   </w:num>
   <w:num w:numId="42" w16cid:durableId="595099121">
     <w:abstractNumId w:val="2"/>
   </w:num>
   <w:num w:numId="43" w16cid:durableId="262227665">
-    <w:abstractNumId w:val="31"/>
+    <w:abstractNumId w:val="38"/>
   </w:num>
   <w:num w:numId="44" w16cid:durableId="882907025">
+    <w:abstractNumId w:val="18"/>
+  </w:num>
+  <w:num w:numId="45" w16cid:durableId="448937979">
+    <w:abstractNumId w:val="17"/>
+  </w:num>
+  <w:num w:numId="46" w16cid:durableId="1088038614">
+    <w:abstractNumId w:val="53"/>
+  </w:num>
+  <w:num w:numId="47" w16cid:durableId="952831338">
+    <w:abstractNumId w:val="12"/>
+  </w:num>
+  <w:num w:numId="48" w16cid:durableId="2052608104">
+    <w:abstractNumId w:val="24"/>
+  </w:num>
+  <w:num w:numId="49" w16cid:durableId="1486702352">
+    <w:abstractNumId w:val="37"/>
+  </w:num>
+  <w:num w:numId="50" w16cid:durableId="897320106">
+    <w:abstractNumId w:val="55"/>
+  </w:num>
+  <w:num w:numId="51" w16cid:durableId="287049768">
+    <w:abstractNumId w:val="19"/>
+  </w:num>
+  <w:num w:numId="52" w16cid:durableId="778329523">
+    <w:abstractNumId w:val="5"/>
+  </w:num>
+  <w:num w:numId="53" w16cid:durableId="1152940304">
+    <w:abstractNumId w:val="40"/>
+  </w:num>
+  <w:num w:numId="54" w16cid:durableId="2128499613">
+    <w:abstractNumId w:val="54"/>
+  </w:num>
+  <w:num w:numId="55" w16cid:durableId="994575290">
+    <w:abstractNumId w:val="50"/>
+  </w:num>
+  <w:num w:numId="56" w16cid:durableId="1190408538">
     <w:abstractNumId w:val="14"/>
   </w:num>
-  <w:num w:numId="45" w16cid:durableId="448937979">
-    <w:abstractNumId w:val="13"/>
+  <w:num w:numId="57" w16cid:durableId="1877698368">
+    <w:abstractNumId w:val="3"/>
   </w:num>
 </w:numbering>
 </file>
@@ -12599,6 +15610,7 @@
   <w:style w:type="character" w:default="1" w:styleId="DefaultParagraphFont">
     <w:name w:val="Default Paragraph Font"/>
     <w:uiPriority w:val="1"/>
+    <w:semiHidden/>
     <w:unhideWhenUsed/>
   </w:style>
   <w:style w:type="table" w:default="1" w:styleId="TableNormal">
@@ -12947,6 +15959,22 @@
       <w:contextualSpacing/>
     </w:pPr>
   </w:style>
+  <w:style w:type="table" w:styleId="TableGrid">
+    <w:name w:val="Table Grid"/>
+    <w:basedOn w:val="TableNormal"/>
+    <w:uiPriority w:val="39"/>
+    <w:rsid w:val="000418A4"/>
+    <w:tblPr>
+      <w:tblBorders>
+        <w:top w:val="single" w:sz="4" w:space="0" w:color="auto"/>
+        <w:left w:val="single" w:sz="4" w:space="0" w:color="auto"/>
+        <w:bottom w:val="single" w:sz="4" w:space="0" w:color="auto"/>
+        <w:right w:val="single" w:sz="4" w:space="0" w:color="auto"/>
+        <w:insideH w:val="single" w:sz="4" w:space="0" w:color="auto"/>
+        <w:insideV w:val="single" w:sz="4" w:space="0" w:color="auto"/>
+      </w:tblBorders>
+    </w:tblPr>
+  </w:style>
 </w:styles>
 </file>
 
@@ -13225,6 +16253,18 @@
 </file>
 
 <file path=customXml/item1.xml><?xml version="1.0" encoding="utf-8"?>
+<p:properties xmlns:p="http://schemas.microsoft.com/office/2006/metadata/properties" xmlns:xsi="http://www.w3.org/2001/XMLSchema-instance" xmlns:pc="http://schemas.microsoft.com/office/infopath/2007/PartnerControls">
+  <documentManagement>
+    <_activity xmlns="d71ff2ac-62c7-44d6-abd7-1383af8796a8" xsi:nil="true"/>
+  </documentManagement>
+</p:properties>
+</file>
+
+<file path=customXml/item2.xml><?xml version="1.0" encoding="utf-8"?>
+<b:Sources xmlns:b="http://schemas.openxmlformats.org/officeDocument/2006/bibliography" xmlns="http://schemas.openxmlformats.org/officeDocument/2006/bibliography" SelectedStyle="\APASixthEditionOfficeOnline.xsl" StyleName="APA" Version="6"/>
+</file>
+
+<file path=customXml/item3.xml><?xml version="1.0" encoding="utf-8"?>
 <ct:contentTypeSchema xmlns:ct="http://schemas.microsoft.com/office/2006/metadata/contentType" xmlns:ma="http://schemas.microsoft.com/office/2006/metadata/properties/metaAttributes" ct:_="" ma:_="" ma:contentTypeName="Document" ma:contentTypeID="0x0101009908F051F1A7FA40B6E0D78DFA896E6F" ma:contentTypeVersion="15" ma:contentTypeDescription="Create a new document." ma:contentTypeScope="" ma:versionID="16bd8ccdb24192f5a23e1f50082beb91">
   <xsd:schema xmlns:xsd="http://www.w3.org/2001/XMLSchema" xmlns:xs="http://www.w3.org/2001/XMLSchema" xmlns:p="http://schemas.microsoft.com/office/2006/metadata/properties" xmlns:ns3="d71ff2ac-62c7-44d6-abd7-1383af8796a8" xmlns:ns4="19621f95-9056-4b81-ab21-41233ae0d36d" targetNamespace="http://schemas.microsoft.com/office/2006/metadata/properties" ma:root="true" ma:fieldsID="4a6057a7fc35ca9381604f182b6a209d" ns3:_="" ns4:_="">
     <xsd:import namespace="d71ff2ac-62c7-44d6-abd7-1383af8796a8"/>
@@ -13457,18 +16497,6 @@
 </ct:contentTypeSchema>
 </file>
 
-<file path=customXml/item2.xml><?xml version="1.0" encoding="utf-8"?>
-<b:Sources xmlns:b="http://schemas.openxmlformats.org/officeDocument/2006/bibliography" xmlns="http://schemas.openxmlformats.org/officeDocument/2006/bibliography" SelectedStyle="\APASixthEditionOfficeOnline.xsl" StyleName="APA" Version="6"/>
-</file>
-
-<file path=customXml/item3.xml><?xml version="1.0" encoding="utf-8"?>
-<p:properties xmlns:p="http://schemas.microsoft.com/office/2006/metadata/properties" xmlns:xsi="http://www.w3.org/2001/XMLSchema-instance" xmlns:pc="http://schemas.microsoft.com/office/infopath/2007/PartnerControls">
-  <documentManagement>
-    <_activity xmlns="d71ff2ac-62c7-44d6-abd7-1383af8796a8" xsi:nil="true"/>
-  </documentManagement>
-</p:properties>
-</file>
-
 <file path=customXml/item4.xml><?xml version="1.0" encoding="utf-8"?>
 <?mso-contentType ?>
 <FormTemplates xmlns="http://schemas.microsoft.com/sharepoint/v3/contenttype/forms">
@@ -13479,6 +16507,24 @@
 </file>
 
 <file path=customXml/itemProps1.xml><?xml version="1.0" encoding="utf-8"?>
+<ds:datastoreItem xmlns:ds="http://schemas.openxmlformats.org/officeDocument/2006/customXml" ds:itemID="{3F2AE3CF-AF0A-42C7-BC75-AAA91D189F19}">
+  <ds:schemaRefs>
+    <ds:schemaRef ds:uri="http://schemas.microsoft.com/office/2006/metadata/properties"/>
+    <ds:schemaRef ds:uri="http://schemas.microsoft.com/office/infopath/2007/PartnerControls"/>
+    <ds:schemaRef ds:uri="d71ff2ac-62c7-44d6-abd7-1383af8796a8"/>
+  </ds:schemaRefs>
+</ds:datastoreItem>
+</file>
+
+<file path=customXml/itemProps2.xml><?xml version="1.0" encoding="utf-8"?>
+<ds:datastoreItem xmlns:ds="http://schemas.openxmlformats.org/officeDocument/2006/customXml" ds:itemID="{500AA85C-6BEF-45D1-AD66-44E6B9A5378D}">
+  <ds:schemaRefs>
+    <ds:schemaRef ds:uri="http://schemas.openxmlformats.org/officeDocument/2006/bibliography"/>
+  </ds:schemaRefs>
+</ds:datastoreItem>
+</file>
+
+<file path=customXml/itemProps3.xml><?xml version="1.0" encoding="utf-8"?>
 <ds:datastoreItem xmlns:ds="http://schemas.openxmlformats.org/officeDocument/2006/customXml" ds:itemID="{9E4FD10E-ECE4-47FC-B486-A980A4B50C09}">
   <ds:schemaRefs>
     <ds:schemaRef ds:uri="http://schemas.microsoft.com/office/2006/metadata/contentType"/>
@@ -13497,24 +16543,6 @@
 </ds:datastoreItem>
 </file>
 
-<file path=customXml/itemProps2.xml><?xml version="1.0" encoding="utf-8"?>
-<ds:datastoreItem xmlns:ds="http://schemas.openxmlformats.org/officeDocument/2006/customXml" ds:itemID="{500AA85C-6BEF-45D1-AD66-44E6B9A5378D}">
-  <ds:schemaRefs>
-    <ds:schemaRef ds:uri="http://schemas.openxmlformats.org/officeDocument/2006/bibliography"/>
-  </ds:schemaRefs>
-</ds:datastoreItem>
-</file>
-
-<file path=customXml/itemProps3.xml><?xml version="1.0" encoding="utf-8"?>
-<ds:datastoreItem xmlns:ds="http://schemas.openxmlformats.org/officeDocument/2006/customXml" ds:itemID="{3F2AE3CF-AF0A-42C7-BC75-AAA91D189F19}">
-  <ds:schemaRefs>
-    <ds:schemaRef ds:uri="http://schemas.microsoft.com/office/2006/metadata/properties"/>
-    <ds:schemaRef ds:uri="http://schemas.microsoft.com/office/infopath/2007/PartnerControls"/>
-    <ds:schemaRef ds:uri="d71ff2ac-62c7-44d6-abd7-1383af8796a8"/>
-  </ds:schemaRefs>
-</ds:datastoreItem>
-</file>
-
 <file path=customXml/itemProps4.xml><?xml version="1.0" encoding="utf-8"?>
 <ds:datastoreItem xmlns:ds="http://schemas.openxmlformats.org/officeDocument/2006/customXml" ds:itemID="{DBC131DF-4F18-448B-B46F-936BB86E1BD6}">
   <ds:schemaRefs>

--- a/Specifications/SiteSafeSpecs.docx
+++ b/Specifications/SiteSafeSpecs.docx
@@ -424,23 +424,9 @@
           <w:rFonts w:cs="Arial"/>
           <w:color w:val="0070C0"/>
         </w:rPr>
-        <w:t>SiteSafe</w:t>
+        <w:t>SiteSafeAI</w:t>
       </w:r>
       <w:proofErr w:type="spellEnd"/>
-      <w:r>
-        <w:rPr>
-          <w:rFonts w:cs="Arial"/>
-          <w:color w:val="0070C0"/>
-        </w:rPr>
-        <w:t xml:space="preserve"> </w:t>
-      </w:r>
-      <w:r>
-        <w:rPr>
-          <w:rFonts w:cs="Arial"/>
-          <w:color w:val="0070C0"/>
-        </w:rPr>
-        <w:t>AI</w:t>
-      </w:r>
     </w:p>
     <w:p/>
     <w:p>
@@ -468,13 +454,13 @@
           <w:noProof/>
         </w:rPr>
         <w:drawing>
-          <wp:anchor distT="0" distB="0" distL="114300" distR="114300" simplePos="0" relativeHeight="251766784" behindDoc="0" locked="0" layoutInCell="1" allowOverlap="1" wp14:anchorId="11F16632" wp14:editId="3542FE27">
+          <wp:anchor distT="0" distB="0" distL="114300" distR="114300" simplePos="0" relativeHeight="251766784" behindDoc="0" locked="0" layoutInCell="1" allowOverlap="1" wp14:anchorId="11F16632" wp14:editId="0BD90ABB">
             <wp:simplePos x="0" y="0"/>
             <wp:positionH relativeFrom="column">
-              <wp:posOffset>3281680</wp:posOffset>
+              <wp:posOffset>3556000</wp:posOffset>
             </wp:positionH>
             <wp:positionV relativeFrom="paragraph">
-              <wp:posOffset>73025</wp:posOffset>
+              <wp:posOffset>19685</wp:posOffset>
             </wp:positionV>
             <wp:extent cx="1535430" cy="2203450"/>
             <wp:effectExtent l="0" t="0" r="7620" b="6350"/>
@@ -550,7 +536,7 @@
     <w:p>
       <w:pPr>
         <w:pStyle w:val="Title"/>
-        <w:ind w:left="1440"/>
+        <w:ind w:left="993"/>
         <w:rPr>
           <w:rFonts w:cs="Arial"/>
           <w:noProof/>
@@ -582,7 +568,7 @@
           <w:szCs w:val="32"/>
         </w:rPr>
         <w:drawing>
-          <wp:anchor distT="0" distB="0" distL="114300" distR="114300" simplePos="0" relativeHeight="251540480" behindDoc="0" locked="0" layoutInCell="1" allowOverlap="1" wp14:anchorId="1AE65912" wp14:editId="4C6F2AE5">
+          <wp:anchor distT="0" distB="0" distL="114300" distR="114300" simplePos="0" relativeHeight="251540480" behindDoc="0" locked="0" layoutInCell="1" allowOverlap="1" wp14:anchorId="1AE65912" wp14:editId="7BEDEB1B">
             <wp:simplePos x="0" y="0"/>
             <wp:positionH relativeFrom="column">
               <wp:posOffset>60960</wp:posOffset>
@@ -651,7 +637,7 @@
     <w:p>
       <w:pPr>
         <w:pStyle w:val="Title"/>
-        <w:ind w:left="1440"/>
+        <w:ind w:left="993"/>
         <w:rPr>
           <w:rFonts w:cs="Arial"/>
           <w:sz w:val="32"/>
@@ -678,7 +664,7 @@
     <w:p>
       <w:pPr>
         <w:pStyle w:val="Title"/>
-        <w:ind w:left="1440"/>
+        <w:ind w:left="993"/>
         <w:rPr>
           <w:rFonts w:cs="Arial"/>
           <w:sz w:val="32"/>
@@ -705,7 +691,7 @@
     <w:p>
       <w:pPr>
         <w:pStyle w:val="Title"/>
-        <w:ind w:left="1440"/>
+        <w:ind w:left="993"/>
         <w:rPr>
           <w:rFonts w:cs="Arial"/>
           <w:sz w:val="32"/>
@@ -727,6 +713,14 @@
           <w:szCs w:val="32"/>
         </w:rPr>
         <w:t xml:space="preserve">: </w:t>
+      </w:r>
+      <w:r>
+        <w:rPr>
+          <w:rFonts w:cs="Arial"/>
+          <w:sz w:val="32"/>
+          <w:szCs w:val="32"/>
+        </w:rPr>
+        <w:t xml:space="preserve">Dr </w:t>
       </w:r>
       <w:r>
         <w:rPr>
@@ -2637,21 +2631,7 @@
         <w:rPr>
           <w:lang w:val="en-GB"/>
         </w:rPr>
-        <w:t xml:space="preserve"> detects objects, OpenCV can </w:t>
-      </w:r>
-      <w:proofErr w:type="gramStart"/>
-      <w:r>
-        <w:rPr>
-          <w:lang w:val="en-GB"/>
-        </w:rPr>
-        <w:t>be used</w:t>
-      </w:r>
-      <w:proofErr w:type="gramEnd"/>
-      <w:r>
-        <w:rPr>
-          <w:lang w:val="en-GB"/>
-        </w:rPr>
-        <w:t xml:space="preserve"> to draw bounding boxes, labels, and other visual markers on the images or videos to highlight detected objects (like helmets and high-vis jackets).</w:t>
+        <w:t xml:space="preserve"> detects objects, OpenCV can be used to draw bounding boxes, labels, and other visual markers on the images or videos to highlight detected objects (like helmets and high-vis jackets).</w:t>
       </w:r>
       <w:r>
         <w:rPr>
@@ -4033,7 +4013,7 @@
           <w:noProof/>
         </w:rPr>
         <w:drawing>
-          <wp:anchor distT="0" distB="0" distL="114300" distR="114300" simplePos="0" relativeHeight="251788288" behindDoc="0" locked="0" layoutInCell="1" allowOverlap="1" wp14:anchorId="7C317ABC" wp14:editId="3520F54C">
+          <wp:anchor distT="0" distB="0" distL="114300" distR="114300" simplePos="0" relativeHeight="251788288" behindDoc="0" locked="0" layoutInCell="1" allowOverlap="1" wp14:anchorId="7C317ABC" wp14:editId="50C3A06A">
             <wp:simplePos x="0" y="0"/>
             <wp:positionH relativeFrom="column">
               <wp:posOffset>1168400</wp:posOffset>
@@ -4552,23 +4532,11 @@
     <w:p>
       <w:pPr>
         <w:pStyle w:val="Heading2"/>
-        <w:rPr>
-          <w:i/>
-          <w:iCs w:val="0"/>
-        </w:rPr>
-      </w:pPr>
-      <w:r>
-        <w:rPr>
-          <w:i/>
-          <w:iCs w:val="0"/>
-        </w:rPr>
+      </w:pPr>
+      <w:r>
         <w:t xml:space="preserve">Problem </w:t>
       </w:r>
       <w:r>
-        <w:rPr>
-          <w:i/>
-          <w:iCs w:val="0"/>
-        </w:rPr>
         <w:t>Statement</w:t>
       </w:r>
     </w:p>
@@ -4608,14 +4576,7 @@
         <w:rPr>
           <w:lang w:val="en-GB"/>
         </w:rPr>
-        <w:t xml:space="preserve">To address these challenges, this project aims to develop an AI-driven monitoring system that </w:t>
-      </w:r>
-      <w:proofErr w:type="gramStart"/>
-      <w:r>
-        <w:rPr>
-          <w:lang w:val="en-GB"/>
-        </w:rPr>
-        <w:t>utili</w:t>
+        <w:t>To address these challenges, this project aims to develop an AI-driven monitoring system that utili</w:t>
       </w:r>
       <w:r>
         <w:rPr>
@@ -4627,14 +4588,7 @@
         <w:rPr>
           <w:lang w:val="en-GB"/>
         </w:rPr>
-        <w:t>es</w:t>
-      </w:r>
-      <w:proofErr w:type="gramEnd"/>
-      <w:r>
-        <w:rPr>
-          <w:lang w:val="en-GB"/>
-        </w:rPr>
-        <w:t xml:space="preserve"> computer vision and machine learning to automatically detect whether construction workers are wearing the required safety gear in real-time. The system will </w:t>
+        <w:t xml:space="preserve">es computer vision and machine learning to automatically detect whether construction workers are wearing the required safety gear in real-time. The system will </w:t>
       </w:r>
       <w:r>
         <w:rPr>
@@ -4763,62 +4717,20 @@
         <w:rPr>
           <w:lang w:val="en-GB"/>
         </w:rPr>
-        <w:t xml:space="preserve">In discussions with safety personnel and site managers, I learned about the persistent challenges they face in ensuring compliance with safety regulations. Many expressed that implementing an automated monitoring system to track worker safety gear would be </w:t>
-      </w:r>
-      <w:proofErr w:type="gramStart"/>
-      <w:r>
-        <w:rPr>
-          <w:lang w:val="en-GB"/>
-        </w:rPr>
-        <w:t>a game-changer</w:t>
-      </w:r>
-      <w:proofErr w:type="gramEnd"/>
-      <w:r>
-        <w:rPr>
-          <w:lang w:val="en-GB"/>
-        </w:rPr>
-        <w:t xml:space="preserve"> for their operations. Their enthusiasm and support for the idea reinforced my belief that this project could significantly improve workplace safety and efficiency.</w:t>
-      </w:r>
-    </w:p>
-    <w:p>
-      <w:pPr>
-        <w:rPr>
-          <w:lang w:val="en-GB"/>
-        </w:rPr>
-      </w:pPr>
-      <w:r>
-        <w:rPr>
-          <w:lang w:val="en-GB"/>
-        </w:rPr>
-        <w:t xml:space="preserve">I </w:t>
-      </w:r>
-      <w:proofErr w:type="gramStart"/>
-      <w:r>
-        <w:rPr>
-          <w:lang w:val="en-GB"/>
-        </w:rPr>
-        <w:t>am driven</w:t>
-      </w:r>
-      <w:proofErr w:type="gramEnd"/>
-      <w:r>
-        <w:rPr>
-          <w:lang w:val="en-GB"/>
-        </w:rPr>
-        <w:t xml:space="preserve"> to leverage my skills in AI and machine learning to create a solution that not only addresses these challenges but also fosters a culture of safety within construction environments. By integrating intelligent monitoring capabilities, I aim to contribute to safer work practices and </w:t>
-      </w:r>
-      <w:proofErr w:type="gramStart"/>
-      <w:r>
-        <w:rPr>
-          <w:lang w:val="en-GB"/>
-        </w:rPr>
-        <w:t>ultimately protect</w:t>
-      </w:r>
-      <w:proofErr w:type="gramEnd"/>
-      <w:r>
-        <w:rPr>
-          <w:lang w:val="en-GB"/>
-        </w:rPr>
-        <w:t xml:space="preserve"> the well-being of construction workers.</w:t>
+        <w:t>In discussions with safety personnel and site managers, I learned about the persistent challenges they face in ensuring compliance with safety regulations. Many expressed that implementing an automated monitoring system to track worker safety gear would be a game-changer for their operations. Their enthusiasm and support for the idea reinforced my belief that this project could significantly improve workplace safety and efficiency.</w:t>
+      </w:r>
+    </w:p>
+    <w:p>
+      <w:pPr>
+        <w:rPr>
+          <w:lang w:val="en-GB"/>
+        </w:rPr>
+      </w:pPr>
+      <w:r>
+        <w:rPr>
+          <w:lang w:val="en-GB"/>
+        </w:rPr>
+        <w:t>I am driven to leverage my skills in AI and machine learning to create a solution that not only addresses these challenges but also fosters a culture of safety within construction environments. By integrating intelligent monitoring capabilities, I aim to contribute to safer work practices and ultimately protect the well-being of construction workers.</w:t>
       </w:r>
     </w:p>
     <w:p>
@@ -5120,7 +5032,7 @@
           <w:lang w:val="en-GB"/>
         </w:rPr>
         <w:drawing>
-          <wp:inline distT="0" distB="0" distL="0" distR="0" wp14:anchorId="2EAB2180" wp14:editId="00E03A15">
+          <wp:inline distT="0" distB="0" distL="0" distR="0" wp14:anchorId="2EAB2180" wp14:editId="69ADEF56">
             <wp:extent cx="4648200" cy="3495446"/>
             <wp:effectExtent l="0" t="0" r="0" b="0"/>
             <wp:docPr id="1400355360" name="Picture 12" descr="A dog sitting next to a bicycle&#10;&#10;Description automatically generated"/>
@@ -5207,21 +5119,7 @@
         <w:rPr>
           <w:lang w:val="en-GB"/>
         </w:rPr>
-        <w:t xml:space="preserve">If a worker </w:t>
-      </w:r>
-      <w:proofErr w:type="gramStart"/>
-      <w:r>
-        <w:rPr>
-          <w:lang w:val="en-GB"/>
-        </w:rPr>
-        <w:t>is detected</w:t>
-      </w:r>
-      <w:proofErr w:type="gramEnd"/>
-      <w:r>
-        <w:rPr>
-          <w:lang w:val="en-GB"/>
-        </w:rPr>
-        <w:t xml:space="preserve"> without proper safety gear, the system must automatically trigger an alert via email (using SMTP) to the designated safety personnel.</w:t>
+        <w:t>If a worker is detected without proper safety gear, the system must automatically trigger an alert via email (using SMTP) to the designated safety personnel.</w:t>
       </w:r>
     </w:p>
     <w:p>
@@ -5780,21 +5678,7 @@
         <w:rPr>
           <w:lang w:val="en-GB"/>
         </w:rPr>
-        <w:t xml:space="preserve"> for longer than </w:t>
-      </w:r>
-      <w:proofErr w:type="gramStart"/>
-      <w:r>
-        <w:rPr>
-          <w:lang w:val="en-GB"/>
-        </w:rPr>
-        <w:t>30</w:t>
-      </w:r>
-      <w:proofErr w:type="gramEnd"/>
-      <w:r>
-        <w:rPr>
-          <w:lang w:val="en-GB"/>
-        </w:rPr>
-        <w:t xml:space="preserve"> </w:t>
+        <w:t xml:space="preserve"> for longer than 30 </w:t>
       </w:r>
       <w:r>
         <w:rPr>
@@ -5824,21 +5708,7 @@
         <w:rPr>
           <w:lang w:val="en-GB"/>
         </w:rPr>
-        <w:t xml:space="preserve">The alerts shall </w:t>
-      </w:r>
-      <w:proofErr w:type="gramStart"/>
-      <w:r>
-        <w:rPr>
-          <w:lang w:val="en-GB"/>
-        </w:rPr>
-        <w:t>be sent</w:t>
-      </w:r>
-      <w:proofErr w:type="gramEnd"/>
-      <w:r>
-        <w:rPr>
-          <w:lang w:val="en-GB"/>
-        </w:rPr>
-        <w:t xml:space="preserve"> to the site manager</w:t>
+        <w:t>The alerts shall be sent to the site manager</w:t>
       </w:r>
       <w:r>
         <w:rPr>
@@ -5987,21 +5857,7 @@
         <w:rPr>
           <w:lang w:val="en-GB"/>
         </w:rPr>
-        <w:t xml:space="preserve">l </w:t>
-      </w:r>
-      <w:proofErr w:type="gramStart"/>
-      <w:r>
-        <w:rPr>
-          <w:lang w:val="en-GB"/>
-        </w:rPr>
-        <w:t>be stored</w:t>
-      </w:r>
-      <w:proofErr w:type="gramEnd"/>
-      <w:r>
-        <w:rPr>
-          <w:lang w:val="en-GB"/>
-        </w:rPr>
-        <w:t xml:space="preserve"> in a</w:t>
+        <w:t>l be stored in a</w:t>
       </w:r>
       <w:r>
         <w:rPr>
@@ -6215,16 +6071,8 @@
         <w:rPr>
           <w:lang w:val="en-GB"/>
         </w:rPr>
-        <w:t xml:space="preserve"> shall be exportable in </w:t>
-      </w:r>
-      <w:proofErr w:type="gramStart"/>
-      <w:r>
-        <w:rPr>
-          <w:lang w:val="en-GB"/>
-        </w:rPr>
-        <w:t>common format</w:t>
-      </w:r>
-      <w:proofErr w:type="gramEnd"/>
+        <w:t xml:space="preserve"> shall be exportable in common format</w:t>
+      </w:r>
       <w:r>
         <w:rPr>
           <w:lang w:val="en-GB"/>
@@ -6360,19 +6208,11 @@
         </w:rPr>
         <w:t xml:space="preserve">The system shall support </w:t>
       </w:r>
-      <w:proofErr w:type="gramStart"/>
-      <w:r>
-        <w:rPr>
-          <w:lang w:val="en-GB"/>
-        </w:rPr>
-        <w:t>different types</w:t>
-      </w:r>
-      <w:proofErr w:type="gramEnd"/>
-      <w:r>
-        <w:rPr>
-          <w:lang w:val="en-GB"/>
-        </w:rPr>
-        <w:t xml:space="preserve"> of camera brands</w:t>
+      <w:r>
+        <w:rPr>
+          <w:lang w:val="en-GB"/>
+        </w:rPr>
+        <w:t>different types of camera brands</w:t>
       </w:r>
       <w:r>
         <w:rPr>
@@ -6555,21 +6395,7 @@
         <w:rPr>
           <w:lang w:val="en-GB"/>
         </w:rPr>
-        <w:t xml:space="preserve">All data transmissions between the cameras, servers, and user interface shall </w:t>
-      </w:r>
-      <w:proofErr w:type="gramStart"/>
-      <w:r>
-        <w:rPr>
-          <w:lang w:val="en-GB"/>
-        </w:rPr>
-        <w:t>be encrypted</w:t>
-      </w:r>
-      <w:proofErr w:type="gramEnd"/>
-      <w:r>
-        <w:rPr>
-          <w:lang w:val="en-GB"/>
-        </w:rPr>
-        <w:t xml:space="preserve"> using industry-standard protocols (HTTPS, SSL/TLS).</w:t>
+        <w:t>All data transmissions between the cameras, servers, and user interface shall be encrypted using industry-standard protocols (HTTPS, SSL/TLS).</w:t>
       </w:r>
     </w:p>
     <w:p>
@@ -6873,21 +6699,7 @@
         <w:rPr>
           <w:lang w:val="en-GB"/>
         </w:rPr>
-        <w:t xml:space="preserve">The AI-based monitoring product </w:t>
-      </w:r>
-      <w:proofErr w:type="gramStart"/>
-      <w:r>
-        <w:rPr>
-          <w:lang w:val="en-GB"/>
-        </w:rPr>
-        <w:t>is designed</w:t>
-      </w:r>
-      <w:proofErr w:type="gramEnd"/>
-      <w:r>
-        <w:rPr>
-          <w:lang w:val="en-GB"/>
-        </w:rPr>
-        <w:t xml:space="preserve"> for companies that speciali</w:t>
+        <w:t>The AI-based monitoring product is designed for companies that speciali</w:t>
       </w:r>
       <w:r>
         <w:rPr>
@@ -6905,21 +6717,7 @@
         <w:rPr>
           <w:lang w:val="en-GB"/>
         </w:rPr>
-        <w:t xml:space="preserve"> </w:t>
-      </w:r>
-      <w:proofErr w:type="gramStart"/>
-      <w:r>
-        <w:rPr>
-          <w:lang w:val="en-GB"/>
-        </w:rPr>
-        <w:t>A lot of</w:t>
-      </w:r>
-      <w:proofErr w:type="gramEnd"/>
-      <w:r>
-        <w:rPr>
-          <w:lang w:val="en-GB"/>
-        </w:rPr>
-        <w:t xml:space="preserve"> these companies already have AI object detection for </w:t>
+        <w:t xml:space="preserve"> A lot of these companies already have AI object detection for </w:t>
       </w:r>
       <w:r>
         <w:rPr>
@@ -7051,21 +6849,7 @@
         <w:rPr>
           <w:lang w:val="en-GB"/>
         </w:rPr>
-        <w:t xml:space="preserve">: Continuously fine-tune and </w:t>
-      </w:r>
-      <w:proofErr w:type="gramStart"/>
-      <w:r>
-        <w:rPr>
-          <w:lang w:val="en-GB"/>
-        </w:rPr>
-        <w:t>test</w:t>
-      </w:r>
-      <w:proofErr w:type="gramEnd"/>
-      <w:r>
-        <w:rPr>
-          <w:lang w:val="en-GB"/>
-        </w:rPr>
-        <w:t xml:space="preserve"> the model with diverse datasets and real-world construction site footage to improve detection accuracy.</w:t>
+        <w:t>: Continuously fine-tune and test the model with diverse datasets and real-world construction site footage to improve detection accuracy.</w:t>
       </w:r>
     </w:p>
     <w:p>
@@ -7132,21 +6916,7 @@
         <w:rPr>
           <w:lang w:val="en-GB"/>
         </w:rPr>
-        <w:t xml:space="preserve">: Delayed alerts reduce the effectiveness of real-time safety monitoring, as issues might not </w:t>
-      </w:r>
-      <w:proofErr w:type="gramStart"/>
-      <w:r>
-        <w:rPr>
-          <w:lang w:val="en-GB"/>
-        </w:rPr>
-        <w:t>be addressed</w:t>
-      </w:r>
-      <w:proofErr w:type="gramEnd"/>
-      <w:r>
-        <w:rPr>
-          <w:lang w:val="en-GB"/>
-        </w:rPr>
-        <w:t xml:space="preserve"> immediately.</w:t>
+        <w:t>: Delayed alerts reduce the effectiveness of real-time safety monitoring, as issues might not be addressed immediately.</w:t>
       </w:r>
     </w:p>
     <w:p>
@@ -7222,21 +6992,7 @@
         <w:rPr>
           <w:lang w:val="en-GB"/>
         </w:rPr>
-        <w:t xml:space="preserve">: Video footage and personal information could </w:t>
-      </w:r>
-      <w:proofErr w:type="gramStart"/>
-      <w:r>
-        <w:rPr>
-          <w:lang w:val="en-GB"/>
-        </w:rPr>
-        <w:t>be accessed</w:t>
-      </w:r>
-      <w:proofErr w:type="gramEnd"/>
-      <w:r>
-        <w:rPr>
-          <w:lang w:val="en-GB"/>
-        </w:rPr>
-        <w:t xml:space="preserve"> or compromised if not properly secured.</w:t>
+        <w:t>: Video footage and personal information could be accessed or compromised if not properly secured.</w:t>
       </w:r>
     </w:p>
     <w:p>
@@ -7445,21 +7201,7 @@
         <w:rPr>
           <w:lang w:val="en-GB"/>
         </w:rPr>
-        <w:t xml:space="preserve">: Low user adoption rates could result in the product not </w:t>
-      </w:r>
-      <w:proofErr w:type="gramStart"/>
-      <w:r>
-        <w:rPr>
-          <w:lang w:val="en-GB"/>
-        </w:rPr>
-        <w:t>being fully utilized</w:t>
-      </w:r>
-      <w:proofErr w:type="gramEnd"/>
-      <w:r>
-        <w:rPr>
-          <w:lang w:val="en-GB"/>
-        </w:rPr>
-        <w:t>, diminishing its value to the company.</w:t>
+        <w:t>: Low user adoption rates could result in the product not being fully utilized, diminishing its value to the company.</w:t>
       </w:r>
     </w:p>
     <w:p>
@@ -7576,21 +7318,7 @@
         <w:rPr>
           <w:lang w:val="en-GB"/>
         </w:rPr>
-        <w:t xml:space="preserve">: Ensure open APIs and modular design that allow easy integration with third-party systems. </w:t>
-      </w:r>
-      <w:proofErr w:type="gramStart"/>
-      <w:r>
-        <w:rPr>
-          <w:lang w:val="en-GB"/>
-        </w:rPr>
-        <w:t>Work</w:t>
-      </w:r>
-      <w:proofErr w:type="gramEnd"/>
-      <w:r>
-        <w:rPr>
-          <w:lang w:val="en-GB"/>
-        </w:rPr>
-        <w:t xml:space="preserve"> closely with clients during implementation to address compatibility concerns.</w:t>
+        <w:t>: Ensure open APIs and modular design that allow easy integration with third-party systems. Work closely with clients during implementation to address compatibility concerns.</w:t>
       </w:r>
     </w:p>
     <w:p>
@@ -8069,21 +7797,7 @@
             <w:rStyle w:val="Hyperlink"/>
             <w:lang w:val="en-GB"/>
           </w:rPr>
-          <w:t>SETU</w:t>
-        </w:r>
-        <w:r>
-          <w:rPr>
-            <w:rStyle w:val="Hyperlink"/>
-            <w:lang w:val="en-GB"/>
-          </w:rPr>
-          <w:t xml:space="preserve"> </w:t>
-        </w:r>
-        <w:r>
-          <w:rPr>
-            <w:rStyle w:val="Hyperlink"/>
-            <w:lang w:val="en-GB"/>
-          </w:rPr>
-          <w:t>Logo</w:t>
+          <w:t>SETU Logo</w:t>
         </w:r>
       </w:hyperlink>
     </w:p>
@@ -8335,21 +8049,7 @@
             <w:rStyle w:val="Hyperlink"/>
             <w:lang w:val="en-GB"/>
           </w:rPr>
-          <w:t>Email L</w:t>
-        </w:r>
-        <w:r>
-          <w:rPr>
-            <w:rStyle w:val="Hyperlink"/>
-            <w:lang w:val="en-GB"/>
-          </w:rPr>
-          <w:t>o</w:t>
-        </w:r>
-        <w:r>
-          <w:rPr>
-            <w:rStyle w:val="Hyperlink"/>
-            <w:lang w:val="en-GB"/>
-          </w:rPr>
-          <w:t>go</w:t>
+          <w:t>Email Logo</w:t>
         </w:r>
       </w:hyperlink>
     </w:p>
@@ -8380,21 +8080,7 @@
             <w:rStyle w:val="Hyperlink"/>
             <w:lang w:val="en-GB"/>
           </w:rPr>
-          <w:t>MyS</w:t>
-        </w:r>
-        <w:r>
-          <w:rPr>
-            <w:rStyle w:val="Hyperlink"/>
-            <w:lang w:val="en-GB"/>
-          </w:rPr>
-          <w:t>Q</w:t>
-        </w:r>
-        <w:r>
-          <w:rPr>
-            <w:rStyle w:val="Hyperlink"/>
-            <w:lang w:val="en-GB"/>
-          </w:rPr>
-          <w:t>L vs NoSQL</w:t>
+          <w:t>MySQL vs NoSQL</w:t>
         </w:r>
       </w:hyperlink>
     </w:p>
@@ -8425,21 +8111,7 @@
             <w:rStyle w:val="Hyperlink"/>
             <w:lang w:val="en-GB"/>
           </w:rPr>
-          <w:t xml:space="preserve">YOLO Object </w:t>
-        </w:r>
-        <w:r>
-          <w:rPr>
-            <w:rStyle w:val="Hyperlink"/>
-            <w:lang w:val="en-GB"/>
-          </w:rPr>
-          <w:t>D</w:t>
-        </w:r>
-        <w:r>
-          <w:rPr>
-            <w:rStyle w:val="Hyperlink"/>
-            <w:lang w:val="en-GB"/>
-          </w:rPr>
-          <w:t>etection Example</w:t>
+          <w:t>YOLO Object Detection Example</w:t>
         </w:r>
       </w:hyperlink>
     </w:p>
@@ -8490,21 +8162,7 @@
             <w:rStyle w:val="Hyperlink"/>
             <w:lang w:val="en-GB"/>
           </w:rPr>
-          <w:t>High Vis</w:t>
-        </w:r>
-        <w:r>
-          <w:rPr>
-            <w:rStyle w:val="Hyperlink"/>
-            <w:lang w:val="en-GB"/>
-          </w:rPr>
-          <w:t>i</w:t>
-        </w:r>
-        <w:r>
-          <w:rPr>
-            <w:rStyle w:val="Hyperlink"/>
-            <w:lang w:val="en-GB"/>
-          </w:rPr>
-          <w:t>bility Clothing Standards</w:t>
+          <w:t>High Visibility Clothing Standards</w:t>
         </w:r>
       </w:hyperlink>
     </w:p>
@@ -8527,21 +8185,7 @@
             <w:rStyle w:val="Hyperlink"/>
             <w:lang w:val="en-GB"/>
           </w:rPr>
-          <w:t>R Docume</w:t>
-        </w:r>
-        <w:r>
-          <w:rPr>
-            <w:rStyle w:val="Hyperlink"/>
-            <w:lang w:val="en-GB"/>
-          </w:rPr>
-          <w:t>n</w:t>
-        </w:r>
-        <w:r>
-          <w:rPr>
-            <w:rStyle w:val="Hyperlink"/>
-            <w:lang w:val="en-GB"/>
-          </w:rPr>
-          <w:t>tation</w:t>
+          <w:t>R Documentation</w:t>
         </w:r>
       </w:hyperlink>
     </w:p>
@@ -8564,21 +8208,7 @@
             <w:rStyle w:val="Hyperlink"/>
             <w:lang w:val="en-GB"/>
           </w:rPr>
-          <w:t>RT</w:t>
-        </w:r>
-        <w:r>
-          <w:rPr>
-            <w:rStyle w:val="Hyperlink"/>
-            <w:lang w:val="en-GB"/>
-          </w:rPr>
-          <w:t>D</w:t>
-        </w:r>
-        <w:r>
-          <w:rPr>
-            <w:rStyle w:val="Hyperlink"/>
-            <w:lang w:val="en-GB"/>
-          </w:rPr>
-          <w:t>ETR Documentation</w:t>
+          <w:t>RTDETR Documentation</w:t>
         </w:r>
       </w:hyperlink>
     </w:p>
@@ -8601,21 +8231,7 @@
             <w:rStyle w:val="Hyperlink"/>
             <w:lang w:val="en-GB"/>
           </w:rPr>
-          <w:t>Darknet Doc</w:t>
-        </w:r>
-        <w:r>
-          <w:rPr>
-            <w:rStyle w:val="Hyperlink"/>
-            <w:lang w:val="en-GB"/>
-          </w:rPr>
-          <w:t>u</w:t>
-        </w:r>
-        <w:r>
-          <w:rPr>
-            <w:rStyle w:val="Hyperlink"/>
-            <w:lang w:val="en-GB"/>
-          </w:rPr>
-          <w:t>mentation</w:t>
+          <w:t>Darknet Documentation</w:t>
         </w:r>
       </w:hyperlink>
     </w:p>
@@ -8647,21 +8263,7 @@
             <w:rStyle w:val="Hyperlink"/>
             <w:lang w:val="en-GB"/>
           </w:rPr>
-          <w:t>PyTo</w:t>
-        </w:r>
-        <w:r>
-          <w:rPr>
-            <w:rStyle w:val="Hyperlink"/>
-            <w:lang w:val="en-GB"/>
-          </w:rPr>
-          <w:t>r</w:t>
-        </w:r>
-        <w:r>
-          <w:rPr>
-            <w:rStyle w:val="Hyperlink"/>
-            <w:lang w:val="en-GB"/>
-          </w:rPr>
-          <w:t>ch</w:t>
+          <w:t>PyTorch</w:t>
         </w:r>
         <w:proofErr w:type="spellEnd"/>
         <w:r>
@@ -8692,21 +8294,7 @@
             <w:rStyle w:val="Hyperlink"/>
             <w:lang w:val="en-GB"/>
           </w:rPr>
-          <w:t xml:space="preserve">SMTP </w:t>
-        </w:r>
-        <w:r>
-          <w:rPr>
-            <w:rStyle w:val="Hyperlink"/>
-            <w:lang w:val="en-GB"/>
-          </w:rPr>
-          <w:t>W</w:t>
-        </w:r>
-        <w:r>
-          <w:rPr>
-            <w:rStyle w:val="Hyperlink"/>
-            <w:lang w:val="en-GB"/>
-          </w:rPr>
-          <w:t>iki</w:t>
+          <w:t>SMTP Wiki</w:t>
         </w:r>
       </w:hyperlink>
     </w:p>
@@ -8752,21 +8340,7 @@
             <w:rStyle w:val="Hyperlink"/>
             <w:lang w:val="en-GB"/>
           </w:rPr>
-          <w:t xml:space="preserve"> Co</w:t>
-        </w:r>
-        <w:r>
-          <w:rPr>
-            <w:rStyle w:val="Hyperlink"/>
-            <w:lang w:val="en-GB"/>
-          </w:rPr>
-          <w:t>n</w:t>
-        </w:r>
-        <w:r>
-          <w:rPr>
-            <w:rStyle w:val="Hyperlink"/>
-            <w:lang w:val="en-GB"/>
-          </w:rPr>
-          <w:t>text Diagram</w:t>
+          <w:t xml:space="preserve"> Context Diagram</w:t>
         </w:r>
       </w:hyperlink>
     </w:p>
@@ -8794,25 +8368,7 @@
           <w:rPr>
             <w:rStyle w:val="Hyperlink"/>
           </w:rPr>
-          <w:t>Ultr</w:t>
-        </w:r>
-        <w:r>
-          <w:rPr>
-            <w:rStyle w:val="Hyperlink"/>
-          </w:rPr>
-          <w:t>a</w:t>
-        </w:r>
-        <w:r>
-          <w:rPr>
-            <w:rStyle w:val="Hyperlink"/>
-          </w:rPr>
-          <w:t>l</w:t>
-        </w:r>
-        <w:r>
-          <w:rPr>
-            <w:rStyle w:val="Hyperlink"/>
-          </w:rPr>
-          <w:t>ytics</w:t>
+          <w:t>Ultralytics</w:t>
         </w:r>
         <w:proofErr w:type="spellEnd"/>
       </w:hyperlink>
@@ -11855,6 +11411,7 @@
   <w:style w:type="character" w:default="1" w:styleId="DefaultParagraphFont">
     <w:name w:val="Default Paragraph Font"/>
     <w:uiPriority w:val="1"/>
+    <w:semiHidden/>
     <w:unhideWhenUsed/>
   </w:style>
   <w:style w:type="table" w:default="1" w:styleId="TableNormal">
@@ -12513,10 +12070,6 @@
 </file>
 
 <file path=customXml/item1.xml><?xml version="1.0" encoding="utf-8"?>
-<b:Sources xmlns:b="http://schemas.openxmlformats.org/officeDocument/2006/bibliography" xmlns="http://schemas.openxmlformats.org/officeDocument/2006/bibliography" SelectedStyle="\APASixthEditionOfficeOnline.xsl" StyleName="APA" Version="6"/>
-</file>
-
-<file path=customXml/item2.xml><?xml version="1.0" encoding="utf-8"?>
 <p:properties xmlns:p="http://schemas.microsoft.com/office/2006/metadata/properties" xmlns:xsi="http://www.w3.org/2001/XMLSchema-instance" xmlns:pc="http://schemas.microsoft.com/office/infopath/2007/PartnerControls">
   <documentManagement>
     <_activity xmlns="d71ff2ac-62c7-44d6-abd7-1383af8796a8" xsi:nil="true"/>
@@ -12524,7 +12077,7 @@
 </p:properties>
 </file>
 
-<file path=customXml/item3.xml><?xml version="1.0" encoding="utf-8"?>
+<file path=customXml/item2.xml><?xml version="1.0" encoding="utf-8"?>
 <?mso-contentType ?>
 <FormTemplates xmlns="http://schemas.microsoft.com/sharepoint/v3/contenttype/forms">
   <Display>DocumentLibraryForm</Display>
@@ -12533,7 +12086,7 @@
 </FormTemplates>
 </file>
 
-<file path=customXml/item4.xml><?xml version="1.0" encoding="utf-8"?>
+<file path=customXml/item3.xml><?xml version="1.0" encoding="utf-8"?>
 <ct:contentTypeSchema xmlns:ct="http://schemas.microsoft.com/office/2006/metadata/contentType" xmlns:ma="http://schemas.microsoft.com/office/2006/metadata/properties/metaAttributes" ct:_="" ma:_="" ma:contentTypeName="Document" ma:contentTypeID="0x0101009908F051F1A7FA40B6E0D78DFA896E6F" ma:contentTypeVersion="15" ma:contentTypeDescription="Create a new document." ma:contentTypeScope="" ma:versionID="16bd8ccdb24192f5a23e1f50082beb91">
   <xsd:schema xmlns:xsd="http://www.w3.org/2001/XMLSchema" xmlns:xs="http://www.w3.org/2001/XMLSchema" xmlns:p="http://schemas.microsoft.com/office/2006/metadata/properties" xmlns:ns3="d71ff2ac-62c7-44d6-abd7-1383af8796a8" xmlns:ns4="19621f95-9056-4b81-ab21-41233ae0d36d" targetNamespace="http://schemas.microsoft.com/office/2006/metadata/properties" ma:root="true" ma:fieldsID="4a6057a7fc35ca9381604f182b6a209d" ns3:_="" ns4:_="">
     <xsd:import namespace="d71ff2ac-62c7-44d6-abd7-1383af8796a8"/>
@@ -12766,15 +12319,11 @@
 </ct:contentTypeSchema>
 </file>
 
-<file path=customXml/itemProps1.xml><?xml version="1.0" encoding="utf-8"?>
-<ds:datastoreItem xmlns:ds="http://schemas.openxmlformats.org/officeDocument/2006/customXml" ds:itemID="{500AA85C-6BEF-45D1-AD66-44E6B9A5378D}">
-  <ds:schemaRefs>
-    <ds:schemaRef ds:uri="http://schemas.openxmlformats.org/officeDocument/2006/bibliography"/>
-  </ds:schemaRefs>
-</ds:datastoreItem>
+<file path=customXml/item4.xml><?xml version="1.0" encoding="utf-8"?>
+<b:Sources xmlns:b="http://schemas.openxmlformats.org/officeDocument/2006/bibliography" xmlns="http://schemas.openxmlformats.org/officeDocument/2006/bibliography" SelectedStyle="\APASixthEditionOfficeOnline.xsl" StyleName="APA" Version="6"/>
 </file>
 
-<file path=customXml/itemProps2.xml><?xml version="1.0" encoding="utf-8"?>
+<file path=customXml/itemProps1.xml><?xml version="1.0" encoding="utf-8"?>
 <ds:datastoreItem xmlns:ds="http://schemas.openxmlformats.org/officeDocument/2006/customXml" ds:itemID="{3F2AE3CF-AF0A-42C7-BC75-AAA91D189F19}">
   <ds:schemaRefs>
     <ds:schemaRef ds:uri="http://schemas.microsoft.com/office/2006/metadata/properties"/>
@@ -12784,7 +12333,7 @@
 </ds:datastoreItem>
 </file>
 
-<file path=customXml/itemProps3.xml><?xml version="1.0" encoding="utf-8"?>
+<file path=customXml/itemProps2.xml><?xml version="1.0" encoding="utf-8"?>
 <ds:datastoreItem xmlns:ds="http://schemas.openxmlformats.org/officeDocument/2006/customXml" ds:itemID="{DBC131DF-4F18-448B-B46F-936BB86E1BD6}">
   <ds:schemaRefs>
     <ds:schemaRef ds:uri="http://schemas.microsoft.com/sharepoint/v3/contenttype/forms"/>
@@ -12792,7 +12341,7 @@
 </ds:datastoreItem>
 </file>
 
-<file path=customXml/itemProps4.xml><?xml version="1.0" encoding="utf-8"?>
+<file path=customXml/itemProps3.xml><?xml version="1.0" encoding="utf-8"?>
 <ds:datastoreItem xmlns:ds="http://schemas.openxmlformats.org/officeDocument/2006/customXml" ds:itemID="{9E4FD10E-ECE4-47FC-B486-A980A4B50C09}">
   <ds:schemaRefs>
     <ds:schemaRef ds:uri="http://schemas.microsoft.com/office/2006/metadata/contentType"/>
@@ -12809,4 +12358,12 @@
     <ds:schemaRef ds:uri="http://schemas.microsoft.com/internal/obd"/>
   </ds:schemaRefs>
 </ds:datastoreItem>
+</file>
+
+<file path=customXml/itemProps4.xml><?xml version="1.0" encoding="utf-8"?>
+<ds:datastoreItem xmlns:ds="http://schemas.openxmlformats.org/officeDocument/2006/customXml" ds:itemID="{500AA85C-6BEF-45D1-AD66-44E6B9A5378D}">
+  <ds:schemaRefs>
+    <ds:schemaRef ds:uri="http://schemas.openxmlformats.org/officeDocument/2006/bibliography"/>
+  </ds:schemaRefs>
+</ds:datastoreItem>
 </file>